--- a/08-semester/Автоматика/Лабы. Решения/Лабораторная 3.docx
+++ b/08-semester/Автоматика/Лабы. Решения/Лабораторная 3.docx
@@ -324,31 +324,7 @@
               <w:rFonts w:ascii="Cambria Math" w:eastAsiaTheme="minorEastAsia" w:hAnsi="Cambria Math"/>
               <w:lang w:eastAsia="ru-RU"/>
             </w:rPr>
-            <m:t>(</m:t>
-          </m:r>
-          <m:r>
-            <w:rPr>
-              <w:rStyle w:val="a4"/>
-              <w:rFonts w:ascii="Cambria Math" w:eastAsiaTheme="minorEastAsia" w:hAnsi="Cambria Math"/>
-              <w:lang w:eastAsia="ru-RU"/>
-            </w:rPr>
-            <m:t>s</m:t>
-          </m:r>
-          <m:r>
-            <w:rPr>
-              <w:rStyle w:val="a4"/>
-              <w:rFonts w:ascii="Cambria Math" w:eastAsiaTheme="minorEastAsia" w:hAnsi="Cambria Math"/>
-              <w:lang w:eastAsia="ru-RU"/>
-            </w:rPr>
-            <m:t>)</m:t>
-          </m:r>
-          <m:r>
-            <w:rPr>
-              <w:rStyle w:val="a4"/>
-              <w:rFonts w:ascii="Cambria Math" w:eastAsiaTheme="minorEastAsia" w:hAnsi="Cambria Math"/>
-              <w:lang w:eastAsia="ru-RU"/>
-            </w:rPr>
-            <m:t xml:space="preserve">= </m:t>
+            <m:t xml:space="preserve">(s)= </m:t>
           </m:r>
           <m:f>
             <m:fPr>
@@ -372,13 +348,7 @@
                 <w:rPr>
                   <w:rFonts w:ascii="Cambria Math" w:eastAsiaTheme="minorEastAsia" w:hAnsi="Cambria Math"/>
                 </w:rPr>
-                <m:t>0,</m:t>
-              </m:r>
-              <m:r>
-                <w:rPr>
-                  <w:rFonts w:ascii="Cambria Math" w:eastAsiaTheme="minorEastAsia" w:hAnsi="Cambria Math"/>
-                </w:rPr>
-                <m:t>05</m:t>
+                <m:t>0,05</m:t>
               </m:r>
               <m:sSup>
                 <m:sSupPr>
@@ -410,13 +380,7 @@
                 <w:rPr>
                   <w:rFonts w:ascii="Cambria Math" w:eastAsiaTheme="minorEastAsia" w:hAnsi="Cambria Math"/>
                 </w:rPr>
-                <m:t>+0,</m:t>
-              </m:r>
-              <m:r>
-                <w:rPr>
-                  <w:rFonts w:ascii="Cambria Math" w:eastAsiaTheme="minorEastAsia" w:hAnsi="Cambria Math"/>
-                </w:rPr>
-                <m:t>1</m:t>
+                <m:t>+0,1</m:t>
               </m:r>
               <m:sSup>
                 <m:sSupPr>
@@ -480,25 +444,7 @@
                 <w:rPr>
                   <w:rFonts w:ascii="Cambria Math" w:eastAsiaTheme="minorEastAsia" w:hAnsi="Cambria Math"/>
                 </w:rPr>
-                <m:t>+</m:t>
-              </m:r>
-              <m:r>
-                <w:rPr>
-                  <w:rFonts w:ascii="Cambria Math" w:eastAsiaTheme="minorEastAsia" w:hAnsi="Cambria Math"/>
-                </w:rPr>
-                <m:t>s</m:t>
-              </m:r>
-              <m:r>
-                <w:rPr>
-                  <w:rFonts w:ascii="Cambria Math" w:eastAsiaTheme="minorEastAsia" w:hAnsi="Cambria Math"/>
-                </w:rPr>
-                <m:t>+</m:t>
-              </m:r>
-              <m:r>
-                <w:rPr>
-                  <w:rFonts w:ascii="Cambria Math" w:eastAsiaTheme="minorEastAsia" w:hAnsi="Cambria Math"/>
-                </w:rPr>
-                <m:t>1</m:t>
+                <m:t>+s+1</m:t>
               </m:r>
             </m:den>
           </m:f>
@@ -525,10 +471,7 @@
         <w:t xml:space="preserve"> </w:t>
       </w:r>
       <w:r>
-        <w:t>– реакция системы на единичное ступенчатое воздействие</w:t>
-      </w:r>
-      <w:r>
-        <w:t>:</w:t>
+        <w:t>– реакция системы на единичное ступенчатое воздействие:</w:t>
       </w:r>
     </w:p>
     <w:p>
@@ -545,21 +488,7 @@
               <w:rFonts w:ascii="Cambria Math" w:hAnsi="Cambria Math"/>
               <w:lang w:val="en-US"/>
             </w:rPr>
-            <m:t>H(</m:t>
-          </m:r>
-          <m:r>
-            <w:rPr>
-              <w:rFonts w:ascii="Cambria Math" w:hAnsi="Cambria Math"/>
-              <w:lang w:val="en-US"/>
-            </w:rPr>
-            <m:t>s</m:t>
-          </m:r>
-          <m:r>
-            <w:rPr>
-              <w:rFonts w:ascii="Cambria Math" w:hAnsi="Cambria Math"/>
-              <w:lang w:val="en-US"/>
-            </w:rPr>
-            <m:t>)=</m:t>
+            <m:t>H(s)=</m:t>
           </m:r>
           <m:f>
             <m:fPr>
@@ -610,23 +539,7 @@
                   <w:rFonts w:ascii="Cambria Math" w:eastAsiaTheme="minorEastAsia" w:hAnsi="Cambria Math"/>
                   <w:lang w:eastAsia="ru-RU"/>
                 </w:rPr>
-                <m:t>(</m:t>
-              </m:r>
-              <m:r>
-                <w:rPr>
-                  <w:rStyle w:val="a4"/>
-                  <w:rFonts w:ascii="Cambria Math" w:eastAsiaTheme="minorEastAsia" w:hAnsi="Cambria Math"/>
-                  <w:lang w:eastAsia="ru-RU"/>
-                </w:rPr>
-                <m:t>s</m:t>
-              </m:r>
-              <m:r>
-                <w:rPr>
-                  <w:rStyle w:val="a4"/>
-                  <w:rFonts w:ascii="Cambria Math" w:eastAsiaTheme="minorEastAsia" w:hAnsi="Cambria Math"/>
-                  <w:lang w:eastAsia="ru-RU"/>
-                </w:rPr>
-                <m:t>)</m:t>
+                <m:t>(s)</m:t>
               </m:r>
             </m:num>
             <m:den>
@@ -670,19 +583,7 @@
                 <w:rPr>
                   <w:rFonts w:ascii="Cambria Math" w:eastAsiaTheme="minorEastAsia" w:hAnsi="Cambria Math"/>
                 </w:rPr>
-                <m:t>s</m:t>
-              </m:r>
-              <m:r>
-                <w:rPr>
-                  <w:rFonts w:ascii="Cambria Math" w:eastAsiaTheme="minorEastAsia" w:hAnsi="Cambria Math"/>
-                </w:rPr>
-                <m:t>(</m:t>
-              </m:r>
-              <m:r>
-                <w:rPr>
-                  <w:rFonts w:ascii="Cambria Math" w:eastAsiaTheme="minorEastAsia" w:hAnsi="Cambria Math"/>
-                </w:rPr>
-                <m:t>0,05</m:t>
+                <m:t>s(0,05</m:t>
               </m:r>
               <m:sSup>
                 <m:sSupPr>
@@ -778,31 +679,7 @@
                 <w:rPr>
                   <w:rFonts w:ascii="Cambria Math" w:eastAsiaTheme="minorEastAsia" w:hAnsi="Cambria Math"/>
                 </w:rPr>
-                <m:t>+</m:t>
-              </m:r>
-              <m:r>
-                <w:rPr>
-                  <w:rFonts w:ascii="Cambria Math" w:eastAsiaTheme="minorEastAsia" w:hAnsi="Cambria Math"/>
-                </w:rPr>
-                <m:t>s</m:t>
-              </m:r>
-              <m:r>
-                <w:rPr>
-                  <w:rFonts w:ascii="Cambria Math" w:eastAsiaTheme="minorEastAsia" w:hAnsi="Cambria Math"/>
-                </w:rPr>
-                <m:t>+</m:t>
-              </m:r>
-              <m:r>
-                <w:rPr>
-                  <w:rFonts w:ascii="Cambria Math" w:eastAsiaTheme="minorEastAsia" w:hAnsi="Cambria Math"/>
-                </w:rPr>
-                <m:t>1</m:t>
-              </m:r>
-              <m:r>
-                <w:rPr>
-                  <w:rFonts w:ascii="Cambria Math" w:eastAsiaTheme="minorEastAsia" w:hAnsi="Cambria Math"/>
-                </w:rPr>
-                <m:t>)</m:t>
+                <m:t>+s+1)</m:t>
               </m:r>
             </m:den>
           </m:f>
@@ -1048,13 +925,7 @@
                 <w:rPr>
                   <w:rFonts w:ascii="Cambria Math" w:eastAsiaTheme="minorEastAsia" w:hAnsi="Cambria Math"/>
                 </w:rPr>
-                <m:t>0,</m:t>
-              </m:r>
-              <m:r>
-                <w:rPr>
-                  <w:rFonts w:ascii="Cambria Math" w:eastAsiaTheme="minorEastAsia" w:hAnsi="Cambria Math"/>
-                </w:rPr>
-                <m:t>05</m:t>
+                <m:t>0,05</m:t>
               </m:r>
               <m:sSup>
                 <m:sSupPr>
@@ -1086,13 +957,7 @@
                 <w:rPr>
                   <w:rFonts w:ascii="Cambria Math" w:eastAsiaTheme="minorEastAsia" w:hAnsi="Cambria Math"/>
                 </w:rPr>
-                <m:t>+0,</m:t>
-              </m:r>
-              <m:r>
-                <w:rPr>
-                  <w:rFonts w:ascii="Cambria Math" w:eastAsiaTheme="minorEastAsia" w:hAnsi="Cambria Math"/>
-                </w:rPr>
-                <m:t>1</m:t>
+                <m:t>+0,1</m:t>
               </m:r>
               <m:sSup>
                 <m:sSupPr>
@@ -1156,31 +1021,7 @@
                 <w:rPr>
                   <w:rFonts w:ascii="Cambria Math" w:eastAsiaTheme="minorEastAsia" w:hAnsi="Cambria Math"/>
                 </w:rPr>
-                <m:t>+</m:t>
-              </m:r>
-              <m:r>
-                <w:rPr>
-                  <w:rFonts w:ascii="Cambria Math" w:eastAsiaTheme="minorEastAsia" w:hAnsi="Cambria Math"/>
-                </w:rPr>
-                <m:t>s</m:t>
-              </m:r>
-              <m:r>
-                <w:rPr>
-                  <w:rFonts w:ascii="Cambria Math" w:eastAsiaTheme="minorEastAsia" w:hAnsi="Cambria Math"/>
-                </w:rPr>
-                <m:t>+</m:t>
-              </m:r>
-              <m:r>
-                <w:rPr>
-                  <w:rFonts w:ascii="Cambria Math" w:eastAsiaTheme="minorEastAsia" w:hAnsi="Cambria Math"/>
-                </w:rPr>
-                <m:t>1</m:t>
-              </m:r>
-              <m:r>
-                <w:rPr>
-                  <w:rFonts w:ascii="Cambria Math" w:eastAsiaTheme="minorEastAsia" w:hAnsi="Cambria Math"/>
-                </w:rPr>
-                <m:t>+1</m:t>
+                <m:t>+s+1+1</m:t>
               </m:r>
             </m:den>
           </m:f>
@@ -1190,15 +1031,7 @@
               <w:rFonts w:ascii="Cambria Math" w:eastAsiaTheme="minorEastAsia" w:hAnsi="Cambria Math"/>
               <w:lang w:eastAsia="ru-RU"/>
             </w:rPr>
-            <m:t>=</m:t>
-          </m:r>
-          <m:r>
-            <w:rPr>
-              <w:rStyle w:val="a4"/>
-              <w:rFonts w:ascii="Cambria Math" w:eastAsiaTheme="minorEastAsia" w:hAnsi="Cambria Math"/>
-              <w:lang w:eastAsia="ru-RU"/>
-            </w:rPr>
-            <m:t>=</m:t>
+            <m:t>==</m:t>
           </m:r>
           <m:f>
             <m:fPr>
@@ -1226,13 +1059,7 @@
                 <w:rPr>
                   <w:rFonts w:ascii="Cambria Math" w:eastAsiaTheme="minorEastAsia" w:hAnsi="Cambria Math"/>
                 </w:rPr>
-                <m:t>0,</m:t>
-              </m:r>
-              <m:r>
-                <w:rPr>
-                  <w:rFonts w:ascii="Cambria Math" w:eastAsiaTheme="minorEastAsia" w:hAnsi="Cambria Math"/>
-                </w:rPr>
-                <m:t>05</m:t>
+                <m:t>0,05</m:t>
               </m:r>
               <m:sSup>
                 <m:sSupPr>
@@ -1264,13 +1091,7 @@
                 <w:rPr>
                   <w:rFonts w:ascii="Cambria Math" w:eastAsiaTheme="minorEastAsia" w:hAnsi="Cambria Math"/>
                 </w:rPr>
-                <m:t>+0,</m:t>
-              </m:r>
-              <m:r>
-                <w:rPr>
-                  <w:rFonts w:ascii="Cambria Math" w:eastAsiaTheme="minorEastAsia" w:hAnsi="Cambria Math"/>
-                </w:rPr>
-                <m:t>1</m:t>
+                <m:t>+0,1</m:t>
               </m:r>
               <m:sSup>
                 <m:sSupPr>
@@ -1334,25 +1155,7 @@
                 <w:rPr>
                   <w:rFonts w:ascii="Cambria Math" w:eastAsiaTheme="minorEastAsia" w:hAnsi="Cambria Math"/>
                 </w:rPr>
-                <m:t>+</m:t>
-              </m:r>
-              <m:r>
-                <w:rPr>
-                  <w:rFonts w:ascii="Cambria Math" w:eastAsiaTheme="minorEastAsia" w:hAnsi="Cambria Math"/>
-                </w:rPr>
-                <m:t>s</m:t>
-              </m:r>
-              <m:r>
-                <w:rPr>
-                  <w:rFonts w:ascii="Cambria Math" w:eastAsiaTheme="minorEastAsia" w:hAnsi="Cambria Math"/>
-                </w:rPr>
-                <m:t>+</m:t>
-              </m:r>
-              <m:r>
-                <w:rPr>
-                  <w:rFonts w:ascii="Cambria Math" w:eastAsiaTheme="minorEastAsia" w:hAnsi="Cambria Math"/>
-                </w:rPr>
-                <m:t>2</m:t>
+                <m:t>+s+2</m:t>
               </m:r>
             </m:den>
           </m:f>
@@ -1413,13 +1216,7 @@
             <w:rPr>
               <w:rFonts w:ascii="Cambria Math" w:eastAsiaTheme="minorEastAsia" w:hAnsi="Cambria Math"/>
             </w:rPr>
-            <m:t>0,</m:t>
-          </m:r>
-          <m:r>
-            <w:rPr>
-              <w:rFonts w:ascii="Cambria Math" w:eastAsiaTheme="minorEastAsia" w:hAnsi="Cambria Math"/>
-            </w:rPr>
-            <m:t>05</m:t>
+            <m:t>0,05</m:t>
           </m:r>
           <m:sSup>
             <m:sSupPr>
@@ -1451,13 +1248,7 @@
             <w:rPr>
               <w:rFonts w:ascii="Cambria Math" w:eastAsiaTheme="minorEastAsia" w:hAnsi="Cambria Math"/>
             </w:rPr>
-            <m:t>+0,</m:t>
-          </m:r>
-          <m:r>
-            <w:rPr>
-              <w:rFonts w:ascii="Cambria Math" w:eastAsiaTheme="minorEastAsia" w:hAnsi="Cambria Math"/>
-            </w:rPr>
-            <m:t>1</m:t>
+            <m:t>+0,1</m:t>
           </m:r>
           <m:sSup>
             <m:sSupPr>
@@ -1521,25 +1312,7 @@
             <w:rPr>
               <w:rFonts w:ascii="Cambria Math" w:eastAsiaTheme="minorEastAsia" w:hAnsi="Cambria Math"/>
             </w:rPr>
-            <m:t>+</m:t>
-          </m:r>
-          <m:r>
-            <w:rPr>
-              <w:rFonts w:ascii="Cambria Math" w:eastAsiaTheme="minorEastAsia" w:hAnsi="Cambria Math"/>
-            </w:rPr>
-            <m:t>s</m:t>
-          </m:r>
-          <m:r>
-            <w:rPr>
-              <w:rFonts w:ascii="Cambria Math" w:eastAsiaTheme="minorEastAsia" w:hAnsi="Cambria Math"/>
-            </w:rPr>
-            <m:t>+</m:t>
-          </m:r>
-          <m:r>
-            <w:rPr>
-              <w:rFonts w:ascii="Cambria Math" w:eastAsiaTheme="minorEastAsia" w:hAnsi="Cambria Math"/>
-            </w:rPr>
-            <m:t>2</m:t>
+            <m:t>+s+2</m:t>
           </m:r>
         </m:oMath>
       </m:oMathPara>
@@ -2559,13 +2332,7 @@
             <w:rPr>
               <w:rFonts w:ascii="Cambria Math" w:hAnsi="Cambria Math"/>
             </w:rPr>
-            <m:t>=</m:t>
-          </m:r>
-          <m:r>
-            <w:rPr>
-              <w:rFonts w:ascii="Cambria Math" w:hAnsi="Cambria Math"/>
-            </w:rPr>
-            <m:t>det</m:t>
+            <m:t>=det</m:t>
           </m:r>
           <m:d>
             <m:dPr>
@@ -2637,13 +2404,7 @@
             <w:rPr>
               <w:rFonts w:ascii="Cambria Math" w:hAnsi="Cambria Math"/>
             </w:rPr>
-            <m:t>=0.1</m:t>
-          </m:r>
-          <m:r>
-            <w:rPr>
-              <w:rFonts w:ascii="Cambria Math" w:hAnsi="Cambria Math"/>
-            </w:rPr>
-            <m:t>∙1</m:t>
+            <m:t>=0.1∙1</m:t>
           </m:r>
           <m:r>
             <m:rPr>
@@ -2659,13 +2420,7 @@
             <w:rPr>
               <w:rFonts w:ascii="Cambria Math" w:hAnsi="Cambria Math"/>
             </w:rPr>
-            <m:t>0.05∙1=</m:t>
-          </m:r>
-          <m:r>
-            <w:rPr>
-              <w:rFonts w:ascii="Cambria Math" w:hAnsi="Cambria Math"/>
-            </w:rPr>
-            <m:t>0.05&gt;0</m:t>
+            <m:t>0.05∙1=0.05&gt;0</m:t>
           </m:r>
         </m:oMath>
       </m:oMathPara>
@@ -2896,25 +2651,7 @@
             <w:rPr>
               <w:rFonts w:ascii="Cambria Math" w:hAnsi="Cambria Math"/>
             </w:rPr>
-            <m:t>=0.1∙</m:t>
-          </m:r>
-          <m:r>
-            <w:rPr>
-              <w:rFonts w:ascii="Cambria Math" w:hAnsi="Cambria Math"/>
-            </w:rPr>
-            <m:t>(1</m:t>
-          </m:r>
-          <m:r>
-            <w:rPr>
-              <w:rFonts w:ascii="Cambria Math" w:hAnsi="Cambria Math"/>
-            </w:rPr>
-            <m:t>∙</m:t>
-          </m:r>
-          <m:r>
-            <w:rPr>
-              <w:rFonts w:ascii="Cambria Math" w:hAnsi="Cambria Math"/>
-            </w:rPr>
-            <m:t>1</m:t>
+            <m:t>=0.1∙(1∙1</m:t>
           </m:r>
           <m:r>
             <m:rPr>
@@ -2924,7 +2661,13 @@
               <w:rStyle w:val="a4"/>
               <w:rFonts w:ascii="Cambria Math" w:hAnsi="Cambria Math"/>
             </w:rPr>
-            <m:t>-</m:t>
+            <m:t>-2</m:t>
+          </m:r>
+          <m:r>
+            <w:rPr>
+              <w:rFonts w:ascii="Cambria Math" w:hAnsi="Cambria Math"/>
+            </w:rPr>
+            <m:t>∙0.1)</m:t>
           </m:r>
           <m:r>
             <m:rPr>
@@ -2934,19 +2677,13 @@
               <w:rStyle w:val="a4"/>
               <w:rFonts w:ascii="Cambria Math" w:hAnsi="Cambria Math"/>
             </w:rPr>
-            <m:t>2</m:t>
+            <m:t>-1</m:t>
           </m:r>
           <m:r>
             <w:rPr>
               <w:rFonts w:ascii="Cambria Math" w:hAnsi="Cambria Math"/>
             </w:rPr>
-            <m:t>∙</m:t>
-          </m:r>
-          <m:r>
-            <w:rPr>
-              <w:rFonts w:ascii="Cambria Math" w:hAnsi="Cambria Math"/>
-            </w:rPr>
-            <m:t>0.1)</m:t>
+            <m:t>∙(0.05∙1</m:t>
           </m:r>
           <m:r>
             <m:rPr>
@@ -2956,85 +2693,398 @@
               <w:rStyle w:val="a4"/>
               <w:rFonts w:ascii="Cambria Math" w:hAnsi="Cambria Math"/>
             </w:rPr>
-            <m:t>-</m:t>
-          </m:r>
-          <m:r>
-            <m:rPr>
-              <m:sty m:val="p"/>
-            </m:rPr>
-            <w:rPr>
-              <w:rStyle w:val="a4"/>
-              <w:rFonts w:ascii="Cambria Math" w:hAnsi="Cambria Math"/>
-            </w:rPr>
-            <m:t>1</m:t>
+            <m:t>-2</m:t>
           </m:r>
           <m:r>
             <w:rPr>
               <w:rFonts w:ascii="Cambria Math" w:hAnsi="Cambria Math"/>
             </w:rPr>
-            <m:t>∙</m:t>
+            <m:t>∙0)=0.03&gt;0</m:t>
           </m:r>
+        </m:oMath>
+      </m:oMathPara>
+    </w:p>
+    <w:p>
+      <w:pPr>
+        <w:pStyle w:val="a3"/>
+        <w:rPr>
+          <w:rFonts w:eastAsiaTheme="minorEastAsia"/>
+          <w:i/>
+        </w:rPr>
+      </w:pPr>
+      <m:oMathPara>
+        <m:oMath>
+          <m:sSub>
+            <m:sSubPr>
+              <m:ctrlPr>
+                <w:rPr>
+                  <w:rFonts w:ascii="Cambria Math" w:hAnsi="Cambria Math"/>
+                  <w:i/>
+                </w:rPr>
+              </m:ctrlPr>
+            </m:sSubPr>
+            <m:e>
+              <m:r>
+                <w:rPr>
+                  <w:rFonts w:ascii="Cambria Math" w:hAnsi="Cambria Math"/>
+                </w:rPr>
+                <m:t>∆</m:t>
+              </m:r>
+            </m:e>
+            <m:sub>
+              <m:r>
+                <w:rPr>
+                  <w:rFonts w:ascii="Cambria Math" w:hAnsi="Cambria Math"/>
+                </w:rPr>
+                <m:t>4</m:t>
+              </m:r>
+            </m:sub>
+          </m:sSub>
           <m:r>
             <w:rPr>
               <w:rFonts w:ascii="Cambria Math" w:hAnsi="Cambria Math"/>
             </w:rPr>
-            <m:t>(</m:t>
+            <m:t>=det</m:t>
           </m:r>
+          <m:d>
+            <m:dPr>
+              <m:ctrlPr>
+                <w:rPr>
+                  <w:rFonts w:ascii="Cambria Math" w:eastAsiaTheme="minorEastAsia" w:hAnsi="Cambria Math"/>
+                  <w:lang w:val="en-US"/>
+                </w:rPr>
+              </m:ctrlPr>
+            </m:dPr>
+            <m:e>
+              <m:m>
+                <m:mPr>
+                  <m:mcs>
+                    <m:mc>
+                      <m:mcPr>
+                        <m:count m:val="4"/>
+                        <m:mcJc m:val="center"/>
+                      </m:mcPr>
+                    </m:mc>
+                  </m:mcs>
+                  <m:ctrlPr>
+                    <w:rPr>
+                      <w:rFonts w:ascii="Cambria Math" w:eastAsia="Cambria Math" w:hAnsi="Cambria Math" w:cs="Cambria Math"/>
+                      <w:lang w:val="en-US"/>
+                    </w:rPr>
+                  </m:ctrlPr>
+                </m:mPr>
+                <m:mr>
+                  <m:e>
+                    <m:r>
+                      <w:rPr>
+                        <w:rFonts w:ascii="Cambria Math" w:hAnsi="Cambria Math"/>
+                        <w:lang w:val="en-US"/>
+                      </w:rPr>
+                      <m:t>0.1</m:t>
+                    </m:r>
+                    <m:ctrlPr>
+                      <w:rPr>
+                        <w:rFonts w:ascii="Cambria Math" w:hAnsi="Cambria Math"/>
+                        <w:i/>
+                        <w:lang w:val="en-US"/>
+                      </w:rPr>
+                    </m:ctrlPr>
+                  </m:e>
+                  <m:e>
+                    <m:r>
+                      <w:rPr>
+                        <w:rFonts w:ascii="Cambria Math" w:hAnsi="Cambria Math"/>
+                        <w:lang w:val="en-US"/>
+                      </w:rPr>
+                      <m:t>1</m:t>
+                    </m:r>
+                    <m:ctrlPr>
+                      <w:rPr>
+                        <w:rFonts w:ascii="Cambria Math" w:hAnsi="Cambria Math"/>
+                        <w:i/>
+                        <w:lang w:val="en-US"/>
+                      </w:rPr>
+                    </m:ctrlPr>
+                  </m:e>
+                  <m:e>
+                    <m:r>
+                      <w:rPr>
+                        <w:rFonts w:ascii="Cambria Math" w:hAnsi="Cambria Math"/>
+                        <w:lang w:val="en-US"/>
+                      </w:rPr>
+                      <m:t>0</m:t>
+                    </m:r>
+                    <m:ctrlPr>
+                      <w:rPr>
+                        <w:rFonts w:ascii="Cambria Math" w:hAnsi="Cambria Math"/>
+                        <w:i/>
+                        <w:lang w:val="en-US"/>
+                      </w:rPr>
+                    </m:ctrlPr>
+                  </m:e>
+                  <m:e>
+                    <m:r>
+                      <w:rPr>
+                        <w:rFonts w:ascii="Cambria Math" w:hAnsi="Cambria Math"/>
+                        <w:lang w:val="en-US"/>
+                      </w:rPr>
+                      <m:t>0</m:t>
+                    </m:r>
+                    <m:ctrlPr>
+                      <w:rPr>
+                        <w:rFonts w:ascii="Cambria Math" w:hAnsi="Cambria Math"/>
+                        <w:i/>
+                        <w:lang w:val="en-US"/>
+                      </w:rPr>
+                    </m:ctrlPr>
+                  </m:e>
+                </m:mr>
+                <m:mr>
+                  <m:e>
+                    <m:r>
+                      <w:rPr>
+                        <w:rFonts w:ascii="Cambria Math" w:hAnsi="Cambria Math"/>
+                        <w:lang w:val="en-US"/>
+                      </w:rPr>
+                      <m:t>0.05</m:t>
+                    </m:r>
+                    <m:ctrlPr>
+                      <w:rPr>
+                        <w:rFonts w:ascii="Cambria Math" w:hAnsi="Cambria Math"/>
+                        <w:i/>
+                        <w:lang w:val="en-US"/>
+                      </w:rPr>
+                    </m:ctrlPr>
+                  </m:e>
+                  <m:e>
+                    <m:r>
+                      <w:rPr>
+                        <w:rFonts w:ascii="Cambria Math" w:hAnsi="Cambria Math"/>
+                        <w:lang w:val="en-US"/>
+                      </w:rPr>
+                      <m:t>1</m:t>
+                    </m:r>
+                    <m:ctrlPr>
+                      <w:rPr>
+                        <w:rFonts w:ascii="Cambria Math" w:hAnsi="Cambria Math"/>
+                        <w:i/>
+                        <w:lang w:val="en-US"/>
+                      </w:rPr>
+                    </m:ctrlPr>
+                  </m:e>
+                  <m:e>
+                    <m:r>
+                      <w:rPr>
+                        <w:rFonts w:ascii="Cambria Math" w:hAnsi="Cambria Math"/>
+                        <w:lang w:val="en-US"/>
+                      </w:rPr>
+                      <m:t>2</m:t>
+                    </m:r>
+                    <m:ctrlPr>
+                      <w:rPr>
+                        <w:rFonts w:ascii="Cambria Math" w:hAnsi="Cambria Math"/>
+                        <w:i/>
+                        <w:lang w:val="en-US"/>
+                      </w:rPr>
+                    </m:ctrlPr>
+                  </m:e>
+                  <m:e>
+                    <m:r>
+                      <w:rPr>
+                        <w:rFonts w:ascii="Cambria Math" w:hAnsi="Cambria Math"/>
+                        <w:lang w:val="en-US"/>
+                      </w:rPr>
+                      <m:t>0</m:t>
+                    </m:r>
+                    <m:ctrlPr>
+                      <w:rPr>
+                        <w:rFonts w:ascii="Cambria Math" w:hAnsi="Cambria Math"/>
+                        <w:i/>
+                        <w:lang w:val="en-US"/>
+                      </w:rPr>
+                    </m:ctrlPr>
+                  </m:e>
+                </m:mr>
+                <m:mr>
+                  <m:e>
+                    <m:r>
+                      <w:rPr>
+                        <w:rFonts w:ascii="Cambria Math" w:hAnsi="Cambria Math"/>
+                        <w:lang w:val="en-US"/>
+                      </w:rPr>
+                      <m:t>0</m:t>
+                    </m:r>
+                    <m:ctrlPr>
+                      <w:rPr>
+                        <w:rFonts w:ascii="Cambria Math" w:hAnsi="Cambria Math"/>
+                        <w:i/>
+                        <w:lang w:val="en-US"/>
+                      </w:rPr>
+                    </m:ctrlPr>
+                  </m:e>
+                  <m:e>
+                    <m:r>
+                      <w:rPr>
+                        <w:rFonts w:ascii="Cambria Math" w:hAnsi="Cambria Math"/>
+                        <w:lang w:val="en-US"/>
+                      </w:rPr>
+                      <m:t>0.1</m:t>
+                    </m:r>
+                    <m:ctrlPr>
+                      <w:rPr>
+                        <w:rFonts w:ascii="Cambria Math" w:hAnsi="Cambria Math"/>
+                        <w:i/>
+                        <w:lang w:val="en-US"/>
+                      </w:rPr>
+                    </m:ctrlPr>
+                  </m:e>
+                  <m:e>
+                    <m:r>
+                      <w:rPr>
+                        <w:rFonts w:ascii="Cambria Math" w:hAnsi="Cambria Math"/>
+                        <w:lang w:val="en-US"/>
+                      </w:rPr>
+                      <m:t>1</m:t>
+                    </m:r>
+                    <m:ctrlPr>
+                      <w:rPr>
+                        <w:rFonts w:ascii="Cambria Math" w:hAnsi="Cambria Math"/>
+                        <w:i/>
+                        <w:lang w:val="en-US"/>
+                      </w:rPr>
+                    </m:ctrlPr>
+                  </m:e>
+                  <m:e>
+                    <m:r>
+                      <w:rPr>
+                        <w:rFonts w:ascii="Cambria Math" w:hAnsi="Cambria Math"/>
+                        <w:lang w:val="en-US"/>
+                      </w:rPr>
+                      <m:t>0</m:t>
+                    </m:r>
+                    <m:ctrlPr>
+                      <w:rPr>
+                        <w:rFonts w:ascii="Cambria Math" w:hAnsi="Cambria Math"/>
+                        <w:i/>
+                        <w:lang w:val="en-US"/>
+                      </w:rPr>
+                    </m:ctrlPr>
+                  </m:e>
+                </m:mr>
+                <m:mr>
+                  <m:e>
+                    <m:r>
+                      <w:rPr>
+                        <w:rFonts w:ascii="Cambria Math" w:hAnsi="Cambria Math"/>
+                        <w:lang w:val="en-US"/>
+                      </w:rPr>
+                      <m:t>0</m:t>
+                    </m:r>
+                    <m:ctrlPr>
+                      <w:rPr>
+                        <w:rFonts w:ascii="Cambria Math" w:hAnsi="Cambria Math"/>
+                        <w:i/>
+                        <w:lang w:val="en-US"/>
+                      </w:rPr>
+                    </m:ctrlPr>
+                  </m:e>
+                  <m:e>
+                    <m:r>
+                      <w:rPr>
+                        <w:rFonts w:ascii="Cambria Math" w:hAnsi="Cambria Math"/>
+                        <w:lang w:val="en-US"/>
+                      </w:rPr>
+                      <m:t>0.05</m:t>
+                    </m:r>
+                    <m:ctrlPr>
+                      <w:rPr>
+                        <w:rFonts w:ascii="Cambria Math" w:hAnsi="Cambria Math"/>
+                        <w:i/>
+                        <w:lang w:val="en-US"/>
+                      </w:rPr>
+                    </m:ctrlPr>
+                  </m:e>
+                  <m:e>
+                    <m:r>
+                      <w:rPr>
+                        <w:rFonts w:ascii="Cambria Math" w:hAnsi="Cambria Math"/>
+                        <w:lang w:val="en-US"/>
+                      </w:rPr>
+                      <m:t>1</m:t>
+                    </m:r>
+                    <m:ctrlPr>
+                      <w:rPr>
+                        <w:rFonts w:ascii="Cambria Math" w:hAnsi="Cambria Math"/>
+                        <w:i/>
+                        <w:lang w:val="en-US"/>
+                      </w:rPr>
+                    </m:ctrlPr>
+                  </m:e>
+                  <m:e>
+                    <m:r>
+                      <w:rPr>
+                        <w:rFonts w:ascii="Cambria Math" w:hAnsi="Cambria Math"/>
+                        <w:lang w:val="en-US"/>
+                      </w:rPr>
+                      <m:t>2</m:t>
+                    </m:r>
+                    <m:ctrlPr>
+                      <w:rPr>
+                        <w:rFonts w:ascii="Cambria Math" w:eastAsiaTheme="minorEastAsia" w:hAnsi="Cambria Math"/>
+                        <w:i/>
+                        <w:lang w:val="en-US"/>
+                      </w:rPr>
+                    </m:ctrlPr>
+                  </m:e>
+                </m:mr>
+              </m:m>
+              <m:ctrlPr>
+                <w:rPr>
+                  <w:rFonts w:ascii="Cambria Math" w:eastAsiaTheme="minorEastAsia" w:hAnsi="Cambria Math"/>
+                  <w:i/>
+                  <w:lang w:val="en-US"/>
+                </w:rPr>
+              </m:ctrlPr>
+            </m:e>
+          </m:d>
+          <m:r>
+            <w:rPr>
+              <w:rFonts w:ascii="Cambria Math" w:eastAsiaTheme="minorEastAsia" w:hAnsi="Cambria Math"/>
+              <w:lang w:val="en-US"/>
+            </w:rPr>
+            <m:t>=</m:t>
+          </m:r>
+          <m:sSub>
+            <m:sSubPr>
+              <m:ctrlPr>
+                <w:rPr>
+                  <w:rFonts w:ascii="Cambria Math" w:hAnsi="Cambria Math"/>
+                  <w:i/>
+                </w:rPr>
+              </m:ctrlPr>
+            </m:sSubPr>
+            <m:e>
+              <m:r>
+                <w:rPr>
+                  <w:rFonts w:ascii="Cambria Math" w:hAnsi="Cambria Math"/>
+                </w:rPr>
+                <m:t>∆</m:t>
+              </m:r>
+            </m:e>
+            <m:sub>
+              <m:r>
+                <w:rPr>
+                  <w:rFonts w:ascii="Cambria Math" w:hAnsi="Cambria Math"/>
+                </w:rPr>
+                <m:t>3</m:t>
+              </m:r>
+            </m:sub>
+          </m:sSub>
           <m:r>
             <w:rPr>
               <w:rFonts w:ascii="Cambria Math" w:hAnsi="Cambria Math"/>
             </w:rPr>
-            <m:t>0.05∙1</m:t>
-          </m:r>
-          <m:r>
-            <m:rPr>
-              <m:sty m:val="p"/>
-            </m:rPr>
-            <w:rPr>
-              <w:rStyle w:val="a4"/>
-              <w:rFonts w:ascii="Cambria Math" w:hAnsi="Cambria Math"/>
-            </w:rPr>
-            <m:t>-</m:t>
-          </m:r>
-          <m:r>
-            <m:rPr>
-              <m:sty m:val="p"/>
-            </m:rPr>
-            <w:rPr>
-              <w:rStyle w:val="a4"/>
-              <w:rFonts w:ascii="Cambria Math" w:hAnsi="Cambria Math"/>
-            </w:rPr>
-            <m:t>2</m:t>
-          </m:r>
-          <m:r>
-            <w:rPr>
-              <w:rFonts w:ascii="Cambria Math" w:hAnsi="Cambria Math"/>
-            </w:rPr>
-            <m:t>∙</m:t>
-          </m:r>
-          <m:r>
-            <w:rPr>
-              <w:rFonts w:ascii="Cambria Math" w:hAnsi="Cambria Math"/>
-            </w:rPr>
-            <m:t>0)</m:t>
-          </m:r>
-          <m:r>
-            <w:rPr>
-              <w:rFonts w:ascii="Cambria Math" w:hAnsi="Cambria Math"/>
-            </w:rPr>
-            <m:t>=0.0</m:t>
-          </m:r>
-          <m:r>
-            <w:rPr>
-              <w:rFonts w:ascii="Cambria Math" w:hAnsi="Cambria Math"/>
-            </w:rPr>
-            <m:t>3</m:t>
-          </m:r>
-          <m:r>
-            <w:rPr>
-              <w:rFonts w:ascii="Cambria Math" w:hAnsi="Cambria Math"/>
-            </w:rPr>
-            <m:t>&gt;0</m:t>
+            <m:t>∙2=0.06&gt;0</m:t>
           </m:r>
         </m:oMath>
       </m:oMathPara>
@@ -3192,13 +3242,7 @@
                 <w:rPr>
                   <w:rFonts w:ascii="Cambria Math" w:eastAsiaTheme="minorEastAsia" w:hAnsi="Cambria Math"/>
                 </w:rPr>
-                <m:t>0,</m:t>
-              </m:r>
-              <m:r>
-                <w:rPr>
-                  <w:rFonts w:ascii="Cambria Math" w:eastAsiaTheme="minorEastAsia" w:hAnsi="Cambria Math"/>
-                </w:rPr>
-                <m:t>05</m:t>
+                <m:t>0,05</m:t>
               </m:r>
               <m:sSup>
                 <m:sSupPr>
@@ -3248,13 +3292,7 @@
                 <w:rPr>
                   <w:rFonts w:ascii="Cambria Math" w:eastAsiaTheme="minorEastAsia" w:hAnsi="Cambria Math"/>
                 </w:rPr>
-                <m:t>+0,</m:t>
-              </m:r>
-              <m:r>
-                <w:rPr>
-                  <w:rFonts w:ascii="Cambria Math" w:eastAsiaTheme="minorEastAsia" w:hAnsi="Cambria Math"/>
-                </w:rPr>
-                <m:t>1</m:t>
+                <m:t>+0,1</m:t>
               </m:r>
               <m:sSup>
                 <m:sSupPr>
@@ -3366,13 +3404,7 @@
                 <w:rPr>
                   <w:rFonts w:ascii="Cambria Math" w:eastAsiaTheme="minorEastAsia" w:hAnsi="Cambria Math"/>
                 </w:rPr>
-                <m:t>+</m:t>
-              </m:r>
-              <m:r>
-                <w:rPr>
-                  <w:rFonts w:ascii="Cambria Math" w:eastAsiaTheme="minorEastAsia" w:hAnsi="Cambria Math"/>
-                </w:rPr>
-                <m:t>1</m:t>
+                <m:t>+1</m:t>
               </m:r>
             </m:den>
           </m:f>
@@ -3409,13 +3441,7 @@
                 <w:rPr>
                   <w:rFonts w:ascii="Cambria Math" w:eastAsiaTheme="minorEastAsia" w:hAnsi="Cambria Math"/>
                 </w:rPr>
-                <m:t>0,</m:t>
-              </m:r>
-              <m:r>
-                <w:rPr>
-                  <w:rFonts w:ascii="Cambria Math" w:eastAsiaTheme="minorEastAsia" w:hAnsi="Cambria Math"/>
-                </w:rPr>
-                <m:t>05</m:t>
+                <m:t>0,05</m:t>
               </m:r>
               <m:sSup>
                 <m:sSupPr>
@@ -3456,13 +3482,7 @@
                 <w:rPr>
                   <w:rFonts w:ascii="Cambria Math" w:eastAsiaTheme="minorEastAsia" w:hAnsi="Cambria Math"/>
                 </w:rPr>
-                <m:t>0,</m:t>
-              </m:r>
-              <m:r>
-                <w:rPr>
-                  <w:rFonts w:ascii="Cambria Math" w:eastAsiaTheme="minorEastAsia" w:hAnsi="Cambria Math"/>
-                </w:rPr>
-                <m:t>1</m:t>
+                <m:t>0,1</m:t>
               </m:r>
               <m:sSup>
                 <m:sSupPr>
@@ -3541,13 +3561,7 @@
                 <w:rPr>
                   <w:rFonts w:ascii="Cambria Math" w:eastAsiaTheme="minorEastAsia" w:hAnsi="Cambria Math"/>
                 </w:rPr>
-                <m:t>+</m:t>
-              </m:r>
-              <m:r>
-                <w:rPr>
-                  <w:rFonts w:ascii="Cambria Math" w:eastAsiaTheme="minorEastAsia" w:hAnsi="Cambria Math"/>
-                </w:rPr>
-                <m:t>1</m:t>
+                <m:t>+1</m:t>
               </m:r>
             </m:den>
           </m:f>
@@ -3593,13 +3607,7 @@
                 <w:rPr>
                   <w:rFonts w:ascii="Cambria Math" w:eastAsiaTheme="minorEastAsia" w:hAnsi="Cambria Math"/>
                 </w:rPr>
-                <m:t>0,</m:t>
-              </m:r>
-              <m:r>
-                <w:rPr>
-                  <w:rFonts w:ascii="Cambria Math" w:eastAsiaTheme="minorEastAsia" w:hAnsi="Cambria Math"/>
-                </w:rPr>
-                <m:t>05</m:t>
+                <m:t>0,05</m:t>
               </m:r>
               <m:sSup>
                 <m:sSupPr>
@@ -3649,25 +3657,7 @@
                 <w:rPr>
                   <w:rFonts w:ascii="Cambria Math" w:hAnsi="Cambria Math"/>
                 </w:rPr>
-                <m:t>²</m:t>
-              </m:r>
-              <m:r>
-                <m:rPr>
-                  <m:sty m:val="p"/>
-                </m:rPr>
-                <w:rPr>
-                  <w:rFonts w:ascii="Cambria Math" w:hAnsi="Cambria Math"/>
-                </w:rPr>
-                <m:t>+1</m:t>
-              </m:r>
-              <m:r>
-                <m:rPr>
-                  <m:sty m:val="p"/>
-                </m:rPr>
-                <w:rPr>
-                  <w:rFonts w:ascii="Cambria Math" w:hAnsi="Cambria Math"/>
-                </w:rPr>
-                <m:t xml:space="preserve">) + </m:t>
+                <m:t xml:space="preserve">²+1) + </m:t>
               </m:r>
               <m:r>
                 <w:rPr>
@@ -3703,13 +3693,7 @@
                 <w:rPr>
                   <w:rFonts w:ascii="Cambria Math" w:eastAsiaTheme="minorEastAsia" w:hAnsi="Cambria Math"/>
                 </w:rPr>
-                <m:t>0,</m:t>
-              </m:r>
-              <m:r>
-                <w:rPr>
-                  <w:rFonts w:ascii="Cambria Math" w:eastAsiaTheme="minorEastAsia" w:hAnsi="Cambria Math"/>
-                </w:rPr>
-                <m:t>1</m:t>
+                <m:t>0,1</m:t>
               </m:r>
               <m:sSup>
                 <m:sSupPr>
@@ -3798,19 +3782,7 @@
           <w:rPr>
             <w:rFonts w:ascii="Cambria Math" w:eastAsiaTheme="minorEastAsia" w:hAnsi="Cambria Math"/>
           </w:rPr>
-          <m:t>=</m:t>
-        </m:r>
-        <m:r>
-          <w:rPr>
-            <w:rFonts w:ascii="Cambria Math" w:eastAsiaTheme="minorEastAsia" w:hAnsi="Cambria Math"/>
-          </w:rPr>
-          <m:t>0,</m:t>
-        </m:r>
-        <m:r>
-          <w:rPr>
-            <w:rFonts w:ascii="Cambria Math" w:eastAsiaTheme="minorEastAsia" w:hAnsi="Cambria Math"/>
-          </w:rPr>
-          <m:t>05</m:t>
+          <m:t>=0,05</m:t>
         </m:r>
         <m:sSup>
           <m:sSupPr>
@@ -3874,31 +3846,13 @@
           <w:rPr>
             <w:rFonts w:ascii="Cambria Math" w:eastAsiaTheme="minorEastAsia" w:hAnsi="Cambria Math"/>
           </w:rPr>
-          <m:t>B</m:t>
-        </m:r>
-        <m:r>
-          <w:rPr>
-            <w:rFonts w:ascii="Cambria Math" w:eastAsiaTheme="minorEastAsia" w:hAnsi="Cambria Math"/>
-          </w:rPr>
-          <m:t>(</m:t>
+          <m:t>B(</m:t>
         </m:r>
         <m:r>
           <w:rPr>
             <w:rFonts w:ascii="Cambria Math" w:hAnsi="Cambria Math"/>
           </w:rPr>
-          <m:t>ω)</m:t>
-        </m:r>
-        <m:r>
-          <w:rPr>
-            <w:rFonts w:ascii="Cambria Math" w:hAnsi="Cambria Math"/>
-          </w:rPr>
-          <m:t>=</m:t>
-        </m:r>
-        <m:r>
-          <w:rPr>
-            <w:rFonts w:ascii="Cambria Math" w:hAnsi="Cambria Math"/>
-          </w:rPr>
-          <m:t>ω</m:t>
+          <m:t>ω)=ω</m:t>
         </m:r>
         <m:r>
           <m:rPr>
@@ -3913,13 +3867,7 @@
           <w:rPr>
             <w:rFonts w:ascii="Cambria Math" w:eastAsiaTheme="minorEastAsia" w:hAnsi="Cambria Math"/>
           </w:rPr>
-          <m:t>0,</m:t>
-        </m:r>
-        <m:r>
-          <w:rPr>
-            <w:rFonts w:ascii="Cambria Math" w:eastAsiaTheme="minorEastAsia" w:hAnsi="Cambria Math"/>
-          </w:rPr>
-          <m:t>1</m:t>
+          <m:t>0,1</m:t>
         </m:r>
         <m:sSup>
           <m:sSupPr>
@@ -4075,13 +4023,7 @@
                 <w:rPr>
                   <w:rFonts w:ascii="Cambria Math" w:eastAsiaTheme="minorEastAsia" w:hAnsi="Cambria Math"/>
                 </w:rPr>
-                <m:t>B</m:t>
-              </m:r>
-              <m:r>
-                <w:rPr>
-                  <w:rFonts w:ascii="Cambria Math" w:eastAsiaTheme="minorEastAsia" w:hAnsi="Cambria Math"/>
-                </w:rPr>
-                <m:t>(</m:t>
+                <m:t>B(</m:t>
               </m:r>
               <m:r>
                 <w:rPr>
@@ -4133,13 +4075,7 @@
                 <w:rPr>
                   <w:rFonts w:ascii="Cambria Math" w:hAnsi="Cambria Math"/>
                 </w:rPr>
-                <m:t>ω)</m:t>
-              </m:r>
-              <m:r>
-                <w:rPr>
-                  <w:rFonts w:ascii="Cambria Math" w:hAnsi="Cambria Math"/>
-                </w:rPr>
-                <m:t>+</m:t>
+                <m:t>ω)+</m:t>
               </m:r>
               <m:sSup>
                 <m:sSupPr>
@@ -4195,16 +4131,14 @@
         <w:pStyle w:val="a3"/>
       </w:pPr>
       <w:r>
-        <w:t xml:space="preserve">Отсюда </w:t>
-      </w:r>
-      <w:r>
-        <w:t>вещественная и мнимая части:</w:t>
+        <w:t>Отсюда вещественная и мнимая части:</w:t>
       </w:r>
     </w:p>
     <w:p>
       <w:pPr>
         <w:pStyle w:val="a3"/>
         <w:rPr>
+          <w:rFonts w:eastAsiaTheme="minorEastAsia"/>
           <w:i/>
         </w:rPr>
       </w:pPr>
@@ -4230,13 +4164,7 @@
             <w:rPr>
               <w:rFonts w:ascii="Cambria Math" w:hAnsi="Cambria Math"/>
             </w:rPr>
-            <m:t>ω)</m:t>
-          </m:r>
-          <m:r>
-            <w:rPr>
-              <w:rFonts w:ascii="Cambria Math" w:hAnsi="Cambria Math"/>
-            </w:rPr>
-            <m:t>=</m:t>
+            <m:t>ω)=</m:t>
           </m:r>
           <m:f>
             <m:fPr>
@@ -4314,13 +4242,7 @@
                 <w:rPr>
                   <w:rFonts w:ascii="Cambria Math" w:hAnsi="Cambria Math"/>
                 </w:rPr>
-                <m:t>ω)</m:t>
-              </m:r>
-              <m:r>
-                <w:rPr>
-                  <w:rFonts w:ascii="Cambria Math" w:hAnsi="Cambria Math"/>
-                </w:rPr>
-                <m:t>+</m:t>
+                <m:t>ω)+</m:t>
               </m:r>
               <m:sSup>
                 <m:sSupPr>
@@ -4388,13 +4310,7 @@
             <w:rPr>
               <w:rFonts w:ascii="Cambria Math" w:hAnsi="Cambria Math"/>
             </w:rPr>
-            <m:t>ω)</m:t>
-          </m:r>
-          <m:r>
-            <w:rPr>
-              <w:rFonts w:ascii="Cambria Math" w:hAnsi="Cambria Math"/>
-            </w:rPr>
-            <m:t>=</m:t>
+            <m:t>ω)=</m:t>
           </m:r>
           <m:f>
             <m:fPr>
@@ -4419,13 +4335,7 @@
                 <w:rPr>
                   <w:rFonts w:ascii="Cambria Math" w:eastAsiaTheme="minorEastAsia" w:hAnsi="Cambria Math"/>
                 </w:rPr>
-                <m:t>B</m:t>
-              </m:r>
-              <m:r>
-                <w:rPr>
-                  <w:rFonts w:ascii="Cambria Math" w:eastAsiaTheme="minorEastAsia" w:hAnsi="Cambria Math"/>
-                </w:rPr>
-                <m:t>(</m:t>
+                <m:t>B(</m:t>
               </m:r>
               <m:r>
                 <w:rPr>
@@ -4477,13 +4387,7 @@
                 <w:rPr>
                   <w:rFonts w:ascii="Cambria Math" w:hAnsi="Cambria Math"/>
                 </w:rPr>
-                <m:t>ω)</m:t>
-              </m:r>
-              <m:r>
-                <w:rPr>
-                  <w:rFonts w:ascii="Cambria Math" w:hAnsi="Cambria Math"/>
-                </w:rPr>
-                <m:t>+</m:t>
+                <m:t>ω)+</m:t>
               </m:r>
               <m:sSup>
                 <m:sSupPr>
@@ -4528,8 +4432,1713 @@
         </m:oMath>
       </m:oMathPara>
     </w:p>
+    <w:p>
+      <w:pPr>
+        <w:pStyle w:val="a3"/>
+        <w:rPr>
+          <w:rFonts w:ascii="SchoolBookC-Italic" w:hAnsi="SchoolBookC-Italic" w:cs="SchoolBookC-Italic"/>
+          <w:i/>
+          <w:iCs/>
+        </w:rPr>
+      </w:pPr>
+      <w:r>
+        <w:t>АФЧХ</w:t>
+      </w:r>
+      <w:r>
+        <w:t xml:space="preserve"> разомкнутой системы, не имеющей интегрирующих звеньев, при </w:t>
+      </w:r>
+      <w:r>
+        <w:rPr>
+          <w:rFonts w:hint="eastAsia"/>
+        </w:rPr>
+        <w:t xml:space="preserve"> </w:t>
+      </w:r>
+      <m:oMath>
+        <m:r>
+          <w:rPr>
+            <w:rFonts w:ascii="Cambria Math" w:hAnsi="Cambria Math"/>
+          </w:rPr>
+          <m:t>ω</m:t>
+        </m:r>
+      </m:oMath>
+      <w:r>
+        <w:t xml:space="preserve">  = 0 начинается на вещественной оси в точке </w:t>
+      </w:r>
+      <m:oMath>
+        <m:r>
+          <w:rPr>
+            <w:rFonts w:ascii="Cambria Math" w:hAnsi="Cambria Math"/>
+          </w:rPr>
+          <m:t>P</m:t>
+        </m:r>
+        <m:r>
+          <m:rPr>
+            <m:sty m:val="p"/>
+          </m:rPr>
+          <w:rPr>
+            <w:rFonts w:ascii="Cambria Math" w:hAnsi="Cambria Math"/>
+          </w:rPr>
+          <m:t>(</m:t>
+        </m:r>
+        <m:r>
+          <w:rPr>
+            <w:rFonts w:ascii="Cambria Math" w:hAnsi="Cambria Math"/>
+          </w:rPr>
+          <m:t>ω)</m:t>
+        </m:r>
+        <m:r>
+          <w:rPr>
+            <w:rFonts w:ascii="Cambria Math" w:hAnsi="Cambria Math"/>
+          </w:rPr>
+          <m:t>=K</m:t>
+        </m:r>
+      </m:oMath>
+      <w:r>
+        <w:t xml:space="preserve"> (где K – коэффициент усиления разомкнутой системы). Заканчивается АФЧХ в начале координат при</w:t>
+      </w:r>
+      <w:r>
+        <w:rPr>
+          <w:rFonts w:ascii="SchoolBookC" w:cs="SchoolBookC"/>
+        </w:rPr>
+        <w:t xml:space="preserve"> </w:t>
+      </w:r>
+      <w:r>
+        <w:rPr>
+          <w:rFonts w:ascii="Cambria Math" w:hAnsi="Cambria Math"/>
+          <w:i/>
+        </w:rPr>
+        <w:br/>
+      </w:r>
+      <m:oMath>
+        <m:r>
+          <w:rPr>
+            <w:rFonts w:ascii="Cambria Math" w:hAnsi="Cambria Math"/>
+          </w:rPr>
+          <m:t>ω</m:t>
+        </m:r>
+        <m:r>
+          <w:rPr>
+            <w:rFonts w:ascii="Cambria Math" w:hAnsi="Cambria Math"/>
+          </w:rPr>
+          <m:t>→∞</m:t>
+        </m:r>
+      </m:oMath>
+      <w:r>
+        <w:rPr>
+          <w:rFonts w:hint="eastAsia"/>
+        </w:rPr>
+        <w:t xml:space="preserve"> </w:t>
+      </w:r>
+      <w:r>
+        <w:t>.</w:t>
+      </w:r>
+    </w:p>
+    <w:p>
+      <w:pPr>
+        <w:pStyle w:val="a3"/>
+        <w:rPr>
+          <w:rFonts w:ascii="SchoolBookC-Italic" w:hAnsi="SchoolBookC-Italic" w:cs="SchoolBookC-Italic"/>
+          <w:i/>
+          <w:iCs/>
+        </w:rPr>
+      </w:pPr>
+    </w:p>
+    <w:p>
+      <w:pPr>
+        <w:pStyle w:val="a3"/>
+        <w:rPr>
+          <w:rFonts w:ascii="SchoolBookC-Italic" w:hAnsi="SchoolBookC-Italic" w:cs="SchoolBookC-Italic"/>
+          <w:i/>
+          <w:iCs/>
+        </w:rPr>
+      </w:pPr>
+    </w:p>
+    <w:p>
+      <w:pPr>
+        <w:pStyle w:val="a3"/>
+        <w:rPr>
+          <w:rFonts w:asciiTheme="minorHAnsi" w:hAnsiTheme="minorHAnsi" w:cs="SchoolBookC"/>
+        </w:rPr>
+      </w:pPr>
+    </w:p>
+    <w:p>
+      <w:pPr>
+        <w:pStyle w:val="a3"/>
+        <w:rPr>
+          <w:rFonts w:asciiTheme="minorHAnsi" w:hAnsiTheme="minorHAnsi" w:cs="SchoolBookC"/>
+        </w:rPr>
+      </w:pPr>
+    </w:p>
+    <w:p>
+      <w:pPr>
+        <w:pStyle w:val="a3"/>
+        <w:rPr>
+          <w:rFonts w:asciiTheme="minorHAnsi" w:hAnsiTheme="minorHAnsi" w:cs="SchoolBookC"/>
+          <w:lang w:val="en-US"/>
+        </w:rPr>
+      </w:pPr>
+    </w:p>
+    <w:p>
+      <w:pPr>
+        <w:pStyle w:val="a3"/>
+      </w:pPr>
+      <w:r>
+        <w:t xml:space="preserve">Точки для построения </w:t>
+      </w:r>
+      <w:proofErr w:type="spellStart"/>
+      <w:r>
+        <w:t>гад</w:t>
+      </w:r>
+      <w:r>
+        <w:t>о</w:t>
+      </w:r>
+      <w:r>
+        <w:t>графа</w:t>
+      </w:r>
+      <w:proofErr w:type="spellEnd"/>
+    </w:p>
+    <w:tbl>
+      <w:tblPr>
+        <w:tblStyle w:val="a5"/>
+        <w:tblW w:w="0" w:type="auto"/>
+        <w:jc w:val="center"/>
+        <w:tblLook w:val="04A0" w:firstRow="1" w:lastRow="0" w:firstColumn="1" w:lastColumn="0" w:noHBand="0" w:noVBand="1"/>
+      </w:tblPr>
+      <w:tblGrid>
+        <w:gridCol w:w="988"/>
+        <w:gridCol w:w="992"/>
+        <w:gridCol w:w="992"/>
+        <w:gridCol w:w="1985"/>
+        <w:gridCol w:w="992"/>
+        <w:gridCol w:w="1134"/>
+      </w:tblGrid>
+      <w:tr>
+        <w:trPr>
+          <w:jc w:val="center"/>
+        </w:trPr>
+        <w:tc>
+          <w:tcPr>
+            <w:tcW w:w="988" w:type="dxa"/>
+          </w:tcPr>
+          <w:p>
+            <w:pPr>
+              <w:pStyle w:val="a3"/>
+              <w:ind w:firstLine="0"/>
+            </w:pPr>
+            <m:oMathPara>
+              <m:oMath>
+                <m:r>
+                  <w:rPr>
+                    <w:rFonts w:ascii="Cambria Math" w:hAnsi="Cambria Math"/>
+                  </w:rPr>
+                  <m:t>ω</m:t>
+                </m:r>
+              </m:oMath>
+            </m:oMathPara>
+          </w:p>
+        </w:tc>
+        <w:tc>
+          <w:tcPr>
+            <w:tcW w:w="992" w:type="dxa"/>
+          </w:tcPr>
+          <w:p>
+            <w:pPr>
+              <w:pStyle w:val="a3"/>
+              <w:ind w:firstLine="0"/>
+              <w:rPr>
+                <w:rFonts w:eastAsia="Calibri" w:cs="Times New Roman"/>
+                <w:lang w:val="en-US"/>
+              </w:rPr>
+            </w:pPr>
+            <m:oMathPara>
+              <m:oMath>
+                <m:r>
+                  <w:rPr>
+                    <w:rFonts w:ascii="Cambria Math" w:eastAsiaTheme="minorEastAsia" w:hAnsi="Cambria Math"/>
+                    <w:lang w:val="en-US"/>
+                  </w:rPr>
+                  <m:t>A</m:t>
+                </m:r>
+                <m:r>
+                  <m:rPr>
+                    <m:sty m:val="p"/>
+                  </m:rPr>
+                  <w:rPr>
+                    <w:rFonts w:ascii="Cambria Math" w:eastAsiaTheme="minorEastAsia" w:hAnsi="Cambria Math"/>
+                  </w:rPr>
+                  <m:t>(</m:t>
+                </m:r>
+                <m:r>
+                  <w:rPr>
+                    <w:rFonts w:ascii="Cambria Math" w:hAnsi="Cambria Math"/>
+                  </w:rPr>
+                  <m:t>ω)</m:t>
+                </m:r>
+              </m:oMath>
+            </m:oMathPara>
+          </w:p>
+        </w:tc>
+        <w:tc>
+          <w:tcPr>
+            <w:tcW w:w="992" w:type="dxa"/>
+          </w:tcPr>
+          <w:p>
+            <w:pPr>
+              <w:pStyle w:val="a3"/>
+              <w:ind w:firstLine="0"/>
+              <w:rPr>
+                <w:rFonts w:eastAsia="Calibri" w:cs="Times New Roman"/>
+                <w:lang w:val="en-US"/>
+              </w:rPr>
+            </w:pPr>
+            <m:oMathPara>
+              <m:oMath>
+                <m:r>
+                  <w:rPr>
+                    <w:rFonts w:ascii="Cambria Math" w:eastAsiaTheme="minorEastAsia" w:hAnsi="Cambria Math"/>
+                  </w:rPr>
+                  <m:t>B(</m:t>
+                </m:r>
+                <m:r>
+                  <w:rPr>
+                    <w:rFonts w:ascii="Cambria Math" w:hAnsi="Cambria Math"/>
+                  </w:rPr>
+                  <m:t>ω)</m:t>
+                </m:r>
+              </m:oMath>
+            </m:oMathPara>
+          </w:p>
+        </w:tc>
+        <w:tc>
+          <w:tcPr>
+            <w:tcW w:w="1985" w:type="dxa"/>
+          </w:tcPr>
+          <w:p>
+            <w:pPr>
+              <w:pStyle w:val="a3"/>
+              <w:ind w:firstLine="0"/>
+              <w:rPr>
+                <w:rFonts w:eastAsia="Calibri" w:cs="Times New Roman"/>
+                <w:lang w:val="en-US"/>
+              </w:rPr>
+            </w:pPr>
+            <m:oMathPara>
+              <m:oMath>
+                <m:sSup>
+                  <m:sSupPr>
+                    <m:ctrlPr>
+                      <w:rPr>
+                        <w:rFonts w:ascii="Cambria Math" w:eastAsiaTheme="minorEastAsia" w:hAnsi="Cambria Math"/>
+                        <w:i/>
+                        <w:lang w:val="en-US"/>
+                      </w:rPr>
+                    </m:ctrlPr>
+                  </m:sSupPr>
+                  <m:e>
+                    <m:r>
+                      <w:rPr>
+                        <w:rFonts w:ascii="Cambria Math" w:eastAsiaTheme="minorEastAsia" w:hAnsi="Cambria Math"/>
+                        <w:lang w:val="en-US"/>
+                      </w:rPr>
+                      <m:t>A</m:t>
+                    </m:r>
+                  </m:e>
+                  <m:sup>
+                    <m:r>
+                      <w:rPr>
+                        <w:rFonts w:ascii="Cambria Math" w:eastAsiaTheme="minorEastAsia" w:hAnsi="Cambria Math"/>
+                        <w:lang w:val="en-US"/>
+                      </w:rPr>
+                      <m:t>2</m:t>
+                    </m:r>
+                  </m:sup>
+                </m:sSup>
+                <m:r>
+                  <m:rPr>
+                    <m:sty m:val="p"/>
+                  </m:rPr>
+                  <w:rPr>
+                    <w:rFonts w:ascii="Cambria Math" w:eastAsiaTheme="minorEastAsia" w:hAnsi="Cambria Math"/>
+                  </w:rPr>
+                  <m:t>(</m:t>
+                </m:r>
+                <m:r>
+                  <w:rPr>
+                    <w:rFonts w:ascii="Cambria Math" w:hAnsi="Cambria Math"/>
+                  </w:rPr>
+                  <m:t>ω)+</m:t>
+                </m:r>
+                <m:sSup>
+                  <m:sSupPr>
+                    <m:ctrlPr>
+                      <w:rPr>
+                        <w:rFonts w:ascii="Cambria Math" w:eastAsiaTheme="minorEastAsia" w:hAnsi="Cambria Math"/>
+                        <w:i/>
+                      </w:rPr>
+                    </m:ctrlPr>
+                  </m:sSupPr>
+                  <m:e>
+                    <m:r>
+                      <w:rPr>
+                        <w:rFonts w:ascii="Cambria Math" w:eastAsiaTheme="minorEastAsia" w:hAnsi="Cambria Math"/>
+                      </w:rPr>
+                      <m:t>B</m:t>
+                    </m:r>
+                  </m:e>
+                  <m:sup>
+                    <m:r>
+                      <w:rPr>
+                        <w:rFonts w:ascii="Cambria Math" w:eastAsiaTheme="minorEastAsia" w:hAnsi="Cambria Math"/>
+                      </w:rPr>
+                      <m:t>2</m:t>
+                    </m:r>
+                  </m:sup>
+                </m:sSup>
+                <m:r>
+                  <w:rPr>
+                    <w:rFonts w:ascii="Cambria Math" w:eastAsiaTheme="minorEastAsia" w:hAnsi="Cambria Math"/>
+                  </w:rPr>
+                  <m:t>(</m:t>
+                </m:r>
+                <m:r>
+                  <w:rPr>
+                    <w:rFonts w:ascii="Cambria Math" w:hAnsi="Cambria Math"/>
+                  </w:rPr>
+                  <m:t>ω)</m:t>
+                </m:r>
+              </m:oMath>
+            </m:oMathPara>
+          </w:p>
+        </w:tc>
+        <w:tc>
+          <w:tcPr>
+            <w:tcW w:w="992" w:type="dxa"/>
+          </w:tcPr>
+          <w:p>
+            <w:pPr>
+              <w:pStyle w:val="a3"/>
+              <w:ind w:firstLine="0"/>
+            </w:pPr>
+            <m:oMathPara>
+              <m:oMath>
+                <m:r>
+                  <w:rPr>
+                    <w:rFonts w:ascii="Cambria Math" w:eastAsiaTheme="minorEastAsia" w:hAnsi="Cambria Math"/>
+                    <w:lang w:val="en-US"/>
+                  </w:rPr>
+                  <m:t>P</m:t>
+                </m:r>
+                <m:r>
+                  <m:rPr>
+                    <m:sty m:val="p"/>
+                  </m:rPr>
+                  <w:rPr>
+                    <w:rFonts w:ascii="Cambria Math" w:eastAsiaTheme="minorEastAsia" w:hAnsi="Cambria Math"/>
+                  </w:rPr>
+                  <m:t>(</m:t>
+                </m:r>
+                <m:r>
+                  <w:rPr>
+                    <w:rFonts w:ascii="Cambria Math" w:hAnsi="Cambria Math"/>
+                  </w:rPr>
+                  <m:t>ω)</m:t>
+                </m:r>
+              </m:oMath>
+            </m:oMathPara>
+          </w:p>
+        </w:tc>
+        <w:tc>
+          <w:tcPr>
+            <w:tcW w:w="1134" w:type="dxa"/>
+          </w:tcPr>
+          <w:p>
+            <w:pPr>
+              <w:pStyle w:val="a3"/>
+              <w:ind w:firstLine="0"/>
+            </w:pPr>
+            <m:oMathPara>
+              <m:oMath>
+                <m:r>
+                  <w:rPr>
+                    <w:rFonts w:ascii="Cambria Math" w:eastAsiaTheme="minorEastAsia" w:hAnsi="Cambria Math"/>
+                    <w:lang w:val="en-US"/>
+                  </w:rPr>
+                  <m:t>Q</m:t>
+                </m:r>
+                <m:r>
+                  <m:rPr>
+                    <m:sty m:val="p"/>
+                  </m:rPr>
+                  <w:rPr>
+                    <w:rFonts w:ascii="Cambria Math" w:eastAsiaTheme="minorEastAsia" w:hAnsi="Cambria Math"/>
+                  </w:rPr>
+                  <m:t>(</m:t>
+                </m:r>
+                <m:r>
+                  <w:rPr>
+                    <w:rFonts w:ascii="Cambria Math" w:hAnsi="Cambria Math"/>
+                  </w:rPr>
+                  <m:t>ω)</m:t>
+                </m:r>
+              </m:oMath>
+            </m:oMathPara>
+          </w:p>
+        </w:tc>
+      </w:tr>
+      <w:tr>
+        <w:trPr>
+          <w:jc w:val="center"/>
+        </w:trPr>
+        <w:tc>
+          <w:tcPr>
+            <w:tcW w:w="988" w:type="dxa"/>
+          </w:tcPr>
+          <w:p>
+            <w:pPr>
+              <w:pStyle w:val="a3"/>
+              <w:ind w:firstLine="0"/>
+            </w:pPr>
+            <w:r>
+              <w:t>0</w:t>
+            </w:r>
+          </w:p>
+        </w:tc>
+        <w:tc>
+          <w:tcPr>
+            <w:tcW w:w="992" w:type="dxa"/>
+          </w:tcPr>
+          <w:p>
+            <w:pPr>
+              <w:pStyle w:val="a3"/>
+              <w:ind w:firstLine="0"/>
+              <w:rPr>
+                <w:lang w:val="en-US"/>
+              </w:rPr>
+            </w:pPr>
+            <w:r>
+              <w:rPr>
+                <w:lang w:val="en-US"/>
+              </w:rPr>
+              <w:t>1</w:t>
+            </w:r>
+          </w:p>
+        </w:tc>
+        <w:tc>
+          <w:tcPr>
+            <w:tcW w:w="992" w:type="dxa"/>
+          </w:tcPr>
+          <w:p>
+            <w:pPr>
+              <w:pStyle w:val="a3"/>
+              <w:ind w:firstLine="0"/>
+              <w:rPr>
+                <w:lang w:val="en-US"/>
+              </w:rPr>
+            </w:pPr>
+            <w:r>
+              <w:rPr>
+                <w:lang w:val="en-US"/>
+              </w:rPr>
+              <w:t>0</w:t>
+            </w:r>
+          </w:p>
+        </w:tc>
+        <w:tc>
+          <w:tcPr>
+            <w:tcW w:w="1985" w:type="dxa"/>
+          </w:tcPr>
+          <w:p>
+            <w:pPr>
+              <w:pStyle w:val="a3"/>
+              <w:ind w:firstLine="0"/>
+              <w:rPr>
+                <w:lang w:val="en-US"/>
+              </w:rPr>
+            </w:pPr>
+            <w:r>
+              <w:rPr>
+                <w:lang w:val="en-US"/>
+              </w:rPr>
+              <w:t>1</w:t>
+            </w:r>
+          </w:p>
+        </w:tc>
+        <w:tc>
+          <w:tcPr>
+            <w:tcW w:w="992" w:type="dxa"/>
+          </w:tcPr>
+          <w:p>
+            <w:pPr>
+              <w:pStyle w:val="a3"/>
+              <w:ind w:firstLine="0"/>
+              <w:rPr>
+                <w:lang w:val="en-US"/>
+              </w:rPr>
+            </w:pPr>
+            <w:r>
+              <w:rPr>
+                <w:lang w:val="en-US"/>
+              </w:rPr>
+              <w:t>1</w:t>
+            </w:r>
+          </w:p>
+        </w:tc>
+        <w:tc>
+          <w:tcPr>
+            <w:tcW w:w="1134" w:type="dxa"/>
+          </w:tcPr>
+          <w:p>
+            <w:pPr>
+              <w:pStyle w:val="a3"/>
+              <w:ind w:firstLine="0"/>
+              <w:rPr>
+                <w:lang w:val="en-US"/>
+              </w:rPr>
+            </w:pPr>
+            <w:r>
+              <w:rPr>
+                <w:lang w:val="en-US"/>
+              </w:rPr>
+              <w:t>0</w:t>
+            </w:r>
+          </w:p>
+        </w:tc>
+      </w:tr>
+      <w:tr>
+        <w:trPr>
+          <w:jc w:val="center"/>
+        </w:trPr>
+        <w:tc>
+          <w:tcPr>
+            <w:tcW w:w="988" w:type="dxa"/>
+          </w:tcPr>
+          <w:p>
+            <w:pPr>
+              <w:pStyle w:val="a3"/>
+              <w:ind w:firstLine="0"/>
+            </w:pPr>
+            <w:r>
+              <w:t>1</w:t>
+            </w:r>
+          </w:p>
+        </w:tc>
+        <w:tc>
+          <w:tcPr>
+            <w:tcW w:w="992" w:type="dxa"/>
+          </w:tcPr>
+          <w:p>
+            <w:pPr>
+              <w:pStyle w:val="a3"/>
+              <w:ind w:firstLine="0"/>
+              <w:rPr>
+                <w:lang w:val="en-US"/>
+              </w:rPr>
+            </w:pPr>
+            <w:r>
+              <w:rPr>
+                <w:lang w:val="en-US"/>
+              </w:rPr>
+              <w:t>0.05</w:t>
+            </w:r>
+          </w:p>
+        </w:tc>
+        <w:tc>
+          <w:tcPr>
+            <w:tcW w:w="992" w:type="dxa"/>
+          </w:tcPr>
+          <w:p>
+            <w:pPr>
+              <w:pStyle w:val="a3"/>
+              <w:ind w:firstLine="0"/>
+              <w:rPr>
+                <w:lang w:val="en-US"/>
+              </w:rPr>
+            </w:pPr>
+            <w:r>
+              <w:rPr>
+                <w:lang w:val="en-US"/>
+              </w:rPr>
+              <w:t>0.9</w:t>
+            </w:r>
+          </w:p>
+        </w:tc>
+        <w:tc>
+          <w:tcPr>
+            <w:tcW w:w="1985" w:type="dxa"/>
+          </w:tcPr>
+          <w:p>
+            <w:pPr>
+              <w:pStyle w:val="a3"/>
+              <w:ind w:firstLine="0"/>
+              <w:rPr>
+                <w:lang w:val="en-US"/>
+              </w:rPr>
+            </w:pPr>
+            <w:r>
+              <w:rPr>
+                <w:lang w:val="en-US"/>
+              </w:rPr>
+              <w:t>0.8125</w:t>
+            </w:r>
+          </w:p>
+        </w:tc>
+        <w:tc>
+          <w:tcPr>
+            <w:tcW w:w="992" w:type="dxa"/>
+          </w:tcPr>
+          <w:p>
+            <w:pPr>
+              <w:pStyle w:val="a3"/>
+              <w:ind w:firstLine="0"/>
+              <w:rPr>
+                <w:lang w:val="en-US"/>
+              </w:rPr>
+            </w:pPr>
+            <w:r>
+              <w:rPr>
+                <w:lang w:val="en-US"/>
+              </w:rPr>
+              <w:t>0.0615</w:t>
+            </w:r>
+          </w:p>
+        </w:tc>
+        <w:tc>
+          <w:tcPr>
+            <w:tcW w:w="1134" w:type="dxa"/>
+          </w:tcPr>
+          <w:p>
+            <w:pPr>
+              <w:pStyle w:val="a3"/>
+              <w:ind w:firstLine="0"/>
+              <w:rPr>
+                <w:lang w:val="en-US"/>
+              </w:rPr>
+            </w:pPr>
+            <w:r>
+              <w:rPr>
+                <w:lang w:val="en-US"/>
+              </w:rPr>
+              <w:t>-1.108</w:t>
+            </w:r>
+          </w:p>
+        </w:tc>
+      </w:tr>
+      <w:tr>
+        <w:trPr>
+          <w:jc w:val="center"/>
+        </w:trPr>
+        <w:tc>
+          <w:tcPr>
+            <w:tcW w:w="988" w:type="dxa"/>
+          </w:tcPr>
+          <w:p>
+            <w:pPr>
+              <w:pStyle w:val="a3"/>
+              <w:ind w:firstLine="0"/>
+            </w:pPr>
+            <w:r>
+              <w:t>2</w:t>
+            </w:r>
+          </w:p>
+        </w:tc>
+        <w:tc>
+          <w:tcPr>
+            <w:tcW w:w="992" w:type="dxa"/>
+          </w:tcPr>
+          <w:p>
+            <w:pPr>
+              <w:pStyle w:val="a3"/>
+              <w:ind w:firstLine="0"/>
+              <w:rPr>
+                <w:lang w:val="en-US"/>
+              </w:rPr>
+            </w:pPr>
+            <w:r>
+              <w:rPr>
+                <w:lang w:val="en-US"/>
+              </w:rPr>
+              <w:t>-2.2</w:t>
+            </w:r>
+          </w:p>
+        </w:tc>
+        <w:tc>
+          <w:tcPr>
+            <w:tcW w:w="992" w:type="dxa"/>
+          </w:tcPr>
+          <w:p>
+            <w:pPr>
+              <w:pStyle w:val="a3"/>
+              <w:ind w:firstLine="0"/>
+              <w:rPr>
+                <w:lang w:val="en-US"/>
+              </w:rPr>
+            </w:pPr>
+            <w:r>
+              <w:rPr>
+                <w:lang w:val="en-US"/>
+              </w:rPr>
+              <w:t>1.2</w:t>
+            </w:r>
+          </w:p>
+        </w:tc>
+        <w:tc>
+          <w:tcPr>
+            <w:tcW w:w="1985" w:type="dxa"/>
+          </w:tcPr>
+          <w:p>
+            <w:pPr>
+              <w:pStyle w:val="a3"/>
+              <w:ind w:firstLine="0"/>
+              <w:rPr>
+                <w:lang w:val="en-US"/>
+              </w:rPr>
+            </w:pPr>
+            <w:r>
+              <w:rPr>
+                <w:lang w:val="en-US"/>
+              </w:rPr>
+              <w:t>6.28</w:t>
+            </w:r>
+          </w:p>
+        </w:tc>
+        <w:tc>
+          <w:tcPr>
+            <w:tcW w:w="992" w:type="dxa"/>
+          </w:tcPr>
+          <w:p>
+            <w:pPr>
+              <w:pStyle w:val="a3"/>
+              <w:ind w:firstLine="0"/>
+              <w:rPr>
+                <w:lang w:val="en-US"/>
+              </w:rPr>
+            </w:pPr>
+            <w:r>
+              <w:rPr>
+                <w:lang w:val="en-US"/>
+              </w:rPr>
+              <w:t>-0.35</w:t>
+            </w:r>
+          </w:p>
+        </w:tc>
+        <w:tc>
+          <w:tcPr>
+            <w:tcW w:w="1134" w:type="dxa"/>
+          </w:tcPr>
+          <w:p>
+            <w:pPr>
+              <w:pStyle w:val="a3"/>
+              <w:ind w:firstLine="0"/>
+              <w:rPr>
+                <w:lang w:val="en-US"/>
+              </w:rPr>
+            </w:pPr>
+            <w:r>
+              <w:rPr>
+                <w:lang w:val="en-US"/>
+              </w:rPr>
+              <w:t>-0191</w:t>
+            </w:r>
+          </w:p>
+        </w:tc>
+      </w:tr>
+      <w:tr>
+        <w:trPr>
+          <w:jc w:val="center"/>
+        </w:trPr>
+        <w:tc>
+          <w:tcPr>
+            <w:tcW w:w="988" w:type="dxa"/>
+          </w:tcPr>
+          <w:p>
+            <w:pPr>
+              <w:pStyle w:val="a3"/>
+              <w:ind w:firstLine="0"/>
+            </w:pPr>
+            <w:r>
+              <w:t>3</w:t>
+            </w:r>
+          </w:p>
+        </w:tc>
+        <w:tc>
+          <w:tcPr>
+            <w:tcW w:w="992" w:type="dxa"/>
+          </w:tcPr>
+          <w:p>
+            <w:pPr>
+              <w:pStyle w:val="a3"/>
+              <w:ind w:firstLine="0"/>
+              <w:rPr>
+                <w:lang w:val="en-US"/>
+              </w:rPr>
+            </w:pPr>
+            <w:r>
+              <w:rPr>
+                <w:lang w:val="en-US"/>
+              </w:rPr>
+              <w:t>-5.95</w:t>
+            </w:r>
+          </w:p>
+        </w:tc>
+        <w:tc>
+          <w:tcPr>
+            <w:tcW w:w="992" w:type="dxa"/>
+          </w:tcPr>
+          <w:p>
+            <w:pPr>
+              <w:pStyle w:val="a3"/>
+              <w:ind w:firstLine="0"/>
+              <w:rPr>
+                <w:lang w:val="en-US"/>
+              </w:rPr>
+            </w:pPr>
+            <w:r>
+              <w:rPr>
+                <w:lang w:val="en-US"/>
+              </w:rPr>
+              <w:t>0.3</w:t>
+            </w:r>
+          </w:p>
+        </w:tc>
+        <w:tc>
+          <w:tcPr>
+            <w:tcW w:w="1985" w:type="dxa"/>
+          </w:tcPr>
+          <w:p>
+            <w:pPr>
+              <w:pStyle w:val="a3"/>
+              <w:ind w:firstLine="0"/>
+              <w:rPr>
+                <w:lang w:val="en-US"/>
+              </w:rPr>
+            </w:pPr>
+            <w:r>
+              <w:rPr>
+                <w:lang w:val="en-US"/>
+              </w:rPr>
+              <w:t>35.48</w:t>
+            </w:r>
+          </w:p>
+        </w:tc>
+        <w:tc>
+          <w:tcPr>
+            <w:tcW w:w="992" w:type="dxa"/>
+          </w:tcPr>
+          <w:p>
+            <w:pPr>
+              <w:pStyle w:val="a3"/>
+              <w:ind w:firstLine="0"/>
+              <w:rPr>
+                <w:lang w:val="en-US"/>
+              </w:rPr>
+            </w:pPr>
+            <w:r>
+              <w:rPr>
+                <w:lang w:val="en-US"/>
+              </w:rPr>
+              <w:t>-0.168</w:t>
+            </w:r>
+          </w:p>
+        </w:tc>
+        <w:tc>
+          <w:tcPr>
+            <w:tcW w:w="1134" w:type="dxa"/>
+          </w:tcPr>
+          <w:p>
+            <w:pPr>
+              <w:pStyle w:val="a3"/>
+              <w:ind w:firstLine="0"/>
+              <w:rPr>
+                <w:lang w:val="en-US"/>
+              </w:rPr>
+            </w:pPr>
+            <w:r>
+              <w:rPr>
+                <w:lang w:val="en-US"/>
+              </w:rPr>
+              <w:t>-0.0085</w:t>
+            </w:r>
+          </w:p>
+        </w:tc>
+      </w:tr>
+      <w:tr>
+        <w:trPr>
+          <w:jc w:val="center"/>
+        </w:trPr>
+        <w:tc>
+          <w:tcPr>
+            <w:tcW w:w="988" w:type="dxa"/>
+          </w:tcPr>
+          <w:p>
+            <w:pPr>
+              <w:pStyle w:val="a3"/>
+              <w:ind w:firstLine="0"/>
+              <w:rPr>
+                <w:rFonts w:cs="Times New Roman"/>
+                <w:szCs w:val="26"/>
+              </w:rPr>
+            </w:pPr>
+            <w:r>
+              <w:rPr>
+                <w:rStyle w:val="a9"/>
+                <w:rFonts w:cs="Times New Roman"/>
+                <w:color w:val="000000" w:themeColor="text1"/>
+                <w:szCs w:val="26"/>
+                <w:shd w:val="clear" w:color="auto" w:fill="FFFFFF"/>
+              </w:rPr>
+              <w:t>3,162</w:t>
+            </w:r>
+          </w:p>
+        </w:tc>
+        <w:tc>
+          <w:tcPr>
+            <w:tcW w:w="992" w:type="dxa"/>
+          </w:tcPr>
+          <w:p>
+            <w:pPr>
+              <w:pStyle w:val="a3"/>
+              <w:ind w:firstLine="0"/>
+            </w:pPr>
+          </w:p>
+        </w:tc>
+        <w:tc>
+          <w:tcPr>
+            <w:tcW w:w="992" w:type="dxa"/>
+          </w:tcPr>
+          <w:p>
+            <w:pPr>
+              <w:pStyle w:val="a3"/>
+              <w:ind w:firstLine="0"/>
+            </w:pPr>
+          </w:p>
+        </w:tc>
+        <w:tc>
+          <w:tcPr>
+            <w:tcW w:w="1985" w:type="dxa"/>
+          </w:tcPr>
+          <w:p>
+            <w:pPr>
+              <w:pStyle w:val="a3"/>
+              <w:ind w:firstLine="0"/>
+            </w:pPr>
+          </w:p>
+        </w:tc>
+        <w:tc>
+          <w:tcPr>
+            <w:tcW w:w="992" w:type="dxa"/>
+          </w:tcPr>
+          <w:p>
+            <w:pPr>
+              <w:pStyle w:val="a3"/>
+              <w:ind w:firstLine="0"/>
+            </w:pPr>
+          </w:p>
+        </w:tc>
+        <w:tc>
+          <w:tcPr>
+            <w:tcW w:w="1134" w:type="dxa"/>
+          </w:tcPr>
+          <w:p>
+            <w:pPr>
+              <w:pStyle w:val="a3"/>
+              <w:ind w:firstLine="0"/>
+            </w:pPr>
+          </w:p>
+        </w:tc>
+      </w:tr>
+      <w:tr>
+        <w:trPr>
+          <w:jc w:val="center"/>
+        </w:trPr>
+        <w:tc>
+          <w:tcPr>
+            <w:tcW w:w="988" w:type="dxa"/>
+          </w:tcPr>
+          <w:p>
+            <w:pPr>
+              <w:pStyle w:val="a3"/>
+              <w:ind w:firstLine="0"/>
+              <w:rPr>
+                <w:lang w:val="en-US"/>
+              </w:rPr>
+            </w:pPr>
+            <w:r>
+              <w:t>10</w:t>
+            </w:r>
+          </w:p>
+        </w:tc>
+        <w:tc>
+          <w:tcPr>
+            <w:tcW w:w="992" w:type="dxa"/>
+          </w:tcPr>
+          <w:p>
+            <w:pPr>
+              <w:pStyle w:val="a3"/>
+              <w:ind w:firstLine="0"/>
+            </w:pPr>
+          </w:p>
+        </w:tc>
+        <w:tc>
+          <w:tcPr>
+            <w:tcW w:w="992" w:type="dxa"/>
+          </w:tcPr>
+          <w:p>
+            <w:pPr>
+              <w:pStyle w:val="a3"/>
+              <w:ind w:firstLine="0"/>
+            </w:pPr>
+          </w:p>
+        </w:tc>
+        <w:tc>
+          <w:tcPr>
+            <w:tcW w:w="1985" w:type="dxa"/>
+          </w:tcPr>
+          <w:p>
+            <w:pPr>
+              <w:pStyle w:val="a3"/>
+              <w:ind w:firstLine="0"/>
+            </w:pPr>
+          </w:p>
+        </w:tc>
+        <w:tc>
+          <w:tcPr>
+            <w:tcW w:w="992" w:type="dxa"/>
+          </w:tcPr>
+          <w:p>
+            <w:pPr>
+              <w:pStyle w:val="a3"/>
+              <w:ind w:firstLine="0"/>
+            </w:pPr>
+          </w:p>
+        </w:tc>
+        <w:tc>
+          <w:tcPr>
+            <w:tcW w:w="1134" w:type="dxa"/>
+          </w:tcPr>
+          <w:p>
+            <w:pPr>
+              <w:pStyle w:val="a3"/>
+              <w:ind w:firstLine="0"/>
+            </w:pPr>
+          </w:p>
+        </w:tc>
+      </w:tr>
+      <w:tr>
+        <w:trPr>
+          <w:jc w:val="center"/>
+        </w:trPr>
+        <w:tc>
+          <w:tcPr>
+            <w:tcW w:w="988" w:type="dxa"/>
+          </w:tcPr>
+          <w:p>
+            <w:pPr>
+              <w:pStyle w:val="a3"/>
+              <w:ind w:firstLine="0"/>
+            </w:pPr>
+          </w:p>
+        </w:tc>
+        <w:tc>
+          <w:tcPr>
+            <w:tcW w:w="992" w:type="dxa"/>
+          </w:tcPr>
+          <w:p>
+            <w:pPr>
+              <w:pStyle w:val="a3"/>
+              <w:ind w:firstLine="0"/>
+            </w:pPr>
+          </w:p>
+        </w:tc>
+        <w:tc>
+          <w:tcPr>
+            <w:tcW w:w="992" w:type="dxa"/>
+          </w:tcPr>
+          <w:p>
+            <w:pPr>
+              <w:pStyle w:val="a3"/>
+              <w:ind w:firstLine="0"/>
+            </w:pPr>
+          </w:p>
+        </w:tc>
+        <w:tc>
+          <w:tcPr>
+            <w:tcW w:w="1985" w:type="dxa"/>
+          </w:tcPr>
+          <w:p>
+            <w:pPr>
+              <w:pStyle w:val="a3"/>
+              <w:ind w:firstLine="0"/>
+            </w:pPr>
+          </w:p>
+        </w:tc>
+        <w:tc>
+          <w:tcPr>
+            <w:tcW w:w="992" w:type="dxa"/>
+          </w:tcPr>
+          <w:p>
+            <w:pPr>
+              <w:pStyle w:val="a3"/>
+              <w:ind w:firstLine="0"/>
+            </w:pPr>
+          </w:p>
+        </w:tc>
+        <w:tc>
+          <w:tcPr>
+            <w:tcW w:w="1134" w:type="dxa"/>
+          </w:tcPr>
+          <w:p>
+            <w:pPr>
+              <w:pStyle w:val="a3"/>
+              <w:ind w:firstLine="0"/>
+            </w:pPr>
+          </w:p>
+        </w:tc>
+      </w:tr>
+    </w:tbl>
+    <w:p>
+      <w:pPr>
+        <w:pStyle w:val="a3"/>
+      </w:pPr>
+    </w:p>
+    <w:p>
+      <w:pPr>
+        <w:pStyle w:val="a3"/>
+      </w:pPr>
+    </w:p>
+    <w:p>
+      <w:pPr>
+        <w:pStyle w:val="a3"/>
+        <w:numPr>
+          <w:ilvl w:val="0"/>
+          <w:numId w:val="45"/>
+        </w:numPr>
+        <w:rPr>
+          <w:b/>
+          <w:bCs/>
+          <w:lang w:val="en-US"/>
+        </w:rPr>
+      </w:pPr>
+      <w:r>
+        <w:rPr>
+          <w:b/>
+          <w:bCs/>
+        </w:rPr>
+        <w:t xml:space="preserve">Проверка в </w:t>
+      </w:r>
+      <w:proofErr w:type="spellStart"/>
+      <w:r>
+        <w:rPr>
+          <w:b/>
+          <w:bCs/>
+          <w:lang w:val="en-US"/>
+        </w:rPr>
+        <w:t>Matlab</w:t>
+      </w:r>
+      <w:proofErr w:type="spellEnd"/>
+    </w:p>
+    <w:p>
+      <w:pPr>
+        <w:pStyle w:val="a3"/>
+      </w:pPr>
+      <w:r>
+        <w:t>Результат выпол</w:t>
+      </w:r>
+      <w:r>
+        <w:t>н</w:t>
+      </w:r>
+      <w:r>
+        <w:t>ения кода:</w:t>
+      </w:r>
+    </w:p>
+    <w:p>
+      <w:pPr>
+        <w:pStyle w:val="a3"/>
+      </w:pPr>
+      <w:r>
+        <w:t>Характеристический полином замкнутой системы:</w:t>
+      </w:r>
+    </w:p>
+    <w:p>
+      <w:pPr>
+        <w:pStyle w:val="a3"/>
+      </w:pPr>
+      <w:r>
+        <w:t xml:space="preserve">0.05 </w:t>
+      </w:r>
+      <w:r>
+        <w:rPr>
+          <w:lang w:val="en-US"/>
+        </w:rPr>
+        <w:t>s</w:t>
+      </w:r>
+      <w:r>
+        <w:t xml:space="preserve">^4 + 0.10 </w:t>
+      </w:r>
+      <w:r>
+        <w:rPr>
+          <w:lang w:val="en-US"/>
+        </w:rPr>
+        <w:t>s</w:t>
+      </w:r>
+      <w:r>
+        <w:t xml:space="preserve">^3 + 1.00 </w:t>
+      </w:r>
+      <w:r>
+        <w:rPr>
+          <w:lang w:val="en-US"/>
+        </w:rPr>
+        <w:t>s</w:t>
+      </w:r>
+      <w:r>
+        <w:t xml:space="preserve">^2 + 1.00 </w:t>
+      </w:r>
+      <w:r>
+        <w:rPr>
+          <w:lang w:val="en-US"/>
+        </w:rPr>
+        <w:t>s</w:t>
+      </w:r>
+      <w:r>
+        <w:t xml:space="preserve"> + 2.00</w:t>
+      </w:r>
+    </w:p>
+    <w:p>
+      <w:pPr>
+        <w:pStyle w:val="a3"/>
+      </w:pPr>
+    </w:p>
+    <w:p>
+      <w:pPr>
+        <w:pStyle w:val="a3"/>
+      </w:pPr>
+      <w:r>
+        <w:t xml:space="preserve">Матрица Гурвица </w:t>
+      </w:r>
+      <w:r>
+        <w:rPr>
+          <w:lang w:val="en-US"/>
+        </w:rPr>
+        <w:t>H</w:t>
+      </w:r>
+      <w:r>
+        <w:t xml:space="preserve"> (4</w:t>
+      </w:r>
+      <w:r>
+        <w:rPr>
+          <w:lang w:val="en-US"/>
+        </w:rPr>
+        <w:t>x</w:t>
+      </w:r>
+      <w:r>
+        <w:t>4):</w:t>
+      </w:r>
+    </w:p>
+    <w:p>
+      <w:pPr>
+        <w:pStyle w:val="a3"/>
+      </w:pPr>
+      <w:r>
+        <w:t xml:space="preserve">    0.1000    0.0500         0         0</w:t>
+      </w:r>
+    </w:p>
+    <w:p>
+      <w:pPr>
+        <w:pStyle w:val="a3"/>
+      </w:pPr>
+      <w:r>
+        <w:t xml:space="preserve">    1.0000    1.0000    0.1000    0.0500</w:t>
+      </w:r>
+    </w:p>
+    <w:p>
+      <w:pPr>
+        <w:pStyle w:val="a3"/>
+      </w:pPr>
+      <w:r>
+        <w:t xml:space="preserve">         0    2.0000    1.0000    1.0000</w:t>
+      </w:r>
+    </w:p>
+    <w:p>
+      <w:pPr>
+        <w:pStyle w:val="a3"/>
+      </w:pPr>
+      <w:r>
+        <w:t xml:space="preserve">         0         0         0    2.0000</w:t>
+      </w:r>
+    </w:p>
+    <w:p>
+      <w:pPr>
+        <w:pStyle w:val="a3"/>
+      </w:pPr>
+    </w:p>
+    <w:p>
+      <w:pPr>
+        <w:pStyle w:val="a3"/>
+      </w:pPr>
+      <w:r>
+        <w:rPr>
+          <w:lang w:val="en-US"/>
+        </w:rPr>
+        <w:t>Δ</w:t>
+      </w:r>
+      <w:r>
+        <w:t>1 = 0.1000</w:t>
+      </w:r>
+    </w:p>
+    <w:p>
+      <w:pPr>
+        <w:pStyle w:val="a3"/>
+      </w:pPr>
+      <w:r>
+        <w:rPr>
+          <w:lang w:val="en-US"/>
+        </w:rPr>
+        <w:t>Δ</w:t>
+      </w:r>
+      <w:r>
+        <w:t>2 = 0.0500</w:t>
+      </w:r>
+    </w:p>
+    <w:p>
+      <w:pPr>
+        <w:pStyle w:val="a3"/>
+      </w:pPr>
+      <w:r>
+        <w:rPr>
+          <w:lang w:val="en-US"/>
+        </w:rPr>
+        <w:t>Δ</w:t>
+      </w:r>
+      <w:r>
+        <w:t>3 = 0.0300</w:t>
+      </w:r>
+    </w:p>
+    <w:p>
+      <w:pPr>
+        <w:pStyle w:val="a3"/>
+      </w:pPr>
+      <w:r>
+        <w:rPr>
+          <w:lang w:val="en-US"/>
+        </w:rPr>
+        <w:t>Δ</w:t>
+      </w:r>
+      <w:r>
+        <w:t>4 = 0.0600</w:t>
+      </w:r>
+    </w:p>
+    <w:p>
+      <w:pPr>
+        <w:pStyle w:val="a3"/>
+      </w:pPr>
+    </w:p>
+    <w:p>
+      <w:pPr>
+        <w:pStyle w:val="a3"/>
+      </w:pPr>
+      <w:r>
+        <w:t xml:space="preserve">Необходимое условие выполняется: все </w:t>
+      </w:r>
+      <w:proofErr w:type="gramStart"/>
+      <w:r>
+        <w:t>коэффициенты &gt;</w:t>
+      </w:r>
+      <w:proofErr w:type="gramEnd"/>
+      <w:r>
+        <w:t xml:space="preserve"> 0</w:t>
+      </w:r>
+    </w:p>
+    <w:p>
+      <w:pPr>
+        <w:pStyle w:val="a3"/>
+      </w:pPr>
+      <w:r>
+        <w:t>Все миноры Гурвица положительны.</w:t>
+      </w:r>
+    </w:p>
+    <w:p>
+      <w:pPr>
+        <w:pStyle w:val="a3"/>
+        <w:rPr>
+          <w:lang w:val="en-US"/>
+        </w:rPr>
+      </w:pPr>
+      <w:r>
+        <w:t xml:space="preserve">ВЫВОД: Замкнутая система УСТОЙЧИВА по критерию </w:t>
+      </w:r>
+      <w:proofErr w:type="spellStart"/>
+      <w:r>
+        <w:rPr>
+          <w:lang w:val="en-US"/>
+        </w:rPr>
+        <w:t>Гурвица</w:t>
+      </w:r>
+      <w:proofErr w:type="spellEnd"/>
+      <w:r>
+        <w:rPr>
+          <w:lang w:val="en-US"/>
+        </w:rPr>
+        <w:t>.</w:t>
+      </w:r>
+    </w:p>
+    <w:p>
+      <w:pPr>
+        <w:pStyle w:val="a3"/>
+        <w:rPr>
+          <w:lang w:val="en-US"/>
+        </w:rPr>
+      </w:pPr>
+      <w:r>
+        <w:rPr>
+          <w:lang w:val="en-US"/>
+        </w:rPr>
+        <w:t>&gt;&gt;</w:t>
+      </w:r>
+    </w:p>
+    <w:p>
+      <w:pPr>
+        <w:pStyle w:val="a3"/>
+        <w:rPr>
+          <w:lang w:val="en-US"/>
+        </w:rPr>
+      </w:pPr>
+    </w:p>
+    <w:p>
+      <w:pPr>
+        <w:pStyle w:val="a3"/>
+        <w:rPr>
+          <w:lang w:val="en-US"/>
+        </w:rPr>
+      </w:pPr>
+    </w:p>
+    <w:p>
+      <w:pPr>
+        <w:pStyle w:val="a3"/>
+        <w:rPr>
+          <w:lang w:val="en-US"/>
+        </w:rPr>
+      </w:pPr>
+    </w:p>
+    <w:p>
+      <w:pPr>
+        <w:pStyle w:val="a3"/>
+        <w:rPr>
+          <w:lang w:val="en-US"/>
+        </w:rPr>
+      </w:pPr>
+    </w:p>
+    <w:p>
+      <w:pPr>
+        <w:pStyle w:val="a3"/>
+        <w:rPr>
+          <w:lang w:val="en-US"/>
+        </w:rPr>
+      </w:pPr>
+    </w:p>
+    <w:p>
+      <w:pPr>
+        <w:pStyle w:val="a3"/>
+        <w:rPr>
+          <w:lang w:val="en-US"/>
+        </w:rPr>
+      </w:pPr>
+    </w:p>
+    <w:p>
+      <w:pPr>
+        <w:pStyle w:val="a3"/>
+        <w:rPr>
+          <w:lang w:val="en-US"/>
+        </w:rPr>
+      </w:pPr>
+    </w:p>
+    <w:p>
+      <w:pPr>
+        <w:pStyle w:val="a3"/>
+        <w:rPr>
+          <w:rFonts w:ascii="SchoolBookC" w:cs="SchoolBookC"/>
+        </w:rPr>
+      </w:pPr>
+      <w:r>
+        <w:lastRenderedPageBreak/>
+        <w:t>Для</w:t>
+      </w:r>
+      <w:r>
+        <w:rPr>
+          <w:rFonts w:ascii="SchoolBookC" w:cs="SchoolBookC"/>
+        </w:rPr>
+        <w:t xml:space="preserve"> </w:t>
+      </w:r>
+      <w:r>
+        <w:t>проверки</w:t>
+      </w:r>
+      <w:r>
+        <w:rPr>
+          <w:rFonts w:ascii="SchoolBookC" w:cs="SchoolBookC"/>
+        </w:rPr>
+        <w:t xml:space="preserve"> </w:t>
+      </w:r>
+      <w:r>
+        <w:t>устойчивости</w:t>
+      </w:r>
+      <w:r>
+        <w:rPr>
+          <w:rFonts w:ascii="SchoolBookC" w:cs="SchoolBookC"/>
+        </w:rPr>
+        <w:t xml:space="preserve"> </w:t>
+      </w:r>
+      <w:r>
+        <w:t>САУ</w:t>
+      </w:r>
+      <w:r>
+        <w:rPr>
+          <w:rFonts w:ascii="SchoolBookC" w:cs="SchoolBookC"/>
+        </w:rPr>
+        <w:t xml:space="preserve"> </w:t>
+      </w:r>
+      <w:r>
+        <w:t>по</w:t>
+      </w:r>
+      <w:r>
+        <w:rPr>
+          <w:rFonts w:ascii="SchoolBookC" w:cs="SchoolBookC"/>
+        </w:rPr>
+        <w:t xml:space="preserve"> </w:t>
+      </w:r>
+      <w:r>
+        <w:t>Найквисту</w:t>
+      </w:r>
+      <w:r>
+        <w:rPr>
+          <w:rFonts w:ascii="SchoolBookC" w:cs="SchoolBookC"/>
+        </w:rPr>
+        <w:t xml:space="preserve"> </w:t>
+      </w:r>
+      <w:r>
+        <w:t>сначала</w:t>
+      </w:r>
+      <w:r>
+        <w:rPr>
+          <w:rFonts w:ascii="SchoolBookC" w:cs="SchoolBookC"/>
+        </w:rPr>
+        <w:t xml:space="preserve"> </w:t>
+      </w:r>
+      <w:r>
+        <w:t>нужно</w:t>
+      </w:r>
+    </w:p>
+    <w:p>
+      <w:pPr>
+        <w:pStyle w:val="a3"/>
+        <w:rPr>
+          <w:rFonts w:asciiTheme="minorHAnsi" w:hAnsiTheme="minorHAnsi" w:cs="SchoolBookC"/>
+        </w:rPr>
+      </w:pPr>
+      <w:r>
+        <w:t>выяснить</w:t>
+      </w:r>
+      <w:r>
+        <w:rPr>
+          <w:rFonts w:ascii="SchoolBookC" w:cs="SchoolBookC"/>
+        </w:rPr>
+        <w:t xml:space="preserve">, </w:t>
+      </w:r>
+      <w:r>
+        <w:t>является</w:t>
+      </w:r>
+      <w:r>
+        <w:rPr>
+          <w:rFonts w:ascii="SchoolBookC" w:cs="SchoolBookC"/>
+        </w:rPr>
+        <w:t xml:space="preserve"> </w:t>
+      </w:r>
+      <w:r>
+        <w:t>ли</w:t>
+      </w:r>
+      <w:r>
+        <w:rPr>
+          <w:rFonts w:ascii="SchoolBookC" w:cs="SchoolBookC"/>
+        </w:rPr>
+        <w:t xml:space="preserve"> </w:t>
+      </w:r>
+      <w:r>
+        <w:t>устойчивой</w:t>
+      </w:r>
+      <w:r>
+        <w:rPr>
+          <w:rFonts w:ascii="SchoolBookC" w:cs="SchoolBookC"/>
+        </w:rPr>
+        <w:t xml:space="preserve"> </w:t>
+      </w:r>
+      <w:r>
+        <w:t>разомкнутая</w:t>
+      </w:r>
+      <w:r>
+        <w:rPr>
+          <w:rFonts w:ascii="SchoolBookC" w:cs="SchoolBookC"/>
+        </w:rPr>
+        <w:t xml:space="preserve"> </w:t>
+      </w:r>
+      <w:r>
+        <w:t>система</w:t>
+      </w:r>
+      <w:r>
+        <w:rPr>
+          <w:rFonts w:ascii="SchoolBookC" w:cs="SchoolBookC"/>
+        </w:rPr>
+        <w:t>.</w:t>
+      </w:r>
+    </w:p>
+    <w:p>
+      <w:pPr>
+        <w:pStyle w:val="a3"/>
+        <w:jc w:val="center"/>
+        <w:rPr>
+          <w:rFonts w:asciiTheme="minorHAnsi" w:hAnsiTheme="minorHAnsi"/>
+          <w:lang w:val="en-US"/>
+        </w:rPr>
+      </w:pPr>
+      <w:r>
+        <w:rPr>
+          <w:noProof/>
+        </w:rPr>
+        <w:drawing>
+          <wp:inline distT="0" distB="0" distL="0" distR="0" wp14:anchorId="3287760A" wp14:editId="617B44ED">
+            <wp:extent cx="3416198" cy="2726193"/>
+            <wp:effectExtent l="0" t="0" r="0" b="0"/>
+            <wp:docPr id="1" name="Рисунок 1"/>
+            <wp:cNvGraphicFramePr>
+              <a:graphicFrameLocks xmlns:a="http://schemas.openxmlformats.org/drawingml/2006/main" noChangeAspect="1"/>
+            </wp:cNvGraphicFramePr>
+            <a:graphic xmlns:a="http://schemas.openxmlformats.org/drawingml/2006/main">
+              <a:graphicData uri="http://schemas.openxmlformats.org/drawingml/2006/picture">
+                <pic:pic xmlns:pic="http://schemas.openxmlformats.org/drawingml/2006/picture">
+                  <pic:nvPicPr>
+                    <pic:cNvPr id="1" name=""/>
+                    <pic:cNvPicPr/>
+                  </pic:nvPicPr>
+                  <pic:blipFill>
+                    <a:blip r:embed="rId7"/>
+                    <a:stretch>
+                      <a:fillRect/>
+                    </a:stretch>
+                  </pic:blipFill>
+                  <pic:spPr>
+                    <a:xfrm>
+                      <a:off x="0" y="0"/>
+                      <a:ext cx="3423935" cy="2732367"/>
+                    </a:xfrm>
+                    <a:prstGeom prst="rect">
+                      <a:avLst/>
+                    </a:prstGeom>
+                  </pic:spPr>
+                </pic:pic>
+              </a:graphicData>
+            </a:graphic>
+          </wp:inline>
+        </w:drawing>
+      </w:r>
+    </w:p>
     <w:sectPr>
-      <w:footerReference w:type="default" r:id="rId7"/>
+      <w:footerReference w:type="default" r:id="rId8"/>
       <w:pgSz w:w="11906" w:h="16838"/>
       <w:pgMar w:top="1134" w:right="1134" w:bottom="1134" w:left="1701" w:header="709" w:footer="709" w:gutter="0"/>
       <w:cols w:space="708"/>
@@ -5971,7 +7580,7 @@
   <w:abstractNum w:abstractNumId="11" w15:restartNumberingAfterBreak="0">
     <w:nsid w:val="291B3B53"/>
     <w:multiLevelType w:val="hybridMultilevel"/>
-    <w:tmpl w:val="7E9A382E"/>
+    <w:tmpl w:val="20BC1B46"/>
     <w:lvl w:ilvl="0" w:tplc="0419000F">
       <w:start w:val="1"/>
       <w:numFmt w:val="decimal"/>
@@ -10293,7 +11902,6 @@
   <w:style w:type="character" w:default="1" w:styleId="a0">
     <w:name w:val="Default Paragraph Font"/>
     <w:uiPriority w:val="1"/>
-    <w:semiHidden/>
     <w:unhideWhenUsed/>
   </w:style>
   <w:style w:type="table" w:default="1" w:styleId="a1">

--- a/08-semester/Автоматика/Лабы. Решения/Лабораторная 3.docx
+++ b/08-semester/Автоматика/Лабы. Решения/Лабораторная 3.docx
@@ -186,23 +186,7 @@
         <w:t>а</w:t>
       </w:r>
       <w:r>
-        <w:t xml:space="preserve"> полученных результатов путем компьютерного моделирования переходных процессов разомкнутой и замкнутой системы в </w:t>
-      </w:r>
-      <w:proofErr w:type="spellStart"/>
-      <w:r>
-        <w:t>MatLab</w:t>
-      </w:r>
-      <w:proofErr w:type="spellEnd"/>
-      <w:r>
-        <w:t xml:space="preserve"> </w:t>
-      </w:r>
-      <w:proofErr w:type="spellStart"/>
-      <w:r>
-        <w:t>Simulink</w:t>
-      </w:r>
-      <w:proofErr w:type="spellEnd"/>
-      <w:r>
-        <w:t>;</w:t>
+        <w:t xml:space="preserve"> полученных результатов путем компьютерного моделирования переходных процессов разомкнутой и замкнутой системы в MatLab;</w:t>
       </w:r>
     </w:p>
     <w:p>
@@ -1349,9 +1333,27 @@
     <w:p>
       <w:pPr>
         <w:pStyle w:val="a3"/>
-      </w:pPr>
-      <w:r>
-        <w:t>Коэффициенты полинома:</w:t>
+        <w:rPr>
+          <w:lang w:val="en-US"/>
+        </w:rPr>
+      </w:pPr>
+      <w:r>
+        <w:t>Коэффициенты</w:t>
+      </w:r>
+      <w:r>
+        <w:rPr>
+          <w:lang w:val="en-US"/>
+        </w:rPr>
+        <w:t xml:space="preserve"> </w:t>
+      </w:r>
+      <w:r>
+        <w:t>полинома</w:t>
+      </w:r>
+      <w:r>
+        <w:rPr>
+          <w:lang w:val="en-US"/>
+        </w:rPr>
+        <w:t>:</w:t>
       </w:r>
     </w:p>
     <w:p>
@@ -1359,173 +1361,202 @@
         <w:pStyle w:val="a3"/>
         <w:rPr>
           <w:rStyle w:val="mord"/>
+          <w:lang w:val="en-US"/>
         </w:rPr>
       </w:pPr>
       <w:r>
         <w:rPr>
           <w:rStyle w:val="mord"/>
+          <w:lang w:val="en-US"/>
         </w:rPr>
         <w:t>a0</w:t>
       </w:r>
       <w:r>
         <w:rPr>
           <w:rStyle w:val="vlist-s"/>
+          <w:lang w:val="en-US"/>
         </w:rPr>
         <w:t>​</w:t>
       </w:r>
       <w:r>
         <w:rPr>
           <w:rStyle w:val="mrel"/>
+          <w:lang w:val="en-US"/>
         </w:rPr>
         <w:t>=</w:t>
       </w:r>
       <w:r>
         <w:rPr>
           <w:rStyle w:val="mord"/>
+          <w:lang w:val="en-US"/>
         </w:rPr>
         <w:t>0.05</w:t>
       </w:r>
       <w:r>
         <w:rPr>
           <w:rStyle w:val="mpunct"/>
+          <w:lang w:val="en-US"/>
         </w:rPr>
         <w:t>,</w:t>
       </w:r>
       <w:r>
         <w:rPr>
           <w:rStyle w:val="mpunct"/>
+          <w:lang w:val="en-US"/>
         </w:rPr>
         <w:t xml:space="preserve"> </w:t>
       </w:r>
       <w:r>
         <w:rPr>
           <w:rStyle w:val="mord"/>
+          <w:lang w:val="en-US"/>
         </w:rPr>
         <w:t>a1</w:t>
       </w:r>
       <w:r>
         <w:rPr>
           <w:rStyle w:val="vlist-s"/>
+          <w:lang w:val="en-US"/>
         </w:rPr>
         <w:t>​</w:t>
       </w:r>
       <w:r>
         <w:rPr>
           <w:rStyle w:val="mrel"/>
+          <w:lang w:val="en-US"/>
         </w:rPr>
         <w:t>=</w:t>
       </w:r>
       <w:r>
         <w:rPr>
           <w:rStyle w:val="mord"/>
+          <w:lang w:val="en-US"/>
         </w:rPr>
         <w:t>0.1</w:t>
       </w:r>
       <w:r>
         <w:rPr>
           <w:rStyle w:val="mpunct"/>
+          <w:lang w:val="en-US"/>
         </w:rPr>
         <w:t>,</w:t>
       </w:r>
       <w:r>
         <w:rPr>
           <w:rStyle w:val="mpunct"/>
+          <w:lang w:val="en-US"/>
         </w:rPr>
         <w:t xml:space="preserve"> </w:t>
       </w:r>
       <w:r>
         <w:rPr>
           <w:rStyle w:val="mord"/>
+          <w:lang w:val="en-US"/>
         </w:rPr>
         <w:t>a2</w:t>
       </w:r>
       <w:r>
         <w:rPr>
           <w:rStyle w:val="vlist-s"/>
+          <w:lang w:val="en-US"/>
         </w:rPr>
         <w:t>​</w:t>
       </w:r>
       <w:r>
         <w:rPr>
           <w:rStyle w:val="mrel"/>
+          <w:lang w:val="en-US"/>
         </w:rPr>
         <w:t>=</w:t>
       </w:r>
       <w:r>
         <w:rPr>
           <w:rStyle w:val="mord"/>
+          <w:lang w:val="en-US"/>
         </w:rPr>
         <w:t>1</w:t>
       </w:r>
       <w:r>
         <w:rPr>
           <w:rStyle w:val="mpunct"/>
+          <w:lang w:val="en-US"/>
         </w:rPr>
         <w:t>,</w:t>
       </w:r>
       <w:r>
         <w:rPr>
           <w:rStyle w:val="mpunct"/>
+          <w:lang w:val="en-US"/>
         </w:rPr>
         <w:t xml:space="preserve"> </w:t>
       </w:r>
       <w:r>
         <w:rPr>
           <w:rStyle w:val="mord"/>
+          <w:lang w:val="en-US"/>
         </w:rPr>
         <w:t>a3</w:t>
       </w:r>
       <w:r>
         <w:rPr>
           <w:rStyle w:val="vlist-s"/>
+          <w:lang w:val="en-US"/>
         </w:rPr>
         <w:t>​</w:t>
       </w:r>
       <w:r>
         <w:rPr>
           <w:rStyle w:val="mrel"/>
+          <w:lang w:val="en-US"/>
         </w:rPr>
         <w:t>=</w:t>
       </w:r>
       <w:r>
         <w:rPr>
           <w:rStyle w:val="mord"/>
+          <w:lang w:val="en-US"/>
         </w:rPr>
         <w:t>1</w:t>
       </w:r>
       <w:r>
         <w:rPr>
           <w:rStyle w:val="mpunct"/>
+          <w:lang w:val="en-US"/>
         </w:rPr>
         <w:t>,</w:t>
       </w:r>
       <w:r>
         <w:rPr>
           <w:rStyle w:val="mpunct"/>
+          <w:lang w:val="en-US"/>
         </w:rPr>
         <w:t xml:space="preserve"> </w:t>
       </w:r>
       <w:r>
         <w:rPr>
           <w:rStyle w:val="mord"/>
+          <w:lang w:val="en-US"/>
         </w:rPr>
         <w:t>a4</w:t>
       </w:r>
       <w:r>
         <w:rPr>
           <w:rStyle w:val="vlist-s"/>
+          <w:lang w:val="en-US"/>
         </w:rPr>
         <w:t>​</w:t>
       </w:r>
       <w:r>
         <w:rPr>
           <w:rStyle w:val="mrel"/>
+          <w:lang w:val="en-US"/>
         </w:rPr>
         <w:t>=</w:t>
       </w:r>
       <w:r>
         <w:rPr>
           <w:rStyle w:val="mord"/>
+          <w:lang w:val="en-US"/>
         </w:rPr>
         <w:t>2</w:t>
       </w:r>
@@ -4442,10 +4473,7 @@
         </w:rPr>
       </w:pPr>
       <w:r>
-        <w:t>АФЧХ</w:t>
-      </w:r>
-      <w:r>
-        <w:t xml:space="preserve"> разомкнутой системы, не имеющей интегрирующих звеньев, при </w:t>
+        <w:t xml:space="preserve">АФЧХ разомкнутой системы, не имеющей интегрирующих звеньев, при </w:t>
       </w:r>
       <w:r>
         <w:rPr>
@@ -4484,13 +4512,7 @@
           <w:rPr>
             <w:rFonts w:ascii="Cambria Math" w:hAnsi="Cambria Math"/>
           </w:rPr>
-          <m:t>ω)</m:t>
-        </m:r>
-        <m:r>
-          <w:rPr>
-            <w:rFonts w:ascii="Cambria Math" w:hAnsi="Cambria Math"/>
-          </w:rPr>
-          <m:t>=K</m:t>
+          <m:t>ω)=K</m:t>
         </m:r>
       </m:oMath>
       <w:r>
@@ -4514,13 +4536,7 @@
           <w:rPr>
             <w:rFonts w:ascii="Cambria Math" w:hAnsi="Cambria Math"/>
           </w:rPr>
-          <m:t>ω</m:t>
-        </m:r>
-        <m:r>
-          <w:rPr>
-            <w:rFonts w:ascii="Cambria Math" w:hAnsi="Cambria Math"/>
-          </w:rPr>
-          <m:t>→∞</m:t>
+          <m:t>ω→∞</m:t>
         </m:r>
       </m:oMath>
       <w:r>
@@ -4536,6 +4552,7 @@
     <w:p>
       <w:pPr>
         <w:pStyle w:val="a3"/>
+        <w:ind w:firstLine="0"/>
         <w:rPr>
           <w:rFonts w:ascii="SchoolBookC-Italic" w:hAnsi="SchoolBookC-Italic" w:cs="SchoolBookC-Italic"/>
           <w:i/>
@@ -4546,79 +4563,229 @@
     <w:p>
       <w:pPr>
         <w:pStyle w:val="a3"/>
-        <w:rPr>
-          <w:rFonts w:ascii="SchoolBookC-Italic" w:hAnsi="SchoolBookC-Italic" w:cs="SchoolBookC-Italic"/>
-          <w:i/>
-          <w:iCs/>
+        <w:ind w:firstLine="0"/>
+        <w:rPr>
+          <w:rFonts w:asciiTheme="minorHAnsi" w:hAnsiTheme="minorHAnsi" w:cs="SchoolBookC"/>
         </w:rPr>
       </w:pPr>
     </w:p>
     <w:p>
       <w:pPr>
         <w:pStyle w:val="a3"/>
-        <w:rPr>
-          <w:rFonts w:asciiTheme="minorHAnsi" w:hAnsiTheme="minorHAnsi" w:cs="SchoolBookC"/>
-        </w:rPr>
-      </w:pPr>
+      </w:pPr>
+      <w:r>
+        <w:lastRenderedPageBreak/>
+        <w:t>Для проверки устойчивости САУ по Найквисту сначала нужно</w:t>
+      </w:r>
+      <w:r>
+        <w:t xml:space="preserve"> </w:t>
+      </w:r>
+      <w:r>
+        <w:t>выяснить, является ли устойчивой разомкнутая система.</w:t>
+      </w:r>
     </w:p>
     <w:p>
       <w:pPr>
         <w:pStyle w:val="a3"/>
-        <w:rPr>
-          <w:rFonts w:asciiTheme="minorHAnsi" w:hAnsiTheme="minorHAnsi" w:cs="SchoolBookC"/>
+        <w:jc w:val="center"/>
+        <w:rPr>
+          <w:rFonts w:asciiTheme="minorHAnsi" w:hAnsiTheme="minorHAnsi"/>
         </w:rPr>
       </w:pPr>
     </w:p>
     <w:p>
       <w:pPr>
-        <w:pStyle w:val="a3"/>
-        <w:rPr>
-          <w:rFonts w:asciiTheme="minorHAnsi" w:hAnsiTheme="minorHAnsi" w:cs="SchoolBookC"/>
-          <w:lang w:val="en-US"/>
-        </w:rPr>
-      </w:pPr>
+        <w:spacing w:after="0" w:line="240" w:lineRule="auto"/>
+        <w:rPr>
+          <w:rFonts w:ascii="Consolas" w:eastAsia="Times New Roman" w:hAnsi="Consolas" w:cs="Times New Roman"/>
+          <w:sz w:val="20"/>
+          <w:szCs w:val="20"/>
+          <w:lang w:eastAsia="ru-RU"/>
+        </w:rPr>
+      </w:pPr>
+      <w:r>
+        <w:rPr>
+          <w:rFonts w:ascii="Consolas" w:eastAsia="Times New Roman" w:hAnsi="Consolas" w:cs="Times New Roman"/>
+          <w:sz w:val="20"/>
+          <w:szCs w:val="20"/>
+          <w:lang w:eastAsia="ru-RU"/>
+        </w:rPr>
+        <w:t>MAT = [ 0.1     1       0       0</w:t>
+      </w:r>
     </w:p>
     <w:p>
       <w:pPr>
+        <w:spacing w:after="0" w:line="240" w:lineRule="auto"/>
+        <w:rPr>
+          <w:rFonts w:ascii="Consolas" w:eastAsia="Times New Roman" w:hAnsi="Consolas" w:cs="Times New Roman"/>
+          <w:sz w:val="20"/>
+          <w:szCs w:val="20"/>
+          <w:lang w:eastAsia="ru-RU"/>
+        </w:rPr>
+      </w:pPr>
+      <w:r>
+        <w:rPr>
+          <w:rFonts w:ascii="Consolas" w:eastAsia="Times New Roman" w:hAnsi="Consolas" w:cs="Times New Roman"/>
+          <w:sz w:val="20"/>
+          <w:szCs w:val="20"/>
+          <w:lang w:eastAsia="ru-RU"/>
+        </w:rPr>
+        <w:t xml:space="preserve">        0.05    1       0       0</w:t>
+      </w:r>
+    </w:p>
+    <w:p>
+      <w:pPr>
+        <w:spacing w:after="0" w:line="240" w:lineRule="auto"/>
+        <w:rPr>
+          <w:rFonts w:ascii="Consolas" w:eastAsia="Times New Roman" w:hAnsi="Consolas" w:cs="Times New Roman"/>
+          <w:sz w:val="20"/>
+          <w:szCs w:val="20"/>
+          <w:lang w:eastAsia="ru-RU"/>
+        </w:rPr>
+      </w:pPr>
+      <w:r>
+        <w:rPr>
+          <w:rFonts w:ascii="Consolas" w:eastAsia="Times New Roman" w:hAnsi="Consolas" w:cs="Times New Roman"/>
+          <w:sz w:val="20"/>
+          <w:szCs w:val="20"/>
+          <w:lang w:eastAsia="ru-RU"/>
+        </w:rPr>
+        <w:t xml:space="preserve">        0       0.1     1       0</w:t>
+      </w:r>
+    </w:p>
+    <w:p>
+      <w:pPr>
+        <w:spacing w:after="0" w:line="240" w:lineRule="auto"/>
+        <w:rPr>
+          <w:rFonts w:ascii="Consolas" w:eastAsia="Times New Roman" w:hAnsi="Consolas" w:cs="Times New Roman"/>
+          <w:sz w:val="20"/>
+          <w:szCs w:val="20"/>
+          <w:lang w:eastAsia="ru-RU"/>
+        </w:rPr>
+      </w:pPr>
+      <w:r>
+        <w:rPr>
+          <w:rFonts w:ascii="Consolas" w:eastAsia="Times New Roman" w:hAnsi="Consolas" w:cs="Times New Roman"/>
+          <w:sz w:val="20"/>
+          <w:szCs w:val="20"/>
+          <w:lang w:eastAsia="ru-RU"/>
+        </w:rPr>
+        <w:t xml:space="preserve">        0       0.05    1       0 ];</w:t>
+      </w:r>
+    </w:p>
+    <w:p>
+      <w:pPr>
+        <w:spacing w:after="0" w:line="240" w:lineRule="auto"/>
+        <w:rPr>
+          <w:rFonts w:ascii="Consolas" w:eastAsia="Times New Roman" w:hAnsi="Consolas" w:cs="Times New Roman"/>
+          <w:sz w:val="20"/>
+          <w:szCs w:val="20"/>
+          <w:lang w:eastAsia="ru-RU"/>
+        </w:rPr>
+      </w:pPr>
+    </w:p>
+    <w:p>
+      <w:pPr>
         <w:pStyle w:val="a3"/>
       </w:pPr>
       <w:r>
-        <w:t xml:space="preserve">Точки для построения </w:t>
-      </w:r>
-      <w:proofErr w:type="spellStart"/>
-      <w:r>
-        <w:t>гад</w:t>
+        <w:rPr>
+          <w:lang w:val="en-US"/>
+        </w:rPr>
+        <w:t>Det</w:t>
+      </w:r>
+      <w:r>
+        <w:t xml:space="preserve">1 = </w:t>
+      </w:r>
+      <w:r>
+        <w:t xml:space="preserve">0.1 &gt; 0; </w:t>
+      </w:r>
+      <w:r>
+        <w:rPr>
+          <w:lang w:val="en-US"/>
+        </w:rPr>
+        <w:t>det</w:t>
+      </w:r>
+      <w:r>
+        <w:t xml:space="preserve">2 = </w:t>
+      </w:r>
+      <w:r>
+        <w:rPr>
+          <w:lang w:val="en-US"/>
+        </w:rPr>
+        <w:t>det</w:t>
+      </w:r>
+      <w:r>
+        <w:t xml:space="preserve">3 = </w:t>
+      </w:r>
+      <w:r>
+        <w:t xml:space="preserve">0.0500 &gt; 0; </w:t>
+      </w:r>
+      <w:r>
+        <w:rPr>
+          <w:lang w:val="en-US"/>
+        </w:rPr>
+        <w:t>det</w:t>
+      </w:r>
+      <w:r>
+        <w:t>(</w:t>
+      </w:r>
+      <w:r>
+        <w:rPr>
+          <w:lang w:val="en-US"/>
+        </w:rPr>
+        <w:t>MAT</w:t>
+      </w:r>
+      <w:r>
+        <w:t xml:space="preserve">) = 0 – </w:t>
+      </w:r>
+      <w:r>
+        <w:t>разомкнутая</w:t>
+      </w:r>
+      <w:r>
+        <w:t xml:space="preserve"> </w:t>
+      </w:r>
+      <w:r>
+        <w:t>система на границе устойчивости.</w:t>
+      </w:r>
+    </w:p>
+    <w:p>
+      <w:pPr>
+        <w:pStyle w:val="a3"/>
+      </w:pPr>
+      <w:r>
+        <w:t>Точки для построения г</w:t>
       </w:r>
       <w:r>
         <w:t>о</w:t>
       </w:r>
       <w:r>
+        <w:t>д</w:t>
+      </w:r>
+      <w:r>
+        <w:t>о</w:t>
+      </w:r>
+      <w:r>
         <w:t>графа</w:t>
       </w:r>
-      <w:proofErr w:type="spellEnd"/>
     </w:p>
     <w:tbl>
       <w:tblPr>
         <w:tblStyle w:val="a5"/>
         <w:tblW w:w="0" w:type="auto"/>
-        <w:jc w:val="center"/>
         <w:tblLook w:val="04A0" w:firstRow="1" w:lastRow="0" w:firstColumn="1" w:lastColumn="0" w:noHBand="0" w:noVBand="1"/>
       </w:tblPr>
       <w:tblGrid>
-        <w:gridCol w:w="988"/>
-        <w:gridCol w:w="992"/>
-        <w:gridCol w:w="992"/>
-        <w:gridCol w:w="1985"/>
-        <w:gridCol w:w="992"/>
-        <w:gridCol w:w="1134"/>
+        <w:gridCol w:w="1812"/>
+        <w:gridCol w:w="1812"/>
+        <w:gridCol w:w="1812"/>
+        <w:gridCol w:w="1812"/>
+        <w:gridCol w:w="1813"/>
       </w:tblGrid>
       <w:tr>
-        <w:trPr>
-          <w:jc w:val="center"/>
-        </w:trPr>
         <w:tc>
           <w:tcPr>
-            <w:tcW w:w="988" w:type="dxa"/>
+            <w:tcW w:w="1812" w:type="dxa"/>
           </w:tcPr>
           <w:p>
             <w:pPr>
@@ -4639,40 +4806,21 @@
         </w:tc>
         <w:tc>
           <w:tcPr>
-            <w:tcW w:w="992" w:type="dxa"/>
+            <w:tcW w:w="1812" w:type="dxa"/>
           </w:tcPr>
           <w:p>
             <w:pPr>
               <w:pStyle w:val="a3"/>
               <w:ind w:firstLine="0"/>
-              <w:rPr>
-                <w:rFonts w:eastAsia="Calibri" w:cs="Times New Roman"/>
-                <w:lang w:val="en-US"/>
-              </w:rPr>
+              <w:jc w:val="center"/>
             </w:pPr>
             <m:oMathPara>
               <m:oMath>
                 <m:r>
                   <w:rPr>
-                    <w:rFonts w:ascii="Cambria Math" w:eastAsiaTheme="minorEastAsia" w:hAnsi="Cambria Math"/>
-                    <w:lang w:val="en-US"/>
-                  </w:rPr>
-                  <m:t>A</m:t>
-                </m:r>
-                <m:r>
-                  <m:rPr>
-                    <m:sty m:val="p"/>
-                  </m:rPr>
-                  <w:rPr>
-                    <w:rFonts w:ascii="Cambria Math" w:eastAsiaTheme="minorEastAsia" w:hAnsi="Cambria Math"/>
-                  </w:rPr>
-                  <m:t>(</m:t>
-                </m:r>
-                <m:r>
-                  <w:rPr>
                     <w:rFonts w:ascii="Cambria Math" w:hAnsi="Cambria Math"/>
                   </w:rPr>
-                  <m:t>ω)</m:t>
+                  <m:t>0</m:t>
                 </m:r>
               </m:oMath>
             </m:oMathPara>
@@ -4680,30 +4828,21 @@
         </w:tc>
         <w:tc>
           <w:tcPr>
-            <w:tcW w:w="992" w:type="dxa"/>
+            <w:tcW w:w="1812" w:type="dxa"/>
           </w:tcPr>
           <w:p>
             <w:pPr>
               <w:pStyle w:val="a3"/>
               <w:ind w:firstLine="0"/>
-              <w:rPr>
-                <w:rFonts w:eastAsia="Calibri" w:cs="Times New Roman"/>
-                <w:lang w:val="en-US"/>
-              </w:rPr>
+              <w:jc w:val="center"/>
             </w:pPr>
             <m:oMathPara>
               <m:oMath>
                 <m:r>
                   <w:rPr>
-                    <w:rFonts w:ascii="Cambria Math" w:eastAsiaTheme="minorEastAsia" w:hAnsi="Cambria Math"/>
-                  </w:rPr>
-                  <m:t>B(</m:t>
-                </m:r>
-                <m:r>
-                  <w:rPr>
                     <w:rFonts w:ascii="Cambria Math" w:hAnsi="Cambria Math"/>
                   </w:rPr>
-                  <m:t>ω)</m:t>
+                  <m:t>∞</m:t>
                 </m:r>
               </m:oMath>
             </m:oMathPara>
@@ -4711,108 +4850,55 @@
         </w:tc>
         <w:tc>
           <w:tcPr>
-            <w:tcW w:w="1985" w:type="dxa"/>
+            <w:tcW w:w="1812" w:type="dxa"/>
           </w:tcPr>
           <w:p>
             <w:pPr>
               <w:pStyle w:val="a3"/>
               <w:ind w:firstLine="0"/>
-              <w:rPr>
-                <w:rFonts w:eastAsia="Calibri" w:cs="Times New Roman"/>
-                <w:lang w:val="en-US"/>
-              </w:rPr>
             </w:pPr>
-            <m:oMathPara>
-              <m:oMath>
-                <m:sSup>
-                  <m:sSupPr>
-                    <m:ctrlPr>
-                      <w:rPr>
-                        <w:rFonts w:ascii="Cambria Math" w:eastAsiaTheme="minorEastAsia" w:hAnsi="Cambria Math"/>
-                        <w:i/>
-                        <w:lang w:val="en-US"/>
-                      </w:rPr>
-                    </m:ctrlPr>
-                  </m:sSupPr>
-                  <m:e>
-                    <m:r>
-                      <w:rPr>
-                        <w:rFonts w:ascii="Cambria Math" w:eastAsiaTheme="minorEastAsia" w:hAnsi="Cambria Math"/>
-                        <w:lang w:val="en-US"/>
-                      </w:rPr>
-                      <m:t>A</m:t>
-                    </m:r>
-                  </m:e>
-                  <m:sup>
-                    <m:r>
-                      <w:rPr>
-                        <w:rFonts w:ascii="Cambria Math" w:eastAsiaTheme="minorEastAsia" w:hAnsi="Cambria Math"/>
-                        <w:lang w:val="en-US"/>
-                      </w:rPr>
-                      <m:t>2</m:t>
-                    </m:r>
-                  </m:sup>
-                </m:sSup>
-                <m:r>
-                  <m:rPr>
-                    <m:sty m:val="p"/>
-                  </m:rPr>
-                  <w:rPr>
-                    <w:rFonts w:ascii="Cambria Math" w:eastAsiaTheme="minorEastAsia" w:hAnsi="Cambria Math"/>
-                  </w:rPr>
-                  <m:t>(</m:t>
-                </m:r>
-                <m:r>
-                  <w:rPr>
-                    <w:rFonts w:ascii="Cambria Math" w:hAnsi="Cambria Math"/>
-                  </w:rPr>
-                  <m:t>ω)+</m:t>
-                </m:r>
-                <m:sSup>
-                  <m:sSupPr>
-                    <m:ctrlPr>
-                      <w:rPr>
-                        <w:rFonts w:ascii="Cambria Math" w:eastAsiaTheme="minorEastAsia" w:hAnsi="Cambria Math"/>
-                        <w:i/>
-                      </w:rPr>
-                    </m:ctrlPr>
-                  </m:sSupPr>
-                  <m:e>
-                    <m:r>
-                      <w:rPr>
-                        <w:rFonts w:ascii="Cambria Math" w:eastAsiaTheme="minorEastAsia" w:hAnsi="Cambria Math"/>
-                      </w:rPr>
-                      <m:t>B</m:t>
-                    </m:r>
-                  </m:e>
-                  <m:sup>
-                    <m:r>
-                      <w:rPr>
-                        <w:rFonts w:ascii="Cambria Math" w:eastAsiaTheme="minorEastAsia" w:hAnsi="Cambria Math"/>
-                      </w:rPr>
-                      <m:t>2</m:t>
-                    </m:r>
-                  </m:sup>
-                </m:sSup>
-                <m:r>
-                  <w:rPr>
-                    <w:rFonts w:ascii="Cambria Math" w:eastAsiaTheme="minorEastAsia" w:hAnsi="Cambria Math"/>
-                  </w:rPr>
-                  <m:t>(</m:t>
-                </m:r>
-                <m:r>
-                  <w:rPr>
-                    <w:rFonts w:ascii="Cambria Math" w:hAnsi="Cambria Math"/>
-                  </w:rPr>
-                  <m:t>ω)</m:t>
-                </m:r>
-              </m:oMath>
-            </m:oMathPara>
+            <w:r>
+              <w:t xml:space="preserve">1.03  </w:t>
+            </w:r>
+          </w:p>
+          <w:p>
+            <w:pPr>
+              <w:pStyle w:val="a3"/>
+              <w:ind w:firstLine="0"/>
+            </w:pPr>
+            <w:r>
+              <w:t>4.35</w:t>
+            </w:r>
           </w:p>
         </w:tc>
         <w:tc>
           <w:tcPr>
-            <w:tcW w:w="992" w:type="dxa"/>
+            <w:tcW w:w="1813" w:type="dxa"/>
+          </w:tcPr>
+          <w:p>
+            <w:pPr>
+              <w:pStyle w:val="a3"/>
+              <w:ind w:firstLine="0"/>
+            </w:pPr>
+            <w:r>
+              <w:t>0</w:t>
+            </w:r>
+          </w:p>
+          <w:p>
+            <w:pPr>
+              <w:pStyle w:val="a3"/>
+              <w:ind w:firstLine="0"/>
+            </w:pPr>
+            <w:r>
+              <w:t>3.1600</w:t>
+            </w:r>
+          </w:p>
+        </w:tc>
+      </w:tr>
+      <w:tr>
+        <w:tc>
+          <w:tcPr>
+            <w:tcW w:w="1812" w:type="dxa"/>
           </w:tcPr>
           <w:p>
             <w:pPr>
@@ -4849,7 +4935,87 @@
         </w:tc>
         <w:tc>
           <w:tcPr>
-            <w:tcW w:w="1134" w:type="dxa"/>
+            <w:tcW w:w="1812" w:type="dxa"/>
+          </w:tcPr>
+          <w:p>
+            <w:pPr>
+              <w:pStyle w:val="a3"/>
+              <w:ind w:firstLine="0"/>
+              <w:jc w:val="center"/>
+            </w:pPr>
+            <m:oMathPara>
+              <m:oMath>
+                <m:r>
+                  <w:rPr>
+                    <w:rFonts w:ascii="Cambria Math" w:hAnsi="Cambria Math"/>
+                  </w:rPr>
+                  <m:t>1</m:t>
+                </m:r>
+              </m:oMath>
+            </m:oMathPara>
+          </w:p>
+        </w:tc>
+        <w:tc>
+          <w:tcPr>
+            <w:tcW w:w="1812" w:type="dxa"/>
+          </w:tcPr>
+          <w:p>
+            <w:pPr>
+              <w:pStyle w:val="a3"/>
+              <w:ind w:firstLine="0"/>
+              <w:jc w:val="center"/>
+            </w:pPr>
+            <w:r>
+              <w:t>0</w:t>
+            </w:r>
+          </w:p>
+        </w:tc>
+        <w:tc>
+          <w:tcPr>
+            <w:tcW w:w="1812" w:type="dxa"/>
+          </w:tcPr>
+          <w:p>
+            <w:pPr>
+              <w:pStyle w:val="a3"/>
+              <w:ind w:firstLine="0"/>
+              <w:jc w:val="center"/>
+            </w:pPr>
+            <w:r>
+              <w:t>0</w:t>
+            </w:r>
+          </w:p>
+        </w:tc>
+        <w:tc>
+          <w:tcPr>
+            <w:tcW w:w="1813" w:type="dxa"/>
+          </w:tcPr>
+          <w:p>
+            <w:pPr>
+              <w:pStyle w:val="a3"/>
+              <w:ind w:firstLine="0"/>
+            </w:pPr>
+            <w:r>
+              <w:t>1.0000</w:t>
+            </w:r>
+          </w:p>
+          <w:p>
+            <w:pPr>
+              <w:pStyle w:val="a3"/>
+              <w:ind w:firstLine="0"/>
+              <w:rPr>
+                <w:lang w:val="en-US"/>
+              </w:rPr>
+            </w:pPr>
+            <w:r>
+              <w:t xml:space="preserve"> -0.2500</w:t>
+            </w:r>
+          </w:p>
+        </w:tc>
+      </w:tr>
+      <w:tr>
+        <w:tc>
+          <w:tcPr>
+            <w:tcW w:w="1812" w:type="dxa"/>
           </w:tcPr>
           <w:p>
             <w:pPr>
@@ -4884,19 +5050,40 @@
             </m:oMathPara>
           </w:p>
         </w:tc>
-      </w:tr>
-      <w:tr>
-        <w:trPr>
-          <w:jc w:val="center"/>
-        </w:trPr>
         <w:tc>
           <w:tcPr>
-            <w:tcW w:w="988" w:type="dxa"/>
+            <w:tcW w:w="1812" w:type="dxa"/>
           </w:tcPr>
           <w:p>
             <w:pPr>
               <w:pStyle w:val="a3"/>
               <w:ind w:firstLine="0"/>
+              <w:jc w:val="center"/>
+            </w:pPr>
+            <m:oMathPara>
+              <m:oMath>
+                <m:r>
+                  <w:rPr>
+                    <w:rFonts w:ascii="Cambria Math" w:hAnsi="Cambria Math"/>
+                  </w:rPr>
+                  <m:t>0</m:t>
+                </m:r>
+              </m:oMath>
+            </m:oMathPara>
+          </w:p>
+        </w:tc>
+        <w:tc>
+          <w:tcPr>
+            <w:tcW w:w="1812" w:type="dxa"/>
+          </w:tcPr>
+          <w:p>
+            <w:pPr>
+              <w:pStyle w:val="a3"/>
+              <w:ind w:firstLine="0"/>
+              <w:jc w:val="center"/>
+              <w:rPr>
+                <w:lang w:val="en-US"/>
+              </w:rPr>
             </w:pPr>
             <w:r>
               <w:t>0</w:t>
@@ -4905,112 +5092,7 @@
         </w:tc>
         <w:tc>
           <w:tcPr>
-            <w:tcW w:w="992" w:type="dxa"/>
-          </w:tcPr>
-          <w:p>
-            <w:pPr>
-              <w:pStyle w:val="a3"/>
-              <w:ind w:firstLine="0"/>
-              <w:rPr>
-                <w:lang w:val="en-US"/>
-              </w:rPr>
-            </w:pPr>
-            <w:r>
-              <w:rPr>
-                <w:lang w:val="en-US"/>
-              </w:rPr>
-              <w:t>1</w:t>
-            </w:r>
-          </w:p>
-        </w:tc>
-        <w:tc>
-          <w:tcPr>
-            <w:tcW w:w="992" w:type="dxa"/>
-          </w:tcPr>
-          <w:p>
-            <w:pPr>
-              <w:pStyle w:val="a3"/>
-              <w:ind w:firstLine="0"/>
-              <w:rPr>
-                <w:lang w:val="en-US"/>
-              </w:rPr>
-            </w:pPr>
-            <w:r>
-              <w:rPr>
-                <w:lang w:val="en-US"/>
-              </w:rPr>
-              <w:t>0</w:t>
-            </w:r>
-          </w:p>
-        </w:tc>
-        <w:tc>
-          <w:tcPr>
-            <w:tcW w:w="1985" w:type="dxa"/>
-          </w:tcPr>
-          <w:p>
-            <w:pPr>
-              <w:pStyle w:val="a3"/>
-              <w:ind w:firstLine="0"/>
-              <w:rPr>
-                <w:lang w:val="en-US"/>
-              </w:rPr>
-            </w:pPr>
-            <w:r>
-              <w:rPr>
-                <w:lang w:val="en-US"/>
-              </w:rPr>
-              <w:t>1</w:t>
-            </w:r>
-          </w:p>
-        </w:tc>
-        <w:tc>
-          <w:tcPr>
-            <w:tcW w:w="992" w:type="dxa"/>
-          </w:tcPr>
-          <w:p>
-            <w:pPr>
-              <w:pStyle w:val="a3"/>
-              <w:ind w:firstLine="0"/>
-              <w:rPr>
-                <w:lang w:val="en-US"/>
-              </w:rPr>
-            </w:pPr>
-            <w:r>
-              <w:rPr>
-                <w:lang w:val="en-US"/>
-              </w:rPr>
-              <w:t>1</w:t>
-            </w:r>
-          </w:p>
-        </w:tc>
-        <w:tc>
-          <w:tcPr>
-            <w:tcW w:w="1134" w:type="dxa"/>
-          </w:tcPr>
-          <w:p>
-            <w:pPr>
-              <w:pStyle w:val="a3"/>
-              <w:ind w:firstLine="0"/>
-              <w:rPr>
-                <w:lang w:val="en-US"/>
-              </w:rPr>
-            </w:pPr>
-            <w:r>
-              <w:rPr>
-                <w:lang w:val="en-US"/>
-              </w:rPr>
-              <w:t>0</w:t>
-            </w:r>
-          </w:p>
-        </w:tc>
-      </w:tr>
-      <w:tr>
-        <w:trPr>
-          <w:jc w:val="center"/>
-        </w:trPr>
-        <w:tc>
-          <w:tcPr>
-            <w:tcW w:w="988" w:type="dxa"/>
+            <w:tcW w:w="1812" w:type="dxa"/>
           </w:tcPr>
           <w:p>
             <w:pPr>
@@ -5018,579 +5100,32 @@
               <w:ind w:firstLine="0"/>
             </w:pPr>
             <w:r>
-              <w:t>1</w:t>
+              <w:t>-1.0861</w:t>
             </w:r>
           </w:p>
-        </w:tc>
-        <w:tc>
-          <w:tcPr>
-            <w:tcW w:w="992" w:type="dxa"/>
-          </w:tcPr>
-          <w:p>
-            <w:pPr>
-              <w:pStyle w:val="a3"/>
-              <w:ind w:firstLine="0"/>
-              <w:rPr>
-                <w:lang w:val="en-US"/>
-              </w:rPr>
-            </w:pPr>
-            <w:r>
-              <w:rPr>
-                <w:lang w:val="en-US"/>
-              </w:rPr>
-              <w:t>0.05</w:t>
-            </w:r>
-          </w:p>
-        </w:tc>
-        <w:tc>
-          <w:tcPr>
-            <w:tcW w:w="992" w:type="dxa"/>
-          </w:tcPr>
-          <w:p>
-            <w:pPr>
-              <w:pStyle w:val="a3"/>
-              <w:ind w:firstLine="0"/>
-              <w:rPr>
-                <w:lang w:val="en-US"/>
-              </w:rPr>
-            </w:pPr>
-            <w:r>
-              <w:rPr>
-                <w:lang w:val="en-US"/>
-              </w:rPr>
-              <w:t>0.9</w:t>
-            </w:r>
-          </w:p>
-        </w:tc>
-        <w:tc>
-          <w:tcPr>
-            <w:tcW w:w="1985" w:type="dxa"/>
-          </w:tcPr>
-          <w:p>
-            <w:pPr>
-              <w:pStyle w:val="a3"/>
-              <w:ind w:firstLine="0"/>
-              <w:rPr>
-                <w:lang w:val="en-US"/>
-              </w:rPr>
-            </w:pPr>
-            <w:r>
-              <w:rPr>
-                <w:lang w:val="en-US"/>
-              </w:rPr>
-              <w:t>0.8125</w:t>
-            </w:r>
-          </w:p>
-        </w:tc>
-        <w:tc>
-          <w:tcPr>
-            <w:tcW w:w="992" w:type="dxa"/>
-          </w:tcPr>
-          <w:p>
-            <w:pPr>
-              <w:pStyle w:val="a3"/>
-              <w:ind w:firstLine="0"/>
-              <w:rPr>
-                <w:lang w:val="en-US"/>
-              </w:rPr>
-            </w:pPr>
-            <w:r>
-              <w:rPr>
-                <w:lang w:val="en-US"/>
-              </w:rPr>
-              <w:t>0.0615</w:t>
-            </w:r>
-          </w:p>
-        </w:tc>
-        <w:tc>
-          <w:tcPr>
-            <w:tcW w:w="1134" w:type="dxa"/>
-          </w:tcPr>
-          <w:p>
-            <w:pPr>
-              <w:pStyle w:val="a3"/>
-              <w:ind w:firstLine="0"/>
-              <w:rPr>
-                <w:lang w:val="en-US"/>
-              </w:rPr>
-            </w:pPr>
-            <w:r>
-              <w:rPr>
-                <w:lang w:val="en-US"/>
-              </w:rPr>
-              <w:t>-1.108</w:t>
-            </w:r>
-          </w:p>
-        </w:tc>
-      </w:tr>
-      <w:tr>
-        <w:trPr>
-          <w:jc w:val="center"/>
-        </w:trPr>
-        <w:tc>
-          <w:tcPr>
-            <w:tcW w:w="988" w:type="dxa"/>
-          </w:tcPr>
           <w:p>
             <w:pPr>
               <w:pStyle w:val="a3"/>
               <w:ind w:firstLine="0"/>
             </w:pPr>
             <w:r>
-              <w:t>2</w:t>
+              <w:t>0.2576</w:t>
             </w:r>
           </w:p>
         </w:tc>
         <w:tc>
           <w:tcPr>
-            <w:tcW w:w="992" w:type="dxa"/>
+            <w:tcW w:w="1813" w:type="dxa"/>
           </w:tcPr>
           <w:p>
             <w:pPr>
               <w:pStyle w:val="a3"/>
               <w:ind w:firstLine="0"/>
-              <w:rPr>
-                <w:lang w:val="en-US"/>
-              </w:rPr>
+              <w:jc w:val="center"/>
             </w:pPr>
             <w:r>
-              <w:rPr>
-                <w:lang w:val="en-US"/>
-              </w:rPr>
-              <w:t>-2.2</w:t>
+              <w:t>0</w:t>
             </w:r>
-          </w:p>
-        </w:tc>
-        <w:tc>
-          <w:tcPr>
-            <w:tcW w:w="992" w:type="dxa"/>
-          </w:tcPr>
-          <w:p>
-            <w:pPr>
-              <w:pStyle w:val="a3"/>
-              <w:ind w:firstLine="0"/>
-              <w:rPr>
-                <w:lang w:val="en-US"/>
-              </w:rPr>
-            </w:pPr>
-            <w:r>
-              <w:rPr>
-                <w:lang w:val="en-US"/>
-              </w:rPr>
-              <w:t>1.2</w:t>
-            </w:r>
-          </w:p>
-        </w:tc>
-        <w:tc>
-          <w:tcPr>
-            <w:tcW w:w="1985" w:type="dxa"/>
-          </w:tcPr>
-          <w:p>
-            <w:pPr>
-              <w:pStyle w:val="a3"/>
-              <w:ind w:firstLine="0"/>
-              <w:rPr>
-                <w:lang w:val="en-US"/>
-              </w:rPr>
-            </w:pPr>
-            <w:r>
-              <w:rPr>
-                <w:lang w:val="en-US"/>
-              </w:rPr>
-              <w:t>6.28</w:t>
-            </w:r>
-          </w:p>
-        </w:tc>
-        <w:tc>
-          <w:tcPr>
-            <w:tcW w:w="992" w:type="dxa"/>
-          </w:tcPr>
-          <w:p>
-            <w:pPr>
-              <w:pStyle w:val="a3"/>
-              <w:ind w:firstLine="0"/>
-              <w:rPr>
-                <w:lang w:val="en-US"/>
-              </w:rPr>
-            </w:pPr>
-            <w:r>
-              <w:rPr>
-                <w:lang w:val="en-US"/>
-              </w:rPr>
-              <w:t>-0.35</w:t>
-            </w:r>
-          </w:p>
-        </w:tc>
-        <w:tc>
-          <w:tcPr>
-            <w:tcW w:w="1134" w:type="dxa"/>
-          </w:tcPr>
-          <w:p>
-            <w:pPr>
-              <w:pStyle w:val="a3"/>
-              <w:ind w:firstLine="0"/>
-              <w:rPr>
-                <w:lang w:val="en-US"/>
-              </w:rPr>
-            </w:pPr>
-            <w:r>
-              <w:rPr>
-                <w:lang w:val="en-US"/>
-              </w:rPr>
-              <w:t>-0191</w:t>
-            </w:r>
-          </w:p>
-        </w:tc>
-      </w:tr>
-      <w:tr>
-        <w:trPr>
-          <w:jc w:val="center"/>
-        </w:trPr>
-        <w:tc>
-          <w:tcPr>
-            <w:tcW w:w="988" w:type="dxa"/>
-          </w:tcPr>
-          <w:p>
-            <w:pPr>
-              <w:pStyle w:val="a3"/>
-              <w:ind w:firstLine="0"/>
-            </w:pPr>
-            <w:r>
-              <w:t>3</w:t>
-            </w:r>
-          </w:p>
-        </w:tc>
-        <w:tc>
-          <w:tcPr>
-            <w:tcW w:w="992" w:type="dxa"/>
-          </w:tcPr>
-          <w:p>
-            <w:pPr>
-              <w:pStyle w:val="a3"/>
-              <w:ind w:firstLine="0"/>
-              <w:rPr>
-                <w:lang w:val="en-US"/>
-              </w:rPr>
-            </w:pPr>
-            <w:r>
-              <w:rPr>
-                <w:lang w:val="en-US"/>
-              </w:rPr>
-              <w:t>-5.95</w:t>
-            </w:r>
-          </w:p>
-        </w:tc>
-        <w:tc>
-          <w:tcPr>
-            <w:tcW w:w="992" w:type="dxa"/>
-          </w:tcPr>
-          <w:p>
-            <w:pPr>
-              <w:pStyle w:val="a3"/>
-              <w:ind w:firstLine="0"/>
-              <w:rPr>
-                <w:lang w:val="en-US"/>
-              </w:rPr>
-            </w:pPr>
-            <w:r>
-              <w:rPr>
-                <w:lang w:val="en-US"/>
-              </w:rPr>
-              <w:t>0.3</w:t>
-            </w:r>
-          </w:p>
-        </w:tc>
-        <w:tc>
-          <w:tcPr>
-            <w:tcW w:w="1985" w:type="dxa"/>
-          </w:tcPr>
-          <w:p>
-            <w:pPr>
-              <w:pStyle w:val="a3"/>
-              <w:ind w:firstLine="0"/>
-              <w:rPr>
-                <w:lang w:val="en-US"/>
-              </w:rPr>
-            </w:pPr>
-            <w:r>
-              <w:rPr>
-                <w:lang w:val="en-US"/>
-              </w:rPr>
-              <w:t>35.48</w:t>
-            </w:r>
-          </w:p>
-        </w:tc>
-        <w:tc>
-          <w:tcPr>
-            <w:tcW w:w="992" w:type="dxa"/>
-          </w:tcPr>
-          <w:p>
-            <w:pPr>
-              <w:pStyle w:val="a3"/>
-              <w:ind w:firstLine="0"/>
-              <w:rPr>
-                <w:lang w:val="en-US"/>
-              </w:rPr>
-            </w:pPr>
-            <w:r>
-              <w:rPr>
-                <w:lang w:val="en-US"/>
-              </w:rPr>
-              <w:t>-0.168</w:t>
-            </w:r>
-          </w:p>
-        </w:tc>
-        <w:tc>
-          <w:tcPr>
-            <w:tcW w:w="1134" w:type="dxa"/>
-          </w:tcPr>
-          <w:p>
-            <w:pPr>
-              <w:pStyle w:val="a3"/>
-              <w:ind w:firstLine="0"/>
-              <w:rPr>
-                <w:lang w:val="en-US"/>
-              </w:rPr>
-            </w:pPr>
-            <w:r>
-              <w:rPr>
-                <w:lang w:val="en-US"/>
-              </w:rPr>
-              <w:t>-0.0085</w:t>
-            </w:r>
-          </w:p>
-        </w:tc>
-      </w:tr>
-      <w:tr>
-        <w:trPr>
-          <w:jc w:val="center"/>
-        </w:trPr>
-        <w:tc>
-          <w:tcPr>
-            <w:tcW w:w="988" w:type="dxa"/>
-          </w:tcPr>
-          <w:p>
-            <w:pPr>
-              <w:pStyle w:val="a3"/>
-              <w:ind w:firstLine="0"/>
-              <w:rPr>
-                <w:rFonts w:cs="Times New Roman"/>
-                <w:szCs w:val="26"/>
-              </w:rPr>
-            </w:pPr>
-            <w:r>
-              <w:rPr>
-                <w:rStyle w:val="a9"/>
-                <w:rFonts w:cs="Times New Roman"/>
-                <w:color w:val="000000" w:themeColor="text1"/>
-                <w:szCs w:val="26"/>
-                <w:shd w:val="clear" w:color="auto" w:fill="FFFFFF"/>
-              </w:rPr>
-              <w:t>3,162</w:t>
-            </w:r>
-          </w:p>
-        </w:tc>
-        <w:tc>
-          <w:tcPr>
-            <w:tcW w:w="992" w:type="dxa"/>
-          </w:tcPr>
-          <w:p>
-            <w:pPr>
-              <w:pStyle w:val="a3"/>
-              <w:ind w:firstLine="0"/>
-            </w:pPr>
-          </w:p>
-        </w:tc>
-        <w:tc>
-          <w:tcPr>
-            <w:tcW w:w="992" w:type="dxa"/>
-          </w:tcPr>
-          <w:p>
-            <w:pPr>
-              <w:pStyle w:val="a3"/>
-              <w:ind w:firstLine="0"/>
-            </w:pPr>
-          </w:p>
-        </w:tc>
-        <w:tc>
-          <w:tcPr>
-            <w:tcW w:w="1985" w:type="dxa"/>
-          </w:tcPr>
-          <w:p>
-            <w:pPr>
-              <w:pStyle w:val="a3"/>
-              <w:ind w:firstLine="0"/>
-            </w:pPr>
-          </w:p>
-        </w:tc>
-        <w:tc>
-          <w:tcPr>
-            <w:tcW w:w="992" w:type="dxa"/>
-          </w:tcPr>
-          <w:p>
-            <w:pPr>
-              <w:pStyle w:val="a3"/>
-              <w:ind w:firstLine="0"/>
-            </w:pPr>
-          </w:p>
-        </w:tc>
-        <w:tc>
-          <w:tcPr>
-            <w:tcW w:w="1134" w:type="dxa"/>
-          </w:tcPr>
-          <w:p>
-            <w:pPr>
-              <w:pStyle w:val="a3"/>
-              <w:ind w:firstLine="0"/>
-            </w:pPr>
-          </w:p>
-        </w:tc>
-      </w:tr>
-      <w:tr>
-        <w:trPr>
-          <w:jc w:val="center"/>
-        </w:trPr>
-        <w:tc>
-          <w:tcPr>
-            <w:tcW w:w="988" w:type="dxa"/>
-          </w:tcPr>
-          <w:p>
-            <w:pPr>
-              <w:pStyle w:val="a3"/>
-              <w:ind w:firstLine="0"/>
-              <w:rPr>
-                <w:lang w:val="en-US"/>
-              </w:rPr>
-            </w:pPr>
-            <w:r>
-              <w:t>10</w:t>
-            </w:r>
-          </w:p>
-        </w:tc>
-        <w:tc>
-          <w:tcPr>
-            <w:tcW w:w="992" w:type="dxa"/>
-          </w:tcPr>
-          <w:p>
-            <w:pPr>
-              <w:pStyle w:val="a3"/>
-              <w:ind w:firstLine="0"/>
-            </w:pPr>
-          </w:p>
-        </w:tc>
-        <w:tc>
-          <w:tcPr>
-            <w:tcW w:w="992" w:type="dxa"/>
-          </w:tcPr>
-          <w:p>
-            <w:pPr>
-              <w:pStyle w:val="a3"/>
-              <w:ind w:firstLine="0"/>
-            </w:pPr>
-          </w:p>
-        </w:tc>
-        <w:tc>
-          <w:tcPr>
-            <w:tcW w:w="1985" w:type="dxa"/>
-          </w:tcPr>
-          <w:p>
-            <w:pPr>
-              <w:pStyle w:val="a3"/>
-              <w:ind w:firstLine="0"/>
-            </w:pPr>
-          </w:p>
-        </w:tc>
-        <w:tc>
-          <w:tcPr>
-            <w:tcW w:w="992" w:type="dxa"/>
-          </w:tcPr>
-          <w:p>
-            <w:pPr>
-              <w:pStyle w:val="a3"/>
-              <w:ind w:firstLine="0"/>
-            </w:pPr>
-          </w:p>
-        </w:tc>
-        <w:tc>
-          <w:tcPr>
-            <w:tcW w:w="1134" w:type="dxa"/>
-          </w:tcPr>
-          <w:p>
-            <w:pPr>
-              <w:pStyle w:val="a3"/>
-              <w:ind w:firstLine="0"/>
-            </w:pPr>
-          </w:p>
-        </w:tc>
-      </w:tr>
-      <w:tr>
-        <w:trPr>
-          <w:jc w:val="center"/>
-        </w:trPr>
-        <w:tc>
-          <w:tcPr>
-            <w:tcW w:w="988" w:type="dxa"/>
-          </w:tcPr>
-          <w:p>
-            <w:pPr>
-              <w:pStyle w:val="a3"/>
-              <w:ind w:firstLine="0"/>
-            </w:pPr>
-          </w:p>
-        </w:tc>
-        <w:tc>
-          <w:tcPr>
-            <w:tcW w:w="992" w:type="dxa"/>
-          </w:tcPr>
-          <w:p>
-            <w:pPr>
-              <w:pStyle w:val="a3"/>
-              <w:ind w:firstLine="0"/>
-            </w:pPr>
-          </w:p>
-        </w:tc>
-        <w:tc>
-          <w:tcPr>
-            <w:tcW w:w="992" w:type="dxa"/>
-          </w:tcPr>
-          <w:p>
-            <w:pPr>
-              <w:pStyle w:val="a3"/>
-              <w:ind w:firstLine="0"/>
-            </w:pPr>
-          </w:p>
-        </w:tc>
-        <w:tc>
-          <w:tcPr>
-            <w:tcW w:w="1985" w:type="dxa"/>
-          </w:tcPr>
-          <w:p>
-            <w:pPr>
-              <w:pStyle w:val="a3"/>
-              <w:ind w:firstLine="0"/>
-            </w:pPr>
-          </w:p>
-        </w:tc>
-        <w:tc>
-          <w:tcPr>
-            <w:tcW w:w="992" w:type="dxa"/>
-          </w:tcPr>
-          <w:p>
-            <w:pPr>
-              <w:pStyle w:val="a3"/>
-              <w:ind w:firstLine="0"/>
-            </w:pPr>
-          </w:p>
-        </w:tc>
-        <w:tc>
-          <w:tcPr>
-            <w:tcW w:w="1134" w:type="dxa"/>
-          </w:tcPr>
-          <w:p>
-            <w:pPr>
-              <w:pStyle w:val="a3"/>
-              <w:ind w:firstLine="0"/>
-            </w:pPr>
           </w:p>
         </w:tc>
       </w:tr>
@@ -5603,508 +5138,22 @@
     <w:p>
       <w:pPr>
         <w:pStyle w:val="a3"/>
-      </w:pPr>
-    </w:p>
-    <w:p>
-      <w:pPr>
-        <w:pStyle w:val="a3"/>
-        <w:numPr>
-          <w:ilvl w:val="0"/>
-          <w:numId w:val="45"/>
-        </w:numPr>
-        <w:rPr>
-          <w:b/>
-          <w:bCs/>
+        <w:ind w:firstLine="0"/>
+        <w:jc w:val="center"/>
+        <w:rPr>
           <w:lang w:val="en-US"/>
         </w:rPr>
       </w:pPr>
       <w:r>
         <w:rPr>
-          <w:b/>
-          <w:bCs/>
-        </w:rPr>
-        <w:t xml:space="preserve">Проверка в </w:t>
-      </w:r>
-      <w:proofErr w:type="spellStart"/>
-      <w:r>
-        <w:rPr>
-          <w:b/>
-          <w:bCs/>
+          <w:noProof/>
           <w:lang w:val="en-US"/>
         </w:rPr>
-        <w:t>Matlab</w:t>
-      </w:r>
-      <w:proofErr w:type="spellEnd"/>
-    </w:p>
-    <w:p>
-      <w:pPr>
-        <w:pStyle w:val="a3"/>
-      </w:pPr>
-      <w:r>
-        <w:t>Результат выпол</w:t>
-      </w:r>
-      <w:r>
-        <w:t>н</w:t>
-      </w:r>
-      <w:r>
-        <w:t>ения кода:</w:t>
-      </w:r>
-    </w:p>
-    <w:p>
-      <w:pPr>
-        <w:pStyle w:val="a3"/>
-      </w:pPr>
-      <w:r>
-        <w:t>Характеристический полином замкнутой системы:</w:t>
-      </w:r>
-    </w:p>
-    <w:p>
-      <w:pPr>
-        <w:pStyle w:val="a3"/>
-      </w:pPr>
-      <w:r>
-        <w:t xml:space="preserve">0.05 </w:t>
-      </w:r>
-      <w:r>
-        <w:rPr>
-          <w:lang w:val="en-US"/>
-        </w:rPr>
-        <w:t>s</w:t>
-      </w:r>
-      <w:r>
-        <w:t xml:space="preserve">^4 + 0.10 </w:t>
-      </w:r>
-      <w:r>
-        <w:rPr>
-          <w:lang w:val="en-US"/>
-        </w:rPr>
-        <w:t>s</w:t>
-      </w:r>
-      <w:r>
-        <w:t xml:space="preserve">^3 + 1.00 </w:t>
-      </w:r>
-      <w:r>
-        <w:rPr>
-          <w:lang w:val="en-US"/>
-        </w:rPr>
-        <w:t>s</w:t>
-      </w:r>
-      <w:r>
-        <w:t xml:space="preserve">^2 + 1.00 </w:t>
-      </w:r>
-      <w:r>
-        <w:rPr>
-          <w:lang w:val="en-US"/>
-        </w:rPr>
-        <w:t>s</w:t>
-      </w:r>
-      <w:r>
-        <w:t xml:space="preserve"> + 2.00</w:t>
-      </w:r>
-    </w:p>
-    <w:p>
-      <w:pPr>
-        <w:pStyle w:val="a3"/>
-      </w:pPr>
-    </w:p>
-    <w:p>
-      <w:pPr>
-        <w:pStyle w:val="a3"/>
-      </w:pPr>
-      <w:r>
-        <w:t xml:space="preserve">Матрица Гурвица </w:t>
-      </w:r>
-      <w:r>
-        <w:rPr>
-          <w:lang w:val="en-US"/>
-        </w:rPr>
-        <w:t>H</w:t>
-      </w:r>
-      <w:r>
-        <w:t xml:space="preserve"> (4</w:t>
-      </w:r>
-      <w:r>
-        <w:rPr>
-          <w:lang w:val="en-US"/>
-        </w:rPr>
-        <w:t>x</w:t>
-      </w:r>
-      <w:r>
-        <w:t>4):</w:t>
-      </w:r>
-    </w:p>
-    <w:p>
-      <w:pPr>
-        <w:pStyle w:val="a3"/>
-      </w:pPr>
-      <w:r>
-        <w:t xml:space="preserve">    0.1000    0.0500         0         0</w:t>
-      </w:r>
-    </w:p>
-    <w:p>
-      <w:pPr>
-        <w:pStyle w:val="a3"/>
-      </w:pPr>
-      <w:r>
-        <w:t xml:space="preserve">    1.0000    1.0000    0.1000    0.0500</w:t>
-      </w:r>
-    </w:p>
-    <w:p>
-      <w:pPr>
-        <w:pStyle w:val="a3"/>
-      </w:pPr>
-      <w:r>
-        <w:t xml:space="preserve">         0    2.0000    1.0000    1.0000</w:t>
-      </w:r>
-    </w:p>
-    <w:p>
-      <w:pPr>
-        <w:pStyle w:val="a3"/>
-      </w:pPr>
-      <w:r>
-        <w:t xml:space="preserve">         0         0         0    2.0000</w:t>
-      </w:r>
-    </w:p>
-    <w:p>
-      <w:pPr>
-        <w:pStyle w:val="a3"/>
-      </w:pPr>
-    </w:p>
-    <w:p>
-      <w:pPr>
-        <w:pStyle w:val="a3"/>
-      </w:pPr>
-      <w:r>
-        <w:rPr>
-          <w:lang w:val="en-US"/>
-        </w:rPr>
-        <w:t>Δ</w:t>
-      </w:r>
-      <w:r>
-        <w:t>1 = 0.1000</w:t>
-      </w:r>
-    </w:p>
-    <w:p>
-      <w:pPr>
-        <w:pStyle w:val="a3"/>
-      </w:pPr>
-      <w:r>
-        <w:rPr>
-          <w:lang w:val="en-US"/>
-        </w:rPr>
-        <w:t>Δ</w:t>
-      </w:r>
-      <w:r>
-        <w:t>2 = 0.0500</w:t>
-      </w:r>
-    </w:p>
-    <w:p>
-      <w:pPr>
-        <w:pStyle w:val="a3"/>
-      </w:pPr>
-      <w:r>
-        <w:rPr>
-          <w:lang w:val="en-US"/>
-        </w:rPr>
-        <w:t>Δ</w:t>
-      </w:r>
-      <w:r>
-        <w:t>3 = 0.0300</w:t>
-      </w:r>
-    </w:p>
-    <w:p>
-      <w:pPr>
-        <w:pStyle w:val="a3"/>
-      </w:pPr>
-      <w:r>
-        <w:rPr>
-          <w:lang w:val="en-US"/>
-        </w:rPr>
-        <w:t>Δ</w:t>
-      </w:r>
-      <w:r>
-        <w:t>4 = 0.0600</w:t>
-      </w:r>
-    </w:p>
-    <w:p>
-      <w:pPr>
-        <w:pStyle w:val="a3"/>
-      </w:pPr>
-    </w:p>
-    <w:p>
-      <w:pPr>
-        <w:pStyle w:val="a3"/>
-      </w:pPr>
-      <w:r>
-        <w:t xml:space="preserve">Необходимое условие выполняется: все </w:t>
-      </w:r>
-      <w:proofErr w:type="gramStart"/>
-      <w:r>
-        <w:t>коэффициенты &gt;</w:t>
-      </w:r>
-      <w:proofErr w:type="gramEnd"/>
-      <w:r>
-        <w:t xml:space="preserve"> 0</w:t>
-      </w:r>
-    </w:p>
-    <w:p>
-      <w:pPr>
-        <w:pStyle w:val="a3"/>
-      </w:pPr>
-      <w:r>
-        <w:t>Все миноры Гурвица положительны.</w:t>
-      </w:r>
-    </w:p>
-    <w:p>
-      <w:pPr>
-        <w:pStyle w:val="a3"/>
-        <w:rPr>
-          <w:lang w:val="en-US"/>
-        </w:rPr>
-      </w:pPr>
-      <w:r>
-        <w:t xml:space="preserve">ВЫВОД: Замкнутая система УСТОЙЧИВА по критерию </w:t>
-      </w:r>
-      <w:proofErr w:type="spellStart"/>
-      <w:r>
-        <w:rPr>
-          <w:lang w:val="en-US"/>
-        </w:rPr>
-        <w:t>Гурвица</w:t>
-      </w:r>
-      <w:proofErr w:type="spellEnd"/>
-      <w:r>
-        <w:rPr>
-          <w:lang w:val="en-US"/>
-        </w:rPr>
-        <w:t>.</w:t>
-      </w:r>
-    </w:p>
-    <w:p>
-      <w:pPr>
-        <w:pStyle w:val="a3"/>
-        <w:rPr>
-          <w:lang w:val="en-US"/>
-        </w:rPr>
-      </w:pPr>
-      <w:r>
-        <w:rPr>
-          <w:lang w:val="en-US"/>
-        </w:rPr>
-        <w:t>&gt;&gt;</w:t>
-      </w:r>
-    </w:p>
-    <w:p>
-      <w:pPr>
-        <w:pStyle w:val="a3"/>
-        <w:rPr>
-          <w:lang w:val="en-US"/>
-        </w:rPr>
-      </w:pPr>
-    </w:p>
-    <w:p>
-      <w:pPr>
-        <w:pStyle w:val="a3"/>
-        <w:rPr>
-          <w:lang w:val="en-US"/>
-        </w:rPr>
-      </w:pPr>
-    </w:p>
-    <w:p>
-      <w:pPr>
-        <w:pStyle w:val="a3"/>
-        <w:rPr>
-          <w:lang w:val="en-US"/>
-        </w:rPr>
-      </w:pPr>
-    </w:p>
-    <w:p>
-      <w:pPr>
-        <w:pStyle w:val="a3"/>
-        <w:rPr>
-          <w:lang w:val="en-US"/>
-        </w:rPr>
-      </w:pPr>
-    </w:p>
-    <w:p>
-      <w:pPr>
-        <w:pStyle w:val="a3"/>
-        <w:rPr>
-          <w:lang w:val="en-US"/>
-        </w:rPr>
-      </w:pPr>
-    </w:p>
-    <w:p>
-      <w:pPr>
-        <w:pStyle w:val="a3"/>
-        <w:rPr>
-          <w:lang w:val="en-US"/>
-        </w:rPr>
-      </w:pPr>
-    </w:p>
-    <w:p>
-      <w:pPr>
-        <w:pStyle w:val="a3"/>
-        <w:rPr>
-          <w:lang w:val="en-US"/>
-        </w:rPr>
-      </w:pPr>
-    </w:p>
-    <w:p>
-      <w:pPr>
-        <w:pStyle w:val="a3"/>
-        <w:rPr>
-          <w:rFonts w:ascii="SchoolBookC" w:cs="SchoolBookC"/>
-        </w:rPr>
-      </w:pPr>
-      <w:r>
-        <w:lastRenderedPageBreak/>
-        <w:t>Для</w:t>
-      </w:r>
-      <w:r>
-        <w:rPr>
-          <w:rFonts w:ascii="SchoolBookC" w:cs="SchoolBookC"/>
-        </w:rPr>
-        <w:t xml:space="preserve"> </w:t>
-      </w:r>
-      <w:r>
-        <w:t>проверки</w:t>
-      </w:r>
-      <w:r>
-        <w:rPr>
-          <w:rFonts w:ascii="SchoolBookC" w:cs="SchoolBookC"/>
-        </w:rPr>
-        <w:t xml:space="preserve"> </w:t>
-      </w:r>
-      <w:r>
-        <w:t>устойчивости</w:t>
-      </w:r>
-      <w:r>
-        <w:rPr>
-          <w:rFonts w:ascii="SchoolBookC" w:cs="SchoolBookC"/>
-        </w:rPr>
-        <w:t xml:space="preserve"> </w:t>
-      </w:r>
-      <w:r>
-        <w:t>САУ</w:t>
-      </w:r>
-      <w:r>
-        <w:rPr>
-          <w:rFonts w:ascii="SchoolBookC" w:cs="SchoolBookC"/>
-        </w:rPr>
-        <w:t xml:space="preserve"> </w:t>
-      </w:r>
-      <w:r>
-        <w:t>по</w:t>
-      </w:r>
-      <w:r>
-        <w:rPr>
-          <w:rFonts w:ascii="SchoolBookC" w:cs="SchoolBookC"/>
-        </w:rPr>
-        <w:t xml:space="preserve"> </w:t>
-      </w:r>
-      <w:r>
-        <w:t>Найквисту</w:t>
-      </w:r>
-      <w:r>
-        <w:rPr>
-          <w:rFonts w:ascii="SchoolBookC" w:cs="SchoolBookC"/>
-        </w:rPr>
-        <w:t xml:space="preserve"> </w:t>
-      </w:r>
-      <w:r>
-        <w:t>сначала</w:t>
-      </w:r>
-      <w:r>
-        <w:rPr>
-          <w:rFonts w:ascii="SchoolBookC" w:cs="SchoolBookC"/>
-        </w:rPr>
-        <w:t xml:space="preserve"> </w:t>
-      </w:r>
-      <w:r>
-        <w:t>нужно</w:t>
-      </w:r>
-    </w:p>
-    <w:p>
-      <w:pPr>
-        <w:pStyle w:val="a3"/>
-        <w:rPr>
-          <w:rFonts w:asciiTheme="minorHAnsi" w:hAnsiTheme="minorHAnsi" w:cs="SchoolBookC"/>
-        </w:rPr>
-      </w:pPr>
-      <w:r>
-        <w:t>выяснить</w:t>
-      </w:r>
-      <w:r>
-        <w:rPr>
-          <w:rFonts w:ascii="SchoolBookC" w:cs="SchoolBookC"/>
-        </w:rPr>
-        <w:t xml:space="preserve">, </w:t>
-      </w:r>
-      <w:r>
-        <w:t>является</w:t>
-      </w:r>
-      <w:r>
-        <w:rPr>
-          <w:rFonts w:ascii="SchoolBookC" w:cs="SchoolBookC"/>
-        </w:rPr>
-        <w:t xml:space="preserve"> </w:t>
-      </w:r>
-      <w:r>
-        <w:t>ли</w:t>
-      </w:r>
-      <w:r>
-        <w:rPr>
-          <w:rFonts w:ascii="SchoolBookC" w:cs="SchoolBookC"/>
-        </w:rPr>
-        <w:t xml:space="preserve"> </w:t>
-      </w:r>
-      <w:r>
-        <w:t>устойчивой</w:t>
-      </w:r>
-      <w:r>
-        <w:rPr>
-          <w:rFonts w:ascii="SchoolBookC" w:cs="SchoolBookC"/>
-        </w:rPr>
-        <w:t xml:space="preserve"> </w:t>
-      </w:r>
-      <w:r>
-        <w:t>разомкнутая</w:t>
-      </w:r>
-      <w:r>
-        <w:rPr>
-          <w:rFonts w:ascii="SchoolBookC" w:cs="SchoolBookC"/>
-        </w:rPr>
-        <w:t xml:space="preserve"> </w:t>
-      </w:r>
-      <w:r>
-        <w:t>система</w:t>
-      </w:r>
-      <w:r>
-        <w:rPr>
-          <w:rFonts w:ascii="SchoolBookC" w:cs="SchoolBookC"/>
-        </w:rPr>
-        <w:t>.</w:t>
-      </w:r>
-    </w:p>
-    <w:p>
-      <w:pPr>
-        <w:pStyle w:val="a3"/>
-        <w:jc w:val="center"/>
-        <w:rPr>
-          <w:rFonts w:asciiTheme="minorHAnsi" w:hAnsiTheme="minorHAnsi"/>
-          <w:lang w:val="en-US"/>
-        </w:rPr>
-      </w:pPr>
-      <w:r>
-        <w:rPr>
-          <w:noProof/>
-        </w:rPr>
         <w:drawing>
-          <wp:inline distT="0" distB="0" distL="0" distR="0" wp14:anchorId="3287760A" wp14:editId="617B44ED">
-            <wp:extent cx="3416198" cy="2726193"/>
-            <wp:effectExtent l="0" t="0" r="0" b="0"/>
-            <wp:docPr id="1" name="Рисунок 1"/>
+          <wp:inline distT="0" distB="0" distL="0" distR="0" wp14:anchorId="504F8C88" wp14:editId="1A955D02">
+            <wp:extent cx="4013200" cy="3158885"/>
+            <wp:effectExtent l="0" t="0" r="6350" b="3810"/>
+            <wp:docPr id="2" name="Рисунок 2"/>
             <wp:cNvGraphicFramePr>
               <a:graphicFrameLocks xmlns:a="http://schemas.openxmlformats.org/drawingml/2006/main" noChangeAspect="1"/>
             </wp:cNvGraphicFramePr>
@@ -6124,7 +5173,7 @@
                   <pic:spPr>
                     <a:xfrm>
                       <a:off x="0" y="0"/>
-                      <a:ext cx="3423935" cy="2732367"/>
+                      <a:ext cx="4020491" cy="3164624"/>
                     </a:xfrm>
                     <a:prstGeom prst="rect">
                       <a:avLst/>
@@ -6137,8 +5186,876 @@
         </w:drawing>
       </w:r>
     </w:p>
+    <w:p>
+      <w:pPr>
+        <w:pStyle w:val="a3"/>
+      </w:pPr>
+      <w:r>
+        <w:t>Годограф не охватывает точку (</w:t>
+      </w:r>
+      <w:r>
+        <w:t>-1,</w:t>
+      </w:r>
+      <w:r>
+        <w:rPr>
+          <w:lang w:val="en-US"/>
+        </w:rPr>
+        <w:t>j</w:t>
+      </w:r>
+      <w:r>
+        <w:t>0</w:t>
+      </w:r>
+      <w:r>
+        <w:t>)</w:t>
+      </w:r>
+      <w:r>
+        <w:t xml:space="preserve">, </w:t>
+      </w:r>
+      <w:r>
+        <w:t>а значит так как разомкнутая система находится на границе устойчивости, замкнутая система будет устойчива.</w:t>
+      </w:r>
+    </w:p>
+    <w:p>
+      <w:pPr>
+        <w:pStyle w:val="a3"/>
+      </w:pPr>
+    </w:p>
+    <w:p>
+      <w:pPr>
+        <w:pStyle w:val="a3"/>
+        <w:numPr>
+          <w:ilvl w:val="0"/>
+          <w:numId w:val="45"/>
+        </w:numPr>
+        <w:rPr>
+          <w:b/>
+          <w:bCs/>
+          <w:lang w:val="en-US"/>
+        </w:rPr>
+      </w:pPr>
+      <w:r>
+        <w:rPr>
+          <w:b/>
+          <w:bCs/>
+        </w:rPr>
+        <w:t xml:space="preserve">Проверка в </w:t>
+      </w:r>
+      <w:r>
+        <w:rPr>
+          <w:b/>
+          <w:bCs/>
+          <w:lang w:val="en-US"/>
+        </w:rPr>
+        <w:t>Matlab</w:t>
+      </w:r>
+    </w:p>
+    <w:p>
+      <w:pPr>
+        <w:pStyle w:val="a3"/>
+      </w:pPr>
+      <w:r>
+        <w:t>Результат выпол</w:t>
+      </w:r>
+      <w:r>
+        <w:t>н</w:t>
+      </w:r>
+      <w:r>
+        <w:t>ения кода:</w:t>
+      </w:r>
+    </w:p>
+    <w:p>
+      <w:pPr>
+        <w:pStyle w:val="a3"/>
+      </w:pPr>
+      <w:r>
+        <w:t>Характеристический полином замкнутой системы:</w:t>
+      </w:r>
+    </w:p>
+    <w:p>
+      <w:pPr>
+        <w:pStyle w:val="a3"/>
+      </w:pPr>
+      <w:r>
+        <w:t xml:space="preserve">0.05 </w:t>
+      </w:r>
+      <w:r>
+        <w:rPr>
+          <w:lang w:val="en-US"/>
+        </w:rPr>
+        <w:t>s</w:t>
+      </w:r>
+      <w:r>
+        <w:t xml:space="preserve">^4 + 0.10 </w:t>
+      </w:r>
+      <w:r>
+        <w:rPr>
+          <w:lang w:val="en-US"/>
+        </w:rPr>
+        <w:t>s</w:t>
+      </w:r>
+      <w:r>
+        <w:t xml:space="preserve">^3 + 1.00 </w:t>
+      </w:r>
+      <w:r>
+        <w:rPr>
+          <w:lang w:val="en-US"/>
+        </w:rPr>
+        <w:t>s</w:t>
+      </w:r>
+      <w:r>
+        <w:t xml:space="preserve">^2 + 1.00 </w:t>
+      </w:r>
+      <w:r>
+        <w:rPr>
+          <w:lang w:val="en-US"/>
+        </w:rPr>
+        <w:t>s</w:t>
+      </w:r>
+      <w:r>
+        <w:t xml:space="preserve"> + 2.00</w:t>
+      </w:r>
+    </w:p>
+    <w:p>
+      <w:pPr>
+        <w:pStyle w:val="a3"/>
+      </w:pPr>
+    </w:p>
+    <w:p>
+      <w:pPr>
+        <w:pStyle w:val="a3"/>
+      </w:pPr>
+      <w:r>
+        <w:t xml:space="preserve">Матрица Гурвица </w:t>
+      </w:r>
+      <w:r>
+        <w:rPr>
+          <w:lang w:val="en-US"/>
+        </w:rPr>
+        <w:t>H</w:t>
+      </w:r>
+      <w:r>
+        <w:t xml:space="preserve"> (4</w:t>
+      </w:r>
+      <w:r>
+        <w:rPr>
+          <w:lang w:val="en-US"/>
+        </w:rPr>
+        <w:t>x</w:t>
+      </w:r>
+      <w:r>
+        <w:t>4):</w:t>
+      </w:r>
+    </w:p>
+    <w:p>
+      <w:pPr>
+        <w:pStyle w:val="a3"/>
+      </w:pPr>
+      <w:r>
+        <w:t xml:space="preserve">    0.1000    0.0500         0         0</w:t>
+      </w:r>
+    </w:p>
+    <w:p>
+      <w:pPr>
+        <w:pStyle w:val="a3"/>
+      </w:pPr>
+      <w:r>
+        <w:lastRenderedPageBreak/>
+        <w:t xml:space="preserve">    1.0000    1.0000    0.1000    0.0500</w:t>
+      </w:r>
+    </w:p>
+    <w:p>
+      <w:pPr>
+        <w:pStyle w:val="a3"/>
+      </w:pPr>
+      <w:r>
+        <w:t xml:space="preserve">         0    2.0000    1.0000    1.0000</w:t>
+      </w:r>
+    </w:p>
+    <w:p>
+      <w:pPr>
+        <w:pStyle w:val="a3"/>
+      </w:pPr>
+      <w:r>
+        <w:t xml:space="preserve">         0         0         0    2.0000</w:t>
+      </w:r>
+    </w:p>
+    <w:p>
+      <w:pPr>
+        <w:pStyle w:val="a3"/>
+      </w:pPr>
+    </w:p>
+    <w:p>
+      <w:pPr>
+        <w:pStyle w:val="a3"/>
+      </w:pPr>
+      <w:r>
+        <w:rPr>
+          <w:lang w:val="en-US"/>
+        </w:rPr>
+        <w:t>Δ</w:t>
+      </w:r>
+      <w:r>
+        <w:t>1 = 0.1000</w:t>
+      </w:r>
+    </w:p>
+    <w:p>
+      <w:pPr>
+        <w:pStyle w:val="a3"/>
+      </w:pPr>
+      <w:r>
+        <w:rPr>
+          <w:lang w:val="en-US"/>
+        </w:rPr>
+        <w:t>Δ</w:t>
+      </w:r>
+      <w:r>
+        <w:t>2 = 0.0500</w:t>
+      </w:r>
+    </w:p>
+    <w:p>
+      <w:pPr>
+        <w:pStyle w:val="a3"/>
+      </w:pPr>
+      <w:r>
+        <w:rPr>
+          <w:lang w:val="en-US"/>
+        </w:rPr>
+        <w:t>Δ</w:t>
+      </w:r>
+      <w:r>
+        <w:t>3 = 0.0300</w:t>
+      </w:r>
+    </w:p>
+    <w:p>
+      <w:pPr>
+        <w:pStyle w:val="a3"/>
+      </w:pPr>
+      <w:r>
+        <w:rPr>
+          <w:lang w:val="en-US"/>
+        </w:rPr>
+        <w:t>Δ</w:t>
+      </w:r>
+      <w:r>
+        <w:t>4 = 0.0600</w:t>
+      </w:r>
+    </w:p>
+    <w:p>
+      <w:pPr>
+        <w:pStyle w:val="a3"/>
+      </w:pPr>
+    </w:p>
+    <w:p>
+      <w:pPr>
+        <w:pStyle w:val="a3"/>
+      </w:pPr>
+      <w:r>
+        <w:t>Необходимое условие выполняется: все коэффициенты &gt; 0</w:t>
+      </w:r>
+    </w:p>
+    <w:p>
+      <w:pPr>
+        <w:pStyle w:val="a3"/>
+      </w:pPr>
+      <w:r>
+        <w:t>Все миноры Гурвица положительны.</w:t>
+      </w:r>
+    </w:p>
+    <w:p>
+      <w:pPr>
+        <w:pStyle w:val="a3"/>
+      </w:pPr>
+      <w:r>
+        <w:t xml:space="preserve">ВЫВОД: Замкнутая система УСТОЙЧИВА по критерию </w:t>
+      </w:r>
+      <w:r>
+        <w:t>Гурвица.</w:t>
+      </w:r>
+    </w:p>
+    <w:p>
+      <w:pPr>
+        <w:pStyle w:val="a3"/>
+      </w:pPr>
+    </w:p>
+    <w:p>
+      <w:pPr>
+        <w:pStyle w:val="a3"/>
+      </w:pPr>
+      <w:r>
+        <w:t>Критерий Найквиста:</w:t>
+      </w:r>
+    </w:p>
+    <w:p>
+      <w:pPr>
+        <w:spacing w:after="0" w:line="240" w:lineRule="auto"/>
+        <w:rPr>
+          <w:rFonts w:ascii="Consolas" w:eastAsia="Times New Roman" w:hAnsi="Consolas" w:cs="Times New Roman"/>
+          <w:sz w:val="20"/>
+          <w:szCs w:val="20"/>
+          <w:lang w:eastAsia="ru-RU"/>
+        </w:rPr>
+      </w:pPr>
+      <w:r>
+        <w:rPr>
+          <w:rFonts w:ascii="Consolas" w:eastAsia="Times New Roman" w:hAnsi="Consolas" w:cs="Times New Roman"/>
+          <w:color w:val="008013"/>
+          <w:sz w:val="20"/>
+          <w:szCs w:val="20"/>
+          <w:lang w:eastAsia="ru-RU"/>
+        </w:rPr>
+        <w:t>% Передаточная функция разомкнутой системы</w:t>
+      </w:r>
+    </w:p>
+    <w:p>
+      <w:pPr>
+        <w:spacing w:after="0" w:line="240" w:lineRule="auto"/>
+        <w:rPr>
+          <w:rFonts w:ascii="Consolas" w:eastAsia="Times New Roman" w:hAnsi="Consolas" w:cs="Times New Roman"/>
+          <w:sz w:val="20"/>
+          <w:szCs w:val="20"/>
+          <w:lang w:eastAsia="ru-RU"/>
+        </w:rPr>
+      </w:pPr>
+      <w:r>
+        <w:rPr>
+          <w:rFonts w:ascii="Consolas" w:eastAsia="Times New Roman" w:hAnsi="Consolas" w:cs="Times New Roman"/>
+          <w:sz w:val="20"/>
+          <w:szCs w:val="20"/>
+          <w:lang w:eastAsia="ru-RU"/>
+        </w:rPr>
+        <w:t>w = tf([1], [0.05, 0.1, 1, 1, 1]);</w:t>
+      </w:r>
+    </w:p>
+    <w:p>
+      <w:pPr>
+        <w:spacing w:after="0" w:line="240" w:lineRule="auto"/>
+        <w:rPr>
+          <w:rFonts w:ascii="Consolas" w:eastAsia="Times New Roman" w:hAnsi="Consolas" w:cs="Times New Roman"/>
+          <w:sz w:val="20"/>
+          <w:szCs w:val="20"/>
+          <w:lang w:eastAsia="ru-RU"/>
+        </w:rPr>
+      </w:pPr>
+    </w:p>
+    <w:p>
+      <w:pPr>
+        <w:spacing w:after="0" w:line="240" w:lineRule="auto"/>
+        <w:rPr>
+          <w:rFonts w:ascii="Consolas" w:eastAsia="Times New Roman" w:hAnsi="Consolas" w:cs="Times New Roman"/>
+          <w:sz w:val="20"/>
+          <w:szCs w:val="20"/>
+          <w:lang w:eastAsia="ru-RU"/>
+        </w:rPr>
+      </w:pPr>
+      <w:r>
+        <w:rPr>
+          <w:rFonts w:ascii="Consolas" w:eastAsia="Times New Roman" w:hAnsi="Consolas" w:cs="Times New Roman"/>
+          <w:sz w:val="20"/>
+          <w:szCs w:val="20"/>
+          <w:lang w:eastAsia="ru-RU"/>
+        </w:rPr>
+        <w:t xml:space="preserve">T = feedback(w, 1);   </w:t>
+      </w:r>
+      <w:r>
+        <w:rPr>
+          <w:rFonts w:ascii="Consolas" w:eastAsia="Times New Roman" w:hAnsi="Consolas" w:cs="Times New Roman"/>
+          <w:color w:val="008013"/>
+          <w:sz w:val="20"/>
+          <w:szCs w:val="20"/>
+          <w:lang w:eastAsia="ru-RU"/>
+        </w:rPr>
+        <w:t>% замкнутая система (единичная ОС)</w:t>
+      </w:r>
+    </w:p>
+    <w:p>
+      <w:pPr>
+        <w:spacing w:after="0" w:line="240" w:lineRule="auto"/>
+        <w:rPr>
+          <w:rFonts w:ascii="Consolas" w:eastAsia="Times New Roman" w:hAnsi="Consolas" w:cs="Times New Roman"/>
+          <w:sz w:val="20"/>
+          <w:szCs w:val="20"/>
+          <w:lang w:eastAsia="ru-RU"/>
+        </w:rPr>
+      </w:pPr>
+    </w:p>
+    <w:p>
+      <w:pPr>
+        <w:spacing w:after="0" w:line="240" w:lineRule="auto"/>
+        <w:rPr>
+          <w:rFonts w:ascii="Consolas" w:eastAsia="Times New Roman" w:hAnsi="Consolas" w:cs="Times New Roman"/>
+          <w:sz w:val="20"/>
+          <w:szCs w:val="20"/>
+          <w:lang w:eastAsia="ru-RU"/>
+        </w:rPr>
+      </w:pPr>
+      <w:r>
+        <w:rPr>
+          <w:rFonts w:ascii="Consolas" w:eastAsia="Times New Roman" w:hAnsi="Consolas" w:cs="Times New Roman"/>
+          <w:color w:val="0E00FF"/>
+          <w:sz w:val="20"/>
+          <w:szCs w:val="20"/>
+          <w:lang w:eastAsia="ru-RU"/>
+        </w:rPr>
+        <w:t xml:space="preserve">if </w:t>
+      </w:r>
+      <w:r>
+        <w:rPr>
+          <w:rFonts w:ascii="Consolas" w:eastAsia="Times New Roman" w:hAnsi="Consolas" w:cs="Times New Roman"/>
+          <w:sz w:val="20"/>
+          <w:szCs w:val="20"/>
+          <w:lang w:eastAsia="ru-RU"/>
+        </w:rPr>
+        <w:t>isstable(T)</w:t>
+      </w:r>
+    </w:p>
+    <w:p>
+      <w:pPr>
+        <w:spacing w:after="0" w:line="240" w:lineRule="auto"/>
+        <w:rPr>
+          <w:rFonts w:ascii="Consolas" w:eastAsia="Times New Roman" w:hAnsi="Consolas" w:cs="Times New Roman"/>
+          <w:sz w:val="20"/>
+          <w:szCs w:val="20"/>
+          <w:lang w:eastAsia="ru-RU"/>
+        </w:rPr>
+      </w:pPr>
+      <w:r>
+        <w:rPr>
+          <w:rFonts w:ascii="Consolas" w:eastAsia="Times New Roman" w:hAnsi="Consolas" w:cs="Times New Roman"/>
+          <w:sz w:val="20"/>
+          <w:szCs w:val="20"/>
+          <w:lang w:eastAsia="ru-RU"/>
+        </w:rPr>
+        <w:t xml:space="preserve">    fprintf(</w:t>
+      </w:r>
+      <w:r>
+        <w:rPr>
+          <w:rFonts w:ascii="Consolas" w:eastAsia="Times New Roman" w:hAnsi="Consolas" w:cs="Times New Roman"/>
+          <w:color w:val="A709F5"/>
+          <w:sz w:val="20"/>
+          <w:szCs w:val="20"/>
+          <w:lang w:eastAsia="ru-RU"/>
+        </w:rPr>
+        <w:t>'Замкнутая система УСТОЙЧИВА\n'</w:t>
+      </w:r>
+      <w:r>
+        <w:rPr>
+          <w:rFonts w:ascii="Consolas" w:eastAsia="Times New Roman" w:hAnsi="Consolas" w:cs="Times New Roman"/>
+          <w:sz w:val="20"/>
+          <w:szCs w:val="20"/>
+          <w:lang w:eastAsia="ru-RU"/>
+        </w:rPr>
+        <w:t>);</w:t>
+      </w:r>
+    </w:p>
+    <w:p>
+      <w:pPr>
+        <w:spacing w:after="0" w:line="240" w:lineRule="auto"/>
+        <w:rPr>
+          <w:rFonts w:ascii="Consolas" w:eastAsia="Times New Roman" w:hAnsi="Consolas" w:cs="Times New Roman"/>
+          <w:sz w:val="20"/>
+          <w:szCs w:val="20"/>
+          <w:lang w:eastAsia="ru-RU"/>
+        </w:rPr>
+      </w:pPr>
+      <w:r>
+        <w:rPr>
+          <w:rFonts w:ascii="Consolas" w:eastAsia="Times New Roman" w:hAnsi="Consolas" w:cs="Times New Roman"/>
+          <w:color w:val="0E00FF"/>
+          <w:sz w:val="20"/>
+          <w:szCs w:val="20"/>
+          <w:lang w:eastAsia="ru-RU"/>
+        </w:rPr>
+        <w:t>else</w:t>
+      </w:r>
+    </w:p>
+    <w:p>
+      <w:pPr>
+        <w:spacing w:after="0" w:line="240" w:lineRule="auto"/>
+        <w:rPr>
+          <w:rFonts w:ascii="Consolas" w:eastAsia="Times New Roman" w:hAnsi="Consolas" w:cs="Times New Roman"/>
+          <w:sz w:val="20"/>
+          <w:szCs w:val="20"/>
+          <w:lang w:eastAsia="ru-RU"/>
+        </w:rPr>
+      </w:pPr>
+      <w:r>
+        <w:rPr>
+          <w:rFonts w:ascii="Consolas" w:eastAsia="Times New Roman" w:hAnsi="Consolas" w:cs="Times New Roman"/>
+          <w:sz w:val="20"/>
+          <w:szCs w:val="20"/>
+          <w:lang w:eastAsia="ru-RU"/>
+        </w:rPr>
+        <w:t xml:space="preserve">    fprintf(</w:t>
+      </w:r>
+      <w:r>
+        <w:rPr>
+          <w:rFonts w:ascii="Consolas" w:eastAsia="Times New Roman" w:hAnsi="Consolas" w:cs="Times New Roman"/>
+          <w:color w:val="A709F5"/>
+          <w:sz w:val="20"/>
+          <w:szCs w:val="20"/>
+          <w:lang w:eastAsia="ru-RU"/>
+        </w:rPr>
+        <w:t>'Замкнутая система НЕУСТОЙЧИВА\n'</w:t>
+      </w:r>
+      <w:r>
+        <w:rPr>
+          <w:rFonts w:ascii="Consolas" w:eastAsia="Times New Roman" w:hAnsi="Consolas" w:cs="Times New Roman"/>
+          <w:sz w:val="20"/>
+          <w:szCs w:val="20"/>
+          <w:lang w:eastAsia="ru-RU"/>
+        </w:rPr>
+        <w:t>);</w:t>
+      </w:r>
+    </w:p>
+    <w:p>
+      <w:pPr>
+        <w:spacing w:after="0" w:line="240" w:lineRule="auto"/>
+        <w:rPr>
+          <w:rFonts w:ascii="Consolas" w:eastAsia="Times New Roman" w:hAnsi="Consolas" w:cs="Times New Roman"/>
+          <w:color w:val="0E00FF"/>
+          <w:sz w:val="20"/>
+          <w:szCs w:val="20"/>
+          <w:lang w:eastAsia="ru-RU"/>
+        </w:rPr>
+      </w:pPr>
+      <w:r>
+        <w:rPr>
+          <w:rFonts w:ascii="Consolas" w:eastAsia="Times New Roman" w:hAnsi="Consolas" w:cs="Times New Roman"/>
+          <w:color w:val="0E00FF"/>
+          <w:sz w:val="20"/>
+          <w:szCs w:val="20"/>
+          <w:lang w:eastAsia="ru-RU"/>
+        </w:rPr>
+        <w:t>end</w:t>
+      </w:r>
+    </w:p>
+    <w:p>
+      <w:pPr>
+        <w:spacing w:after="0" w:line="240" w:lineRule="auto"/>
+        <w:rPr>
+          <w:rFonts w:ascii="Consolas" w:eastAsia="Times New Roman" w:hAnsi="Consolas" w:cs="Times New Roman"/>
+          <w:sz w:val="20"/>
+          <w:szCs w:val="20"/>
+          <w:lang w:eastAsia="ru-RU"/>
+        </w:rPr>
+      </w:pPr>
+    </w:p>
+    <w:p>
+      <w:pPr>
+        <w:spacing w:after="0" w:line="240" w:lineRule="auto"/>
+        <w:rPr>
+          <w:rFonts w:ascii="Consolas" w:eastAsia="Times New Roman" w:hAnsi="Consolas" w:cs="Times New Roman"/>
+          <w:sz w:val="20"/>
+          <w:szCs w:val="20"/>
+          <w:lang w:eastAsia="ru-RU"/>
+        </w:rPr>
+      </w:pPr>
+      <w:r>
+        <w:rPr>
+          <w:rFonts w:ascii="Consolas" w:eastAsia="Times New Roman" w:hAnsi="Consolas" w:cs="Times New Roman"/>
+          <w:sz w:val="20"/>
+          <w:szCs w:val="20"/>
+          <w:lang w:eastAsia="ru-RU"/>
+        </w:rPr>
+        <w:t>figure;</w:t>
+      </w:r>
+    </w:p>
+    <w:p>
+      <w:pPr>
+        <w:spacing w:after="0" w:line="240" w:lineRule="auto"/>
+        <w:rPr>
+          <w:rFonts w:ascii="Consolas" w:eastAsia="Times New Roman" w:hAnsi="Consolas" w:cs="Times New Roman"/>
+          <w:sz w:val="20"/>
+          <w:szCs w:val="20"/>
+          <w:lang w:eastAsia="ru-RU"/>
+        </w:rPr>
+      </w:pPr>
+      <w:r>
+        <w:rPr>
+          <w:rFonts w:ascii="Consolas" w:eastAsia="Times New Roman" w:hAnsi="Consolas" w:cs="Times New Roman"/>
+          <w:sz w:val="20"/>
+          <w:szCs w:val="20"/>
+          <w:lang w:eastAsia="ru-RU"/>
+        </w:rPr>
+        <w:t>step(w);</w:t>
+      </w:r>
+    </w:p>
+    <w:p>
+      <w:pPr>
+        <w:spacing w:after="0" w:line="240" w:lineRule="auto"/>
+        <w:rPr>
+          <w:rFonts w:ascii="Consolas" w:eastAsia="Times New Roman" w:hAnsi="Consolas" w:cs="Times New Roman"/>
+          <w:sz w:val="20"/>
+          <w:szCs w:val="20"/>
+          <w:lang w:eastAsia="ru-RU"/>
+        </w:rPr>
+      </w:pPr>
+      <w:r>
+        <w:rPr>
+          <w:rFonts w:ascii="Consolas" w:eastAsia="Times New Roman" w:hAnsi="Consolas" w:cs="Times New Roman"/>
+          <w:sz w:val="20"/>
+          <w:szCs w:val="20"/>
+          <w:lang w:eastAsia="ru-RU"/>
+        </w:rPr>
+        <w:t>title(</w:t>
+      </w:r>
+      <w:r>
+        <w:rPr>
+          <w:rFonts w:ascii="Consolas" w:eastAsia="Times New Roman" w:hAnsi="Consolas" w:cs="Times New Roman"/>
+          <w:color w:val="A709F5"/>
+          <w:sz w:val="20"/>
+          <w:szCs w:val="20"/>
+          <w:lang w:eastAsia="ru-RU"/>
+        </w:rPr>
+        <w:t>'Переходная функция разомкнутой системы'</w:t>
+      </w:r>
+      <w:r>
+        <w:rPr>
+          <w:rFonts w:ascii="Consolas" w:eastAsia="Times New Roman" w:hAnsi="Consolas" w:cs="Times New Roman"/>
+          <w:sz w:val="20"/>
+          <w:szCs w:val="20"/>
+          <w:lang w:eastAsia="ru-RU"/>
+        </w:rPr>
+        <w:t>);</w:t>
+      </w:r>
+    </w:p>
+    <w:p>
+      <w:pPr>
+        <w:spacing w:after="0" w:line="240" w:lineRule="auto"/>
+        <w:rPr>
+          <w:rFonts w:ascii="Consolas" w:eastAsia="Times New Roman" w:hAnsi="Consolas" w:cs="Times New Roman"/>
+          <w:sz w:val="20"/>
+          <w:szCs w:val="20"/>
+          <w:lang w:eastAsia="ru-RU"/>
+        </w:rPr>
+      </w:pPr>
+      <w:r>
+        <w:rPr>
+          <w:rFonts w:ascii="Consolas" w:eastAsia="Times New Roman" w:hAnsi="Consolas" w:cs="Times New Roman"/>
+          <w:sz w:val="20"/>
+          <w:szCs w:val="20"/>
+          <w:lang w:eastAsia="ru-RU"/>
+        </w:rPr>
+        <w:t xml:space="preserve">grid </w:t>
+      </w:r>
+      <w:r>
+        <w:rPr>
+          <w:rFonts w:ascii="Consolas" w:eastAsia="Times New Roman" w:hAnsi="Consolas" w:cs="Times New Roman"/>
+          <w:color w:val="A709F5"/>
+          <w:sz w:val="20"/>
+          <w:szCs w:val="20"/>
+          <w:lang w:eastAsia="ru-RU"/>
+        </w:rPr>
+        <w:t>on</w:t>
+      </w:r>
+      <w:r>
+        <w:rPr>
+          <w:rFonts w:ascii="Consolas" w:eastAsia="Times New Roman" w:hAnsi="Consolas" w:cs="Times New Roman"/>
+          <w:sz w:val="20"/>
+          <w:szCs w:val="20"/>
+          <w:lang w:eastAsia="ru-RU"/>
+        </w:rPr>
+        <w:t>;</w:t>
+      </w:r>
+    </w:p>
+    <w:p>
+      <w:pPr>
+        <w:spacing w:after="0" w:line="240" w:lineRule="auto"/>
+        <w:rPr>
+          <w:rFonts w:ascii="Consolas" w:eastAsia="Times New Roman" w:hAnsi="Consolas" w:cs="Times New Roman"/>
+          <w:color w:val="0E00FF"/>
+          <w:sz w:val="20"/>
+          <w:szCs w:val="20"/>
+          <w:lang w:eastAsia="ru-RU"/>
+        </w:rPr>
+      </w:pPr>
+    </w:p>
+    <w:p>
+      <w:pPr>
+        <w:spacing w:after="0" w:line="240" w:lineRule="auto"/>
+        <w:jc w:val="center"/>
+        <w:rPr>
+          <w:rFonts w:ascii="Consolas" w:eastAsia="Times New Roman" w:hAnsi="Consolas" w:cs="Times New Roman"/>
+          <w:sz w:val="20"/>
+          <w:szCs w:val="20"/>
+          <w:lang w:eastAsia="ru-RU"/>
+        </w:rPr>
+      </w:pPr>
+      <w:r>
+        <w:rPr>
+          <w:rFonts w:ascii="Consolas" w:eastAsia="Times New Roman" w:hAnsi="Consolas" w:cs="Times New Roman"/>
+          <w:sz w:val="20"/>
+          <w:szCs w:val="20"/>
+          <w:lang w:eastAsia="ru-RU"/>
+        </w:rPr>
+        <w:drawing>
+          <wp:inline distT="0" distB="0" distL="0" distR="0" wp14:anchorId="2830762D" wp14:editId="091BCCA3">
+            <wp:extent cx="3854450" cy="3189450"/>
+            <wp:effectExtent l="0" t="0" r="0" b="0"/>
+            <wp:docPr id="1" name="Рисунок 1"/>
+            <wp:cNvGraphicFramePr>
+              <a:graphicFrameLocks xmlns:a="http://schemas.openxmlformats.org/drawingml/2006/main" noChangeAspect="1"/>
+            </wp:cNvGraphicFramePr>
+            <a:graphic xmlns:a="http://schemas.openxmlformats.org/drawingml/2006/main">
+              <a:graphicData uri="http://schemas.openxmlformats.org/drawingml/2006/picture">
+                <pic:pic xmlns:pic="http://schemas.openxmlformats.org/drawingml/2006/picture">
+                  <pic:nvPicPr>
+                    <pic:cNvPr id="1" name=""/>
+                    <pic:cNvPicPr/>
+                  </pic:nvPicPr>
+                  <pic:blipFill>
+                    <a:blip r:embed="rId8"/>
+                    <a:stretch>
+                      <a:fillRect/>
+                    </a:stretch>
+                  </pic:blipFill>
+                  <pic:spPr>
+                    <a:xfrm>
+                      <a:off x="0" y="0"/>
+                      <a:ext cx="3866267" cy="3199228"/>
+                    </a:xfrm>
+                    <a:prstGeom prst="rect">
+                      <a:avLst/>
+                    </a:prstGeom>
+                  </pic:spPr>
+                </pic:pic>
+              </a:graphicData>
+            </a:graphic>
+          </wp:inline>
+        </w:drawing>
+      </w:r>
+    </w:p>
+    <w:p>
+      <w:pPr>
+        <w:pStyle w:val="a3"/>
+      </w:pPr>
+      <w:r>
+        <w:lastRenderedPageBreak/>
+        <w:t xml:space="preserve">Функция </w:t>
+      </w:r>
+      <w:r>
+        <w:rPr>
+          <w:rFonts w:ascii="Consolas" w:eastAsia="Times New Roman" w:hAnsi="Consolas" w:cs="Times New Roman"/>
+          <w:sz w:val="20"/>
+          <w:szCs w:val="20"/>
+          <w:lang w:eastAsia="ru-RU"/>
+        </w:rPr>
+        <w:t>isstable</w:t>
+      </w:r>
+      <w:r>
+        <w:t>() в</w:t>
+      </w:r>
+      <w:r>
+        <w:t>ернула «</w:t>
+      </w:r>
+      <w:r>
+        <w:t>Замкнутая система УСТОЙЧИВА</w:t>
+      </w:r>
+      <w:r>
+        <w:t>», что совпадает с результатами расчетов.</w:t>
+      </w:r>
+      <w:r>
+        <w:t xml:space="preserve"> Об этом также свидетельствует внешний вид переходной функции, которая имеет затухающий колебательный характер.</w:t>
+      </w:r>
+    </w:p>
+    <w:p>
+      <w:pPr>
+        <w:pStyle w:val="a3"/>
+      </w:pPr>
+    </w:p>
+    <w:p>
+      <w:pPr>
+        <w:pStyle w:val="a3"/>
+        <w:numPr>
+          <w:ilvl w:val="0"/>
+          <w:numId w:val="45"/>
+        </w:numPr>
+        <w:rPr>
+          <w:b/>
+          <w:bCs/>
+        </w:rPr>
+      </w:pPr>
+      <w:r>
+        <w:rPr>
+          <w:b/>
+          <w:bCs/>
+        </w:rPr>
+        <w:t>Выводы по лабораторной работе</w:t>
+      </w:r>
+    </w:p>
+    <w:p>
+      <w:pPr>
+        <w:pStyle w:val="a3"/>
+      </w:pPr>
+      <w:r>
+        <w:t>В ходе выполнения работы проведено исследование устойчивости замкнутой САУ с единичной обратной связью. По результатам расчетов и моделирования установлено следующее:</w:t>
+      </w:r>
+    </w:p>
+    <w:p>
+      <w:pPr>
+        <w:pStyle w:val="a3"/>
+      </w:pPr>
+      <w:r>
+        <w:t>Критерий Гурвица. Для характеристического полинома замкнутой системы</w:t>
+      </w:r>
+    </w:p>
+    <w:p>
+      <w:pPr>
+        <w:pStyle w:val="a3"/>
+      </w:pPr>
+      <w:r>
+        <w:rPr>
+          <w:lang w:val="en-US"/>
+        </w:rPr>
+        <w:t>D</w:t>
+      </w:r>
+      <w:r>
+        <w:t xml:space="preserve">(s) = 0,05s^4 + 0,1s^3 + s^2 + s + </w:t>
+      </w:r>
+      <w:r>
+        <w:t>1</w:t>
+      </w:r>
+    </w:p>
+    <w:p>
+      <w:pPr>
+        <w:pStyle w:val="a3"/>
+      </w:pPr>
+      <w:r>
+        <w:t>составлена матрица Гурвица 4×4. Вычислены диагональные миноры</w:t>
+      </w:r>
+      <w:r>
+        <w:t xml:space="preserve">. </w:t>
+      </w:r>
+      <w:r>
+        <w:t>Все миноры положительны, следовательно, по алгебраическому критерию Гурвица замкнутая система устойчива.</w:t>
+      </w:r>
+    </w:p>
+    <w:p>
+      <w:pPr>
+        <w:pStyle w:val="a3"/>
+      </w:pPr>
+      <w:r>
+        <w:t>Критерий Найквиста. Разомкнутая система находится на границе устойчивости. Построенный годограф Найквиста не охватывает критическую точку (-1; j0). Согласно первой формулировке частотного критерия, замкнутая система устойчива.</w:t>
+      </w:r>
+    </w:p>
+    <w:p>
+      <w:pPr>
+        <w:pStyle w:val="a3"/>
+      </w:pPr>
+      <w:r>
+        <w:t>Проверка в MatLab. Результаты ручного расчета полностью подтверждены компьютерным моделированием. Функция isstable определила систему как устойчивую. Переходная характеристика замкнутой системы имеет затухающий колебательный характер и сходится к установившемуся значению.</w:t>
+      </w:r>
+    </w:p>
+    <w:p>
+      <w:pPr>
+        <w:pStyle w:val="a3"/>
+      </w:pPr>
+      <w:r>
+        <w:t>Заключение. Замкнутая система автоматического управления удовлетворяет условиям устойчивости как по алгебраическому критерию Гурвица, так и по частотному критерию Найквиста. Результаты теоретического анализа и численного эксперимента в MatLab полностью совпадают. Система работоспособна</w:t>
+      </w:r>
+    </w:p>
     <w:sectPr>
-      <w:footerReference w:type="default" r:id="rId8"/>
+      <w:footerReference w:type="default" r:id="rId9"/>
       <w:pgSz w:w="11906" w:h="16838"/>
       <w:pgMar w:top="1134" w:right="1134" w:bottom="1134" w:left="1701" w:header="709" w:footer="709" w:gutter="0"/>
       <w:cols w:space="708"/>
@@ -11902,6 +11819,7 @@
   <w:style w:type="character" w:default="1" w:styleId="a0">
     <w:name w:val="Default Paragraph Font"/>
     <w:uiPriority w:val="1"/>
+    <w:semiHidden/>
     <w:unhideWhenUsed/>
   </w:style>
   <w:style w:type="table" w:default="1" w:styleId="a1">

--- a/08-semester/Автоматика/Лабы. Решения/Лабораторная 3.docx
+++ b/08-semester/Автоматика/Лабы. Решения/Лабораторная 3.docx
@@ -5884,6 +5884,7 @@
       <w:r>
         <w:rPr>
           <w:rFonts w:ascii="Consolas" w:eastAsia="Times New Roman" w:hAnsi="Consolas" w:cs="Times New Roman"/>
+          <w:noProof/>
           <w:sz w:val="20"/>
           <w:szCs w:val="20"/>
           <w:lang w:eastAsia="ru-RU"/>
@@ -6051,7 +6052,10 @@
         <w:pStyle w:val="a3"/>
       </w:pPr>
       <w:r>
-        <w:t>Заключение. Замкнутая система автоматического управления удовлетворяет условиям устойчивости как по алгебраическому критерию Гурвица, так и по частотному критерию Найквиста. Результаты теоретического анализа и численного эксперимента в MatLab полностью совпадают. Система работоспособна</w:t>
+        <w:t>Заключение. Замкнутая система автоматического управления удовлетворяет условиям устойчивости как по алгебраическому критерию Гурвица, так и по частотному критерию Найквиста. Результаты теоретического анализа и численного эксперимента в MatLab полностью совпадают</w:t>
+      </w:r>
+      <w:r>
+        <w:t>.</w:t>
       </w:r>
     </w:p>
     <w:sectPr>

--- a/08-semester/Автоматика/Лабы. Решения/Лабораторная 3.docx
+++ b/08-semester/Автоматика/Лабы. Решения/Лабораторная 3.docx
@@ -2,205 +2,951 @@
 <file path=word/document.xml><?xml version="1.0" encoding="utf-8"?>
 <w:document xmlns:wpc="http://schemas.microsoft.com/office/word/2010/wordprocessingCanvas" xmlns:cx="http://schemas.microsoft.com/office/drawing/2014/chartex" xmlns:cx1="http://schemas.microsoft.com/office/drawing/2015/9/8/chartex" xmlns:cx2="http://schemas.microsoft.com/office/drawing/2015/10/21/chartex" xmlns:cx3="http://schemas.microsoft.com/office/drawing/2016/5/9/chartex" xmlns:cx4="http://schemas.microsoft.com/office/drawing/2016/5/10/chartex" xmlns:cx5="http://schemas.microsoft.com/office/drawing/2016/5/11/chartex" xmlns:cx6="http://schemas.microsoft.com/office/drawing/2016/5/12/chartex" xmlns:cx7="http://schemas.microsoft.com/office/drawing/2016/5/13/chartex" xmlns:cx8="http://schemas.microsoft.com/office/drawing/2016/5/14/chartex" xmlns:mc="http://schemas.openxmlformats.org/markup-compatibility/2006" xmlns:aink="http://schemas.microsoft.com/office/drawing/2016/ink" xmlns:am3d="http://schemas.microsoft.com/office/drawing/2017/model3d" xmlns:o="urn:schemas-microsoft-com:office:office" xmlns:r="http://schemas.openxmlformats.org/officeDocument/2006/relationships" xmlns:m="http://schemas.openxmlformats.org/officeDocument/2006/math" xmlns:v="urn:schemas-microsoft-com:vml" xmlns:wp14="http://schemas.microsoft.com/office/word/2010/wordprocessingDrawing" xmlns:wp="http://schemas.openxmlformats.org/drawingml/2006/wordprocessingDrawing" xmlns:w10="urn:schemas-microsoft-com:office:word" xmlns:w="http://schemas.openxmlformats.org/wordprocessingml/2006/main" xmlns:w14="http://schemas.microsoft.com/office/word/2010/wordml" xmlns:w15="http://schemas.microsoft.com/office/word/2012/wordml" xmlns:w16cex="http://schemas.microsoft.com/office/word/2018/wordml/cex" xmlns:w16cid="http://schemas.microsoft.com/office/word/2016/wordml/cid" xmlns:w16="http://schemas.microsoft.com/office/word/2018/wordml" xmlns:w16sdtdh="http://schemas.microsoft.com/office/word/2020/wordml/sdtdatahash" xmlns:w16se="http://schemas.microsoft.com/office/word/2015/wordml/symex" xmlns:wpg="http://schemas.microsoft.com/office/word/2010/wordprocessingGroup" xmlns:wpi="http://schemas.microsoft.com/office/word/2010/wordprocessingInk" xmlns:wne="http://schemas.microsoft.com/office/word/2006/wordml" xmlns:wps="http://schemas.microsoft.com/office/word/2010/wordprocessingShape" mc:Ignorable="w14 w15 w16se w16cid w16 w16cex w16sdtdh wp14">
   <w:body>
+    <w:tbl>
+      <w:tblPr>
+        <w:tblW w:w="9570" w:type="dxa"/>
+        <w:tblLook w:val="04A0" w:firstRow="1" w:lastRow="0" w:firstColumn="1" w:lastColumn="0" w:noHBand="0" w:noVBand="1"/>
+      </w:tblPr>
+      <w:tblGrid>
+        <w:gridCol w:w="1383"/>
+        <w:gridCol w:w="8187"/>
+      </w:tblGrid>
+      <w:tr>
+        <w:tc>
+          <w:tcPr>
+            <w:tcW w:w="1383" w:type="dxa"/>
+            <w:hideMark/>
+          </w:tcPr>
+          <w:p>
+            <w:pPr>
+              <w:pStyle w:val="a3"/>
+              <w:rPr>
+                <w:sz w:val="28"/>
+                <w:szCs w:val="24"/>
+              </w:rPr>
+            </w:pPr>
+            <w:r>
+              <w:rPr>
+                <w:noProof/>
+                <w:sz w:val="28"/>
+                <w:szCs w:val="24"/>
+              </w:rPr>
+              <w:drawing>
+                <wp:anchor distT="0" distB="0" distL="114300" distR="114300" simplePos="0" relativeHeight="251659264" behindDoc="0" locked="1" layoutInCell="1" allowOverlap="1" wp14:anchorId="13498659" wp14:editId="06B3C1ED">
+                  <wp:simplePos x="0" y="0"/>
+                  <wp:positionH relativeFrom="column">
+                    <wp:posOffset>45720</wp:posOffset>
+                  </wp:positionH>
+                  <wp:positionV relativeFrom="page">
+                    <wp:posOffset>193675</wp:posOffset>
+                  </wp:positionV>
+                  <wp:extent cx="733425" cy="828675"/>
+                  <wp:effectExtent l="0" t="0" r="9525" b="9525"/>
+                  <wp:wrapNone/>
+                  <wp:docPr id="45" name="Рисунок 45" descr="Gerb-BMSTU_01"/>
+                  <wp:cNvGraphicFramePr>
+                    <a:graphicFrameLocks xmlns:a="http://schemas.openxmlformats.org/drawingml/2006/main" noChangeAspect="1"/>
+                  </wp:cNvGraphicFramePr>
+                  <a:graphic xmlns:a="http://schemas.openxmlformats.org/drawingml/2006/main">
+                    <a:graphicData uri="http://schemas.openxmlformats.org/drawingml/2006/picture">
+                      <pic:pic xmlns:pic="http://schemas.openxmlformats.org/drawingml/2006/picture">
+                        <pic:nvPicPr>
+                          <pic:cNvPr id="0" name="Рисунок 172" descr="Gerb-BMSTU_01"/>
+                          <pic:cNvPicPr>
+                            <a:picLocks noChangeAspect="1" noChangeArrowheads="1"/>
+                          </pic:cNvPicPr>
+                        </pic:nvPicPr>
+                        <pic:blipFill>
+                          <a:blip r:embed="rId7">
+                            <a:extLst>
+                              <a:ext uri="{28A0092B-C50C-407E-A947-70E740481C1C}">
+                                <a14:useLocalDpi xmlns:a14="http://schemas.microsoft.com/office/drawing/2010/main" val="0"/>
+                              </a:ext>
+                            </a:extLst>
+                          </a:blip>
+                          <a:srcRect/>
+                          <a:stretch>
+                            <a:fillRect/>
+                          </a:stretch>
+                        </pic:blipFill>
+                        <pic:spPr bwMode="auto">
+                          <a:xfrm>
+                            <a:off x="0" y="0"/>
+                            <a:ext cx="733425" cy="828675"/>
+                          </a:xfrm>
+                          <a:prstGeom prst="rect">
+                            <a:avLst/>
+                          </a:prstGeom>
+                          <a:noFill/>
+                        </pic:spPr>
+                      </pic:pic>
+                    </a:graphicData>
+                  </a:graphic>
+                  <wp14:sizeRelH relativeFrom="page">
+                    <wp14:pctWidth>0</wp14:pctWidth>
+                  </wp14:sizeRelH>
+                  <wp14:sizeRelV relativeFrom="page">
+                    <wp14:pctHeight>0</wp14:pctHeight>
+                  </wp14:sizeRelV>
+                </wp:anchor>
+              </w:drawing>
+            </w:r>
+          </w:p>
+        </w:tc>
+        <w:tc>
+          <w:tcPr>
+            <w:tcW w:w="8187" w:type="dxa"/>
+            <w:hideMark/>
+          </w:tcPr>
+          <w:p>
+            <w:pPr>
+              <w:spacing w:after="0"/>
+              <w:jc w:val="center"/>
+              <w:rPr>
+                <w:rFonts w:ascii="Times New Roman" w:hAnsi="Times New Roman"/>
+                <w:b/>
+                <w:sz w:val="24"/>
+                <w:szCs w:val="24"/>
+              </w:rPr>
+            </w:pPr>
+            <w:r>
+              <w:rPr>
+                <w:rFonts w:ascii="Times New Roman" w:hAnsi="Times New Roman"/>
+                <w:b/>
+                <w:sz w:val="24"/>
+                <w:szCs w:val="24"/>
+              </w:rPr>
+              <w:t>Министерство науки и высшего образования Российской Федерации</w:t>
+            </w:r>
+          </w:p>
+          <w:p>
+            <w:pPr>
+              <w:spacing w:after="0"/>
+              <w:jc w:val="center"/>
+              <w:rPr>
+                <w:rFonts w:ascii="Times New Roman" w:hAnsi="Times New Roman"/>
+                <w:b/>
+                <w:sz w:val="24"/>
+                <w:szCs w:val="24"/>
+              </w:rPr>
+            </w:pPr>
+            <w:r>
+              <w:rPr>
+                <w:rFonts w:ascii="Times New Roman" w:hAnsi="Times New Roman"/>
+                <w:b/>
+                <w:sz w:val="24"/>
+                <w:szCs w:val="24"/>
+              </w:rPr>
+              <w:t xml:space="preserve">Федеральное государственное автономное образовательное учреждение </w:t>
+            </w:r>
+          </w:p>
+          <w:p>
+            <w:pPr>
+              <w:spacing w:after="0"/>
+              <w:jc w:val="center"/>
+              <w:rPr>
+                <w:rFonts w:ascii="Times New Roman" w:hAnsi="Times New Roman"/>
+                <w:b/>
+                <w:sz w:val="24"/>
+                <w:szCs w:val="24"/>
+              </w:rPr>
+            </w:pPr>
+            <w:r>
+              <w:rPr>
+                <w:rFonts w:ascii="Times New Roman" w:hAnsi="Times New Roman"/>
+                <w:b/>
+                <w:sz w:val="24"/>
+                <w:szCs w:val="24"/>
+              </w:rPr>
+              <w:t>высшего образования</w:t>
+            </w:r>
+          </w:p>
+          <w:p>
+            <w:pPr>
+              <w:spacing w:after="0"/>
+              <w:ind w:right="-2"/>
+              <w:jc w:val="center"/>
+              <w:rPr>
+                <w:rFonts w:ascii="Times New Roman" w:hAnsi="Times New Roman"/>
+                <w:b/>
+                <w:sz w:val="24"/>
+                <w:szCs w:val="24"/>
+              </w:rPr>
+            </w:pPr>
+            <w:r>
+              <w:rPr>
+                <w:rFonts w:ascii="Times New Roman" w:hAnsi="Times New Roman"/>
+                <w:b/>
+                <w:sz w:val="24"/>
+                <w:szCs w:val="24"/>
+              </w:rPr>
+              <w:t>«Московский государственный технический университет</w:t>
+            </w:r>
+          </w:p>
+          <w:p>
+            <w:pPr>
+              <w:spacing w:after="0"/>
+              <w:ind w:right="-2"/>
+              <w:jc w:val="center"/>
+              <w:rPr>
+                <w:rFonts w:ascii="Times New Roman" w:hAnsi="Times New Roman"/>
+                <w:b/>
+                <w:sz w:val="24"/>
+                <w:szCs w:val="24"/>
+              </w:rPr>
+            </w:pPr>
+            <w:r>
+              <w:rPr>
+                <w:rFonts w:ascii="Times New Roman" w:hAnsi="Times New Roman"/>
+                <w:b/>
+                <w:sz w:val="24"/>
+                <w:szCs w:val="24"/>
+              </w:rPr>
+              <w:t>имени Н.Э. Баумана</w:t>
+            </w:r>
+          </w:p>
+          <w:p>
+            <w:pPr>
+              <w:spacing w:after="0"/>
+              <w:jc w:val="center"/>
+              <w:rPr>
+                <w:rFonts w:ascii="Times New Roman" w:hAnsi="Times New Roman"/>
+                <w:b/>
+                <w:sz w:val="24"/>
+                <w:szCs w:val="24"/>
+              </w:rPr>
+            </w:pPr>
+            <w:r>
+              <w:rPr>
+                <w:rFonts w:ascii="Times New Roman" w:hAnsi="Times New Roman"/>
+                <w:b/>
+                <w:sz w:val="24"/>
+                <w:szCs w:val="24"/>
+              </w:rPr>
+              <w:t>(национальный исследовательский университет)»</w:t>
+            </w:r>
+          </w:p>
+          <w:p>
+            <w:pPr>
+              <w:spacing w:after="0"/>
+              <w:jc w:val="center"/>
+              <w:rPr>
+                <w:rFonts w:ascii="Times New Roman" w:hAnsi="Times New Roman"/>
+                <w:b/>
+                <w:sz w:val="24"/>
+                <w:szCs w:val="24"/>
+              </w:rPr>
+            </w:pPr>
+            <w:r>
+              <w:rPr>
+                <w:rFonts w:ascii="Times New Roman" w:hAnsi="Times New Roman"/>
+                <w:b/>
+                <w:sz w:val="24"/>
+                <w:szCs w:val="24"/>
+              </w:rPr>
+              <w:t>(МГТУ им. Н.Э. Баумана)</w:t>
+            </w:r>
+          </w:p>
+        </w:tc>
+      </w:tr>
+    </w:tbl>
     <w:p>
       <w:pPr>
-        <w:pStyle w:val="a3"/>
-      </w:pPr>
-      <w:r>
-        <w:t xml:space="preserve">Вариант </w:t>
-      </w:r>
-      <w:r>
-        <w:t>1</w:t>
-      </w:r>
-      <w:r>
-        <w:t>2.</w:t>
-      </w:r>
-      <w:r>
-        <w:t xml:space="preserve"> Выполнил: </w:t>
-      </w:r>
-      <w:r>
-        <w:t>Субботин Д.С</w:t>
-      </w:r>
-      <w:r>
-        <w:t>.</w:t>
-      </w:r>
+        <w:pBdr>
+          <w:bottom w:val="thinThickSmallGap" w:sz="24" w:space="1" w:color="auto"/>
+        </w:pBdr>
+        <w:spacing w:after="0"/>
+        <w:jc w:val="center"/>
+        <w:rPr>
+          <w:rFonts w:ascii="Times New Roman" w:hAnsi="Times New Roman"/>
+          <w:b/>
+          <w:sz w:val="12"/>
+          <w:szCs w:val="24"/>
+        </w:rPr>
+      </w:pPr>
     </w:p>
     <w:p>
       <w:pPr>
-        <w:pStyle w:val="a3"/>
+        <w:spacing w:after="0"/>
+        <w:rPr>
+          <w:rFonts w:ascii="Times New Roman" w:hAnsi="Times New Roman"/>
+          <w:b/>
+          <w:sz w:val="36"/>
+          <w:szCs w:val="24"/>
+        </w:rPr>
       </w:pPr>
     </w:p>
     <w:p>
       <w:pPr>
-        <w:pStyle w:val="2"/>
-        <w:jc w:val="center"/>
-        <w:rPr>
-          <w:rStyle w:val="a9"/>
-          <w:rFonts w:ascii="Times New Roman" w:hAnsi="Times New Roman" w:cs="Times New Roman"/>
-          <w:color w:val="000000" w:themeColor="text1"/>
-          <w:sz w:val="28"/>
-          <w:szCs w:val="28"/>
-        </w:rPr>
-      </w:pPr>
-      <w:r>
-        <w:rPr>
-          <w:rStyle w:val="a9"/>
-          <w:rFonts w:ascii="Times New Roman" w:hAnsi="Times New Roman" w:cs="Times New Roman"/>
-          <w:color w:val="000000" w:themeColor="text1"/>
-          <w:sz w:val="28"/>
-          <w:szCs w:val="28"/>
-        </w:rPr>
-        <w:t xml:space="preserve">Лабораторная работа </w:t>
-      </w:r>
-      <w:r>
-        <w:rPr>
-          <w:rStyle w:val="a9"/>
-          <w:rFonts w:ascii="Times New Roman" w:hAnsi="Times New Roman" w:cs="Times New Roman"/>
-          <w:color w:val="000000" w:themeColor="text1"/>
-          <w:sz w:val="28"/>
-          <w:szCs w:val="28"/>
-        </w:rPr>
-        <w:t>3</w:t>
+        <w:pStyle w:val="a3"/>
+        <w:rPr>
+          <w:sz w:val="28"/>
+          <w:szCs w:val="24"/>
+        </w:rPr>
+      </w:pPr>
+      <w:r>
+        <w:rPr>
+          <w:sz w:val="28"/>
+          <w:szCs w:val="24"/>
+        </w:rPr>
+        <w:t>ФАКУЛЬТЕТ «Радиоэлектроника и лазерная техника» (РЛ)</w:t>
       </w:r>
     </w:p>
     <w:p>
-      <w:r>
-        <w:t xml:space="preserve"> </w:t>
-      </w:r>
+      <w:pPr>
+        <w:pStyle w:val="a3"/>
+        <w:rPr>
+          <w:sz w:val="28"/>
+          <w:szCs w:val="24"/>
+        </w:rPr>
+      </w:pPr>
     </w:p>
     <w:p>
       <w:pPr>
         <w:pStyle w:val="a3"/>
-      </w:pPr>
-      <w:r>
-        <w:t>Задание:</w:t>
-      </w:r>
-      <w:r>
-        <w:t xml:space="preserve"> </w:t>
-      </w:r>
-      <w:r>
-        <w:t>в</w:t>
-      </w:r>
-      <w:r>
-        <w:t>ыполнить исследование устойчивости замкнутой САУ по заданной передаточной функции разомкнутой системы.</w:t>
+        <w:rPr>
+          <w:sz w:val="28"/>
+          <w:szCs w:val="24"/>
+        </w:rPr>
+      </w:pPr>
+      <w:r>
+        <w:rPr>
+          <w:sz w:val="28"/>
+          <w:szCs w:val="24"/>
+        </w:rPr>
+        <w:t>КАФЕДРА «Технологии приборостроения» (РЛ6)</w:t>
       </w:r>
     </w:p>
     <w:p>
       <w:pPr>
         <w:pStyle w:val="a3"/>
         <w:rPr>
-          <w:shd w:val="clear" w:color="auto" w:fill="EDF3FE"/>
+          <w:sz w:val="28"/>
+          <w:szCs w:val="24"/>
         </w:rPr>
       </w:pPr>
     </w:p>
     <w:p>
       <w:pPr>
         <w:pStyle w:val="a3"/>
-      </w:pPr>
-      <w:r>
-        <w:t>1. П</w:t>
-      </w:r>
-      <w:r>
-        <w:t>ереходн</w:t>
-      </w:r>
-      <w:r>
-        <w:t>ая</w:t>
-      </w:r>
-      <w:r>
-        <w:t xml:space="preserve"> функци</w:t>
-      </w:r>
-      <w:r>
-        <w:t>я</w:t>
-      </w:r>
-      <w:r>
-        <w:t xml:space="preserve"> разомкнутой системы;</w:t>
-      </w:r>
+        <w:rPr>
+          <w:sz w:val="28"/>
+          <w:szCs w:val="24"/>
+        </w:rPr>
+      </w:pPr>
     </w:p>
     <w:p>
       <w:pPr>
         <w:pStyle w:val="a3"/>
-      </w:pPr>
-      <w:r>
-        <w:t>2. Р</w:t>
-      </w:r>
-      <w:r>
-        <w:t>асчет передаточной функции замкнутой системы;</w:t>
-      </w:r>
+        <w:rPr>
+          <w:sz w:val="28"/>
+          <w:szCs w:val="24"/>
+        </w:rPr>
+      </w:pPr>
     </w:p>
     <w:p>
       <w:pPr>
         <w:pStyle w:val="a3"/>
-      </w:pPr>
-      <w:r>
-        <w:t>3. Р</w:t>
-      </w:r>
-      <w:r>
-        <w:t>асчетные выражения для обоснования устойчивости замкнутой системы по алгебраическому критерию Гурвица;</w:t>
-      </w:r>
+        <w:rPr>
+          <w:sz w:val="28"/>
+          <w:szCs w:val="24"/>
+        </w:rPr>
+      </w:pPr>
     </w:p>
     <w:p>
       <w:pPr>
         <w:pStyle w:val="a3"/>
-      </w:pPr>
-      <w:r>
-        <w:t>4. Г</w:t>
-      </w:r>
-      <w:r>
-        <w:t>одограф Найквиста разомкнутой системы, на основании которого делается вывод об устойчивости замкнутой системы;</w:t>
+        <w:ind w:firstLine="0"/>
+        <w:jc w:val="center"/>
+        <w:rPr>
+          <w:sz w:val="32"/>
+          <w:szCs w:val="28"/>
+        </w:rPr>
+      </w:pPr>
+      <w:r>
+        <w:rPr>
+          <w:sz w:val="32"/>
+          <w:szCs w:val="28"/>
+        </w:rPr>
+        <w:t>Лабораторн</w:t>
+      </w:r>
+      <w:r>
+        <w:rPr>
+          <w:sz w:val="32"/>
+          <w:szCs w:val="28"/>
+        </w:rPr>
+        <w:t>ая</w:t>
+      </w:r>
+      <w:r>
+        <w:rPr>
+          <w:sz w:val="32"/>
+          <w:szCs w:val="28"/>
+        </w:rPr>
+        <w:t xml:space="preserve"> работ</w:t>
+      </w:r>
+      <w:r>
+        <w:rPr>
+          <w:sz w:val="32"/>
+          <w:szCs w:val="28"/>
+        </w:rPr>
+        <w:t>а</w:t>
+      </w:r>
+      <w:r>
+        <w:rPr>
+          <w:sz w:val="32"/>
+          <w:szCs w:val="28"/>
+        </w:rPr>
+        <w:t xml:space="preserve"> </w:t>
+      </w:r>
+      <w:r>
+        <w:rPr>
+          <w:sz w:val="32"/>
+          <w:szCs w:val="28"/>
+        </w:rPr>
+        <w:t>№3</w:t>
       </w:r>
     </w:p>
     <w:p>
       <w:pPr>
         <w:pStyle w:val="a3"/>
-      </w:pPr>
-      <w:r>
-        <w:t>5. П</w:t>
-      </w:r>
-      <w:r>
-        <w:t>ереходн</w:t>
-      </w:r>
-      <w:r>
-        <w:t>ая</w:t>
-      </w:r>
-      <w:r>
-        <w:t xml:space="preserve"> функци</w:t>
-      </w:r>
-      <w:r>
-        <w:t>я</w:t>
-      </w:r>
-      <w:r>
-        <w:t xml:space="preserve"> замкнутой системы;</w:t>
-      </w:r>
+        <w:rPr>
+          <w:sz w:val="28"/>
+          <w:szCs w:val="24"/>
+        </w:rPr>
+      </w:pPr>
     </w:p>
     <w:p>
       <w:pPr>
         <w:pStyle w:val="a3"/>
-      </w:pPr>
-      <w:r>
-        <w:t>6. П</w:t>
-      </w:r>
-      <w:r>
-        <w:t>роверк</w:t>
-      </w:r>
-      <w:r>
-        <w:t>а</w:t>
-      </w:r>
-      <w:r>
-        <w:t xml:space="preserve"> полученных результатов путем компьютерного моделирования переходных процессов разомкнутой и замкнутой системы в MatLab;</w:t>
+        <w:ind w:firstLine="0"/>
+        <w:jc w:val="center"/>
+        <w:rPr>
+          <w:sz w:val="28"/>
+          <w:szCs w:val="24"/>
+        </w:rPr>
+      </w:pPr>
+      <w:r>
+        <w:rPr>
+          <w:sz w:val="28"/>
+          <w:szCs w:val="24"/>
+        </w:rPr>
+        <w:t>по дисциплине: Радиоавтоматика. Системы автоматического управления</w:t>
       </w:r>
     </w:p>
     <w:p>
       <w:pPr>
         <w:pStyle w:val="a3"/>
-      </w:pPr>
-      <w:r>
+        <w:ind w:firstLine="0"/>
+        <w:rPr>
+          <w:sz w:val="28"/>
+          <w:szCs w:val="28"/>
+        </w:rPr>
+      </w:pPr>
+    </w:p>
+    <w:p>
+      <w:pPr>
+        <w:pStyle w:val="a3"/>
+        <w:rPr>
+          <w:sz w:val="28"/>
+          <w:szCs w:val="28"/>
+        </w:rPr>
+      </w:pPr>
+    </w:p>
+    <w:p>
+      <w:pPr>
+        <w:pStyle w:val="a3"/>
+        <w:rPr>
+          <w:sz w:val="28"/>
+          <w:szCs w:val="24"/>
+        </w:rPr>
+      </w:pPr>
+    </w:p>
+    <w:p>
+      <w:pPr>
+        <w:pStyle w:val="a3"/>
+        <w:rPr>
+          <w:sz w:val="28"/>
+          <w:szCs w:val="24"/>
+        </w:rPr>
+      </w:pPr>
+    </w:p>
+    <w:p>
+      <w:pPr>
+        <w:pStyle w:val="a3"/>
+        <w:rPr>
+          <w:sz w:val="28"/>
+          <w:szCs w:val="24"/>
+        </w:rPr>
+      </w:pPr>
+    </w:p>
+    <w:p>
+      <w:pPr>
+        <w:pStyle w:val="a3"/>
+        <w:rPr>
+          <w:sz w:val="28"/>
+          <w:szCs w:val="24"/>
+        </w:rPr>
+      </w:pPr>
+    </w:p>
+    <w:p>
+      <w:pPr>
+        <w:pStyle w:val="a3"/>
+        <w:rPr>
+          <w:sz w:val="28"/>
+          <w:szCs w:val="24"/>
+        </w:rPr>
+      </w:pPr>
+    </w:p>
+    <w:p>
+      <w:pPr>
+        <w:pStyle w:val="a3"/>
+        <w:rPr>
+          <w:sz w:val="28"/>
+          <w:szCs w:val="24"/>
+        </w:rPr>
+      </w:pPr>
+    </w:p>
+    <w:p>
+      <w:pPr>
+        <w:pStyle w:val="a3"/>
+        <w:rPr>
+          <w:sz w:val="28"/>
+          <w:szCs w:val="24"/>
+        </w:rPr>
+      </w:pPr>
+    </w:p>
+    <w:p>
+      <w:pPr>
+        <w:pStyle w:val="a3"/>
+        <w:rPr>
+          <w:sz w:val="28"/>
+          <w:szCs w:val="24"/>
+        </w:rPr>
+      </w:pPr>
+      <w:r>
+        <w:rPr>
+          <w:sz w:val="28"/>
+          <w:szCs w:val="24"/>
+        </w:rPr>
+        <w:t>Студент: Вепринцев Савелий Алексеевич</w:t>
+      </w:r>
+    </w:p>
+    <w:p>
+      <w:pPr>
+        <w:pStyle w:val="a3"/>
+        <w:rPr>
+          <w:sz w:val="28"/>
+          <w:szCs w:val="24"/>
+        </w:rPr>
+      </w:pPr>
+    </w:p>
+    <w:p>
+      <w:pPr>
+        <w:pStyle w:val="a3"/>
+        <w:rPr>
+          <w:sz w:val="28"/>
+          <w:szCs w:val="24"/>
+        </w:rPr>
+      </w:pPr>
+      <w:r>
+        <w:rPr>
+          <w:sz w:val="28"/>
+          <w:szCs w:val="24"/>
+        </w:rPr>
+        <w:t>Группа: РЛ6-81</w:t>
+      </w:r>
+    </w:p>
+    <w:p>
+      <w:pPr>
+        <w:pStyle w:val="a3"/>
+        <w:rPr>
+          <w:sz w:val="28"/>
+          <w:szCs w:val="24"/>
+        </w:rPr>
+      </w:pPr>
+    </w:p>
+    <w:p>
+      <w:pPr>
+        <w:pStyle w:val="a3"/>
+        <w:rPr>
+          <w:sz w:val="28"/>
+          <w:szCs w:val="24"/>
+        </w:rPr>
+      </w:pPr>
+      <w:r>
+        <w:rPr>
+          <w:sz w:val="28"/>
+          <w:szCs w:val="24"/>
+        </w:rPr>
+        <w:t>Преподаватель: Селезнева Мария Сергеевна</w:t>
+      </w:r>
+    </w:p>
+    <w:p>
+      <w:pPr>
+        <w:pStyle w:val="a3"/>
+        <w:ind w:firstLine="0"/>
+        <w:rPr>
+          <w:sz w:val="28"/>
+          <w:szCs w:val="24"/>
+        </w:rPr>
+      </w:pPr>
+    </w:p>
+    <w:p>
+      <w:pPr>
+        <w:pStyle w:val="a3"/>
+        <w:rPr>
+          <w:sz w:val="28"/>
+          <w:szCs w:val="24"/>
+        </w:rPr>
+      </w:pPr>
+    </w:p>
+    <w:p>
+      <w:pPr>
+        <w:pStyle w:val="a3"/>
+        <w:rPr>
+          <w:sz w:val="28"/>
+          <w:szCs w:val="24"/>
+        </w:rPr>
+      </w:pPr>
+    </w:p>
+    <w:p>
+      <w:pPr>
+        <w:pStyle w:val="a3"/>
+        <w:rPr>
+          <w:sz w:val="28"/>
+          <w:szCs w:val="24"/>
+        </w:rPr>
+      </w:pPr>
+    </w:p>
+    <w:p>
+      <w:pPr>
+        <w:pStyle w:val="a3"/>
+        <w:rPr>
+          <w:sz w:val="28"/>
+          <w:szCs w:val="24"/>
+        </w:rPr>
+      </w:pPr>
+    </w:p>
+    <w:p>
+      <w:pPr>
+        <w:pStyle w:val="a3"/>
+        <w:rPr>
+          <w:sz w:val="28"/>
+          <w:szCs w:val="24"/>
+        </w:rPr>
+      </w:pPr>
+    </w:p>
+    <w:p>
+      <w:pPr>
+        <w:pStyle w:val="a3"/>
+        <w:ind w:firstLine="0"/>
+        <w:jc w:val="center"/>
+        <w:rPr>
+          <w:sz w:val="28"/>
+          <w:szCs w:val="24"/>
+        </w:rPr>
+      </w:pPr>
+      <w:r>
+        <w:rPr>
+          <w:sz w:val="28"/>
+          <w:szCs w:val="24"/>
+        </w:rPr>
+        <w:t>Москва, 2025 г.</w:t>
+      </w:r>
+    </w:p>
+    <w:p>
+      <w:pPr>
+        <w:pStyle w:val="a3"/>
+        <w:rPr>
+          <w:sz w:val="28"/>
+          <w:szCs w:val="24"/>
+        </w:rPr>
+      </w:pPr>
+      <w:r>
+        <w:rPr>
+          <w:sz w:val="28"/>
+          <w:szCs w:val="24"/>
+        </w:rPr>
+        <w:lastRenderedPageBreak/>
+        <w:t>Задание:</w:t>
+      </w:r>
+      <w:r>
+        <w:rPr>
+          <w:sz w:val="28"/>
+          <w:szCs w:val="24"/>
+        </w:rPr>
+        <w:t xml:space="preserve"> </w:t>
+      </w:r>
+      <w:r>
+        <w:rPr>
+          <w:sz w:val="28"/>
+          <w:szCs w:val="24"/>
+        </w:rPr>
+        <w:t>в</w:t>
+      </w:r>
+      <w:r>
+        <w:rPr>
+          <w:sz w:val="28"/>
+          <w:szCs w:val="24"/>
+        </w:rPr>
+        <w:t>ыполнить исследование устойчивости замкнутой САУ по заданной передаточной функции разомкнутой системы.</w:t>
+      </w:r>
+    </w:p>
+    <w:p>
+      <w:pPr>
+        <w:pStyle w:val="a3"/>
+        <w:rPr>
+          <w:sz w:val="28"/>
+          <w:szCs w:val="24"/>
+        </w:rPr>
+      </w:pPr>
+      <w:r>
+        <w:rPr>
+          <w:sz w:val="28"/>
+          <w:szCs w:val="24"/>
+        </w:rPr>
+        <w:t>1. П</w:t>
+      </w:r>
+      <w:r>
+        <w:rPr>
+          <w:sz w:val="28"/>
+          <w:szCs w:val="24"/>
+        </w:rPr>
+        <w:t>ереходн</w:t>
+      </w:r>
+      <w:r>
+        <w:rPr>
+          <w:sz w:val="28"/>
+          <w:szCs w:val="24"/>
+        </w:rPr>
+        <w:t>ая</w:t>
+      </w:r>
+      <w:r>
+        <w:rPr>
+          <w:sz w:val="28"/>
+          <w:szCs w:val="24"/>
+        </w:rPr>
+        <w:t xml:space="preserve"> функци</w:t>
+      </w:r>
+      <w:r>
+        <w:rPr>
+          <w:sz w:val="28"/>
+          <w:szCs w:val="24"/>
+        </w:rPr>
+        <w:t>я</w:t>
+      </w:r>
+      <w:r>
+        <w:rPr>
+          <w:sz w:val="28"/>
+          <w:szCs w:val="24"/>
+        </w:rPr>
+        <w:t xml:space="preserve"> разомкнутой системы;</w:t>
+      </w:r>
+    </w:p>
+    <w:p>
+      <w:pPr>
+        <w:pStyle w:val="a3"/>
+        <w:rPr>
+          <w:sz w:val="28"/>
+          <w:szCs w:val="24"/>
+        </w:rPr>
+      </w:pPr>
+      <w:r>
+        <w:rPr>
+          <w:sz w:val="28"/>
+          <w:szCs w:val="24"/>
+        </w:rPr>
+        <w:t>2. Р</w:t>
+      </w:r>
+      <w:r>
+        <w:rPr>
+          <w:sz w:val="28"/>
+          <w:szCs w:val="24"/>
+        </w:rPr>
+        <w:t>асчет передаточной функции замкнутой системы;</w:t>
+      </w:r>
+    </w:p>
+    <w:p>
+      <w:pPr>
+        <w:pStyle w:val="a3"/>
+        <w:rPr>
+          <w:sz w:val="28"/>
+          <w:szCs w:val="24"/>
+        </w:rPr>
+      </w:pPr>
+      <w:r>
+        <w:rPr>
+          <w:sz w:val="28"/>
+          <w:szCs w:val="24"/>
+        </w:rPr>
+        <w:t>3. Р</w:t>
+      </w:r>
+      <w:r>
+        <w:rPr>
+          <w:sz w:val="28"/>
+          <w:szCs w:val="24"/>
+        </w:rPr>
+        <w:t>асчетные выражения для обоснования устойчивости замкнутой системы по алгебраическому критерию Гурвица;</w:t>
+      </w:r>
+    </w:p>
+    <w:p>
+      <w:pPr>
+        <w:pStyle w:val="a3"/>
+        <w:rPr>
+          <w:sz w:val="28"/>
+          <w:szCs w:val="24"/>
+        </w:rPr>
+      </w:pPr>
+      <w:r>
+        <w:rPr>
+          <w:sz w:val="28"/>
+          <w:szCs w:val="24"/>
+        </w:rPr>
+        <w:t>4. Г</w:t>
+      </w:r>
+      <w:r>
+        <w:rPr>
+          <w:sz w:val="28"/>
+          <w:szCs w:val="24"/>
+        </w:rPr>
+        <w:t>одограф Найквиста разомкнутой системы, на основании которого делается вывод об устойчивости замкнутой системы;</w:t>
+      </w:r>
+    </w:p>
+    <w:p>
+      <w:pPr>
+        <w:pStyle w:val="a3"/>
+        <w:rPr>
+          <w:sz w:val="28"/>
+          <w:szCs w:val="24"/>
+        </w:rPr>
+      </w:pPr>
+      <w:r>
+        <w:rPr>
+          <w:sz w:val="28"/>
+          <w:szCs w:val="24"/>
+        </w:rPr>
+        <w:t>5. П</w:t>
+      </w:r>
+      <w:r>
+        <w:rPr>
+          <w:sz w:val="28"/>
+          <w:szCs w:val="24"/>
+        </w:rPr>
+        <w:t>ереходн</w:t>
+      </w:r>
+      <w:r>
+        <w:rPr>
+          <w:sz w:val="28"/>
+          <w:szCs w:val="24"/>
+        </w:rPr>
+        <w:t>ая</w:t>
+      </w:r>
+      <w:r>
+        <w:rPr>
+          <w:sz w:val="28"/>
+          <w:szCs w:val="24"/>
+        </w:rPr>
+        <w:t xml:space="preserve"> функци</w:t>
+      </w:r>
+      <w:r>
+        <w:rPr>
+          <w:sz w:val="28"/>
+          <w:szCs w:val="24"/>
+        </w:rPr>
+        <w:t>я</w:t>
+      </w:r>
+      <w:r>
+        <w:rPr>
+          <w:sz w:val="28"/>
+          <w:szCs w:val="24"/>
+        </w:rPr>
+        <w:t xml:space="preserve"> замкнутой системы;</w:t>
+      </w:r>
+    </w:p>
+    <w:p>
+      <w:pPr>
+        <w:pStyle w:val="a3"/>
+        <w:rPr>
+          <w:sz w:val="28"/>
+          <w:szCs w:val="24"/>
+        </w:rPr>
+      </w:pPr>
+      <w:r>
+        <w:rPr>
+          <w:sz w:val="28"/>
+          <w:szCs w:val="24"/>
+        </w:rPr>
+        <w:t>6. П</w:t>
+      </w:r>
+      <w:r>
+        <w:rPr>
+          <w:sz w:val="28"/>
+          <w:szCs w:val="24"/>
+        </w:rPr>
+        <w:t>роверк</w:t>
+      </w:r>
+      <w:r>
+        <w:rPr>
+          <w:sz w:val="28"/>
+          <w:szCs w:val="24"/>
+        </w:rPr>
+        <w:t>а</w:t>
+      </w:r>
+      <w:r>
+        <w:rPr>
+          <w:sz w:val="28"/>
+          <w:szCs w:val="24"/>
+        </w:rPr>
+        <w:t xml:space="preserve"> полученных результатов путем компьютерного моделирования переходных процессов разомкнутой и замкнутой системы в </w:t>
+      </w:r>
+      <w:proofErr w:type="spellStart"/>
+      <w:r>
+        <w:rPr>
+          <w:sz w:val="28"/>
+          <w:szCs w:val="24"/>
+        </w:rPr>
+        <w:t>MatLab</w:t>
+      </w:r>
+      <w:proofErr w:type="spellEnd"/>
+      <w:r>
+        <w:rPr>
+          <w:sz w:val="28"/>
+          <w:szCs w:val="24"/>
+        </w:rPr>
+        <w:t>;</w:t>
+      </w:r>
+    </w:p>
+    <w:p>
+      <w:pPr>
+        <w:pStyle w:val="a3"/>
+        <w:rPr>
+          <w:sz w:val="28"/>
+          <w:szCs w:val="24"/>
+        </w:rPr>
+      </w:pPr>
+      <w:r>
+        <w:rPr>
+          <w:sz w:val="28"/>
+          <w:szCs w:val="24"/>
+        </w:rPr>
         <w:t>7. В</w:t>
       </w:r>
       <w:r>
+        <w:rPr>
+          <w:sz w:val="28"/>
+          <w:szCs w:val="24"/>
+        </w:rPr>
         <w:t>ыводы по всем полученным результатам.</w:t>
       </w:r>
     </w:p>
-    <w:p/>
+    <w:p>
+      <w:pPr>
+        <w:rPr>
+          <w:sz w:val="24"/>
+          <w:szCs w:val="24"/>
+        </w:rPr>
+      </w:pPr>
+    </w:p>
     <w:p>
       <w:pPr>
         <w:pStyle w:val="a3"/>
@@ -212,12 +958,16 @@
           <w:rStyle w:val="a4"/>
           <w:b/>
           <w:bCs/>
+          <w:sz w:val="28"/>
+          <w:szCs w:val="24"/>
         </w:rPr>
       </w:pPr>
       <w:r>
         <w:rPr>
           <w:b/>
           <w:bCs/>
+          <w:sz w:val="28"/>
+          <w:szCs w:val="24"/>
         </w:rPr>
         <w:t xml:space="preserve">Передаточная </w:t>
       </w:r>
@@ -226,6 +976,8 @@
           <w:rStyle w:val="a4"/>
           <w:b/>
           <w:bCs/>
+          <w:sz w:val="28"/>
+          <w:szCs w:val="24"/>
         </w:rPr>
         <w:t>функция</w:t>
       </w:r>
@@ -234,6 +986,8 @@
           <w:rStyle w:val="a4"/>
           <w:b/>
           <w:bCs/>
+          <w:sz w:val="28"/>
+          <w:szCs w:val="24"/>
         </w:rPr>
         <w:t xml:space="preserve"> </w:t>
       </w:r>
@@ -241,6 +995,8 @@
         <w:rPr>
           <w:b/>
           <w:bCs/>
+          <w:sz w:val="28"/>
+          <w:szCs w:val="24"/>
         </w:rPr>
         <w:t>разомкнутой системы</w:t>
       </w:r>
@@ -249,6 +1005,8 @@
           <w:rStyle w:val="a4"/>
           <w:b/>
           <w:bCs/>
+          <w:sz w:val="28"/>
+          <w:szCs w:val="24"/>
         </w:rPr>
         <w:t>:</w:t>
       </w:r>
@@ -259,6 +1017,8 @@
         <w:ind w:left="1069" w:firstLine="0"/>
         <w:rPr>
           <w:rFonts w:eastAsiaTheme="minorEastAsia"/>
+          <w:sz w:val="28"/>
+          <w:szCs w:val="24"/>
         </w:rPr>
       </w:pPr>
       <m:oMathPara>
@@ -267,6 +1027,8 @@
             <w:rPr>
               <w:rStyle w:val="a4"/>
               <w:rFonts w:ascii="Cambria Math" w:eastAsiaTheme="minorEastAsia" w:hAnsi="Cambria Math"/>
+              <w:sz w:val="28"/>
+              <w:szCs w:val="24"/>
             </w:rPr>
             <m:t xml:space="preserve"> </m:t>
           </m:r>
@@ -277,6 +1039,8 @@
                   <w:rStyle w:val="a4"/>
                   <w:rFonts w:ascii="Cambria Math" w:eastAsiaTheme="minorEastAsia" w:hAnsi="Cambria Math"/>
                   <w:i/>
+                  <w:sz w:val="28"/>
+                  <w:szCs w:val="24"/>
                   <w:lang w:eastAsia="ru-RU"/>
                 </w:rPr>
               </m:ctrlPr>
@@ -286,6 +1050,8 @@
                 <w:rPr>
                   <w:rStyle w:val="a4"/>
                   <w:rFonts w:ascii="Cambria Math" w:eastAsiaTheme="minorEastAsia" w:hAnsi="Cambria Math"/>
+                  <w:sz w:val="28"/>
+                  <w:szCs w:val="24"/>
                   <w:lang w:eastAsia="ru-RU"/>
                 </w:rPr>
                 <m:t>W</m:t>
@@ -296,6 +1062,8 @@
                 <w:rPr>
                   <w:rStyle w:val="a4"/>
                   <w:rFonts w:ascii="Cambria Math" w:eastAsiaTheme="minorEastAsia" w:hAnsi="Cambria Math"/>
+                  <w:sz w:val="28"/>
+                  <w:szCs w:val="24"/>
                   <w:lang w:eastAsia="ru-RU"/>
                 </w:rPr>
                 <m:t>р</m:t>
@@ -306,6 +1074,8 @@
             <w:rPr>
               <w:rStyle w:val="a4"/>
               <w:rFonts w:ascii="Cambria Math" w:eastAsiaTheme="minorEastAsia" w:hAnsi="Cambria Math"/>
+              <w:sz w:val="28"/>
+              <w:szCs w:val="24"/>
               <w:lang w:eastAsia="ru-RU"/>
             </w:rPr>
             <m:t xml:space="preserve">(s)= </m:t>
@@ -316,6 +1086,8 @@
                 <w:rPr>
                   <w:rFonts w:ascii="Cambria Math" w:hAnsi="Cambria Math"/>
                   <w:i/>
+                  <w:sz w:val="28"/>
+                  <w:szCs w:val="24"/>
                 </w:rPr>
               </m:ctrlPr>
             </m:fPr>
@@ -323,6 +1095,8 @@
               <m:r>
                 <w:rPr>
                   <w:rFonts w:ascii="Cambria Math" w:eastAsiaTheme="minorEastAsia" w:hAnsi="Cambria Math"/>
+                  <w:sz w:val="28"/>
+                  <w:szCs w:val="24"/>
                 </w:rPr>
                 <m:t>1</m:t>
               </m:r>
@@ -331,6 +1105,8 @@
               <m:r>
                 <w:rPr>
                   <w:rFonts w:ascii="Cambria Math" w:eastAsiaTheme="minorEastAsia" w:hAnsi="Cambria Math"/>
+                  <w:sz w:val="28"/>
+                  <w:szCs w:val="24"/>
                 </w:rPr>
                 <m:t>0,05</m:t>
               </m:r>
@@ -340,6 +1116,8 @@
                     <w:rPr>
                       <w:rFonts w:ascii="Cambria Math" w:hAnsi="Cambria Math"/>
                       <w:i/>
+                      <w:sz w:val="28"/>
+                      <w:szCs w:val="24"/>
                     </w:rPr>
                   </m:ctrlPr>
                 </m:sSupPr>
@@ -347,6 +1125,8 @@
                   <m:r>
                     <w:rPr>
                       <w:rFonts w:ascii="Cambria Math" w:eastAsiaTheme="minorEastAsia" w:hAnsi="Cambria Math"/>
+                      <w:sz w:val="28"/>
+                      <w:szCs w:val="24"/>
                     </w:rPr>
                     <m:t>s</m:t>
                   </m:r>
@@ -355,6 +1135,8 @@
                   <m:r>
                     <w:rPr>
                       <w:rFonts w:ascii="Cambria Math" w:eastAsiaTheme="minorEastAsia" w:hAnsi="Cambria Math"/>
+                      <w:sz w:val="28"/>
+                      <w:szCs w:val="24"/>
                     </w:rPr>
                     <m:t>4</m:t>
                   </m:r>
@@ -363,6 +1145,8 @@
               <m:r>
                 <w:rPr>
                   <w:rFonts w:ascii="Cambria Math" w:eastAsiaTheme="minorEastAsia" w:hAnsi="Cambria Math"/>
+                  <w:sz w:val="28"/>
+                  <w:szCs w:val="24"/>
                 </w:rPr>
                 <m:t>+0,1</m:t>
               </m:r>
@@ -372,6 +1156,8 @@
                     <w:rPr>
                       <w:rFonts w:ascii="Cambria Math" w:eastAsiaTheme="minorEastAsia" w:hAnsi="Cambria Math"/>
                       <w:i/>
+                      <w:sz w:val="28"/>
+                      <w:szCs w:val="24"/>
                     </w:rPr>
                   </m:ctrlPr>
                 </m:sSupPr>
@@ -379,6 +1165,8 @@
                   <m:r>
                     <w:rPr>
                       <w:rFonts w:ascii="Cambria Math" w:eastAsiaTheme="minorEastAsia" w:hAnsi="Cambria Math"/>
+                      <w:sz w:val="28"/>
+                      <w:szCs w:val="24"/>
                     </w:rPr>
                     <m:t>s</m:t>
                   </m:r>
@@ -387,6 +1175,8 @@
                   <m:r>
                     <w:rPr>
                       <w:rFonts w:ascii="Cambria Math" w:eastAsiaTheme="minorEastAsia" w:hAnsi="Cambria Math"/>
+                      <w:sz w:val="28"/>
+                      <w:szCs w:val="24"/>
                     </w:rPr>
                     <m:t>3</m:t>
                   </m:r>
@@ -395,6 +1185,8 @@
               <m:r>
                 <w:rPr>
                   <w:rFonts w:ascii="Cambria Math" w:eastAsiaTheme="minorEastAsia" w:hAnsi="Cambria Math"/>
+                  <w:sz w:val="28"/>
+                  <w:szCs w:val="24"/>
                 </w:rPr>
                 <m:t>+</m:t>
               </m:r>
@@ -404,6 +1196,8 @@
                     <w:rPr>
                       <w:rFonts w:ascii="Cambria Math" w:eastAsiaTheme="minorEastAsia" w:hAnsi="Cambria Math"/>
                       <w:i/>
+                      <w:sz w:val="28"/>
+                      <w:szCs w:val="24"/>
                     </w:rPr>
                   </m:ctrlPr>
                 </m:sSupPr>
@@ -411,6 +1205,8 @@
                   <m:r>
                     <w:rPr>
                       <w:rFonts w:ascii="Cambria Math" w:eastAsiaTheme="minorEastAsia" w:hAnsi="Cambria Math"/>
+                      <w:sz w:val="28"/>
+                      <w:szCs w:val="24"/>
                     </w:rPr>
                     <m:t>s</m:t>
                   </m:r>
@@ -419,6 +1215,8 @@
                   <m:r>
                     <w:rPr>
                       <w:rFonts w:ascii="Cambria Math" w:eastAsiaTheme="minorEastAsia" w:hAnsi="Cambria Math"/>
+                      <w:sz w:val="28"/>
+                      <w:szCs w:val="24"/>
                     </w:rPr>
                     <m:t>2</m:t>
                   </m:r>
@@ -427,6 +1225,8 @@
               <m:r>
                 <w:rPr>
                   <w:rFonts w:ascii="Cambria Math" w:eastAsiaTheme="minorEastAsia" w:hAnsi="Cambria Math"/>
+                  <w:sz w:val="28"/>
+                  <w:szCs w:val="24"/>
                 </w:rPr>
                 <m:t>+s+1</m:t>
               </m:r>
@@ -438,23 +1238,39 @@
     <w:p>
       <w:pPr>
         <w:pStyle w:val="a3"/>
-      </w:pPr>
-      <w:r>
+        <w:rPr>
+          <w:sz w:val="28"/>
+          <w:szCs w:val="24"/>
+        </w:rPr>
+      </w:pPr>
+      <w:r>
+        <w:rPr>
+          <w:sz w:val="28"/>
+          <w:szCs w:val="24"/>
+        </w:rPr>
         <w:t>Переходная функция </w:t>
       </w:r>
       <w:r>
         <w:rPr>
           <w:rStyle w:val="katex-mathml"/>
+          <w:sz w:val="28"/>
+          <w:szCs w:val="24"/>
         </w:rPr>
         <w:t>h(t)</w:t>
       </w:r>
       <w:r>
         <w:rPr>
           <w:rStyle w:val="mord"/>
+          <w:sz w:val="28"/>
+          <w:szCs w:val="24"/>
         </w:rPr>
         <w:t xml:space="preserve"> </w:t>
       </w:r>
       <w:r>
+        <w:rPr>
+          <w:sz w:val="28"/>
+          <w:szCs w:val="24"/>
+        </w:rPr>
         <w:t>– реакция системы на единичное ступенчатое воздействие:</w:t>
       </w:r>
     </w:p>
@@ -462,6 +1278,8 @@
       <w:pPr>
         <w:pStyle w:val="a3"/>
         <w:rPr>
+          <w:sz w:val="28"/>
+          <w:szCs w:val="24"/>
           <w:lang w:val="en-US"/>
         </w:rPr>
       </w:pPr>
@@ -470,6 +1288,8 @@
           <m:r>
             <w:rPr>
               <w:rFonts w:ascii="Cambria Math" w:hAnsi="Cambria Math"/>
+              <w:sz w:val="28"/>
+              <w:szCs w:val="24"/>
               <w:lang w:val="en-US"/>
             </w:rPr>
             <m:t>H(s)=</m:t>
@@ -480,6 +1300,8 @@
                 <w:rPr>
                   <w:rFonts w:ascii="Cambria Math" w:hAnsi="Cambria Math"/>
                   <w:i/>
+                  <w:sz w:val="28"/>
+                  <w:szCs w:val="24"/>
                   <w:lang w:val="en-US"/>
                 </w:rPr>
               </m:ctrlPr>
@@ -492,6 +1314,8 @@
                       <w:rStyle w:val="a4"/>
                       <w:rFonts w:ascii="Cambria Math" w:eastAsiaTheme="minorEastAsia" w:hAnsi="Cambria Math"/>
                       <w:i/>
+                      <w:sz w:val="28"/>
+                      <w:szCs w:val="24"/>
                       <w:lang w:eastAsia="ru-RU"/>
                     </w:rPr>
                   </m:ctrlPr>
@@ -501,6 +1325,8 @@
                     <w:rPr>
                       <w:rStyle w:val="a4"/>
                       <w:rFonts w:ascii="Cambria Math" w:eastAsiaTheme="minorEastAsia" w:hAnsi="Cambria Math"/>
+                      <w:sz w:val="28"/>
+                      <w:szCs w:val="24"/>
                       <w:lang w:eastAsia="ru-RU"/>
                     </w:rPr>
                     <m:t>W</m:t>
@@ -511,6 +1337,8 @@
                     <w:rPr>
                       <w:rStyle w:val="a4"/>
                       <w:rFonts w:ascii="Cambria Math" w:eastAsiaTheme="minorEastAsia" w:hAnsi="Cambria Math"/>
+                      <w:sz w:val="28"/>
+                      <w:szCs w:val="24"/>
                       <w:lang w:eastAsia="ru-RU"/>
                     </w:rPr>
                     <m:t>р</m:t>
@@ -521,6 +1349,8 @@
                 <w:rPr>
                   <w:rStyle w:val="a4"/>
                   <w:rFonts w:ascii="Cambria Math" w:eastAsiaTheme="minorEastAsia" w:hAnsi="Cambria Math"/>
+                  <w:sz w:val="28"/>
+                  <w:szCs w:val="24"/>
                   <w:lang w:eastAsia="ru-RU"/>
                 </w:rPr>
                 <m:t>(s)</m:t>
@@ -530,6 +1360,8 @@
               <m:r>
                 <w:rPr>
                   <w:rFonts w:ascii="Cambria Math" w:hAnsi="Cambria Math"/>
+                  <w:sz w:val="28"/>
+                  <w:szCs w:val="24"/>
                   <w:lang w:val="en-US"/>
                 </w:rPr>
                 <m:t>s</m:t>
@@ -539,6 +1371,8 @@
           <m:r>
             <w:rPr>
               <w:rFonts w:ascii="Cambria Math" w:hAnsi="Cambria Math"/>
+              <w:sz w:val="28"/>
+              <w:szCs w:val="24"/>
               <w:lang w:val="en-US"/>
             </w:rPr>
             <m:t>=</m:t>
@@ -549,6 +1383,8 @@
                 <w:rPr>
                   <w:rFonts w:ascii="Cambria Math" w:hAnsi="Cambria Math"/>
                   <w:i/>
+                  <w:sz w:val="28"/>
+                  <w:szCs w:val="24"/>
                   <w:lang w:val="en-US"/>
                 </w:rPr>
               </m:ctrlPr>
@@ -557,6 +1393,8 @@
               <m:r>
                 <w:rPr>
                   <w:rFonts w:ascii="Cambria Math" w:hAnsi="Cambria Math"/>
+                  <w:sz w:val="28"/>
+                  <w:szCs w:val="24"/>
                   <w:lang w:val="en-US"/>
                 </w:rPr>
                 <m:t>1</m:t>
@@ -566,6 +1404,8 @@
               <m:r>
                 <w:rPr>
                   <w:rFonts w:ascii="Cambria Math" w:eastAsiaTheme="minorEastAsia" w:hAnsi="Cambria Math"/>
+                  <w:sz w:val="28"/>
+                  <w:szCs w:val="24"/>
                 </w:rPr>
                 <m:t>s(0,05</m:t>
               </m:r>
@@ -575,6 +1415,8 @@
                     <w:rPr>
                       <w:rFonts w:ascii="Cambria Math" w:hAnsi="Cambria Math"/>
                       <w:i/>
+                      <w:sz w:val="28"/>
+                      <w:szCs w:val="24"/>
                     </w:rPr>
                   </m:ctrlPr>
                 </m:sSupPr>
@@ -582,6 +1424,8 @@
                   <m:r>
                     <w:rPr>
                       <w:rFonts w:ascii="Cambria Math" w:eastAsiaTheme="minorEastAsia" w:hAnsi="Cambria Math"/>
+                      <w:sz w:val="28"/>
+                      <w:szCs w:val="24"/>
                     </w:rPr>
                     <m:t>s</m:t>
                   </m:r>
@@ -590,6 +1434,8 @@
                   <m:r>
                     <w:rPr>
                       <w:rFonts w:ascii="Cambria Math" w:eastAsiaTheme="minorEastAsia" w:hAnsi="Cambria Math"/>
+                      <w:sz w:val="28"/>
+                      <w:szCs w:val="24"/>
                     </w:rPr>
                     <m:t>4</m:t>
                   </m:r>
@@ -598,6 +1444,8 @@
               <m:r>
                 <w:rPr>
                   <w:rFonts w:ascii="Cambria Math" w:eastAsiaTheme="minorEastAsia" w:hAnsi="Cambria Math"/>
+                  <w:sz w:val="28"/>
+                  <w:szCs w:val="24"/>
                 </w:rPr>
                 <m:t>+0,1</m:t>
               </m:r>
@@ -607,6 +1455,8 @@
                     <w:rPr>
                       <w:rFonts w:ascii="Cambria Math" w:eastAsiaTheme="minorEastAsia" w:hAnsi="Cambria Math"/>
                       <w:i/>
+                      <w:sz w:val="28"/>
+                      <w:szCs w:val="24"/>
                     </w:rPr>
                   </m:ctrlPr>
                 </m:sSupPr>
@@ -614,6 +1464,8 @@
                   <m:r>
                     <w:rPr>
                       <w:rFonts w:ascii="Cambria Math" w:eastAsiaTheme="minorEastAsia" w:hAnsi="Cambria Math"/>
+                      <w:sz w:val="28"/>
+                      <w:szCs w:val="24"/>
                     </w:rPr>
                     <m:t>s</m:t>
                   </m:r>
@@ -622,6 +1474,8 @@
                   <m:r>
                     <w:rPr>
                       <w:rFonts w:ascii="Cambria Math" w:eastAsiaTheme="minorEastAsia" w:hAnsi="Cambria Math"/>
+                      <w:sz w:val="28"/>
+                      <w:szCs w:val="24"/>
                     </w:rPr>
                     <m:t>3</m:t>
                   </m:r>
@@ -630,6 +1484,8 @@
               <m:r>
                 <w:rPr>
                   <w:rFonts w:ascii="Cambria Math" w:eastAsiaTheme="minorEastAsia" w:hAnsi="Cambria Math"/>
+                  <w:sz w:val="28"/>
+                  <w:szCs w:val="24"/>
                 </w:rPr>
                 <m:t>+</m:t>
               </m:r>
@@ -639,6 +1495,8 @@
                     <w:rPr>
                       <w:rFonts w:ascii="Cambria Math" w:eastAsiaTheme="minorEastAsia" w:hAnsi="Cambria Math"/>
                       <w:i/>
+                      <w:sz w:val="28"/>
+                      <w:szCs w:val="24"/>
                     </w:rPr>
                   </m:ctrlPr>
                 </m:sSupPr>
@@ -646,6 +1504,8 @@
                   <m:r>
                     <w:rPr>
                       <w:rFonts w:ascii="Cambria Math" w:eastAsiaTheme="minorEastAsia" w:hAnsi="Cambria Math"/>
+                      <w:sz w:val="28"/>
+                      <w:szCs w:val="24"/>
                     </w:rPr>
                     <m:t>s</m:t>
                   </m:r>
@@ -654,6 +1514,8 @@
                   <m:r>
                     <w:rPr>
                       <w:rFonts w:ascii="Cambria Math" w:eastAsiaTheme="minorEastAsia" w:hAnsi="Cambria Math"/>
+                      <w:sz w:val="28"/>
+                      <w:szCs w:val="24"/>
                     </w:rPr>
                     <m:t>2</m:t>
                   </m:r>
@@ -662,6 +1524,8 @@
               <m:r>
                 <w:rPr>
                   <w:rFonts w:ascii="Cambria Math" w:eastAsiaTheme="minorEastAsia" w:hAnsi="Cambria Math"/>
+                  <w:sz w:val="28"/>
+                  <w:szCs w:val="24"/>
                 </w:rPr>
                 <m:t>+s+1)</m:t>
               </m:r>
@@ -676,6 +1540,8 @@
         <w:ind w:left="1069" w:firstLine="0"/>
         <w:rPr>
           <w:rFonts w:eastAsiaTheme="minorEastAsia"/>
+          <w:sz w:val="28"/>
+          <w:szCs w:val="24"/>
         </w:rPr>
       </w:pPr>
     </w:p>
@@ -690,6 +1556,8 @@
           <w:rFonts w:eastAsiaTheme="minorEastAsia"/>
           <w:b/>
           <w:bCs/>
+          <w:sz w:val="28"/>
+          <w:szCs w:val="24"/>
         </w:rPr>
       </w:pPr>
       <w:r>
@@ -697,51 +1565,51 @@
           <w:rFonts w:eastAsiaTheme="minorEastAsia"/>
           <w:b/>
           <w:bCs/>
-        </w:rPr>
-        <w:t>Расчет передаточной функции замкнутой системы:</w:t>
+          <w:sz w:val="28"/>
+          <w:szCs w:val="24"/>
+        </w:rPr>
+        <w:t>П</w:t>
+      </w:r>
+      <w:r>
+        <w:rPr>
+          <w:rFonts w:eastAsiaTheme="minorEastAsia"/>
+          <w:b/>
+          <w:bCs/>
+          <w:sz w:val="28"/>
+          <w:szCs w:val="24"/>
+        </w:rPr>
+        <w:t>ередаточн</w:t>
+      </w:r>
+      <w:r>
+        <w:rPr>
+          <w:rFonts w:eastAsiaTheme="minorEastAsia"/>
+          <w:b/>
+          <w:bCs/>
+          <w:sz w:val="28"/>
+          <w:szCs w:val="24"/>
+        </w:rPr>
+        <w:t>ая</w:t>
+      </w:r>
+      <w:r>
+        <w:rPr>
+          <w:rFonts w:eastAsiaTheme="minorEastAsia"/>
+          <w:b/>
+          <w:bCs/>
+          <w:sz w:val="28"/>
+          <w:szCs w:val="24"/>
+        </w:rPr>
+        <w:t xml:space="preserve"> функции замкнутой системы:</w:t>
       </w:r>
     </w:p>
     <w:p>
       <w:pPr>
         <w:pStyle w:val="a3"/>
-        <w:rPr>
-          <w:rFonts w:eastAsiaTheme="minorEastAsia"/>
-          <w:lang w:val="en-US"/>
-        </w:rPr>
-      </w:pPr>
-      <w:r>
-        <w:rPr>
-          <w:rFonts w:eastAsiaTheme="minorEastAsia"/>
-        </w:rPr>
-        <w:t>С единичной обратной связ</w:t>
-      </w:r>
-      <w:r>
-        <w:rPr>
-          <w:rFonts w:eastAsiaTheme="minorEastAsia"/>
-        </w:rPr>
-        <w:t>ь</w:t>
-      </w:r>
-      <w:r>
-        <w:rPr>
-          <w:rFonts w:eastAsiaTheme="minorEastAsia"/>
-        </w:rPr>
-        <w:t>ю</w:t>
-      </w:r>
-      <w:r>
-        <w:rPr>
-          <w:rFonts w:eastAsiaTheme="minorEastAsia"/>
-          <w:lang w:val="en-US"/>
-        </w:rPr>
-        <w:t>:</w:t>
-      </w:r>
-    </w:p>
-    <w:p>
-      <w:pPr>
-        <w:pStyle w:val="a3"/>
         <w:ind w:left="1069" w:firstLine="0"/>
         <w:rPr>
           <w:rStyle w:val="a4"/>
           <w:rFonts w:eastAsiaTheme="minorEastAsia"/>
+          <w:sz w:val="28"/>
+          <w:szCs w:val="24"/>
           <w:lang w:eastAsia="ru-RU"/>
         </w:rPr>
       </w:pPr>
@@ -754,6 +1622,8 @@
                   <w:rStyle w:val="a4"/>
                   <w:rFonts w:ascii="Cambria Math" w:eastAsiaTheme="minorEastAsia" w:hAnsi="Cambria Math"/>
                   <w:i/>
+                  <w:sz w:val="28"/>
+                  <w:szCs w:val="24"/>
                   <w:lang w:eastAsia="ru-RU"/>
                 </w:rPr>
               </m:ctrlPr>
@@ -763,6 +1633,8 @@
                 <w:rPr>
                   <w:rStyle w:val="a4"/>
                   <w:rFonts w:ascii="Cambria Math" w:eastAsiaTheme="minorEastAsia" w:hAnsi="Cambria Math"/>
+                  <w:sz w:val="28"/>
+                  <w:szCs w:val="24"/>
                   <w:lang w:eastAsia="ru-RU"/>
                 </w:rPr>
                 <m:t>W</m:t>
@@ -773,6 +1645,8 @@
                 <w:rPr>
                   <w:rStyle w:val="a4"/>
                   <w:rFonts w:ascii="Cambria Math" w:eastAsiaTheme="minorEastAsia" w:hAnsi="Cambria Math"/>
+                  <w:sz w:val="28"/>
+                  <w:szCs w:val="24"/>
                   <w:lang w:eastAsia="ru-RU"/>
                 </w:rPr>
                 <m:t>з</m:t>
@@ -783,6 +1657,8 @@
             <w:rPr>
               <w:rStyle w:val="a4"/>
               <w:rFonts w:ascii="Cambria Math" w:eastAsiaTheme="minorEastAsia" w:hAnsi="Cambria Math"/>
+              <w:sz w:val="28"/>
+              <w:szCs w:val="24"/>
               <w:lang w:eastAsia="ru-RU"/>
             </w:rPr>
             <m:t>=</m:t>
@@ -794,6 +1670,8 @@
                   <w:rStyle w:val="a4"/>
                   <w:rFonts w:ascii="Cambria Math" w:eastAsiaTheme="minorEastAsia" w:hAnsi="Cambria Math"/>
                   <w:i/>
+                  <w:sz w:val="28"/>
+                  <w:szCs w:val="24"/>
                   <w:lang w:eastAsia="ru-RU"/>
                 </w:rPr>
               </m:ctrlPr>
@@ -806,6 +1684,8 @@
                       <w:rStyle w:val="a4"/>
                       <w:rFonts w:ascii="Cambria Math" w:eastAsiaTheme="minorEastAsia" w:hAnsi="Cambria Math"/>
                       <w:i/>
+                      <w:sz w:val="28"/>
+                      <w:szCs w:val="24"/>
                       <w:lang w:eastAsia="ru-RU"/>
                     </w:rPr>
                   </m:ctrlPr>
@@ -815,6 +1695,8 @@
                     <w:rPr>
                       <w:rStyle w:val="a4"/>
                       <w:rFonts w:ascii="Cambria Math" w:eastAsiaTheme="minorEastAsia" w:hAnsi="Cambria Math"/>
+                      <w:sz w:val="28"/>
+                      <w:szCs w:val="24"/>
                       <w:lang w:eastAsia="ru-RU"/>
                     </w:rPr>
                     <m:t>W</m:t>
@@ -825,6 +1707,8 @@
                     <w:rPr>
                       <w:rStyle w:val="a4"/>
                       <w:rFonts w:ascii="Cambria Math" w:eastAsiaTheme="minorEastAsia" w:hAnsi="Cambria Math"/>
+                      <w:sz w:val="28"/>
+                      <w:szCs w:val="24"/>
                       <w:lang w:eastAsia="ru-RU"/>
                     </w:rPr>
                     <m:t>р</m:t>
@@ -837,6 +1721,8 @@
                 <w:rPr>
                   <w:rStyle w:val="a4"/>
                   <w:rFonts w:ascii="Cambria Math" w:eastAsiaTheme="minorEastAsia" w:hAnsi="Cambria Math"/>
+                  <w:sz w:val="28"/>
+                  <w:szCs w:val="24"/>
                   <w:lang w:eastAsia="ru-RU"/>
                 </w:rPr>
                 <m:t>1+</m:t>
@@ -848,6 +1734,8 @@
                       <w:rStyle w:val="a4"/>
                       <w:rFonts w:ascii="Cambria Math" w:eastAsiaTheme="minorEastAsia" w:hAnsi="Cambria Math"/>
                       <w:i/>
+                      <w:sz w:val="28"/>
+                      <w:szCs w:val="24"/>
                       <w:lang w:eastAsia="ru-RU"/>
                     </w:rPr>
                   </m:ctrlPr>
@@ -857,6 +1745,8 @@
                     <w:rPr>
                       <w:rStyle w:val="a4"/>
                       <w:rFonts w:ascii="Cambria Math" w:eastAsiaTheme="minorEastAsia" w:hAnsi="Cambria Math"/>
+                      <w:sz w:val="28"/>
+                      <w:szCs w:val="24"/>
                       <w:lang w:eastAsia="ru-RU"/>
                     </w:rPr>
                     <m:t>W</m:t>
@@ -867,6 +1757,8 @@
                     <w:rPr>
                       <w:rStyle w:val="a4"/>
                       <w:rFonts w:ascii="Cambria Math" w:eastAsiaTheme="minorEastAsia" w:hAnsi="Cambria Math"/>
+                      <w:sz w:val="28"/>
+                      <w:szCs w:val="24"/>
                       <w:lang w:eastAsia="ru-RU"/>
                     </w:rPr>
                     <m:t>р</m:t>
@@ -879,6 +1771,8 @@
             <w:rPr>
               <w:rStyle w:val="a4"/>
               <w:rFonts w:ascii="Cambria Math" w:eastAsiaTheme="minorEastAsia" w:hAnsi="Cambria Math"/>
+              <w:sz w:val="28"/>
+              <w:szCs w:val="24"/>
               <w:lang w:eastAsia="ru-RU"/>
             </w:rPr>
             <m:t>=</m:t>
@@ -890,6 +1784,8 @@
                   <w:rStyle w:val="a4"/>
                   <w:rFonts w:ascii="Cambria Math" w:eastAsiaTheme="minorEastAsia" w:hAnsi="Cambria Math"/>
                   <w:i/>
+                  <w:sz w:val="28"/>
+                  <w:szCs w:val="24"/>
                   <w:lang w:eastAsia="ru-RU"/>
                 </w:rPr>
               </m:ctrlPr>
@@ -899,6 +1795,8 @@
                 <w:rPr>
                   <w:rStyle w:val="a4"/>
                   <w:rFonts w:ascii="Cambria Math" w:eastAsiaTheme="minorEastAsia" w:hAnsi="Cambria Math"/>
+                  <w:sz w:val="28"/>
+                  <w:szCs w:val="24"/>
                   <w:lang w:eastAsia="ru-RU"/>
                 </w:rPr>
                 <m:t>1</m:t>
@@ -908,6 +1806,8 @@
               <m:r>
                 <w:rPr>
                   <w:rFonts w:ascii="Cambria Math" w:eastAsiaTheme="minorEastAsia" w:hAnsi="Cambria Math"/>
+                  <w:sz w:val="28"/>
+                  <w:szCs w:val="24"/>
                 </w:rPr>
                 <m:t>0,05</m:t>
               </m:r>
@@ -917,6 +1817,8 @@
                     <w:rPr>
                       <w:rFonts w:ascii="Cambria Math" w:hAnsi="Cambria Math"/>
                       <w:i/>
+                      <w:sz w:val="28"/>
+                      <w:szCs w:val="24"/>
                     </w:rPr>
                   </m:ctrlPr>
                 </m:sSupPr>
@@ -924,6 +1826,8 @@
                   <m:r>
                     <w:rPr>
                       <w:rFonts w:ascii="Cambria Math" w:eastAsiaTheme="minorEastAsia" w:hAnsi="Cambria Math"/>
+                      <w:sz w:val="28"/>
+                      <w:szCs w:val="24"/>
                     </w:rPr>
                     <m:t>s</m:t>
                   </m:r>
@@ -932,6 +1836,8 @@
                   <m:r>
                     <w:rPr>
                       <w:rFonts w:ascii="Cambria Math" w:eastAsiaTheme="minorEastAsia" w:hAnsi="Cambria Math"/>
+                      <w:sz w:val="28"/>
+                      <w:szCs w:val="24"/>
                     </w:rPr>
                     <m:t>4</m:t>
                   </m:r>
@@ -940,6 +1846,8 @@
               <m:r>
                 <w:rPr>
                   <w:rFonts w:ascii="Cambria Math" w:eastAsiaTheme="minorEastAsia" w:hAnsi="Cambria Math"/>
+                  <w:sz w:val="28"/>
+                  <w:szCs w:val="24"/>
                 </w:rPr>
                 <m:t>+0,1</m:t>
               </m:r>
@@ -949,6 +1857,8 @@
                     <w:rPr>
                       <w:rFonts w:ascii="Cambria Math" w:eastAsiaTheme="minorEastAsia" w:hAnsi="Cambria Math"/>
                       <w:i/>
+                      <w:sz w:val="28"/>
+                      <w:szCs w:val="24"/>
                     </w:rPr>
                   </m:ctrlPr>
                 </m:sSupPr>
@@ -956,6 +1866,8 @@
                   <m:r>
                     <w:rPr>
                       <w:rFonts w:ascii="Cambria Math" w:eastAsiaTheme="minorEastAsia" w:hAnsi="Cambria Math"/>
+                      <w:sz w:val="28"/>
+                      <w:szCs w:val="24"/>
                     </w:rPr>
                     <m:t>s</m:t>
                   </m:r>
@@ -964,6 +1876,8 @@
                   <m:r>
                     <w:rPr>
                       <w:rFonts w:ascii="Cambria Math" w:eastAsiaTheme="minorEastAsia" w:hAnsi="Cambria Math"/>
+                      <w:sz w:val="28"/>
+                      <w:szCs w:val="24"/>
                     </w:rPr>
                     <m:t>3</m:t>
                   </m:r>
@@ -972,6 +1886,8 @@
               <m:r>
                 <w:rPr>
                   <w:rFonts w:ascii="Cambria Math" w:eastAsiaTheme="minorEastAsia" w:hAnsi="Cambria Math"/>
+                  <w:sz w:val="28"/>
+                  <w:szCs w:val="24"/>
                 </w:rPr>
                 <m:t>+</m:t>
               </m:r>
@@ -981,6 +1897,8 @@
                     <w:rPr>
                       <w:rFonts w:ascii="Cambria Math" w:eastAsiaTheme="minorEastAsia" w:hAnsi="Cambria Math"/>
                       <w:i/>
+                      <w:sz w:val="28"/>
+                      <w:szCs w:val="24"/>
                     </w:rPr>
                   </m:ctrlPr>
                 </m:sSupPr>
@@ -988,6 +1906,8 @@
                   <m:r>
                     <w:rPr>
                       <w:rFonts w:ascii="Cambria Math" w:eastAsiaTheme="minorEastAsia" w:hAnsi="Cambria Math"/>
+                      <w:sz w:val="28"/>
+                      <w:szCs w:val="24"/>
                     </w:rPr>
                     <m:t>s</m:t>
                   </m:r>
@@ -996,6 +1916,8 @@
                   <m:r>
                     <w:rPr>
                       <w:rFonts w:ascii="Cambria Math" w:eastAsiaTheme="minorEastAsia" w:hAnsi="Cambria Math"/>
+                      <w:sz w:val="28"/>
+                      <w:szCs w:val="24"/>
                     </w:rPr>
                     <m:t>2</m:t>
                   </m:r>
@@ -1004,6 +1926,8 @@
               <m:r>
                 <w:rPr>
                   <w:rFonts w:ascii="Cambria Math" w:eastAsiaTheme="minorEastAsia" w:hAnsi="Cambria Math"/>
+                  <w:sz w:val="28"/>
+                  <w:szCs w:val="24"/>
                 </w:rPr>
                 <m:t>+s+1+1</m:t>
               </m:r>
@@ -1013,6 +1937,8 @@
             <w:rPr>
               <w:rStyle w:val="a4"/>
               <w:rFonts w:ascii="Cambria Math" w:eastAsiaTheme="minorEastAsia" w:hAnsi="Cambria Math"/>
+              <w:sz w:val="28"/>
+              <w:szCs w:val="24"/>
               <w:lang w:eastAsia="ru-RU"/>
             </w:rPr>
             <m:t>==</m:t>
@@ -1024,6 +1950,8 @@
                   <w:rStyle w:val="a4"/>
                   <w:rFonts w:ascii="Cambria Math" w:eastAsiaTheme="minorEastAsia" w:hAnsi="Cambria Math"/>
                   <w:i/>
+                  <w:sz w:val="28"/>
+                  <w:szCs w:val="24"/>
                   <w:lang w:eastAsia="ru-RU"/>
                 </w:rPr>
               </m:ctrlPr>
@@ -1033,6 +1961,8 @@
                 <w:rPr>
                   <w:rStyle w:val="a4"/>
                   <w:rFonts w:ascii="Cambria Math" w:eastAsiaTheme="minorEastAsia" w:hAnsi="Cambria Math"/>
+                  <w:sz w:val="28"/>
+                  <w:szCs w:val="24"/>
                   <w:lang w:eastAsia="ru-RU"/>
                 </w:rPr>
                 <m:t>1</m:t>
@@ -1042,6 +1972,8 @@
               <m:r>
                 <w:rPr>
                   <w:rFonts w:ascii="Cambria Math" w:eastAsiaTheme="minorEastAsia" w:hAnsi="Cambria Math"/>
+                  <w:sz w:val="28"/>
+                  <w:szCs w:val="24"/>
                 </w:rPr>
                 <m:t>0,05</m:t>
               </m:r>
@@ -1051,6 +1983,8 @@
                     <w:rPr>
                       <w:rFonts w:ascii="Cambria Math" w:hAnsi="Cambria Math"/>
                       <w:i/>
+                      <w:sz w:val="28"/>
+                      <w:szCs w:val="24"/>
                     </w:rPr>
                   </m:ctrlPr>
                 </m:sSupPr>
@@ -1058,6 +1992,8 @@
                   <m:r>
                     <w:rPr>
                       <w:rFonts w:ascii="Cambria Math" w:eastAsiaTheme="minorEastAsia" w:hAnsi="Cambria Math"/>
+                      <w:sz w:val="28"/>
+                      <w:szCs w:val="24"/>
                     </w:rPr>
                     <m:t>s</m:t>
                   </m:r>
@@ -1066,6 +2002,8 @@
                   <m:r>
                     <w:rPr>
                       <w:rFonts w:ascii="Cambria Math" w:eastAsiaTheme="minorEastAsia" w:hAnsi="Cambria Math"/>
+                      <w:sz w:val="28"/>
+                      <w:szCs w:val="24"/>
                     </w:rPr>
                     <m:t>4</m:t>
                   </m:r>
@@ -1074,6 +2012,8 @@
               <m:r>
                 <w:rPr>
                   <w:rFonts w:ascii="Cambria Math" w:eastAsiaTheme="minorEastAsia" w:hAnsi="Cambria Math"/>
+                  <w:sz w:val="28"/>
+                  <w:szCs w:val="24"/>
                 </w:rPr>
                 <m:t>+0,1</m:t>
               </m:r>
@@ -1083,6 +2023,8 @@
                     <w:rPr>
                       <w:rFonts w:ascii="Cambria Math" w:eastAsiaTheme="minorEastAsia" w:hAnsi="Cambria Math"/>
                       <w:i/>
+                      <w:sz w:val="28"/>
+                      <w:szCs w:val="24"/>
                     </w:rPr>
                   </m:ctrlPr>
                 </m:sSupPr>
@@ -1090,6 +2032,8 @@
                   <m:r>
                     <w:rPr>
                       <w:rFonts w:ascii="Cambria Math" w:eastAsiaTheme="minorEastAsia" w:hAnsi="Cambria Math"/>
+                      <w:sz w:val="28"/>
+                      <w:szCs w:val="24"/>
                     </w:rPr>
                     <m:t>s</m:t>
                   </m:r>
@@ -1098,6 +2042,8 @@
                   <m:r>
                     <w:rPr>
                       <w:rFonts w:ascii="Cambria Math" w:eastAsiaTheme="minorEastAsia" w:hAnsi="Cambria Math"/>
+                      <w:sz w:val="28"/>
+                      <w:szCs w:val="24"/>
                     </w:rPr>
                     <m:t>3</m:t>
                   </m:r>
@@ -1106,6 +2052,8 @@
               <m:r>
                 <w:rPr>
                   <w:rFonts w:ascii="Cambria Math" w:eastAsiaTheme="minorEastAsia" w:hAnsi="Cambria Math"/>
+                  <w:sz w:val="28"/>
+                  <w:szCs w:val="24"/>
                 </w:rPr>
                 <m:t>+</m:t>
               </m:r>
@@ -1115,6 +2063,8 @@
                     <w:rPr>
                       <w:rFonts w:ascii="Cambria Math" w:eastAsiaTheme="minorEastAsia" w:hAnsi="Cambria Math"/>
                       <w:i/>
+                      <w:sz w:val="28"/>
+                      <w:szCs w:val="24"/>
                     </w:rPr>
                   </m:ctrlPr>
                 </m:sSupPr>
@@ -1122,6 +2072,8 @@
                   <m:r>
                     <w:rPr>
                       <w:rFonts w:ascii="Cambria Math" w:eastAsiaTheme="minorEastAsia" w:hAnsi="Cambria Math"/>
+                      <w:sz w:val="28"/>
+                      <w:szCs w:val="24"/>
                     </w:rPr>
                     <m:t>s</m:t>
                   </m:r>
@@ -1130,6 +2082,8 @@
                   <m:r>
                     <w:rPr>
                       <w:rFonts w:ascii="Cambria Math" w:eastAsiaTheme="minorEastAsia" w:hAnsi="Cambria Math"/>
+                      <w:sz w:val="28"/>
+                      <w:szCs w:val="24"/>
                     </w:rPr>
                     <m:t>2</m:t>
                   </m:r>
@@ -1138,6 +2092,8 @@
               <m:r>
                 <w:rPr>
                   <w:rFonts w:ascii="Cambria Math" w:eastAsiaTheme="minorEastAsia" w:hAnsi="Cambria Math"/>
+                  <w:sz w:val="28"/>
+                  <w:szCs w:val="24"/>
                 </w:rPr>
                 <m:t>+s+2</m:t>
               </m:r>
@@ -1149,8 +2105,16 @@
     <w:p>
       <w:pPr>
         <w:pStyle w:val="a3"/>
-      </w:pPr>
-      <w:r>
+        <w:rPr>
+          <w:sz w:val="28"/>
+          <w:szCs w:val="24"/>
+        </w:rPr>
+      </w:pPr>
+      <w:r>
+        <w:rPr>
+          <w:sz w:val="28"/>
+          <w:szCs w:val="24"/>
+        </w:rPr>
         <w:t>Характеристический полином замкнутой системы:</w:t>
       </w:r>
     </w:p>
@@ -1160,6 +2124,8 @@
         <w:rPr>
           <w:i/>
           <w:iCs/>
+          <w:sz w:val="28"/>
+          <w:szCs w:val="24"/>
         </w:rPr>
       </w:pPr>
       <m:oMathPara>
@@ -1167,6 +2133,8 @@
           <m:r>
             <w:rPr>
               <w:rFonts w:ascii="Cambria Math" w:hAnsi="Cambria Math"/>
+              <w:sz w:val="28"/>
+              <w:szCs w:val="24"/>
             </w:rPr>
             <m:t>D</m:t>
           </m:r>
@@ -1175,6 +2143,8 @@
               <m:ctrlPr>
                 <w:rPr>
                   <w:rFonts w:ascii="Cambria Math" w:hAnsi="Cambria Math"/>
+                  <w:sz w:val="28"/>
+                  <w:szCs w:val="24"/>
                 </w:rPr>
               </m:ctrlPr>
             </m:dPr>
@@ -1182,6 +2152,8 @@
               <m:r>
                 <w:rPr>
                   <w:rFonts w:ascii="Cambria Math" w:hAnsi="Cambria Math"/>
+                  <w:sz w:val="28"/>
+                  <w:szCs w:val="24"/>
                 </w:rPr>
                 <m:t>s</m:t>
               </m:r>
@@ -1193,12 +2165,16 @@
             </m:rPr>
             <w:rPr>
               <w:rFonts w:ascii="Cambria Math" w:hAnsi="Cambria Math"/>
+              <w:sz w:val="28"/>
+              <w:szCs w:val="24"/>
             </w:rPr>
             <m:t>=</m:t>
           </m:r>
           <m:r>
             <w:rPr>
               <w:rFonts w:ascii="Cambria Math" w:eastAsiaTheme="minorEastAsia" w:hAnsi="Cambria Math"/>
+              <w:sz w:val="28"/>
+              <w:szCs w:val="24"/>
             </w:rPr>
             <m:t>0,05</m:t>
           </m:r>
@@ -1208,6 +2184,8 @@
                 <w:rPr>
                   <w:rFonts w:ascii="Cambria Math" w:hAnsi="Cambria Math"/>
                   <w:i/>
+                  <w:sz w:val="28"/>
+                  <w:szCs w:val="24"/>
                 </w:rPr>
               </m:ctrlPr>
             </m:sSupPr>
@@ -1215,6 +2193,8 @@
               <m:r>
                 <w:rPr>
                   <w:rFonts w:ascii="Cambria Math" w:eastAsiaTheme="minorEastAsia" w:hAnsi="Cambria Math"/>
+                  <w:sz w:val="28"/>
+                  <w:szCs w:val="24"/>
                 </w:rPr>
                 <m:t>s</m:t>
               </m:r>
@@ -1223,6 +2203,8 @@
               <m:r>
                 <w:rPr>
                   <w:rFonts w:ascii="Cambria Math" w:eastAsiaTheme="minorEastAsia" w:hAnsi="Cambria Math"/>
+                  <w:sz w:val="28"/>
+                  <w:szCs w:val="24"/>
                 </w:rPr>
                 <m:t>4</m:t>
               </m:r>
@@ -1231,6 +2213,8 @@
           <m:r>
             <w:rPr>
               <w:rFonts w:ascii="Cambria Math" w:eastAsiaTheme="minorEastAsia" w:hAnsi="Cambria Math"/>
+              <w:sz w:val="28"/>
+              <w:szCs w:val="24"/>
             </w:rPr>
             <m:t>+0,1</m:t>
           </m:r>
@@ -1240,6 +2224,8 @@
                 <w:rPr>
                   <w:rFonts w:ascii="Cambria Math" w:eastAsiaTheme="minorEastAsia" w:hAnsi="Cambria Math"/>
                   <w:i/>
+                  <w:sz w:val="28"/>
+                  <w:szCs w:val="24"/>
                 </w:rPr>
               </m:ctrlPr>
             </m:sSupPr>
@@ -1247,6 +2233,8 @@
               <m:r>
                 <w:rPr>
                   <w:rFonts w:ascii="Cambria Math" w:eastAsiaTheme="minorEastAsia" w:hAnsi="Cambria Math"/>
+                  <w:sz w:val="28"/>
+                  <w:szCs w:val="24"/>
                 </w:rPr>
                 <m:t>s</m:t>
               </m:r>
@@ -1255,6 +2243,8 @@
               <m:r>
                 <w:rPr>
                   <w:rFonts w:ascii="Cambria Math" w:eastAsiaTheme="minorEastAsia" w:hAnsi="Cambria Math"/>
+                  <w:sz w:val="28"/>
+                  <w:szCs w:val="24"/>
                 </w:rPr>
                 <m:t>3</m:t>
               </m:r>
@@ -1263,6 +2253,8 @@
           <m:r>
             <w:rPr>
               <w:rFonts w:ascii="Cambria Math" w:eastAsiaTheme="minorEastAsia" w:hAnsi="Cambria Math"/>
+              <w:sz w:val="28"/>
+              <w:szCs w:val="24"/>
             </w:rPr>
             <m:t>+</m:t>
           </m:r>
@@ -1272,6 +2264,8 @@
                 <w:rPr>
                   <w:rFonts w:ascii="Cambria Math" w:eastAsiaTheme="minorEastAsia" w:hAnsi="Cambria Math"/>
                   <w:i/>
+                  <w:sz w:val="28"/>
+                  <w:szCs w:val="24"/>
                 </w:rPr>
               </m:ctrlPr>
             </m:sSupPr>
@@ -1279,6 +2273,8 @@
               <m:r>
                 <w:rPr>
                   <w:rFonts w:ascii="Cambria Math" w:eastAsiaTheme="minorEastAsia" w:hAnsi="Cambria Math"/>
+                  <w:sz w:val="28"/>
+                  <w:szCs w:val="24"/>
                 </w:rPr>
                 <m:t>s</m:t>
               </m:r>
@@ -1287,6 +2283,8 @@
               <m:r>
                 <w:rPr>
                   <w:rFonts w:ascii="Cambria Math" w:eastAsiaTheme="minorEastAsia" w:hAnsi="Cambria Math"/>
+                  <w:sz w:val="28"/>
+                  <w:szCs w:val="24"/>
                 </w:rPr>
                 <m:t>2</m:t>
               </m:r>
@@ -1295,6 +2293,8 @@
           <m:r>
             <w:rPr>
               <w:rFonts w:ascii="Cambria Math" w:eastAsiaTheme="minorEastAsia" w:hAnsi="Cambria Math"/>
+              <w:sz w:val="28"/>
+              <w:szCs w:val="24"/>
             </w:rPr>
             <m:t>+s+2</m:t>
           </m:r>
@@ -1307,6 +2307,8 @@
         <w:ind w:left="1069" w:firstLine="0"/>
         <w:rPr>
           <w:rFonts w:eastAsiaTheme="minorEastAsia"/>
+          <w:sz w:val="28"/>
+          <w:szCs w:val="24"/>
         </w:rPr>
       </w:pPr>
     </w:p>
@@ -1320,12 +2322,16 @@
         <w:rPr>
           <w:b/>
           <w:bCs/>
+          <w:sz w:val="28"/>
+          <w:szCs w:val="24"/>
         </w:rPr>
       </w:pPr>
       <w:r>
         <w:rPr>
           <w:b/>
           <w:bCs/>
+          <w:sz w:val="28"/>
+          <w:szCs w:val="24"/>
         </w:rPr>
         <w:t>Оценка устойчивости по критерию Гурвица</w:t>
       </w:r>
@@ -1334,23 +2340,37 @@
       <w:pPr>
         <w:pStyle w:val="a3"/>
         <w:rPr>
+          <w:sz w:val="28"/>
+          <w:szCs w:val="24"/>
           <w:lang w:val="en-US"/>
         </w:rPr>
       </w:pPr>
       <w:r>
+        <w:rPr>
+          <w:sz w:val="28"/>
+          <w:szCs w:val="24"/>
+        </w:rPr>
         <w:t>Коэффициенты</w:t>
       </w:r>
       <w:r>
         <w:rPr>
+          <w:sz w:val="28"/>
+          <w:szCs w:val="24"/>
           <w:lang w:val="en-US"/>
         </w:rPr>
         <w:t xml:space="preserve"> </w:t>
       </w:r>
       <w:r>
+        <w:rPr>
+          <w:sz w:val="28"/>
+          <w:szCs w:val="24"/>
+        </w:rPr>
         <w:t>полинома</w:t>
       </w:r>
       <w:r>
         <w:rPr>
+          <w:sz w:val="28"/>
+          <w:szCs w:val="24"/>
           <w:lang w:val="en-US"/>
         </w:rPr>
         <w:t>:</w:t>
@@ -1361,260 +2381,359 @@
         <w:pStyle w:val="a3"/>
         <w:rPr>
           <w:rStyle w:val="mord"/>
+          <w:sz w:val="28"/>
+          <w:szCs w:val="24"/>
           <w:lang w:val="en-US"/>
         </w:rPr>
       </w:pPr>
-      <w:r>
-        <w:rPr>
-          <w:rStyle w:val="mord"/>
-          <w:lang w:val="en-US"/>
-        </w:rPr>
-        <w:t>a0</w:t>
-      </w:r>
-      <w:r>
-        <w:rPr>
-          <w:rStyle w:val="vlist-s"/>
-          <w:lang w:val="en-US"/>
-        </w:rPr>
-        <w:t>​</w:t>
-      </w:r>
-      <w:r>
-        <w:rPr>
-          <w:rStyle w:val="mrel"/>
-          <w:lang w:val="en-US"/>
-        </w:rPr>
-        <w:t>=</w:t>
-      </w:r>
-      <w:r>
-        <w:rPr>
-          <w:rStyle w:val="mord"/>
-          <w:lang w:val="en-US"/>
-        </w:rPr>
-        <w:t>0.05</w:t>
-      </w:r>
-      <w:r>
-        <w:rPr>
-          <w:rStyle w:val="mpunct"/>
-          <w:lang w:val="en-US"/>
-        </w:rPr>
-        <w:t>,</w:t>
-      </w:r>
-      <w:r>
-        <w:rPr>
-          <w:rStyle w:val="mpunct"/>
-          <w:lang w:val="en-US"/>
-        </w:rPr>
-        <w:t xml:space="preserve"> </w:t>
-      </w:r>
-      <w:r>
-        <w:rPr>
-          <w:rStyle w:val="mord"/>
-          <w:lang w:val="en-US"/>
-        </w:rPr>
-        <w:t>a1</w:t>
-      </w:r>
-      <w:r>
-        <w:rPr>
-          <w:rStyle w:val="vlist-s"/>
-          <w:lang w:val="en-US"/>
-        </w:rPr>
-        <w:t>​</w:t>
-      </w:r>
-      <w:r>
-        <w:rPr>
-          <w:rStyle w:val="mrel"/>
-          <w:lang w:val="en-US"/>
-        </w:rPr>
-        <w:t>=</w:t>
-      </w:r>
-      <w:r>
-        <w:rPr>
-          <w:rStyle w:val="mord"/>
-          <w:lang w:val="en-US"/>
-        </w:rPr>
-        <w:t>0.1</w:t>
-      </w:r>
-      <w:r>
-        <w:rPr>
-          <w:rStyle w:val="mpunct"/>
-          <w:lang w:val="en-US"/>
-        </w:rPr>
-        <w:t>,</w:t>
-      </w:r>
-      <w:r>
-        <w:rPr>
-          <w:rStyle w:val="mpunct"/>
-          <w:lang w:val="en-US"/>
-        </w:rPr>
-        <w:t xml:space="preserve"> </w:t>
-      </w:r>
-      <w:r>
-        <w:rPr>
-          <w:rStyle w:val="mord"/>
-          <w:lang w:val="en-US"/>
-        </w:rPr>
-        <w:t>a2</w:t>
-      </w:r>
-      <w:r>
-        <w:rPr>
-          <w:rStyle w:val="vlist-s"/>
-          <w:lang w:val="en-US"/>
-        </w:rPr>
-        <w:t>​</w:t>
-      </w:r>
-      <w:r>
-        <w:rPr>
-          <w:rStyle w:val="mrel"/>
-          <w:lang w:val="en-US"/>
-        </w:rPr>
-        <w:t>=</w:t>
-      </w:r>
-      <w:r>
-        <w:rPr>
-          <w:rStyle w:val="mord"/>
-          <w:lang w:val="en-US"/>
-        </w:rPr>
-        <w:t>1</w:t>
-      </w:r>
-      <w:r>
-        <w:rPr>
-          <w:rStyle w:val="mpunct"/>
-          <w:lang w:val="en-US"/>
-        </w:rPr>
-        <w:t>,</w:t>
-      </w:r>
-      <w:r>
-        <w:rPr>
-          <w:rStyle w:val="mpunct"/>
-          <w:lang w:val="en-US"/>
-        </w:rPr>
-        <w:t xml:space="preserve"> </w:t>
-      </w:r>
-      <w:r>
-        <w:rPr>
-          <w:rStyle w:val="mord"/>
-          <w:lang w:val="en-US"/>
-        </w:rPr>
-        <w:t>a3</w:t>
-      </w:r>
-      <w:r>
-        <w:rPr>
-          <w:rStyle w:val="vlist-s"/>
-          <w:lang w:val="en-US"/>
-        </w:rPr>
-        <w:t>​</w:t>
-      </w:r>
-      <w:r>
-        <w:rPr>
-          <w:rStyle w:val="mrel"/>
-          <w:lang w:val="en-US"/>
-        </w:rPr>
-        <w:t>=</w:t>
-      </w:r>
-      <w:r>
-        <w:rPr>
-          <w:rStyle w:val="mord"/>
-          <w:lang w:val="en-US"/>
-        </w:rPr>
-        <w:t>1</w:t>
-      </w:r>
-      <w:r>
-        <w:rPr>
-          <w:rStyle w:val="mpunct"/>
-          <w:lang w:val="en-US"/>
-        </w:rPr>
-        <w:t>,</w:t>
-      </w:r>
-      <w:r>
-        <w:rPr>
-          <w:rStyle w:val="mpunct"/>
-          <w:lang w:val="en-US"/>
-        </w:rPr>
-        <w:t xml:space="preserve"> </w:t>
-      </w:r>
-      <w:r>
-        <w:rPr>
-          <w:rStyle w:val="mord"/>
-          <w:lang w:val="en-US"/>
-        </w:rPr>
-        <w:t>a4</w:t>
-      </w:r>
-      <w:r>
-        <w:rPr>
-          <w:rStyle w:val="vlist-s"/>
-          <w:lang w:val="en-US"/>
-        </w:rPr>
-        <w:t>​</w:t>
-      </w:r>
-      <w:r>
-        <w:rPr>
-          <w:rStyle w:val="mrel"/>
-          <w:lang w:val="en-US"/>
-        </w:rPr>
-        <w:t>=</w:t>
-      </w:r>
-      <w:r>
-        <w:rPr>
-          <w:rStyle w:val="mord"/>
-          <w:lang w:val="en-US"/>
-        </w:rPr>
-        <w:t>2</w:t>
-      </w:r>
-      <w:r>
-        <w:rPr>
-          <w:rStyle w:val="mord"/>
-          <w:lang w:val="en-US"/>
-        </w:rPr>
-        <w:t>.</w:t>
-      </w:r>
+      <m:oMathPara>
+        <m:oMath>
+          <m:r>
+            <w:rPr>
+              <w:rStyle w:val="mord"/>
+              <w:rFonts w:ascii="Cambria Math" w:hAnsi="Cambria Math"/>
+              <w:sz w:val="28"/>
+              <w:szCs w:val="24"/>
+              <w:lang w:val="en-US"/>
+            </w:rPr>
+            <m:t>a0</m:t>
+          </m:r>
+          <m:r>
+            <w:rPr>
+              <w:rStyle w:val="vlist-s"/>
+              <w:rFonts w:ascii="Cambria Math" w:hAnsi="Cambria Math"/>
+              <w:sz w:val="28"/>
+              <w:szCs w:val="24"/>
+              <w:lang w:val="en-US"/>
+            </w:rPr>
+            <m:t>​</m:t>
+          </m:r>
+          <m:r>
+            <w:rPr>
+              <w:rStyle w:val="mrel"/>
+              <w:rFonts w:ascii="Cambria Math" w:hAnsi="Cambria Math"/>
+              <w:sz w:val="28"/>
+              <w:szCs w:val="24"/>
+              <w:lang w:val="en-US"/>
+            </w:rPr>
+            <m:t>=</m:t>
+          </m:r>
+          <m:r>
+            <w:rPr>
+              <w:rStyle w:val="mord"/>
+              <w:rFonts w:ascii="Cambria Math" w:hAnsi="Cambria Math"/>
+              <w:sz w:val="28"/>
+              <w:szCs w:val="24"/>
+              <w:lang w:val="en-US"/>
+            </w:rPr>
+            <m:t>0</m:t>
+          </m:r>
+          <m:r>
+            <w:rPr>
+              <w:rStyle w:val="mord"/>
+              <w:rFonts w:ascii="Cambria Math" w:hAnsi="Cambria Math"/>
+              <w:sz w:val="28"/>
+              <w:szCs w:val="24"/>
+              <w:lang w:val="en-US"/>
+            </w:rPr>
+            <m:t>,</m:t>
+          </m:r>
+          <m:r>
+            <w:rPr>
+              <w:rStyle w:val="mord"/>
+              <w:rFonts w:ascii="Cambria Math" w:hAnsi="Cambria Math"/>
+              <w:sz w:val="28"/>
+              <w:szCs w:val="24"/>
+              <w:lang w:val="en-US"/>
+            </w:rPr>
+            <m:t>05</m:t>
+          </m:r>
+          <m:r>
+            <w:rPr>
+              <w:rStyle w:val="mpunct"/>
+              <w:rFonts w:ascii="Cambria Math" w:hAnsi="Cambria Math"/>
+              <w:sz w:val="28"/>
+              <w:szCs w:val="24"/>
+              <w:lang w:val="en-US"/>
+            </w:rPr>
+            <m:t>;</m:t>
+          </m:r>
+          <m:r>
+            <w:rPr>
+              <w:rStyle w:val="mpunct"/>
+              <w:rFonts w:ascii="Cambria Math" w:hAnsi="Cambria Math"/>
+              <w:sz w:val="28"/>
+              <w:szCs w:val="24"/>
+              <w:lang w:val="en-US"/>
+            </w:rPr>
+            <m:t xml:space="preserve"> </m:t>
+          </m:r>
+          <m:r>
+            <w:rPr>
+              <w:rStyle w:val="mord"/>
+              <w:rFonts w:ascii="Cambria Math" w:hAnsi="Cambria Math"/>
+              <w:sz w:val="28"/>
+              <w:szCs w:val="24"/>
+              <w:lang w:val="en-US"/>
+            </w:rPr>
+            <m:t>a1</m:t>
+          </m:r>
+          <m:r>
+            <w:rPr>
+              <w:rStyle w:val="vlist-s"/>
+              <w:rFonts w:ascii="Cambria Math" w:hAnsi="Cambria Math"/>
+              <w:sz w:val="28"/>
+              <w:szCs w:val="24"/>
+              <w:lang w:val="en-US"/>
+            </w:rPr>
+            <m:t>​</m:t>
+          </m:r>
+          <m:r>
+            <w:rPr>
+              <w:rStyle w:val="mrel"/>
+              <w:rFonts w:ascii="Cambria Math" w:hAnsi="Cambria Math"/>
+              <w:sz w:val="28"/>
+              <w:szCs w:val="24"/>
+              <w:lang w:val="en-US"/>
+            </w:rPr>
+            <m:t>=</m:t>
+          </m:r>
+          <m:r>
+            <w:rPr>
+              <w:rStyle w:val="mord"/>
+              <w:rFonts w:ascii="Cambria Math" w:hAnsi="Cambria Math"/>
+              <w:sz w:val="28"/>
+              <w:szCs w:val="24"/>
+              <w:lang w:val="en-US"/>
+            </w:rPr>
+            <m:t>0</m:t>
+          </m:r>
+          <m:r>
+            <w:rPr>
+              <w:rStyle w:val="mord"/>
+              <w:rFonts w:ascii="Cambria Math" w:hAnsi="Cambria Math"/>
+              <w:sz w:val="28"/>
+              <w:szCs w:val="24"/>
+              <w:lang w:val="en-US"/>
+            </w:rPr>
+            <m:t>,</m:t>
+          </m:r>
+          <m:r>
+            <w:rPr>
+              <w:rStyle w:val="mord"/>
+              <w:rFonts w:ascii="Cambria Math" w:hAnsi="Cambria Math"/>
+              <w:sz w:val="28"/>
+              <w:szCs w:val="24"/>
+              <w:lang w:val="en-US"/>
+            </w:rPr>
+            <m:t>1</m:t>
+          </m:r>
+          <m:r>
+            <w:rPr>
+              <w:rStyle w:val="mpunct"/>
+              <w:rFonts w:ascii="Cambria Math" w:hAnsi="Cambria Math"/>
+              <w:sz w:val="28"/>
+              <w:szCs w:val="24"/>
+              <w:lang w:val="en-US"/>
+            </w:rPr>
+            <m:t xml:space="preserve">; </m:t>
+          </m:r>
+          <m:r>
+            <w:rPr>
+              <w:rStyle w:val="mpunct"/>
+              <w:rFonts w:ascii="Cambria Math" w:hAnsi="Cambria Math"/>
+              <w:sz w:val="28"/>
+              <w:szCs w:val="24"/>
+              <w:lang w:val="en-US"/>
+            </w:rPr>
+            <m:t xml:space="preserve"> </m:t>
+          </m:r>
+          <m:r>
+            <w:rPr>
+              <w:rStyle w:val="mord"/>
+              <w:rFonts w:ascii="Cambria Math" w:hAnsi="Cambria Math"/>
+              <w:sz w:val="28"/>
+              <w:szCs w:val="24"/>
+              <w:lang w:val="en-US"/>
+            </w:rPr>
+            <m:t>a2</m:t>
+          </m:r>
+          <m:r>
+            <w:rPr>
+              <w:rStyle w:val="vlist-s"/>
+              <w:rFonts w:ascii="Cambria Math" w:hAnsi="Cambria Math"/>
+              <w:sz w:val="28"/>
+              <w:szCs w:val="24"/>
+              <w:lang w:val="en-US"/>
+            </w:rPr>
+            <m:t>​</m:t>
+          </m:r>
+          <m:r>
+            <w:rPr>
+              <w:rStyle w:val="mrel"/>
+              <w:rFonts w:ascii="Cambria Math" w:hAnsi="Cambria Math"/>
+              <w:sz w:val="28"/>
+              <w:szCs w:val="24"/>
+              <w:lang w:val="en-US"/>
+            </w:rPr>
+            <m:t>=</m:t>
+          </m:r>
+          <m:r>
+            <w:rPr>
+              <w:rStyle w:val="mord"/>
+              <w:rFonts w:ascii="Cambria Math" w:hAnsi="Cambria Math"/>
+              <w:sz w:val="28"/>
+              <w:szCs w:val="24"/>
+              <w:lang w:val="en-US"/>
+            </w:rPr>
+            <m:t>1</m:t>
+          </m:r>
+          <m:r>
+            <w:rPr>
+              <w:rStyle w:val="mpunct"/>
+              <w:rFonts w:ascii="Cambria Math" w:hAnsi="Cambria Math"/>
+              <w:sz w:val="28"/>
+              <w:szCs w:val="24"/>
+              <w:lang w:val="en-US"/>
+            </w:rPr>
+            <m:t xml:space="preserve">; </m:t>
+          </m:r>
+          <m:r>
+            <w:rPr>
+              <w:rStyle w:val="mord"/>
+              <w:rFonts w:ascii="Cambria Math" w:hAnsi="Cambria Math"/>
+              <w:sz w:val="28"/>
+              <w:szCs w:val="24"/>
+              <w:lang w:val="en-US"/>
+            </w:rPr>
+            <m:t>a3</m:t>
+          </m:r>
+          <m:r>
+            <w:rPr>
+              <w:rStyle w:val="vlist-s"/>
+              <w:rFonts w:ascii="Cambria Math" w:hAnsi="Cambria Math"/>
+              <w:sz w:val="28"/>
+              <w:szCs w:val="24"/>
+              <w:lang w:val="en-US"/>
+            </w:rPr>
+            <m:t>​</m:t>
+          </m:r>
+          <m:r>
+            <w:rPr>
+              <w:rStyle w:val="mrel"/>
+              <w:rFonts w:ascii="Cambria Math" w:hAnsi="Cambria Math"/>
+              <w:sz w:val="28"/>
+              <w:szCs w:val="24"/>
+              <w:lang w:val="en-US"/>
+            </w:rPr>
+            <m:t>=</m:t>
+          </m:r>
+          <m:r>
+            <w:rPr>
+              <w:rStyle w:val="mord"/>
+              <w:rFonts w:ascii="Cambria Math" w:hAnsi="Cambria Math"/>
+              <w:sz w:val="28"/>
+              <w:szCs w:val="24"/>
+              <w:lang w:val="en-US"/>
+            </w:rPr>
+            <m:t>1</m:t>
+          </m:r>
+          <m:r>
+            <w:rPr>
+              <w:rStyle w:val="mpunct"/>
+              <w:rFonts w:ascii="Cambria Math" w:hAnsi="Cambria Math"/>
+              <w:sz w:val="28"/>
+              <w:szCs w:val="24"/>
+              <w:lang w:val="en-US"/>
+            </w:rPr>
+            <m:t xml:space="preserve">; </m:t>
+          </m:r>
+          <m:r>
+            <w:rPr>
+              <w:rStyle w:val="mpunct"/>
+              <w:rFonts w:ascii="Cambria Math" w:hAnsi="Cambria Math"/>
+              <w:sz w:val="28"/>
+              <w:szCs w:val="24"/>
+              <w:lang w:val="en-US"/>
+            </w:rPr>
+            <m:t xml:space="preserve"> </m:t>
+          </m:r>
+          <m:r>
+            <w:rPr>
+              <w:rStyle w:val="mord"/>
+              <w:rFonts w:ascii="Cambria Math" w:hAnsi="Cambria Math"/>
+              <w:sz w:val="28"/>
+              <w:szCs w:val="24"/>
+              <w:lang w:val="en-US"/>
+            </w:rPr>
+            <m:t>a4</m:t>
+          </m:r>
+          <m:r>
+            <w:rPr>
+              <w:rStyle w:val="vlist-s"/>
+              <w:rFonts w:ascii="Cambria Math" w:hAnsi="Cambria Math"/>
+              <w:sz w:val="28"/>
+              <w:szCs w:val="24"/>
+              <w:lang w:val="en-US"/>
+            </w:rPr>
+            <m:t>​</m:t>
+          </m:r>
+          <m:r>
+            <w:rPr>
+              <w:rStyle w:val="mrel"/>
+              <w:rFonts w:ascii="Cambria Math" w:hAnsi="Cambria Math"/>
+              <w:sz w:val="28"/>
+              <w:szCs w:val="24"/>
+              <w:lang w:val="en-US"/>
+            </w:rPr>
+            <m:t>=</m:t>
+          </m:r>
+          <m:r>
+            <w:rPr>
+              <w:rStyle w:val="mord"/>
+              <w:rFonts w:ascii="Cambria Math" w:hAnsi="Cambria Math"/>
+              <w:sz w:val="28"/>
+              <w:szCs w:val="24"/>
+              <w:lang w:val="en-US"/>
+            </w:rPr>
+            <m:t>2</m:t>
+          </m:r>
+        </m:oMath>
+      </m:oMathPara>
     </w:p>
     <w:p>
       <w:pPr>
         <w:pStyle w:val="a3"/>
         <w:rPr>
-          <w:rStyle w:val="mord"/>
-          <w:lang w:val="en-US"/>
-        </w:rPr>
-      </w:pPr>
-    </w:p>
-    <w:p>
-      <w:pPr>
-        <w:pStyle w:val="a3"/>
-        <w:rPr>
-          <w:rStyle w:val="mord"/>
-          <w:lang w:val="en-US"/>
-        </w:rPr>
-      </w:pPr>
-    </w:p>
-    <w:p>
-      <w:pPr>
-        <w:pStyle w:val="a3"/>
-        <w:rPr>
-          <w:rStyle w:val="mord"/>
-          <w:lang w:val="en-US"/>
-        </w:rPr>
-      </w:pPr>
-    </w:p>
-    <w:p>
-      <w:pPr>
-        <w:pStyle w:val="a3"/>
+          <w:sz w:val="28"/>
+          <w:szCs w:val="24"/>
+        </w:rPr>
       </w:pPr>
       <w:r>
         <w:rPr>
           <w:rStyle w:val="a9"/>
           <w:b w:val="0"/>
           <w:bCs w:val="0"/>
-        </w:rPr>
-        <w:lastRenderedPageBreak/>
+          <w:sz w:val="28"/>
+          <w:szCs w:val="24"/>
+        </w:rPr>
         <w:t>Матрица Гурвица</w:t>
       </w:r>
       <w:r>
-        <w:t> (размер 4×4):</w:t>
+        <w:rPr>
+          <w:sz w:val="28"/>
+          <w:szCs w:val="24"/>
+        </w:rPr>
+        <w:t>:</w:t>
       </w:r>
     </w:p>
     <w:p>
       <w:pPr>
         <w:pStyle w:val="a3"/>
+        <w:rPr>
+          <w:sz w:val="28"/>
+          <w:szCs w:val="24"/>
+        </w:rPr>
       </w:pPr>
     </w:p>
     <w:p>
@@ -1622,6 +2741,8 @@
         <w:pStyle w:val="a3"/>
         <w:rPr>
           <w:rFonts w:eastAsiaTheme="minorEastAsia"/>
+          <w:sz w:val="28"/>
+          <w:szCs w:val="24"/>
           <w:lang w:val="en-US"/>
         </w:rPr>
       </w:pPr>
@@ -1633,6 +2754,8 @@
             </m:rPr>
             <w:rPr>
               <w:rFonts w:ascii="Cambria Math" w:eastAsiaTheme="minorEastAsia" w:hAnsi="Cambria Math"/>
+              <w:sz w:val="28"/>
+              <w:szCs w:val="24"/>
               <w:lang w:val="en-US"/>
             </w:rPr>
             <m:t>H</m:t>
@@ -1640,6 +2763,8 @@
           <m:r>
             <w:rPr>
               <w:rFonts w:ascii="Cambria Math" w:eastAsiaTheme="minorEastAsia" w:hAnsi="Cambria Math"/>
+              <w:sz w:val="28"/>
+              <w:szCs w:val="24"/>
               <w:lang w:val="en-US"/>
             </w:rPr>
             <m:t>=</m:t>
@@ -1649,6 +2774,8 @@
               <m:ctrlPr>
                 <w:rPr>
                   <w:rFonts w:ascii="Cambria Math" w:eastAsiaTheme="minorEastAsia" w:hAnsi="Cambria Math"/>
+                  <w:sz w:val="28"/>
+                  <w:szCs w:val="24"/>
                   <w:lang w:val="en-US"/>
                 </w:rPr>
               </m:ctrlPr>
@@ -1667,6 +2794,8 @@
                   <m:ctrlPr>
                     <w:rPr>
                       <w:rFonts w:ascii="Cambria Math" w:eastAsia="Cambria Math" w:hAnsi="Cambria Math" w:cs="Cambria Math"/>
+                      <w:sz w:val="28"/>
+                      <w:szCs w:val="24"/>
                       <w:lang w:val="en-US"/>
                     </w:rPr>
                   </m:ctrlPr>
@@ -1676,6 +2805,8 @@
                     <m:r>
                       <w:rPr>
                         <w:rFonts w:ascii="Cambria Math" w:hAnsi="Cambria Math"/>
+                        <w:sz w:val="28"/>
+                        <w:szCs w:val="24"/>
                         <w:lang w:val="en-US"/>
                       </w:rPr>
                       <m:t>a1</m:t>
@@ -1684,6 +2815,8 @@
                       <w:rPr>
                         <w:rFonts w:ascii="Cambria Math" w:hAnsi="Cambria Math"/>
                         <w:i/>
+                        <w:sz w:val="28"/>
+                        <w:szCs w:val="24"/>
                         <w:lang w:val="en-US"/>
                       </w:rPr>
                     </m:ctrlPr>
@@ -1692,6 +2825,8 @@
                     <m:r>
                       <w:rPr>
                         <w:rFonts w:ascii="Cambria Math" w:hAnsi="Cambria Math"/>
+                        <w:sz w:val="28"/>
+                        <w:szCs w:val="24"/>
                         <w:lang w:val="en-US"/>
                       </w:rPr>
                       <m:t>a3</m:t>
@@ -1700,6 +2835,8 @@
                       <w:rPr>
                         <w:rFonts w:ascii="Cambria Math" w:hAnsi="Cambria Math"/>
                         <w:i/>
+                        <w:sz w:val="28"/>
+                        <w:szCs w:val="24"/>
                         <w:lang w:val="en-US"/>
                       </w:rPr>
                     </m:ctrlPr>
@@ -1708,6 +2845,8 @@
                     <m:r>
                       <w:rPr>
                         <w:rFonts w:ascii="Cambria Math" w:hAnsi="Cambria Math"/>
+                        <w:sz w:val="28"/>
+                        <w:szCs w:val="24"/>
                         <w:lang w:val="en-US"/>
                       </w:rPr>
                       <m:t>0</m:t>
@@ -1716,6 +2855,8 @@
                       <w:rPr>
                         <w:rFonts w:ascii="Cambria Math" w:hAnsi="Cambria Math"/>
                         <w:i/>
+                        <w:sz w:val="28"/>
+                        <w:szCs w:val="24"/>
                         <w:lang w:val="en-US"/>
                       </w:rPr>
                     </m:ctrlPr>
@@ -1724,6 +2865,8 @@
                     <m:r>
                       <w:rPr>
                         <w:rFonts w:ascii="Cambria Math" w:hAnsi="Cambria Math"/>
+                        <w:sz w:val="28"/>
+                        <w:szCs w:val="24"/>
                         <w:lang w:val="en-US"/>
                       </w:rPr>
                       <m:t>0</m:t>
@@ -1732,6 +2875,8 @@
                       <w:rPr>
                         <w:rFonts w:ascii="Cambria Math" w:hAnsi="Cambria Math"/>
                         <w:i/>
+                        <w:sz w:val="28"/>
+                        <w:szCs w:val="24"/>
                         <w:lang w:val="en-US"/>
                       </w:rPr>
                     </m:ctrlPr>
@@ -1742,6 +2887,8 @@
                     <m:r>
                       <w:rPr>
                         <w:rFonts w:ascii="Cambria Math" w:hAnsi="Cambria Math"/>
+                        <w:sz w:val="28"/>
+                        <w:szCs w:val="24"/>
                         <w:lang w:val="en-US"/>
                       </w:rPr>
                       <m:t>a0</m:t>
@@ -1750,6 +2897,8 @@
                       <w:rPr>
                         <w:rFonts w:ascii="Cambria Math" w:hAnsi="Cambria Math"/>
                         <w:i/>
+                        <w:sz w:val="28"/>
+                        <w:szCs w:val="24"/>
                         <w:lang w:val="en-US"/>
                       </w:rPr>
                     </m:ctrlPr>
@@ -1758,6 +2907,8 @@
                     <m:r>
                       <w:rPr>
                         <w:rFonts w:ascii="Cambria Math" w:hAnsi="Cambria Math"/>
+                        <w:sz w:val="28"/>
+                        <w:szCs w:val="24"/>
                         <w:lang w:val="en-US"/>
                       </w:rPr>
                       <m:t>a2</m:t>
@@ -1766,6 +2917,8 @@
                       <w:rPr>
                         <w:rFonts w:ascii="Cambria Math" w:hAnsi="Cambria Math"/>
                         <w:i/>
+                        <w:sz w:val="28"/>
+                        <w:szCs w:val="24"/>
                         <w:lang w:val="en-US"/>
                       </w:rPr>
                     </m:ctrlPr>
@@ -1774,6 +2927,8 @@
                     <m:r>
                       <w:rPr>
                         <w:rFonts w:ascii="Cambria Math" w:hAnsi="Cambria Math"/>
+                        <w:sz w:val="28"/>
+                        <w:szCs w:val="24"/>
                         <w:lang w:val="en-US"/>
                       </w:rPr>
                       <m:t>a4</m:t>
@@ -1782,6 +2937,8 @@
                       <w:rPr>
                         <w:rFonts w:ascii="Cambria Math" w:hAnsi="Cambria Math"/>
                         <w:i/>
+                        <w:sz w:val="28"/>
+                        <w:szCs w:val="24"/>
                         <w:lang w:val="en-US"/>
                       </w:rPr>
                     </m:ctrlPr>
@@ -1790,6 +2947,8 @@
                     <m:r>
                       <w:rPr>
                         <w:rFonts w:ascii="Cambria Math" w:hAnsi="Cambria Math"/>
+                        <w:sz w:val="28"/>
+                        <w:szCs w:val="24"/>
                         <w:lang w:val="en-US"/>
                       </w:rPr>
                       <m:t>0</m:t>
@@ -1798,6 +2957,8 @@
                       <w:rPr>
                         <w:rFonts w:ascii="Cambria Math" w:hAnsi="Cambria Math"/>
                         <w:i/>
+                        <w:sz w:val="28"/>
+                        <w:szCs w:val="24"/>
                         <w:lang w:val="en-US"/>
                       </w:rPr>
                     </m:ctrlPr>
@@ -1808,6 +2969,8 @@
                     <m:r>
                       <w:rPr>
                         <w:rFonts w:ascii="Cambria Math" w:hAnsi="Cambria Math"/>
+                        <w:sz w:val="28"/>
+                        <w:szCs w:val="24"/>
                         <w:lang w:val="en-US"/>
                       </w:rPr>
                       <m:t>0</m:t>
@@ -1816,6 +2979,8 @@
                       <w:rPr>
                         <w:rFonts w:ascii="Cambria Math" w:hAnsi="Cambria Math"/>
                         <w:i/>
+                        <w:sz w:val="28"/>
+                        <w:szCs w:val="24"/>
                         <w:lang w:val="en-US"/>
                       </w:rPr>
                     </m:ctrlPr>
@@ -1824,6 +2989,8 @@
                     <m:r>
                       <w:rPr>
                         <w:rFonts w:ascii="Cambria Math" w:hAnsi="Cambria Math"/>
+                        <w:sz w:val="28"/>
+                        <w:szCs w:val="24"/>
                         <w:lang w:val="en-US"/>
                       </w:rPr>
                       <m:t>a1</m:t>
@@ -1832,6 +2999,8 @@
                       <w:rPr>
                         <w:rFonts w:ascii="Cambria Math" w:hAnsi="Cambria Math"/>
                         <w:i/>
+                        <w:sz w:val="28"/>
+                        <w:szCs w:val="24"/>
                         <w:lang w:val="en-US"/>
                       </w:rPr>
                     </m:ctrlPr>
@@ -1840,6 +3009,8 @@
                     <m:r>
                       <w:rPr>
                         <w:rFonts w:ascii="Cambria Math" w:hAnsi="Cambria Math"/>
+                        <w:sz w:val="28"/>
+                        <w:szCs w:val="24"/>
                         <w:lang w:val="en-US"/>
                       </w:rPr>
                       <m:t>a3</m:t>
@@ -1848,6 +3019,8 @@
                       <w:rPr>
                         <w:rFonts w:ascii="Cambria Math" w:hAnsi="Cambria Math"/>
                         <w:i/>
+                        <w:sz w:val="28"/>
+                        <w:szCs w:val="24"/>
                         <w:lang w:val="en-US"/>
                       </w:rPr>
                     </m:ctrlPr>
@@ -1856,6 +3029,8 @@
                     <m:r>
                       <w:rPr>
                         <w:rFonts w:ascii="Cambria Math" w:hAnsi="Cambria Math"/>
+                        <w:sz w:val="28"/>
+                        <w:szCs w:val="24"/>
                         <w:lang w:val="en-US"/>
                       </w:rPr>
                       <m:t>0</m:t>
@@ -1864,6 +3039,8 @@
                       <w:rPr>
                         <w:rFonts w:ascii="Cambria Math" w:hAnsi="Cambria Math"/>
                         <w:i/>
+                        <w:sz w:val="28"/>
+                        <w:szCs w:val="24"/>
                         <w:lang w:val="en-US"/>
                       </w:rPr>
                     </m:ctrlPr>
@@ -1874,6 +3051,8 @@
                     <m:r>
                       <w:rPr>
                         <w:rFonts w:ascii="Cambria Math" w:hAnsi="Cambria Math"/>
+                        <w:sz w:val="28"/>
+                        <w:szCs w:val="24"/>
                         <w:lang w:val="en-US"/>
                       </w:rPr>
                       <m:t>0</m:t>
@@ -1882,6 +3061,8 @@
                       <w:rPr>
                         <w:rFonts w:ascii="Cambria Math" w:hAnsi="Cambria Math"/>
                         <w:i/>
+                        <w:sz w:val="28"/>
+                        <w:szCs w:val="24"/>
                         <w:lang w:val="en-US"/>
                       </w:rPr>
                     </m:ctrlPr>
@@ -1890,6 +3071,8 @@
                     <m:r>
                       <w:rPr>
                         <w:rFonts w:ascii="Cambria Math" w:hAnsi="Cambria Math"/>
+                        <w:sz w:val="28"/>
+                        <w:szCs w:val="24"/>
                         <w:lang w:val="en-US"/>
                       </w:rPr>
                       <m:t>a0</m:t>
@@ -1898,6 +3081,8 @@
                       <w:rPr>
                         <w:rFonts w:ascii="Cambria Math" w:hAnsi="Cambria Math"/>
                         <w:i/>
+                        <w:sz w:val="28"/>
+                        <w:szCs w:val="24"/>
                         <w:lang w:val="en-US"/>
                       </w:rPr>
                     </m:ctrlPr>
@@ -1906,6 +3091,8 @@
                     <m:r>
                       <w:rPr>
                         <w:rFonts w:ascii="Cambria Math" w:hAnsi="Cambria Math"/>
+                        <w:sz w:val="28"/>
+                        <w:szCs w:val="24"/>
                         <w:lang w:val="en-US"/>
                       </w:rPr>
                       <m:t>a2</m:t>
@@ -1914,6 +3101,8 @@
                       <w:rPr>
                         <w:rFonts w:ascii="Cambria Math" w:hAnsi="Cambria Math"/>
                         <w:i/>
+                        <w:sz w:val="28"/>
+                        <w:szCs w:val="24"/>
                         <w:lang w:val="en-US"/>
                       </w:rPr>
                     </m:ctrlPr>
@@ -1922,6 +3111,8 @@
                     <m:r>
                       <w:rPr>
                         <w:rFonts w:ascii="Cambria Math" w:hAnsi="Cambria Math"/>
+                        <w:sz w:val="28"/>
+                        <w:szCs w:val="24"/>
                         <w:lang w:val="en-US"/>
                       </w:rPr>
                       <m:t>a4</m:t>
@@ -1930,6 +3121,8 @@
                       <w:rPr>
                         <w:rFonts w:ascii="Cambria Math" w:eastAsiaTheme="minorEastAsia" w:hAnsi="Cambria Math"/>
                         <w:i/>
+                        <w:sz w:val="28"/>
+                        <w:szCs w:val="24"/>
                         <w:lang w:val="en-US"/>
                       </w:rPr>
                     </m:ctrlPr>
@@ -1940,6 +3133,8 @@
                 <w:rPr>
                   <w:rFonts w:ascii="Cambria Math" w:eastAsiaTheme="minorEastAsia" w:hAnsi="Cambria Math"/>
                   <w:i/>
+                  <w:sz w:val="28"/>
+                  <w:szCs w:val="24"/>
                   <w:lang w:val="en-US"/>
                 </w:rPr>
               </m:ctrlPr>
@@ -1948,6 +3143,8 @@
           <m:r>
             <w:rPr>
               <w:rFonts w:ascii="Cambria Math" w:eastAsiaTheme="minorEastAsia" w:hAnsi="Cambria Math"/>
+              <w:sz w:val="28"/>
+              <w:szCs w:val="24"/>
               <w:lang w:val="en-US"/>
             </w:rPr>
             <m:t>=</m:t>
@@ -1957,6 +3154,8 @@
               <m:ctrlPr>
                 <w:rPr>
                   <w:rFonts w:ascii="Cambria Math" w:eastAsiaTheme="minorEastAsia" w:hAnsi="Cambria Math"/>
+                  <w:sz w:val="28"/>
+                  <w:szCs w:val="24"/>
                   <w:lang w:val="en-US"/>
                 </w:rPr>
               </m:ctrlPr>
@@ -1975,6 +3174,8 @@
                   <m:ctrlPr>
                     <w:rPr>
                       <w:rFonts w:ascii="Cambria Math" w:eastAsia="Cambria Math" w:hAnsi="Cambria Math" w:cs="Cambria Math"/>
+                      <w:sz w:val="28"/>
+                      <w:szCs w:val="24"/>
                       <w:lang w:val="en-US"/>
                     </w:rPr>
                   </m:ctrlPr>
@@ -1984,6 +3185,8 @@
                     <m:r>
                       <w:rPr>
                         <w:rFonts w:ascii="Cambria Math" w:hAnsi="Cambria Math"/>
+                        <w:sz w:val="28"/>
+                        <w:szCs w:val="24"/>
                         <w:lang w:val="en-US"/>
                       </w:rPr>
                       <m:t>0.1</m:t>
@@ -1992,6 +3195,8 @@
                       <w:rPr>
                         <w:rFonts w:ascii="Cambria Math" w:hAnsi="Cambria Math"/>
                         <w:i/>
+                        <w:sz w:val="28"/>
+                        <w:szCs w:val="24"/>
                         <w:lang w:val="en-US"/>
                       </w:rPr>
                     </m:ctrlPr>
@@ -2000,6 +3205,8 @@
                     <m:r>
                       <w:rPr>
                         <w:rFonts w:ascii="Cambria Math" w:hAnsi="Cambria Math"/>
+                        <w:sz w:val="28"/>
+                        <w:szCs w:val="24"/>
                         <w:lang w:val="en-US"/>
                       </w:rPr>
                       <m:t>1</m:t>
@@ -2008,6 +3215,8 @@
                       <w:rPr>
                         <w:rFonts w:ascii="Cambria Math" w:hAnsi="Cambria Math"/>
                         <w:i/>
+                        <w:sz w:val="28"/>
+                        <w:szCs w:val="24"/>
                         <w:lang w:val="en-US"/>
                       </w:rPr>
                     </m:ctrlPr>
@@ -2016,6 +3225,8 @@
                     <m:r>
                       <w:rPr>
                         <w:rFonts w:ascii="Cambria Math" w:hAnsi="Cambria Math"/>
+                        <w:sz w:val="28"/>
+                        <w:szCs w:val="24"/>
                         <w:lang w:val="en-US"/>
                       </w:rPr>
                       <m:t>0</m:t>
@@ -2024,6 +3235,8 @@
                       <w:rPr>
                         <w:rFonts w:ascii="Cambria Math" w:hAnsi="Cambria Math"/>
                         <w:i/>
+                        <w:sz w:val="28"/>
+                        <w:szCs w:val="24"/>
                         <w:lang w:val="en-US"/>
                       </w:rPr>
                     </m:ctrlPr>
@@ -2032,6 +3245,8 @@
                     <m:r>
                       <w:rPr>
                         <w:rFonts w:ascii="Cambria Math" w:hAnsi="Cambria Math"/>
+                        <w:sz w:val="28"/>
+                        <w:szCs w:val="24"/>
                         <w:lang w:val="en-US"/>
                       </w:rPr>
                       <m:t>0</m:t>
@@ -2040,6 +3255,8 @@
                       <w:rPr>
                         <w:rFonts w:ascii="Cambria Math" w:hAnsi="Cambria Math"/>
                         <w:i/>
+                        <w:sz w:val="28"/>
+                        <w:szCs w:val="24"/>
                         <w:lang w:val="en-US"/>
                       </w:rPr>
                     </m:ctrlPr>
@@ -2050,6 +3267,8 @@
                     <m:r>
                       <w:rPr>
                         <w:rFonts w:ascii="Cambria Math" w:hAnsi="Cambria Math"/>
+                        <w:sz w:val="28"/>
+                        <w:szCs w:val="24"/>
                         <w:lang w:val="en-US"/>
                       </w:rPr>
                       <m:t>0.05</m:t>
@@ -2058,6 +3277,8 @@
                       <w:rPr>
                         <w:rFonts w:ascii="Cambria Math" w:hAnsi="Cambria Math"/>
                         <w:i/>
+                        <w:sz w:val="28"/>
+                        <w:szCs w:val="24"/>
                         <w:lang w:val="en-US"/>
                       </w:rPr>
                     </m:ctrlPr>
@@ -2066,6 +3287,8 @@
                     <m:r>
                       <w:rPr>
                         <w:rFonts w:ascii="Cambria Math" w:hAnsi="Cambria Math"/>
+                        <w:sz w:val="28"/>
+                        <w:szCs w:val="24"/>
                         <w:lang w:val="en-US"/>
                       </w:rPr>
                       <m:t>1</m:t>
@@ -2074,6 +3297,8 @@
                       <w:rPr>
                         <w:rFonts w:ascii="Cambria Math" w:hAnsi="Cambria Math"/>
                         <w:i/>
+                        <w:sz w:val="28"/>
+                        <w:szCs w:val="24"/>
                         <w:lang w:val="en-US"/>
                       </w:rPr>
                     </m:ctrlPr>
@@ -2082,6 +3307,8 @@
                     <m:r>
                       <w:rPr>
                         <w:rFonts w:ascii="Cambria Math" w:hAnsi="Cambria Math"/>
+                        <w:sz w:val="28"/>
+                        <w:szCs w:val="24"/>
                         <w:lang w:val="en-US"/>
                       </w:rPr>
                       <m:t>2</m:t>
@@ -2090,6 +3317,8 @@
                       <w:rPr>
                         <w:rFonts w:ascii="Cambria Math" w:hAnsi="Cambria Math"/>
                         <w:i/>
+                        <w:sz w:val="28"/>
+                        <w:szCs w:val="24"/>
                         <w:lang w:val="en-US"/>
                       </w:rPr>
                     </m:ctrlPr>
@@ -2098,6 +3327,8 @@
                     <m:r>
                       <w:rPr>
                         <w:rFonts w:ascii="Cambria Math" w:hAnsi="Cambria Math"/>
+                        <w:sz w:val="28"/>
+                        <w:szCs w:val="24"/>
                         <w:lang w:val="en-US"/>
                       </w:rPr>
                       <m:t>0</m:t>
@@ -2106,6 +3337,8 @@
                       <w:rPr>
                         <w:rFonts w:ascii="Cambria Math" w:hAnsi="Cambria Math"/>
                         <w:i/>
+                        <w:sz w:val="28"/>
+                        <w:szCs w:val="24"/>
                         <w:lang w:val="en-US"/>
                       </w:rPr>
                     </m:ctrlPr>
@@ -2116,6 +3349,8 @@
                     <m:r>
                       <w:rPr>
                         <w:rFonts w:ascii="Cambria Math" w:hAnsi="Cambria Math"/>
+                        <w:sz w:val="28"/>
+                        <w:szCs w:val="24"/>
                         <w:lang w:val="en-US"/>
                       </w:rPr>
                       <m:t>0</m:t>
@@ -2124,6 +3359,8 @@
                       <w:rPr>
                         <w:rFonts w:ascii="Cambria Math" w:hAnsi="Cambria Math"/>
                         <w:i/>
+                        <w:sz w:val="28"/>
+                        <w:szCs w:val="24"/>
                         <w:lang w:val="en-US"/>
                       </w:rPr>
                     </m:ctrlPr>
@@ -2132,6 +3369,8 @@
                     <m:r>
                       <w:rPr>
                         <w:rFonts w:ascii="Cambria Math" w:hAnsi="Cambria Math"/>
+                        <w:sz w:val="28"/>
+                        <w:szCs w:val="24"/>
                         <w:lang w:val="en-US"/>
                       </w:rPr>
                       <m:t>0.1</m:t>
@@ -2140,6 +3379,8 @@
                       <w:rPr>
                         <w:rFonts w:ascii="Cambria Math" w:hAnsi="Cambria Math"/>
                         <w:i/>
+                        <w:sz w:val="28"/>
+                        <w:szCs w:val="24"/>
                         <w:lang w:val="en-US"/>
                       </w:rPr>
                     </m:ctrlPr>
@@ -2148,6 +3389,8 @@
                     <m:r>
                       <w:rPr>
                         <w:rFonts w:ascii="Cambria Math" w:hAnsi="Cambria Math"/>
+                        <w:sz w:val="28"/>
+                        <w:szCs w:val="24"/>
                         <w:lang w:val="en-US"/>
                       </w:rPr>
                       <m:t>1</m:t>
@@ -2156,6 +3399,8 @@
                       <w:rPr>
                         <w:rFonts w:ascii="Cambria Math" w:hAnsi="Cambria Math"/>
                         <w:i/>
+                        <w:sz w:val="28"/>
+                        <w:szCs w:val="24"/>
                         <w:lang w:val="en-US"/>
                       </w:rPr>
                     </m:ctrlPr>
@@ -2164,6 +3409,8 @@
                     <m:r>
                       <w:rPr>
                         <w:rFonts w:ascii="Cambria Math" w:hAnsi="Cambria Math"/>
+                        <w:sz w:val="28"/>
+                        <w:szCs w:val="24"/>
                         <w:lang w:val="en-US"/>
                       </w:rPr>
                       <m:t>0</m:t>
@@ -2172,6 +3419,8 @@
                       <w:rPr>
                         <w:rFonts w:ascii="Cambria Math" w:hAnsi="Cambria Math"/>
                         <w:i/>
+                        <w:sz w:val="28"/>
+                        <w:szCs w:val="24"/>
                         <w:lang w:val="en-US"/>
                       </w:rPr>
                     </m:ctrlPr>
@@ -2182,6 +3431,8 @@
                     <m:r>
                       <w:rPr>
                         <w:rFonts w:ascii="Cambria Math" w:hAnsi="Cambria Math"/>
+                        <w:sz w:val="28"/>
+                        <w:szCs w:val="24"/>
                         <w:lang w:val="en-US"/>
                       </w:rPr>
                       <m:t>0</m:t>
@@ -2190,6 +3441,8 @@
                       <w:rPr>
                         <w:rFonts w:ascii="Cambria Math" w:hAnsi="Cambria Math"/>
                         <w:i/>
+                        <w:sz w:val="28"/>
+                        <w:szCs w:val="24"/>
                         <w:lang w:val="en-US"/>
                       </w:rPr>
                     </m:ctrlPr>
@@ -2198,6 +3451,8 @@
                     <m:r>
                       <w:rPr>
                         <w:rFonts w:ascii="Cambria Math" w:hAnsi="Cambria Math"/>
+                        <w:sz w:val="28"/>
+                        <w:szCs w:val="24"/>
                         <w:lang w:val="en-US"/>
                       </w:rPr>
                       <m:t>0.05</m:t>
@@ -2206,6 +3461,8 @@
                       <w:rPr>
                         <w:rFonts w:ascii="Cambria Math" w:hAnsi="Cambria Math"/>
                         <w:i/>
+                        <w:sz w:val="28"/>
+                        <w:szCs w:val="24"/>
                         <w:lang w:val="en-US"/>
                       </w:rPr>
                     </m:ctrlPr>
@@ -2214,6 +3471,8 @@
                     <m:r>
                       <w:rPr>
                         <w:rFonts w:ascii="Cambria Math" w:hAnsi="Cambria Math"/>
+                        <w:sz w:val="28"/>
+                        <w:szCs w:val="24"/>
                         <w:lang w:val="en-US"/>
                       </w:rPr>
                       <m:t>1</m:t>
@@ -2222,6 +3481,8 @@
                       <w:rPr>
                         <w:rFonts w:ascii="Cambria Math" w:hAnsi="Cambria Math"/>
                         <w:i/>
+                        <w:sz w:val="28"/>
+                        <w:szCs w:val="24"/>
                         <w:lang w:val="en-US"/>
                       </w:rPr>
                     </m:ctrlPr>
@@ -2230,6 +3491,8 @@
                     <m:r>
                       <w:rPr>
                         <w:rFonts w:ascii="Cambria Math" w:hAnsi="Cambria Math"/>
+                        <w:sz w:val="28"/>
+                        <w:szCs w:val="24"/>
                         <w:lang w:val="en-US"/>
                       </w:rPr>
                       <m:t>2</m:t>
@@ -2238,6 +3501,8 @@
                       <w:rPr>
                         <w:rFonts w:ascii="Cambria Math" w:eastAsiaTheme="minorEastAsia" w:hAnsi="Cambria Math"/>
                         <w:i/>
+                        <w:sz w:val="28"/>
+                        <w:szCs w:val="24"/>
                         <w:lang w:val="en-US"/>
                       </w:rPr>
                     </m:ctrlPr>
@@ -2248,6 +3513,8 @@
                 <w:rPr>
                   <w:rFonts w:ascii="Cambria Math" w:eastAsiaTheme="minorEastAsia" w:hAnsi="Cambria Math"/>
                   <w:i/>
+                  <w:sz w:val="28"/>
+                  <w:szCs w:val="24"/>
                   <w:lang w:val="en-US"/>
                 </w:rPr>
               </m:ctrlPr>
@@ -2261,6 +3528,8 @@
         <w:pStyle w:val="a3"/>
         <w:rPr>
           <w:rFonts w:eastAsiaTheme="minorEastAsia"/>
+          <w:sz w:val="28"/>
+          <w:szCs w:val="24"/>
           <w:lang w:val="en-US"/>
         </w:rPr>
       </w:pPr>
@@ -2272,6 +3541,8 @@
           <w:rStyle w:val="a9"/>
           <w:b w:val="0"/>
           <w:bCs w:val="0"/>
+          <w:sz w:val="28"/>
+          <w:szCs w:val="24"/>
         </w:rPr>
       </w:pPr>
       <w:r>
@@ -2279,13 +3550,19 @@
           <w:rStyle w:val="a9"/>
           <w:b w:val="0"/>
           <w:bCs w:val="0"/>
-        </w:rPr>
-        <w:t>Диагональные определители (миноры Гурвица):</w:t>
+          <w:sz w:val="28"/>
+          <w:szCs w:val="24"/>
+        </w:rPr>
+        <w:t>Диагональные определители:</w:t>
       </w:r>
     </w:p>
     <w:p>
       <w:pPr>
         <w:pStyle w:val="a3"/>
+        <w:rPr>
+          <w:sz w:val="28"/>
+          <w:szCs w:val="24"/>
+        </w:rPr>
       </w:pPr>
       <m:oMathPara>
         <m:oMath>
@@ -2295,6 +3572,8 @@
                 <w:rPr>
                   <w:rFonts w:ascii="Cambria Math" w:hAnsi="Cambria Math"/>
                   <w:i/>
+                  <w:sz w:val="28"/>
+                  <w:szCs w:val="24"/>
                 </w:rPr>
               </m:ctrlPr>
             </m:sSubPr>
@@ -2302,6 +3581,8 @@
               <m:r>
                 <w:rPr>
                   <w:rFonts w:ascii="Cambria Math" w:hAnsi="Cambria Math"/>
+                  <w:sz w:val="28"/>
+                  <w:szCs w:val="24"/>
                 </w:rPr>
                 <m:t>∆</m:t>
               </m:r>
@@ -2310,6 +3591,8 @@
               <m:r>
                 <w:rPr>
                   <w:rFonts w:ascii="Cambria Math" w:hAnsi="Cambria Math"/>
+                  <w:sz w:val="28"/>
+                  <w:szCs w:val="24"/>
                 </w:rPr>
                 <m:t>1</m:t>
               </m:r>
@@ -2318,6 +3601,8 @@
           <m:r>
             <w:rPr>
               <w:rFonts w:ascii="Cambria Math" w:hAnsi="Cambria Math"/>
+              <w:sz w:val="28"/>
+              <w:szCs w:val="24"/>
             </w:rPr>
             <m:t>=a1=0.1&gt;0</m:t>
           </m:r>
@@ -2329,6 +3614,8 @@
         <w:pStyle w:val="a3"/>
         <w:rPr>
           <w:rFonts w:eastAsiaTheme="minorEastAsia"/>
+          <w:sz w:val="28"/>
+          <w:szCs w:val="24"/>
         </w:rPr>
       </w:pPr>
       <m:oMathPara>
@@ -2339,6 +3626,8 @@
                 <w:rPr>
                   <w:rFonts w:ascii="Cambria Math" w:hAnsi="Cambria Math"/>
                   <w:i/>
+                  <w:sz w:val="28"/>
+                  <w:szCs w:val="24"/>
                 </w:rPr>
               </m:ctrlPr>
             </m:sSubPr>
@@ -2346,6 +3635,8 @@
               <m:r>
                 <w:rPr>
                   <w:rFonts w:ascii="Cambria Math" w:hAnsi="Cambria Math"/>
+                  <w:sz w:val="28"/>
+                  <w:szCs w:val="24"/>
                 </w:rPr>
                 <m:t>∆</m:t>
               </m:r>
@@ -2354,6 +3645,8 @@
               <m:r>
                 <w:rPr>
                   <w:rFonts w:ascii="Cambria Math" w:hAnsi="Cambria Math"/>
+                  <w:sz w:val="28"/>
+                  <w:szCs w:val="24"/>
                 </w:rPr>
                 <m:t>2</m:t>
               </m:r>
@@ -2362,6 +3655,8 @@
           <m:r>
             <w:rPr>
               <w:rFonts w:ascii="Cambria Math" w:hAnsi="Cambria Math"/>
+              <w:sz w:val="28"/>
+              <w:szCs w:val="24"/>
             </w:rPr>
             <m:t>=det</m:t>
           </m:r>
@@ -2371,6 +3666,8 @@
                 <w:rPr>
                   <w:rFonts w:ascii="Cambria Math" w:hAnsi="Cambria Math"/>
                   <w:i/>
+                  <w:sz w:val="28"/>
+                  <w:szCs w:val="24"/>
                 </w:rPr>
               </m:ctrlPr>
             </m:dPr>
@@ -2389,6 +3686,8 @@
                     <w:rPr>
                       <w:rFonts w:ascii="Cambria Math" w:hAnsi="Cambria Math"/>
                       <w:i/>
+                      <w:sz w:val="28"/>
+                      <w:szCs w:val="24"/>
                     </w:rPr>
                   </m:ctrlPr>
                 </m:mPr>
@@ -2397,6 +3696,8 @@
                     <m:r>
                       <w:rPr>
                         <w:rFonts w:ascii="Cambria Math" w:hAnsi="Cambria Math"/>
+                        <w:sz w:val="28"/>
+                        <w:szCs w:val="24"/>
                       </w:rPr>
                       <m:t>0.1</m:t>
                     </m:r>
@@ -2405,6 +3706,8 @@
                     <m:r>
                       <w:rPr>
                         <w:rFonts w:ascii="Cambria Math" w:hAnsi="Cambria Math"/>
+                        <w:sz w:val="28"/>
+                        <w:szCs w:val="24"/>
                       </w:rPr>
                       <m:t>1</m:t>
                     </m:r>
@@ -2415,6 +3718,8 @@
                     <m:r>
                       <w:rPr>
                         <w:rFonts w:ascii="Cambria Math" w:hAnsi="Cambria Math"/>
+                        <w:sz w:val="28"/>
+                        <w:szCs w:val="24"/>
                       </w:rPr>
                       <m:t>0.05</m:t>
                     </m:r>
@@ -2423,6 +3728,8 @@
                     <m:r>
                       <w:rPr>
                         <w:rFonts w:ascii="Cambria Math" w:hAnsi="Cambria Math"/>
+                        <w:sz w:val="28"/>
+                        <w:szCs w:val="24"/>
                       </w:rPr>
                       <m:t>1</m:t>
                     </m:r>
@@ -2434,6 +3741,8 @@
           <m:r>
             <w:rPr>
               <w:rFonts w:ascii="Cambria Math" w:hAnsi="Cambria Math"/>
+              <w:sz w:val="28"/>
+              <w:szCs w:val="24"/>
             </w:rPr>
             <m:t>=0.1∙1</m:t>
           </m:r>
@@ -2444,12 +3753,16 @@
             <w:rPr>
               <w:rStyle w:val="a4"/>
               <w:rFonts w:ascii="Cambria Math" w:hAnsi="Cambria Math"/>
+              <w:sz w:val="28"/>
+              <w:szCs w:val="24"/>
             </w:rPr>
             <m:t>-</m:t>
           </m:r>
           <m:r>
             <w:rPr>
               <w:rFonts w:ascii="Cambria Math" w:hAnsi="Cambria Math"/>
+              <w:sz w:val="28"/>
+              <w:szCs w:val="24"/>
             </w:rPr>
             <m:t>0.05∙1=0.05&gt;0</m:t>
           </m:r>
@@ -2461,6 +3774,8 @@
         <w:pStyle w:val="a3"/>
         <w:rPr>
           <w:rFonts w:eastAsiaTheme="minorEastAsia"/>
+          <w:sz w:val="28"/>
+          <w:szCs w:val="24"/>
         </w:rPr>
       </w:pPr>
       <m:oMathPara>
@@ -2471,6 +3786,8 @@
                 <w:rPr>
                   <w:rFonts w:ascii="Cambria Math" w:hAnsi="Cambria Math"/>
                   <w:i/>
+                  <w:sz w:val="28"/>
+                  <w:szCs w:val="24"/>
                 </w:rPr>
               </m:ctrlPr>
             </m:sSubPr>
@@ -2478,6 +3795,8 @@
               <m:r>
                 <w:rPr>
                   <w:rFonts w:ascii="Cambria Math" w:hAnsi="Cambria Math"/>
+                  <w:sz w:val="28"/>
+                  <w:szCs w:val="24"/>
                 </w:rPr>
                 <m:t>∆</m:t>
               </m:r>
@@ -2486,6 +3805,8 @@
               <m:r>
                 <w:rPr>
                   <w:rFonts w:ascii="Cambria Math" w:hAnsi="Cambria Math"/>
+                  <w:sz w:val="28"/>
+                  <w:szCs w:val="24"/>
                 </w:rPr>
                 <m:t>3</m:t>
               </m:r>
@@ -2494,6 +3815,8 @@
           <m:r>
             <w:rPr>
               <w:rFonts w:ascii="Cambria Math" w:hAnsi="Cambria Math"/>
+              <w:sz w:val="28"/>
+              <w:szCs w:val="24"/>
             </w:rPr>
             <m:t>=det</m:t>
           </m:r>
@@ -2502,6 +3825,8 @@
               <m:ctrlPr>
                 <w:rPr>
                   <w:rFonts w:ascii="Cambria Math" w:eastAsiaTheme="minorEastAsia" w:hAnsi="Cambria Math"/>
+                  <w:sz w:val="28"/>
+                  <w:szCs w:val="24"/>
                   <w:lang w:val="en-US"/>
                 </w:rPr>
               </m:ctrlPr>
@@ -2520,6 +3845,8 @@
                   <m:ctrlPr>
                     <w:rPr>
                       <w:rFonts w:ascii="Cambria Math" w:eastAsia="Cambria Math" w:hAnsi="Cambria Math" w:cs="Cambria Math"/>
+                      <w:sz w:val="28"/>
+                      <w:szCs w:val="24"/>
                     </w:rPr>
                   </m:ctrlPr>
                 </m:mPr>
@@ -2528,6 +3855,8 @@
                     <m:r>
                       <w:rPr>
                         <w:rFonts w:ascii="Cambria Math" w:hAnsi="Cambria Math"/>
+                        <w:sz w:val="28"/>
+                        <w:szCs w:val="24"/>
                         <w:lang w:val="en-US"/>
                       </w:rPr>
                       <m:t>0.1</m:t>
@@ -2536,6 +3865,8 @@
                       <w:rPr>
                         <w:rFonts w:ascii="Cambria Math" w:hAnsi="Cambria Math"/>
                         <w:i/>
+                        <w:sz w:val="28"/>
+                        <w:szCs w:val="24"/>
                         <w:lang w:val="en-US"/>
                       </w:rPr>
                     </m:ctrlPr>
@@ -2544,6 +3875,8 @@
                     <m:r>
                       <w:rPr>
                         <w:rFonts w:ascii="Cambria Math" w:hAnsi="Cambria Math"/>
+                        <w:sz w:val="28"/>
+                        <w:szCs w:val="24"/>
                         <w:lang w:val="en-US"/>
                       </w:rPr>
                       <m:t>1</m:t>
@@ -2552,6 +3885,8 @@
                       <w:rPr>
                         <w:rFonts w:ascii="Cambria Math" w:hAnsi="Cambria Math"/>
                         <w:i/>
+                        <w:sz w:val="28"/>
+                        <w:szCs w:val="24"/>
                         <w:lang w:val="en-US"/>
                       </w:rPr>
                     </m:ctrlPr>
@@ -2560,6 +3895,8 @@
                     <m:r>
                       <w:rPr>
                         <w:rFonts w:ascii="Cambria Math" w:hAnsi="Cambria Math"/>
+                        <w:sz w:val="28"/>
+                        <w:szCs w:val="24"/>
                         <w:lang w:val="en-US"/>
                       </w:rPr>
                       <m:t>0</m:t>
@@ -2568,6 +3905,8 @@
                       <w:rPr>
                         <w:rFonts w:ascii="Cambria Math" w:hAnsi="Cambria Math"/>
                         <w:i/>
+                        <w:sz w:val="28"/>
+                        <w:szCs w:val="24"/>
                       </w:rPr>
                     </m:ctrlPr>
                   </m:e>
@@ -2577,6 +3916,8 @@
                     <m:r>
                       <w:rPr>
                         <w:rFonts w:ascii="Cambria Math" w:hAnsi="Cambria Math"/>
+                        <w:sz w:val="28"/>
+                        <w:szCs w:val="24"/>
                       </w:rPr>
                       <m:t>0.05</m:t>
                     </m:r>
@@ -2584,6 +3925,8 @@
                       <w:rPr>
                         <w:rFonts w:ascii="Cambria Math" w:hAnsi="Cambria Math"/>
                         <w:i/>
+                        <w:sz w:val="28"/>
+                        <w:szCs w:val="24"/>
                         <w:lang w:val="en-US"/>
                       </w:rPr>
                     </m:ctrlPr>
@@ -2592,6 +3935,8 @@
                     <m:r>
                       <w:rPr>
                         <w:rFonts w:ascii="Cambria Math" w:hAnsi="Cambria Math"/>
+                        <w:sz w:val="28"/>
+                        <w:szCs w:val="24"/>
                         <w:lang w:val="en-US"/>
                       </w:rPr>
                       <m:t>1</m:t>
@@ -2600,6 +3945,8 @@
                       <w:rPr>
                         <w:rFonts w:ascii="Cambria Math" w:hAnsi="Cambria Math"/>
                         <w:i/>
+                        <w:sz w:val="28"/>
+                        <w:szCs w:val="24"/>
                         <w:lang w:val="en-US"/>
                       </w:rPr>
                     </m:ctrlPr>
@@ -2608,6 +3955,8 @@
                     <m:r>
                       <w:rPr>
                         <w:rFonts w:ascii="Cambria Math" w:hAnsi="Cambria Math"/>
+                        <w:sz w:val="28"/>
+                        <w:szCs w:val="24"/>
                         <w:lang w:val="en-US"/>
                       </w:rPr>
                       <m:t>2</m:t>
@@ -2616,6 +3965,8 @@
                       <w:rPr>
                         <w:rFonts w:ascii="Cambria Math" w:hAnsi="Cambria Math"/>
                         <w:i/>
+                        <w:sz w:val="28"/>
+                        <w:szCs w:val="24"/>
                       </w:rPr>
                     </m:ctrlPr>
                   </m:e>
@@ -2625,6 +3976,8 @@
                     <m:r>
                       <w:rPr>
                         <w:rFonts w:ascii="Cambria Math" w:hAnsi="Cambria Math"/>
+                        <w:sz w:val="28"/>
+                        <w:szCs w:val="24"/>
                         <w:lang w:val="en-US"/>
                       </w:rPr>
                       <m:t>0</m:t>
@@ -2633,6 +3986,8 @@
                       <w:rPr>
                         <w:rFonts w:ascii="Cambria Math" w:hAnsi="Cambria Math"/>
                         <w:i/>
+                        <w:sz w:val="28"/>
+                        <w:szCs w:val="24"/>
                         <w:lang w:val="en-US"/>
                       </w:rPr>
                     </m:ctrlPr>
@@ -2641,6 +3996,8 @@
                     <m:r>
                       <w:rPr>
                         <w:rFonts w:ascii="Cambria Math" w:hAnsi="Cambria Math"/>
+                        <w:sz w:val="28"/>
+                        <w:szCs w:val="24"/>
                         <w:lang w:val="en-US"/>
                       </w:rPr>
                       <m:t>1</m:t>
@@ -2649,6 +4006,8 @@
                       <w:rPr>
                         <w:rFonts w:ascii="Cambria Math" w:hAnsi="Cambria Math"/>
                         <w:i/>
+                        <w:sz w:val="28"/>
+                        <w:szCs w:val="24"/>
                         <w:lang w:val="en-US"/>
                       </w:rPr>
                     </m:ctrlPr>
@@ -2657,6 +4016,8 @@
                     <m:r>
                       <w:rPr>
                         <w:rFonts w:ascii="Cambria Math" w:hAnsi="Cambria Math"/>
+                        <w:sz w:val="28"/>
+                        <w:szCs w:val="24"/>
                         <w:lang w:val="en-US"/>
                       </w:rPr>
                       <m:t>1</m:t>
@@ -2664,6 +4025,8 @@
                     <m:ctrlPr>
                       <w:rPr>
                         <w:rFonts w:ascii="Cambria Math" w:eastAsiaTheme="minorEastAsia" w:hAnsi="Cambria Math"/>
+                        <w:sz w:val="28"/>
+                        <w:szCs w:val="24"/>
                       </w:rPr>
                     </m:ctrlPr>
                   </m:e>
@@ -2673,6 +4036,8 @@
                 <w:rPr>
                   <w:rFonts w:ascii="Cambria Math" w:eastAsiaTheme="minorEastAsia" w:hAnsi="Cambria Math"/>
                   <w:i/>
+                  <w:sz w:val="28"/>
+                  <w:szCs w:val="24"/>
                   <w:lang w:val="en-US"/>
                 </w:rPr>
               </m:ctrlPr>
@@ -2681,6 +4046,8 @@
           <m:r>
             <w:rPr>
               <w:rFonts w:ascii="Cambria Math" w:hAnsi="Cambria Math"/>
+              <w:sz w:val="28"/>
+              <w:szCs w:val="24"/>
             </w:rPr>
             <m:t>=0.1∙(1∙1</m:t>
           </m:r>
@@ -2691,12 +4058,16 @@
             <w:rPr>
               <w:rStyle w:val="a4"/>
               <w:rFonts w:ascii="Cambria Math" w:hAnsi="Cambria Math"/>
+              <w:sz w:val="28"/>
+              <w:szCs w:val="24"/>
             </w:rPr>
             <m:t>-2</m:t>
           </m:r>
           <m:r>
             <w:rPr>
               <w:rFonts w:ascii="Cambria Math" w:hAnsi="Cambria Math"/>
+              <w:sz w:val="28"/>
+              <w:szCs w:val="24"/>
             </w:rPr>
             <m:t>∙0.1)</m:t>
           </m:r>
@@ -2707,12 +4078,16 @@
             <w:rPr>
               <w:rStyle w:val="a4"/>
               <w:rFonts w:ascii="Cambria Math" w:hAnsi="Cambria Math"/>
+              <w:sz w:val="28"/>
+              <w:szCs w:val="24"/>
             </w:rPr>
             <m:t>-1</m:t>
           </m:r>
           <m:r>
             <w:rPr>
               <w:rFonts w:ascii="Cambria Math" w:hAnsi="Cambria Math"/>
+              <w:sz w:val="28"/>
+              <w:szCs w:val="24"/>
             </w:rPr>
             <m:t>∙(0.05∙1</m:t>
           </m:r>
@@ -2723,12 +4098,16 @@
             <w:rPr>
               <w:rStyle w:val="a4"/>
               <w:rFonts w:ascii="Cambria Math" w:hAnsi="Cambria Math"/>
+              <w:sz w:val="28"/>
+              <w:szCs w:val="24"/>
             </w:rPr>
             <m:t>-2</m:t>
           </m:r>
           <m:r>
             <w:rPr>
               <w:rFonts w:ascii="Cambria Math" w:hAnsi="Cambria Math"/>
+              <w:sz w:val="28"/>
+              <w:szCs w:val="24"/>
             </w:rPr>
             <m:t>∙0)=0.03&gt;0</m:t>
           </m:r>
@@ -2741,6 +4120,8 @@
         <w:rPr>
           <w:rFonts w:eastAsiaTheme="minorEastAsia"/>
           <w:i/>
+          <w:sz w:val="28"/>
+          <w:szCs w:val="24"/>
         </w:rPr>
       </w:pPr>
       <m:oMathPara>
@@ -2751,6 +4132,8 @@
                 <w:rPr>
                   <w:rFonts w:ascii="Cambria Math" w:hAnsi="Cambria Math"/>
                   <w:i/>
+                  <w:sz w:val="28"/>
+                  <w:szCs w:val="24"/>
                 </w:rPr>
               </m:ctrlPr>
             </m:sSubPr>
@@ -2758,6 +4141,8 @@
               <m:r>
                 <w:rPr>
                   <w:rFonts w:ascii="Cambria Math" w:hAnsi="Cambria Math"/>
+                  <w:sz w:val="28"/>
+                  <w:szCs w:val="24"/>
                 </w:rPr>
                 <m:t>∆</m:t>
               </m:r>
@@ -2766,6 +4151,8 @@
               <m:r>
                 <w:rPr>
                   <w:rFonts w:ascii="Cambria Math" w:hAnsi="Cambria Math"/>
+                  <w:sz w:val="28"/>
+                  <w:szCs w:val="24"/>
                 </w:rPr>
                 <m:t>4</m:t>
               </m:r>
@@ -2774,6 +4161,8 @@
           <m:r>
             <w:rPr>
               <w:rFonts w:ascii="Cambria Math" w:hAnsi="Cambria Math"/>
+              <w:sz w:val="28"/>
+              <w:szCs w:val="24"/>
             </w:rPr>
             <m:t>=det</m:t>
           </m:r>
@@ -2782,6 +4171,8 @@
               <m:ctrlPr>
                 <w:rPr>
                   <w:rFonts w:ascii="Cambria Math" w:eastAsiaTheme="minorEastAsia" w:hAnsi="Cambria Math"/>
+                  <w:sz w:val="28"/>
+                  <w:szCs w:val="24"/>
                   <w:lang w:val="en-US"/>
                 </w:rPr>
               </m:ctrlPr>
@@ -2800,6 +4191,8 @@
                   <m:ctrlPr>
                     <w:rPr>
                       <w:rFonts w:ascii="Cambria Math" w:eastAsia="Cambria Math" w:hAnsi="Cambria Math" w:cs="Cambria Math"/>
+                      <w:sz w:val="28"/>
+                      <w:szCs w:val="24"/>
                       <w:lang w:val="en-US"/>
                     </w:rPr>
                   </m:ctrlPr>
@@ -2809,6 +4202,8 @@
                     <m:r>
                       <w:rPr>
                         <w:rFonts w:ascii="Cambria Math" w:hAnsi="Cambria Math"/>
+                        <w:sz w:val="28"/>
+                        <w:szCs w:val="24"/>
                         <w:lang w:val="en-US"/>
                       </w:rPr>
                       <m:t>0.1</m:t>
@@ -2817,6 +4212,8 @@
                       <w:rPr>
                         <w:rFonts w:ascii="Cambria Math" w:hAnsi="Cambria Math"/>
                         <w:i/>
+                        <w:sz w:val="28"/>
+                        <w:szCs w:val="24"/>
                         <w:lang w:val="en-US"/>
                       </w:rPr>
                     </m:ctrlPr>
@@ -2825,6 +4222,8 @@
                     <m:r>
                       <w:rPr>
                         <w:rFonts w:ascii="Cambria Math" w:hAnsi="Cambria Math"/>
+                        <w:sz w:val="28"/>
+                        <w:szCs w:val="24"/>
                         <w:lang w:val="en-US"/>
                       </w:rPr>
                       <m:t>1</m:t>
@@ -2833,6 +4232,8 @@
                       <w:rPr>
                         <w:rFonts w:ascii="Cambria Math" w:hAnsi="Cambria Math"/>
                         <w:i/>
+                        <w:sz w:val="28"/>
+                        <w:szCs w:val="24"/>
                         <w:lang w:val="en-US"/>
                       </w:rPr>
                     </m:ctrlPr>
@@ -2841,6 +4242,8 @@
                     <m:r>
                       <w:rPr>
                         <w:rFonts w:ascii="Cambria Math" w:hAnsi="Cambria Math"/>
+                        <w:sz w:val="28"/>
+                        <w:szCs w:val="24"/>
                         <w:lang w:val="en-US"/>
                       </w:rPr>
                       <m:t>0</m:t>
@@ -2849,6 +4252,8 @@
                       <w:rPr>
                         <w:rFonts w:ascii="Cambria Math" w:hAnsi="Cambria Math"/>
                         <w:i/>
+                        <w:sz w:val="28"/>
+                        <w:szCs w:val="24"/>
                         <w:lang w:val="en-US"/>
                       </w:rPr>
                     </m:ctrlPr>
@@ -2857,6 +4262,8 @@
                     <m:r>
                       <w:rPr>
                         <w:rFonts w:ascii="Cambria Math" w:hAnsi="Cambria Math"/>
+                        <w:sz w:val="28"/>
+                        <w:szCs w:val="24"/>
                         <w:lang w:val="en-US"/>
                       </w:rPr>
                       <m:t>0</m:t>
@@ -2865,6 +4272,8 @@
                       <w:rPr>
                         <w:rFonts w:ascii="Cambria Math" w:hAnsi="Cambria Math"/>
                         <w:i/>
+                        <w:sz w:val="28"/>
+                        <w:szCs w:val="24"/>
                         <w:lang w:val="en-US"/>
                       </w:rPr>
                     </m:ctrlPr>
@@ -2875,6 +4284,8 @@
                     <m:r>
                       <w:rPr>
                         <w:rFonts w:ascii="Cambria Math" w:hAnsi="Cambria Math"/>
+                        <w:sz w:val="28"/>
+                        <w:szCs w:val="24"/>
                         <w:lang w:val="en-US"/>
                       </w:rPr>
                       <m:t>0.05</m:t>
@@ -2883,6 +4294,8 @@
                       <w:rPr>
                         <w:rFonts w:ascii="Cambria Math" w:hAnsi="Cambria Math"/>
                         <w:i/>
+                        <w:sz w:val="28"/>
+                        <w:szCs w:val="24"/>
                         <w:lang w:val="en-US"/>
                       </w:rPr>
                     </m:ctrlPr>
@@ -2891,6 +4304,8 @@
                     <m:r>
                       <w:rPr>
                         <w:rFonts w:ascii="Cambria Math" w:hAnsi="Cambria Math"/>
+                        <w:sz w:val="28"/>
+                        <w:szCs w:val="24"/>
                         <w:lang w:val="en-US"/>
                       </w:rPr>
                       <m:t>1</m:t>
@@ -2899,6 +4314,8 @@
                       <w:rPr>
                         <w:rFonts w:ascii="Cambria Math" w:hAnsi="Cambria Math"/>
                         <w:i/>
+                        <w:sz w:val="28"/>
+                        <w:szCs w:val="24"/>
                         <w:lang w:val="en-US"/>
                       </w:rPr>
                     </m:ctrlPr>
@@ -2907,6 +4324,8 @@
                     <m:r>
                       <w:rPr>
                         <w:rFonts w:ascii="Cambria Math" w:hAnsi="Cambria Math"/>
+                        <w:sz w:val="28"/>
+                        <w:szCs w:val="24"/>
                         <w:lang w:val="en-US"/>
                       </w:rPr>
                       <m:t>2</m:t>
@@ -2915,6 +4334,8 @@
                       <w:rPr>
                         <w:rFonts w:ascii="Cambria Math" w:hAnsi="Cambria Math"/>
                         <w:i/>
+                        <w:sz w:val="28"/>
+                        <w:szCs w:val="24"/>
                         <w:lang w:val="en-US"/>
                       </w:rPr>
                     </m:ctrlPr>
@@ -2923,6 +4344,8 @@
                     <m:r>
                       <w:rPr>
                         <w:rFonts w:ascii="Cambria Math" w:hAnsi="Cambria Math"/>
+                        <w:sz w:val="28"/>
+                        <w:szCs w:val="24"/>
                         <w:lang w:val="en-US"/>
                       </w:rPr>
                       <m:t>0</m:t>
@@ -2931,6 +4354,8 @@
                       <w:rPr>
                         <w:rFonts w:ascii="Cambria Math" w:hAnsi="Cambria Math"/>
                         <w:i/>
+                        <w:sz w:val="28"/>
+                        <w:szCs w:val="24"/>
                         <w:lang w:val="en-US"/>
                       </w:rPr>
                     </m:ctrlPr>
@@ -2941,6 +4366,8 @@
                     <m:r>
                       <w:rPr>
                         <w:rFonts w:ascii="Cambria Math" w:hAnsi="Cambria Math"/>
+                        <w:sz w:val="28"/>
+                        <w:szCs w:val="24"/>
                         <w:lang w:val="en-US"/>
                       </w:rPr>
                       <m:t>0</m:t>
@@ -2949,6 +4376,8 @@
                       <w:rPr>
                         <w:rFonts w:ascii="Cambria Math" w:hAnsi="Cambria Math"/>
                         <w:i/>
+                        <w:sz w:val="28"/>
+                        <w:szCs w:val="24"/>
                         <w:lang w:val="en-US"/>
                       </w:rPr>
                     </m:ctrlPr>
@@ -2957,6 +4386,8 @@
                     <m:r>
                       <w:rPr>
                         <w:rFonts w:ascii="Cambria Math" w:hAnsi="Cambria Math"/>
+                        <w:sz w:val="28"/>
+                        <w:szCs w:val="24"/>
                         <w:lang w:val="en-US"/>
                       </w:rPr>
                       <m:t>0.1</m:t>
@@ -2965,6 +4396,8 @@
                       <w:rPr>
                         <w:rFonts w:ascii="Cambria Math" w:hAnsi="Cambria Math"/>
                         <w:i/>
+                        <w:sz w:val="28"/>
+                        <w:szCs w:val="24"/>
                         <w:lang w:val="en-US"/>
                       </w:rPr>
                     </m:ctrlPr>
@@ -2973,6 +4406,8 @@
                     <m:r>
                       <w:rPr>
                         <w:rFonts w:ascii="Cambria Math" w:hAnsi="Cambria Math"/>
+                        <w:sz w:val="28"/>
+                        <w:szCs w:val="24"/>
                         <w:lang w:val="en-US"/>
                       </w:rPr>
                       <m:t>1</m:t>
@@ -2981,6 +4416,8 @@
                       <w:rPr>
                         <w:rFonts w:ascii="Cambria Math" w:hAnsi="Cambria Math"/>
                         <w:i/>
+                        <w:sz w:val="28"/>
+                        <w:szCs w:val="24"/>
                         <w:lang w:val="en-US"/>
                       </w:rPr>
                     </m:ctrlPr>
@@ -2989,6 +4426,8 @@
                     <m:r>
                       <w:rPr>
                         <w:rFonts w:ascii="Cambria Math" w:hAnsi="Cambria Math"/>
+                        <w:sz w:val="28"/>
+                        <w:szCs w:val="24"/>
                         <w:lang w:val="en-US"/>
                       </w:rPr>
                       <m:t>0</m:t>
@@ -2997,6 +4436,8 @@
                       <w:rPr>
                         <w:rFonts w:ascii="Cambria Math" w:hAnsi="Cambria Math"/>
                         <w:i/>
+                        <w:sz w:val="28"/>
+                        <w:szCs w:val="24"/>
                         <w:lang w:val="en-US"/>
                       </w:rPr>
                     </m:ctrlPr>
@@ -3007,6 +4448,8 @@
                     <m:r>
                       <w:rPr>
                         <w:rFonts w:ascii="Cambria Math" w:hAnsi="Cambria Math"/>
+                        <w:sz w:val="28"/>
+                        <w:szCs w:val="24"/>
                         <w:lang w:val="en-US"/>
                       </w:rPr>
                       <m:t>0</m:t>
@@ -3015,6 +4458,8 @@
                       <w:rPr>
                         <w:rFonts w:ascii="Cambria Math" w:hAnsi="Cambria Math"/>
                         <w:i/>
+                        <w:sz w:val="28"/>
+                        <w:szCs w:val="24"/>
                         <w:lang w:val="en-US"/>
                       </w:rPr>
                     </m:ctrlPr>
@@ -3023,6 +4468,8 @@
                     <m:r>
                       <w:rPr>
                         <w:rFonts w:ascii="Cambria Math" w:hAnsi="Cambria Math"/>
+                        <w:sz w:val="28"/>
+                        <w:szCs w:val="24"/>
                         <w:lang w:val="en-US"/>
                       </w:rPr>
                       <m:t>0.05</m:t>
@@ -3031,6 +4478,8 @@
                       <w:rPr>
                         <w:rFonts w:ascii="Cambria Math" w:hAnsi="Cambria Math"/>
                         <w:i/>
+                        <w:sz w:val="28"/>
+                        <w:szCs w:val="24"/>
                         <w:lang w:val="en-US"/>
                       </w:rPr>
                     </m:ctrlPr>
@@ -3039,6 +4488,8 @@
                     <m:r>
                       <w:rPr>
                         <w:rFonts w:ascii="Cambria Math" w:hAnsi="Cambria Math"/>
+                        <w:sz w:val="28"/>
+                        <w:szCs w:val="24"/>
                         <w:lang w:val="en-US"/>
                       </w:rPr>
                       <m:t>1</m:t>
@@ -3047,6 +4498,8 @@
                       <w:rPr>
                         <w:rFonts w:ascii="Cambria Math" w:hAnsi="Cambria Math"/>
                         <w:i/>
+                        <w:sz w:val="28"/>
+                        <w:szCs w:val="24"/>
                         <w:lang w:val="en-US"/>
                       </w:rPr>
                     </m:ctrlPr>
@@ -3055,6 +4508,8 @@
                     <m:r>
                       <w:rPr>
                         <w:rFonts w:ascii="Cambria Math" w:hAnsi="Cambria Math"/>
+                        <w:sz w:val="28"/>
+                        <w:szCs w:val="24"/>
                         <w:lang w:val="en-US"/>
                       </w:rPr>
                       <m:t>2</m:t>
@@ -3063,6 +4518,8 @@
                       <w:rPr>
                         <w:rFonts w:ascii="Cambria Math" w:eastAsiaTheme="minorEastAsia" w:hAnsi="Cambria Math"/>
                         <w:i/>
+                        <w:sz w:val="28"/>
+                        <w:szCs w:val="24"/>
                         <w:lang w:val="en-US"/>
                       </w:rPr>
                     </m:ctrlPr>
@@ -3073,6 +4530,8 @@
                 <w:rPr>
                   <w:rFonts w:ascii="Cambria Math" w:eastAsiaTheme="minorEastAsia" w:hAnsi="Cambria Math"/>
                   <w:i/>
+                  <w:sz w:val="28"/>
+                  <w:szCs w:val="24"/>
                   <w:lang w:val="en-US"/>
                 </w:rPr>
               </m:ctrlPr>
@@ -3081,6 +4540,8 @@
           <m:r>
             <w:rPr>
               <w:rFonts w:ascii="Cambria Math" w:eastAsiaTheme="minorEastAsia" w:hAnsi="Cambria Math"/>
+              <w:sz w:val="28"/>
+              <w:szCs w:val="24"/>
               <w:lang w:val="en-US"/>
             </w:rPr>
             <m:t>=</m:t>
@@ -3091,6 +4552,8 @@
                 <w:rPr>
                   <w:rFonts w:ascii="Cambria Math" w:hAnsi="Cambria Math"/>
                   <w:i/>
+                  <w:sz w:val="28"/>
+                  <w:szCs w:val="24"/>
                 </w:rPr>
               </m:ctrlPr>
             </m:sSubPr>
@@ -3098,6 +4561,8 @@
               <m:r>
                 <w:rPr>
                   <w:rFonts w:ascii="Cambria Math" w:hAnsi="Cambria Math"/>
+                  <w:sz w:val="28"/>
+                  <w:szCs w:val="24"/>
                 </w:rPr>
                 <m:t>∆</m:t>
               </m:r>
@@ -3106,6 +4571,8 @@
               <m:r>
                 <w:rPr>
                   <w:rFonts w:ascii="Cambria Math" w:hAnsi="Cambria Math"/>
+                  <w:sz w:val="28"/>
+                  <w:szCs w:val="24"/>
                 </w:rPr>
                 <m:t>3</m:t>
               </m:r>
@@ -3114,6 +4581,8 @@
           <m:r>
             <w:rPr>
               <w:rFonts w:ascii="Cambria Math" w:hAnsi="Cambria Math"/>
+              <w:sz w:val="28"/>
+              <w:szCs w:val="24"/>
             </w:rPr>
             <m:t>∙2=0.06&gt;0</m:t>
           </m:r>
@@ -3125,48 +4594,42 @@
         <w:pStyle w:val="a3"/>
         <w:rPr>
           <w:rFonts w:eastAsiaTheme="minorEastAsia"/>
+          <w:sz w:val="28"/>
+          <w:szCs w:val="24"/>
         </w:rPr>
       </w:pPr>
     </w:p>
     <w:p>
       <w:pPr>
         <w:pStyle w:val="a3"/>
-      </w:pPr>
-      <w:r>
-        <w:t xml:space="preserve">Все миноры положительны </w:t>
-      </w:r>
-      <w:r>
-        <w:rPr>
-          <w:rFonts w:ascii="Cambria Math" w:hAnsi="Cambria Math" w:cs="Cambria Math"/>
-        </w:rPr>
-        <w:t>⇒</w:t>
-      </w:r>
-      <w:r>
-        <w:rPr>
-          <w:rFonts w:cs="Times New Roman"/>
-        </w:rPr>
-        <w:t> </w:t>
-      </w:r>
-      <w:r>
-        <w:rPr>
-          <w:rStyle w:val="a9"/>
-          <w:b w:val="0"/>
-          <w:bCs w:val="0"/>
-        </w:rPr>
-        <w:t>замкнутая система устойчива</w:t>
-      </w:r>
-      <w:r>
+        <w:rPr>
+          <w:sz w:val="28"/>
+          <w:szCs w:val="24"/>
+        </w:rPr>
+      </w:pPr>
+      <w:r>
+        <w:rPr>
+          <w:sz w:val="28"/>
+          <w:szCs w:val="24"/>
+        </w:rPr>
+        <w:t>Так как все миноры положительны, система устойчива по критерию Гурвица</w:t>
+      </w:r>
+      <w:r>
+        <w:rPr>
+          <w:sz w:val="28"/>
+          <w:szCs w:val="24"/>
+        </w:rPr>
         <w:t>.</w:t>
       </w:r>
     </w:p>
     <w:p>
       <w:pPr>
         <w:pStyle w:val="a3"/>
-      </w:pPr>
-    </w:p>
-    <w:p>
-      <w:pPr>
-        <w:pStyle w:val="a3"/>
+        <w:ind w:firstLine="0"/>
+        <w:rPr>
+          <w:sz w:val="28"/>
+          <w:szCs w:val="24"/>
+        </w:rPr>
       </w:pPr>
     </w:p>
     <w:p>
@@ -3179,12 +4642,16 @@
         <w:rPr>
           <w:b/>
           <w:bCs/>
+          <w:sz w:val="28"/>
+          <w:szCs w:val="24"/>
         </w:rPr>
       </w:pPr>
       <w:r>
         <w:rPr>
           <w:b/>
           <w:bCs/>
+          <w:sz w:val="28"/>
+          <w:szCs w:val="24"/>
         </w:rPr>
         <w:t>Годограф Найквиста разомкнутой системы</w:t>
       </w:r>
@@ -3194,6 +4661,8 @@
         <w:pStyle w:val="a3"/>
         <w:rPr>
           <w:rFonts w:eastAsiaTheme="minorEastAsia"/>
+          <w:sz w:val="28"/>
+          <w:szCs w:val="24"/>
         </w:rPr>
       </w:pPr>
       <m:oMathPara>
@@ -3203,6 +4672,8 @@
               <m:ctrlPr>
                 <w:rPr>
                   <w:rFonts w:ascii="Cambria Math" w:hAnsi="Cambria Math"/>
+                  <w:sz w:val="28"/>
+                  <w:szCs w:val="24"/>
                 </w:rPr>
               </m:ctrlPr>
             </m:sSubPr>
@@ -3210,6 +4681,8 @@
               <m:r>
                 <w:rPr>
                   <w:rFonts w:ascii="Cambria Math" w:hAnsi="Cambria Math"/>
+                  <w:sz w:val="28"/>
+                  <w:szCs w:val="24"/>
                 </w:rPr>
                 <m:t>W</m:t>
               </m:r>
@@ -3218,6 +4691,8 @@
               <m:r>
                 <w:rPr>
                   <w:rFonts w:ascii="Cambria Math" w:hAnsi="Cambria Math"/>
+                  <w:sz w:val="28"/>
+                  <w:szCs w:val="24"/>
                 </w:rPr>
                 <m:t>р</m:t>
               </m:r>
@@ -3228,6 +4703,8 @@
               <m:ctrlPr>
                 <w:rPr>
                   <w:rFonts w:ascii="Cambria Math" w:hAnsi="Cambria Math"/>
+                  <w:sz w:val="28"/>
+                  <w:szCs w:val="24"/>
                 </w:rPr>
               </m:ctrlPr>
             </m:dPr>
@@ -3235,6 +4712,8 @@
               <m:r>
                 <w:rPr>
                   <w:rFonts w:ascii="Cambria Math" w:hAnsi="Cambria Math"/>
+                  <w:sz w:val="28"/>
+                  <w:szCs w:val="24"/>
                 </w:rPr>
                 <m:t>jω</m:t>
               </m:r>
@@ -3246,6 +4725,8 @@
             </m:rPr>
             <w:rPr>
               <w:rFonts w:ascii="Cambria Math" w:hAnsi="Cambria Math"/>
+              <w:sz w:val="28"/>
+              <w:szCs w:val="24"/>
             </w:rPr>
             <m:t xml:space="preserve"> =</m:t>
           </m:r>
@@ -3254,6 +4735,8 @@
               <m:ctrlPr>
                 <w:rPr>
                   <w:rFonts w:ascii="Cambria Math" w:hAnsi="Cambria Math"/>
+                  <w:sz w:val="28"/>
+                  <w:szCs w:val="24"/>
                 </w:rPr>
               </m:ctrlPr>
             </m:fPr>
@@ -3264,6 +4747,8 @@
                 </m:rPr>
                 <w:rPr>
                   <w:rFonts w:ascii="Cambria Math" w:hAnsi="Cambria Math"/>
+                  <w:sz w:val="28"/>
+                  <w:szCs w:val="24"/>
                 </w:rPr>
                 <m:t>1</m:t>
               </m:r>
@@ -3272,6 +4757,8 @@
               <m:r>
                 <w:rPr>
                   <w:rFonts w:ascii="Cambria Math" w:eastAsiaTheme="minorEastAsia" w:hAnsi="Cambria Math"/>
+                  <w:sz w:val="28"/>
+                  <w:szCs w:val="24"/>
                 </w:rPr>
                 <m:t>0,05</m:t>
               </m:r>
@@ -3281,6 +4768,8 @@
                     <w:rPr>
                       <w:rFonts w:ascii="Cambria Math" w:hAnsi="Cambria Math"/>
                       <w:i/>
+                      <w:sz w:val="28"/>
+                      <w:szCs w:val="24"/>
                     </w:rPr>
                   </m:ctrlPr>
                 </m:sSupPr>
@@ -3291,12 +4780,16 @@
                     </m:rPr>
                     <w:rPr>
                       <w:rFonts w:ascii="Cambria Math" w:hAnsi="Cambria Math"/>
+                      <w:sz w:val="28"/>
+                      <w:szCs w:val="24"/>
                     </w:rPr>
                     <m:t>(</m:t>
                   </m:r>
                   <m:r>
                     <w:rPr>
                       <w:rFonts w:ascii="Cambria Math" w:hAnsi="Cambria Math"/>
+                      <w:sz w:val="28"/>
+                      <w:szCs w:val="24"/>
                     </w:rPr>
                     <m:t>jω</m:t>
                   </m:r>
@@ -3306,6 +4799,8 @@
                     </m:rPr>
                     <w:rPr>
                       <w:rFonts w:ascii="Cambria Math" w:hAnsi="Cambria Math"/>
+                      <w:sz w:val="28"/>
+                      <w:szCs w:val="24"/>
                     </w:rPr>
                     <m:t>)</m:t>
                   </m:r>
@@ -3314,6 +4809,8 @@
                   <m:r>
                     <w:rPr>
                       <w:rFonts w:ascii="Cambria Math" w:eastAsiaTheme="minorEastAsia" w:hAnsi="Cambria Math"/>
+                      <w:sz w:val="28"/>
+                      <w:szCs w:val="24"/>
                     </w:rPr>
                     <m:t>4</m:t>
                   </m:r>
@@ -3322,6 +4819,8 @@
               <m:r>
                 <w:rPr>
                   <w:rFonts w:ascii="Cambria Math" w:eastAsiaTheme="minorEastAsia" w:hAnsi="Cambria Math"/>
+                  <w:sz w:val="28"/>
+                  <w:szCs w:val="24"/>
                 </w:rPr>
                 <m:t>+0,1</m:t>
               </m:r>
@@ -3331,6 +4830,8 @@
                     <w:rPr>
                       <w:rFonts w:ascii="Cambria Math" w:eastAsiaTheme="minorEastAsia" w:hAnsi="Cambria Math"/>
                       <w:i/>
+                      <w:sz w:val="28"/>
+                      <w:szCs w:val="24"/>
                     </w:rPr>
                   </m:ctrlPr>
                 </m:sSupPr>
@@ -3341,12 +4842,16 @@
                     </m:rPr>
                     <w:rPr>
                       <w:rFonts w:ascii="Cambria Math" w:hAnsi="Cambria Math"/>
+                      <w:sz w:val="28"/>
+                      <w:szCs w:val="24"/>
                     </w:rPr>
                     <m:t>(</m:t>
                   </m:r>
                   <m:r>
                     <w:rPr>
                       <w:rFonts w:ascii="Cambria Math" w:hAnsi="Cambria Math"/>
+                      <w:sz w:val="28"/>
+                      <w:szCs w:val="24"/>
                     </w:rPr>
                     <m:t>jω</m:t>
                   </m:r>
@@ -3356,6 +4861,8 @@
                     </m:rPr>
                     <w:rPr>
                       <w:rFonts w:ascii="Cambria Math" w:hAnsi="Cambria Math"/>
+                      <w:sz w:val="28"/>
+                      <w:szCs w:val="24"/>
                     </w:rPr>
                     <m:t>)</m:t>
                   </m:r>
@@ -3364,6 +4871,8 @@
                   <m:r>
                     <w:rPr>
                       <w:rFonts w:ascii="Cambria Math" w:eastAsiaTheme="minorEastAsia" w:hAnsi="Cambria Math"/>
+                      <w:sz w:val="28"/>
+                      <w:szCs w:val="24"/>
                     </w:rPr>
                     <m:t>3</m:t>
                   </m:r>
@@ -3372,6 +4881,8 @@
               <m:r>
                 <w:rPr>
                   <w:rFonts w:ascii="Cambria Math" w:eastAsiaTheme="minorEastAsia" w:hAnsi="Cambria Math"/>
+                  <w:sz w:val="28"/>
+                  <w:szCs w:val="24"/>
                 </w:rPr>
                 <m:t>+</m:t>
               </m:r>
@@ -3381,6 +4892,8 @@
                     <w:rPr>
                       <w:rFonts w:ascii="Cambria Math" w:eastAsiaTheme="minorEastAsia" w:hAnsi="Cambria Math"/>
                       <w:i/>
+                      <w:sz w:val="28"/>
+                      <w:szCs w:val="24"/>
                     </w:rPr>
                   </m:ctrlPr>
                 </m:sSupPr>
@@ -3391,12 +4904,16 @@
                     </m:rPr>
                     <w:rPr>
                       <w:rFonts w:ascii="Cambria Math" w:hAnsi="Cambria Math"/>
+                      <w:sz w:val="28"/>
+                      <w:szCs w:val="24"/>
                     </w:rPr>
                     <m:t>(</m:t>
                   </m:r>
                   <m:r>
                     <w:rPr>
                       <w:rFonts w:ascii="Cambria Math" w:hAnsi="Cambria Math"/>
+                      <w:sz w:val="28"/>
+                      <w:szCs w:val="24"/>
                     </w:rPr>
                     <m:t>jω</m:t>
                   </m:r>
@@ -3406,6 +4923,8 @@
                     </m:rPr>
                     <w:rPr>
                       <w:rFonts w:ascii="Cambria Math" w:hAnsi="Cambria Math"/>
+                      <w:sz w:val="28"/>
+                      <w:szCs w:val="24"/>
                     </w:rPr>
                     <m:t>)</m:t>
                   </m:r>
@@ -3414,6 +4933,8 @@
                   <m:r>
                     <w:rPr>
                       <w:rFonts w:ascii="Cambria Math" w:eastAsiaTheme="minorEastAsia" w:hAnsi="Cambria Math"/>
+                      <w:sz w:val="28"/>
+                      <w:szCs w:val="24"/>
                     </w:rPr>
                     <m:t>2</m:t>
                   </m:r>
@@ -3422,18 +4943,24 @@
               <m:r>
                 <w:rPr>
                   <w:rFonts w:ascii="Cambria Math" w:eastAsiaTheme="minorEastAsia" w:hAnsi="Cambria Math"/>
+                  <w:sz w:val="28"/>
+                  <w:szCs w:val="24"/>
                 </w:rPr>
                 <m:t>+</m:t>
               </m:r>
               <m:r>
                 <w:rPr>
                   <w:rFonts w:ascii="Cambria Math" w:hAnsi="Cambria Math"/>
+                  <w:sz w:val="28"/>
+                  <w:szCs w:val="24"/>
                 </w:rPr>
                 <m:t>jω</m:t>
               </m:r>
               <m:r>
                 <w:rPr>
                   <w:rFonts w:ascii="Cambria Math" w:eastAsiaTheme="minorEastAsia" w:hAnsi="Cambria Math"/>
+                  <w:sz w:val="28"/>
+                  <w:szCs w:val="24"/>
                 </w:rPr>
                 <m:t>+1</m:t>
               </m:r>
@@ -3445,6 +4972,8 @@
             </m:rPr>
             <w:rPr>
               <w:rFonts w:ascii="Cambria Math" w:hAnsi="Cambria Math"/>
+              <w:sz w:val="28"/>
+              <w:szCs w:val="24"/>
             </w:rPr>
             <m:t>= =</m:t>
           </m:r>
@@ -3453,6 +4982,8 @@
               <m:ctrlPr>
                 <w:rPr>
                   <w:rFonts w:ascii="Cambria Math" w:hAnsi="Cambria Math"/>
+                  <w:sz w:val="28"/>
+                  <w:szCs w:val="24"/>
                 </w:rPr>
               </m:ctrlPr>
             </m:fPr>
@@ -3463,6 +4994,8 @@
                 </m:rPr>
                 <w:rPr>
                   <w:rFonts w:ascii="Cambria Math" w:hAnsi="Cambria Math"/>
+                  <w:sz w:val="28"/>
+                  <w:szCs w:val="24"/>
                 </w:rPr>
                 <m:t xml:space="preserve">1 </m:t>
               </m:r>
@@ -3471,6 +5004,8 @@
               <m:r>
                 <w:rPr>
                   <w:rFonts w:ascii="Cambria Math" w:eastAsiaTheme="minorEastAsia" w:hAnsi="Cambria Math"/>
+                  <w:sz w:val="28"/>
+                  <w:szCs w:val="24"/>
                 </w:rPr>
                 <m:t>0,05</m:t>
               </m:r>
@@ -3480,6 +5015,8 @@
                     <w:rPr>
                       <w:rFonts w:ascii="Cambria Math" w:hAnsi="Cambria Math"/>
                       <w:i/>
+                      <w:sz w:val="28"/>
+                      <w:szCs w:val="24"/>
                     </w:rPr>
                   </m:ctrlPr>
                 </m:sSupPr>
@@ -3487,6 +5024,8 @@
                   <m:r>
                     <w:rPr>
                       <w:rFonts w:ascii="Cambria Math" w:hAnsi="Cambria Math"/>
+                      <w:sz w:val="28"/>
+                      <w:szCs w:val="24"/>
                     </w:rPr>
                     <m:t>ω</m:t>
                   </m:r>
@@ -3495,6 +5034,8 @@
                   <m:r>
                     <w:rPr>
                       <w:rFonts w:ascii="Cambria Math" w:eastAsiaTheme="minorEastAsia" w:hAnsi="Cambria Math"/>
+                      <w:sz w:val="28"/>
+                      <w:szCs w:val="24"/>
                     </w:rPr>
                     <m:t>4</m:t>
                   </m:r>
@@ -3506,12 +5047,16 @@
                 </m:rPr>
                 <w:rPr>
                   <w:rFonts w:ascii="Cambria Math" w:hAnsi="Cambria Math"/>
+                  <w:sz w:val="28"/>
+                  <w:szCs w:val="24"/>
                 </w:rPr>
                 <m:t>-</m:t>
               </m:r>
               <m:r>
                 <w:rPr>
                   <w:rFonts w:ascii="Cambria Math" w:eastAsiaTheme="minorEastAsia" w:hAnsi="Cambria Math"/>
+                  <w:sz w:val="28"/>
+                  <w:szCs w:val="24"/>
                 </w:rPr>
                 <m:t>0,1</m:t>
               </m:r>
@@ -3521,6 +5066,8 @@
                     <w:rPr>
                       <w:rFonts w:ascii="Cambria Math" w:eastAsiaTheme="minorEastAsia" w:hAnsi="Cambria Math"/>
                       <w:i/>
+                      <w:sz w:val="28"/>
+                      <w:szCs w:val="24"/>
                     </w:rPr>
                   </m:ctrlPr>
                 </m:sSupPr>
@@ -3528,6 +5075,8 @@
                   <m:r>
                     <w:rPr>
                       <w:rFonts w:ascii="Cambria Math" w:hAnsi="Cambria Math"/>
+                      <w:sz w:val="28"/>
+                      <w:szCs w:val="24"/>
                     </w:rPr>
                     <m:t>jω</m:t>
                   </m:r>
@@ -3536,6 +5085,8 @@
                   <m:r>
                     <w:rPr>
                       <w:rFonts w:ascii="Cambria Math" w:eastAsiaTheme="minorEastAsia" w:hAnsi="Cambria Math"/>
+                      <w:sz w:val="28"/>
+                      <w:szCs w:val="24"/>
                     </w:rPr>
                     <m:t>3</m:t>
                   </m:r>
@@ -3547,6 +5098,8 @@
                 </m:rPr>
                 <w:rPr>
                   <w:rFonts w:ascii="Cambria Math" w:hAnsi="Cambria Math"/>
+                  <w:sz w:val="28"/>
+                  <w:szCs w:val="24"/>
                 </w:rPr>
                 <m:t>-</m:t>
               </m:r>
@@ -3556,6 +5109,8 @@
                     <w:rPr>
                       <w:rFonts w:ascii="Cambria Math" w:eastAsiaTheme="minorEastAsia" w:hAnsi="Cambria Math"/>
                       <w:i/>
+                      <w:sz w:val="28"/>
+                      <w:szCs w:val="24"/>
                     </w:rPr>
                   </m:ctrlPr>
                 </m:sSupPr>
@@ -3563,6 +5118,8 @@
                   <m:r>
                     <w:rPr>
                       <w:rFonts w:ascii="Cambria Math" w:hAnsi="Cambria Math"/>
+                      <w:sz w:val="28"/>
+                      <w:szCs w:val="24"/>
                     </w:rPr>
                     <m:t>ω</m:t>
                   </m:r>
@@ -3571,6 +5128,8 @@
                   <m:r>
                     <w:rPr>
                       <w:rFonts w:ascii="Cambria Math" w:eastAsiaTheme="minorEastAsia" w:hAnsi="Cambria Math"/>
+                      <w:sz w:val="28"/>
+                      <w:szCs w:val="24"/>
                     </w:rPr>
                     <m:t>2</m:t>
                   </m:r>
@@ -3579,18 +5138,24 @@
               <m:r>
                 <w:rPr>
                   <w:rFonts w:ascii="Cambria Math" w:eastAsiaTheme="minorEastAsia" w:hAnsi="Cambria Math"/>
+                  <w:sz w:val="28"/>
+                  <w:szCs w:val="24"/>
                 </w:rPr>
                 <m:t>+</m:t>
               </m:r>
               <m:r>
                 <w:rPr>
                   <w:rFonts w:ascii="Cambria Math" w:hAnsi="Cambria Math"/>
+                  <w:sz w:val="28"/>
+                  <w:szCs w:val="24"/>
                 </w:rPr>
                 <m:t>jω</m:t>
               </m:r>
               <m:r>
                 <w:rPr>
                   <w:rFonts w:ascii="Cambria Math" w:eastAsiaTheme="minorEastAsia" w:hAnsi="Cambria Math"/>
+                  <w:sz w:val="28"/>
+                  <w:szCs w:val="24"/>
                 </w:rPr>
                 <m:t>+1</m:t>
               </m:r>
@@ -3602,6 +5167,8 @@
             </m:rPr>
             <w:rPr>
               <w:rFonts w:ascii="Cambria Math" w:hAnsi="Cambria Math"/>
+              <w:sz w:val="28"/>
+              <w:szCs w:val="24"/>
             </w:rPr>
             <m:t xml:space="preserve">= = </m:t>
           </m:r>
@@ -3610,6 +5177,8 @@
               <m:ctrlPr>
                 <w:rPr>
                   <w:rFonts w:ascii="Cambria Math" w:hAnsi="Cambria Math"/>
+                  <w:sz w:val="28"/>
+                  <w:szCs w:val="24"/>
                 </w:rPr>
               </m:ctrlPr>
             </m:fPr>
@@ -3620,6 +5189,8 @@
                 </m:rPr>
                 <w:rPr>
                   <w:rFonts w:ascii="Cambria Math" w:hAnsi="Cambria Math"/>
+                  <w:sz w:val="28"/>
+                  <w:szCs w:val="24"/>
                 </w:rPr>
                 <m:t>1</m:t>
               </m:r>
@@ -3631,12 +5202,16 @@
                 </m:rPr>
                 <w:rPr>
                   <w:rFonts w:ascii="Cambria Math" w:hAnsi="Cambria Math"/>
+                  <w:sz w:val="28"/>
+                  <w:szCs w:val="24"/>
                 </w:rPr>
                 <m:t>(</m:t>
               </m:r>
               <m:r>
                 <w:rPr>
                   <w:rFonts w:ascii="Cambria Math" w:eastAsiaTheme="minorEastAsia" w:hAnsi="Cambria Math"/>
+                  <w:sz w:val="28"/>
+                  <w:szCs w:val="24"/>
                 </w:rPr>
                 <m:t>0,05</m:t>
               </m:r>
@@ -3646,6 +5221,8 @@
                     <w:rPr>
                       <w:rFonts w:ascii="Cambria Math" w:hAnsi="Cambria Math"/>
                       <w:i/>
+                      <w:sz w:val="28"/>
+                      <w:szCs w:val="24"/>
                     </w:rPr>
                   </m:ctrlPr>
                 </m:sSupPr>
@@ -3653,6 +5230,8 @@
                   <m:r>
                     <w:rPr>
                       <w:rFonts w:ascii="Cambria Math" w:hAnsi="Cambria Math"/>
+                      <w:sz w:val="28"/>
+                      <w:szCs w:val="24"/>
                     </w:rPr>
                     <m:t>ω</m:t>
                   </m:r>
@@ -3661,6 +5240,8 @@
                   <m:r>
                     <w:rPr>
                       <w:rFonts w:ascii="Cambria Math" w:eastAsiaTheme="minorEastAsia" w:hAnsi="Cambria Math"/>
+                      <w:sz w:val="28"/>
+                      <w:szCs w:val="24"/>
                     </w:rPr>
                     <m:t>4</m:t>
                   </m:r>
@@ -3672,12 +5253,16 @@
                 </m:rPr>
                 <w:rPr>
                   <w:rFonts w:ascii="Cambria Math" w:hAnsi="Cambria Math"/>
+                  <w:sz w:val="28"/>
+                  <w:szCs w:val="24"/>
                 </w:rPr>
                 <m:t xml:space="preserve"> - </m:t>
               </m:r>
               <m:r>
                 <w:rPr>
                   <w:rFonts w:ascii="Cambria Math" w:hAnsi="Cambria Math"/>
+                  <w:sz w:val="28"/>
+                  <w:szCs w:val="24"/>
                 </w:rPr>
                 <m:t>ω</m:t>
               </m:r>
@@ -3687,12 +5272,16 @@
                 </m:rPr>
                 <w:rPr>
                   <w:rFonts w:ascii="Cambria Math" w:hAnsi="Cambria Math"/>
+                  <w:sz w:val="28"/>
+                  <w:szCs w:val="24"/>
                 </w:rPr>
                 <m:t xml:space="preserve">²+1) + </m:t>
               </m:r>
               <m:r>
                 <w:rPr>
                   <w:rFonts w:ascii="Cambria Math" w:hAnsi="Cambria Math"/>
+                  <w:sz w:val="28"/>
+                  <w:szCs w:val="24"/>
                 </w:rPr>
                 <m:t>j</m:t>
               </m:r>
@@ -3702,12 +5291,16 @@
                 </m:rPr>
                 <w:rPr>
                   <w:rFonts w:ascii="Cambria Math" w:hAnsi="Cambria Math"/>
+                  <w:sz w:val="28"/>
+                  <w:szCs w:val="24"/>
                 </w:rPr>
                 <m:t>(</m:t>
               </m:r>
               <m:r>
                 <w:rPr>
                   <w:rFonts w:ascii="Cambria Math" w:hAnsi="Cambria Math"/>
+                  <w:sz w:val="28"/>
+                  <w:szCs w:val="24"/>
                 </w:rPr>
                 <m:t>ω</m:t>
               </m:r>
@@ -3717,12 +5310,16 @@
                 </m:rPr>
                 <w:rPr>
                   <w:rFonts w:ascii="Cambria Math" w:hAnsi="Cambria Math"/>
+                  <w:sz w:val="28"/>
+                  <w:szCs w:val="24"/>
                 </w:rPr>
                 <m:t>-</m:t>
               </m:r>
               <m:r>
                 <w:rPr>
                   <w:rFonts w:ascii="Cambria Math" w:eastAsiaTheme="minorEastAsia" w:hAnsi="Cambria Math"/>
+                  <w:sz w:val="28"/>
+                  <w:szCs w:val="24"/>
                 </w:rPr>
                 <m:t>0,1</m:t>
               </m:r>
@@ -3732,6 +5329,8 @@
                     <w:rPr>
                       <w:rFonts w:ascii="Cambria Math" w:eastAsiaTheme="minorEastAsia" w:hAnsi="Cambria Math"/>
                       <w:i/>
+                      <w:sz w:val="28"/>
+                      <w:szCs w:val="24"/>
                     </w:rPr>
                   </m:ctrlPr>
                 </m:sSupPr>
@@ -3739,6 +5338,8 @@
                   <m:r>
                     <w:rPr>
                       <w:rFonts w:ascii="Cambria Math" w:hAnsi="Cambria Math"/>
+                      <w:sz w:val="28"/>
+                      <w:szCs w:val="24"/>
                     </w:rPr>
                     <m:t>ω</m:t>
                   </m:r>
@@ -3747,6 +5348,8 @@
                   <m:r>
                     <w:rPr>
                       <w:rFonts w:ascii="Cambria Math" w:eastAsiaTheme="minorEastAsia" w:hAnsi="Cambria Math"/>
+                      <w:sz w:val="28"/>
+                      <w:szCs w:val="24"/>
                     </w:rPr>
                     <m:t>3</m:t>
                   </m:r>
@@ -3758,6 +5361,8 @@
                 </m:rPr>
                 <w:rPr>
                   <w:rFonts w:ascii="Cambria Math" w:hAnsi="Cambria Math"/>
+                  <w:sz w:val="28"/>
+                  <w:szCs w:val="24"/>
                 </w:rPr>
                 <m:t>)</m:t>
               </m:r>
@@ -3772,24 +5377,24 @@
         <w:rPr>
           <w:rFonts w:eastAsiaTheme="minorEastAsia"/>
           <w:i/>
+          <w:sz w:val="28"/>
+          <w:szCs w:val="24"/>
         </w:rPr>
       </w:pPr>
       <w:r>
         <w:rPr>
           <w:rFonts w:eastAsiaTheme="minorEastAsia"/>
-        </w:rPr>
-        <w:t>Обозначим</w:t>
-      </w:r>
-      <w:r>
-        <w:rPr>
-          <w:rFonts w:eastAsiaTheme="minorEastAsia"/>
-        </w:rPr>
-        <w:t xml:space="preserve">: </w:t>
+          <w:sz w:val="28"/>
+          <w:szCs w:val="24"/>
+        </w:rPr>
+        <w:t xml:space="preserve">Обозначим: </w:t>
       </w:r>
       <m:oMath>
         <m:r>
           <w:rPr>
             <w:rFonts w:ascii="Cambria Math" w:eastAsiaTheme="minorEastAsia" w:hAnsi="Cambria Math"/>
+            <w:sz w:val="28"/>
+            <w:szCs w:val="24"/>
             <w:lang w:val="en-US"/>
           </w:rPr>
           <m:t>A</m:t>
@@ -3800,18 +5405,24 @@
           </m:rPr>
           <w:rPr>
             <w:rFonts w:ascii="Cambria Math" w:eastAsiaTheme="minorEastAsia" w:hAnsi="Cambria Math"/>
+            <w:sz w:val="28"/>
+            <w:szCs w:val="24"/>
           </w:rPr>
           <m:t>(</m:t>
         </m:r>
         <m:r>
           <w:rPr>
             <w:rFonts w:ascii="Cambria Math" w:hAnsi="Cambria Math"/>
+            <w:sz w:val="28"/>
+            <w:szCs w:val="24"/>
           </w:rPr>
           <m:t>ω)</m:t>
         </m:r>
         <m:r>
           <w:rPr>
             <w:rFonts w:ascii="Cambria Math" w:eastAsiaTheme="minorEastAsia" w:hAnsi="Cambria Math"/>
+            <w:sz w:val="28"/>
+            <w:szCs w:val="24"/>
           </w:rPr>
           <m:t>=0,05</m:t>
         </m:r>
@@ -3821,6 +5432,8 @@
               <w:rPr>
                 <w:rFonts w:ascii="Cambria Math" w:hAnsi="Cambria Math"/>
                 <w:i/>
+                <w:sz w:val="28"/>
+                <w:szCs w:val="24"/>
               </w:rPr>
             </m:ctrlPr>
           </m:sSupPr>
@@ -3828,6 +5441,8 @@
             <m:r>
               <w:rPr>
                 <w:rFonts w:ascii="Cambria Math" w:hAnsi="Cambria Math"/>
+                <w:sz w:val="28"/>
+                <w:szCs w:val="24"/>
               </w:rPr>
               <m:t>ω</m:t>
             </m:r>
@@ -3836,6 +5451,8 @@
             <m:r>
               <w:rPr>
                 <w:rFonts w:ascii="Cambria Math" w:eastAsiaTheme="minorEastAsia" w:hAnsi="Cambria Math"/>
+                <w:sz w:val="28"/>
+                <w:szCs w:val="24"/>
               </w:rPr>
               <m:t>4</m:t>
             </m:r>
@@ -3847,12 +5464,16 @@
           </m:rPr>
           <w:rPr>
             <w:rFonts w:ascii="Cambria Math" w:hAnsi="Cambria Math"/>
+            <w:sz w:val="28"/>
+            <w:szCs w:val="24"/>
           </w:rPr>
           <m:t xml:space="preserve"> - </m:t>
         </m:r>
         <m:r>
           <w:rPr>
             <w:rFonts w:ascii="Cambria Math" w:hAnsi="Cambria Math"/>
+            <w:sz w:val="28"/>
+            <w:szCs w:val="24"/>
           </w:rPr>
           <m:t>ω</m:t>
         </m:r>
@@ -3862,6 +5483,8 @@
           </m:rPr>
           <w:rPr>
             <w:rFonts w:ascii="Cambria Math" w:hAnsi="Cambria Math"/>
+            <w:sz w:val="28"/>
+            <w:szCs w:val="24"/>
           </w:rPr>
           <m:t>²+1</m:t>
         </m:r>
@@ -3869,6 +5492,8 @@
       <w:r>
         <w:rPr>
           <w:rFonts w:eastAsiaTheme="minorEastAsia"/>
+          <w:sz w:val="28"/>
+          <w:szCs w:val="24"/>
         </w:rPr>
         <w:t xml:space="preserve">; </w:t>
       </w:r>
@@ -3876,12 +5501,16 @@
         <m:r>
           <w:rPr>
             <w:rFonts w:ascii="Cambria Math" w:eastAsiaTheme="minorEastAsia" w:hAnsi="Cambria Math"/>
+            <w:sz w:val="28"/>
+            <w:szCs w:val="24"/>
           </w:rPr>
           <m:t>B(</m:t>
         </m:r>
         <m:r>
           <w:rPr>
             <w:rFonts w:ascii="Cambria Math" w:hAnsi="Cambria Math"/>
+            <w:sz w:val="28"/>
+            <w:szCs w:val="24"/>
           </w:rPr>
           <m:t>ω)=ω</m:t>
         </m:r>
@@ -3891,12 +5520,16 @@
           </m:rPr>
           <w:rPr>
             <w:rFonts w:ascii="Cambria Math" w:hAnsi="Cambria Math"/>
+            <w:sz w:val="28"/>
+            <w:szCs w:val="24"/>
           </w:rPr>
           <m:t>-</m:t>
         </m:r>
         <m:r>
           <w:rPr>
             <w:rFonts w:ascii="Cambria Math" w:eastAsiaTheme="minorEastAsia" w:hAnsi="Cambria Math"/>
+            <w:sz w:val="28"/>
+            <w:szCs w:val="24"/>
           </w:rPr>
           <m:t>0,1</m:t>
         </m:r>
@@ -3906,6 +5539,8 @@
               <w:rPr>
                 <w:rFonts w:ascii="Cambria Math" w:eastAsiaTheme="minorEastAsia" w:hAnsi="Cambria Math"/>
                 <w:i/>
+                <w:sz w:val="28"/>
+                <w:szCs w:val="24"/>
               </w:rPr>
             </m:ctrlPr>
           </m:sSupPr>
@@ -3913,6 +5548,8 @@
             <m:r>
               <w:rPr>
                 <w:rFonts w:ascii="Cambria Math" w:hAnsi="Cambria Math"/>
+                <w:sz w:val="28"/>
+                <w:szCs w:val="24"/>
               </w:rPr>
               <m:t>ω</m:t>
             </m:r>
@@ -3921,6 +5558,8 @@
             <m:r>
               <w:rPr>
                 <w:rFonts w:ascii="Cambria Math" w:eastAsiaTheme="minorEastAsia" w:hAnsi="Cambria Math"/>
+                <w:sz w:val="28"/>
+                <w:szCs w:val="24"/>
               </w:rPr>
               <m:t>3</m:t>
             </m:r>
@@ -3930,6 +5569,8 @@
       <w:r>
         <w:rPr>
           <w:rFonts w:eastAsiaTheme="minorEastAsia"/>
+          <w:sz w:val="28"/>
+          <w:szCs w:val="24"/>
         </w:rPr>
         <w:t>.</w:t>
       </w:r>
@@ -3937,11 +5578,37 @@
     <w:p>
       <w:pPr>
         <w:pStyle w:val="a3"/>
-      </w:pPr>
-      <w:r>
-        <w:t>Умножим числитель и знаменатель на комплексно-сопряжённое знаменателя</w:t>
-      </w:r>
-      <w:r>
+        <w:rPr>
+          <w:sz w:val="28"/>
+          <w:szCs w:val="24"/>
+        </w:rPr>
+      </w:pPr>
+      <w:r>
+        <w:rPr>
+          <w:sz w:val="28"/>
+          <w:szCs w:val="24"/>
+        </w:rPr>
+        <w:t>Умнож</w:t>
+      </w:r>
+      <w:r>
+        <w:rPr>
+          <w:sz w:val="28"/>
+          <w:szCs w:val="24"/>
+        </w:rPr>
+        <w:t>аем</w:t>
+      </w:r>
+      <w:r>
+        <w:rPr>
+          <w:sz w:val="28"/>
+          <w:szCs w:val="24"/>
+        </w:rPr>
+        <w:t xml:space="preserve"> числитель и знаменатель на комплексно-сопряжённое</w:t>
+      </w:r>
+      <w:r>
+        <w:rPr>
+          <w:sz w:val="28"/>
+          <w:szCs w:val="24"/>
+        </w:rPr>
         <w:t>:</w:t>
       </w:r>
     </w:p>
@@ -3951,6 +5618,8 @@
         <w:rPr>
           <w:rFonts w:eastAsiaTheme="minorEastAsia"/>
           <w:i/>
+          <w:sz w:val="28"/>
+          <w:szCs w:val="24"/>
         </w:rPr>
       </w:pPr>
       <m:oMathPara>
@@ -3960,6 +5629,8 @@
               <m:ctrlPr>
                 <w:rPr>
                   <w:rFonts w:ascii="Cambria Math" w:hAnsi="Cambria Math"/>
+                  <w:sz w:val="28"/>
+                  <w:szCs w:val="24"/>
                 </w:rPr>
               </m:ctrlPr>
             </m:sSubPr>
@@ -3967,6 +5638,8 @@
               <m:r>
                 <w:rPr>
                   <w:rFonts w:ascii="Cambria Math" w:hAnsi="Cambria Math"/>
+                  <w:sz w:val="28"/>
+                  <w:szCs w:val="24"/>
                 </w:rPr>
                 <m:t>W</m:t>
               </m:r>
@@ -3975,6 +5648,8 @@
               <m:r>
                 <w:rPr>
                   <w:rFonts w:ascii="Cambria Math" w:hAnsi="Cambria Math"/>
+                  <w:sz w:val="28"/>
+                  <w:szCs w:val="24"/>
                 </w:rPr>
                 <m:t>р</m:t>
               </m:r>
@@ -3985,6 +5660,8 @@
               <m:ctrlPr>
                 <w:rPr>
                   <w:rFonts w:ascii="Cambria Math" w:hAnsi="Cambria Math"/>
+                  <w:sz w:val="28"/>
+                  <w:szCs w:val="24"/>
                 </w:rPr>
               </m:ctrlPr>
             </m:dPr>
@@ -3992,6 +5669,8 @@
               <m:r>
                 <w:rPr>
                   <w:rFonts w:ascii="Cambria Math" w:hAnsi="Cambria Math"/>
+                  <w:sz w:val="28"/>
+                  <w:szCs w:val="24"/>
                 </w:rPr>
                 <m:t>jω</m:t>
               </m:r>
@@ -4000,6 +5679,8 @@
           <m:r>
             <w:rPr>
               <w:rFonts w:ascii="Cambria Math" w:hAnsi="Cambria Math"/>
+              <w:sz w:val="28"/>
+              <w:szCs w:val="24"/>
             </w:rPr>
             <m:t>=</m:t>
           </m:r>
@@ -4009,6 +5690,8 @@
                 <w:rPr>
                   <w:rFonts w:ascii="Cambria Math" w:hAnsi="Cambria Math"/>
                   <w:i/>
+                  <w:sz w:val="28"/>
+                  <w:szCs w:val="24"/>
                 </w:rPr>
               </m:ctrlPr>
             </m:fPr>
@@ -4016,6 +5699,8 @@
               <m:r>
                 <w:rPr>
                   <w:rFonts w:ascii="Cambria Math" w:eastAsiaTheme="minorEastAsia" w:hAnsi="Cambria Math"/>
+                  <w:sz w:val="28"/>
+                  <w:szCs w:val="24"/>
                   <w:lang w:val="en-US"/>
                 </w:rPr>
                 <m:t>A</m:t>
@@ -4026,12 +5711,16 @@
                 </m:rPr>
                 <w:rPr>
                   <w:rFonts w:ascii="Cambria Math" w:eastAsiaTheme="minorEastAsia" w:hAnsi="Cambria Math"/>
+                  <w:sz w:val="28"/>
+                  <w:szCs w:val="24"/>
                 </w:rPr>
                 <m:t>(</m:t>
               </m:r>
               <m:r>
                 <w:rPr>
                   <w:rFonts w:ascii="Cambria Math" w:hAnsi="Cambria Math"/>
+                  <w:sz w:val="28"/>
+                  <w:szCs w:val="24"/>
                 </w:rPr>
                 <m:t>ω)</m:t>
               </m:r>
@@ -4041,24 +5730,32 @@
                 </m:rPr>
                 <w:rPr>
                   <w:rFonts w:ascii="Cambria Math" w:hAnsi="Cambria Math"/>
+                  <w:sz w:val="28"/>
+                  <w:szCs w:val="24"/>
                 </w:rPr>
                 <m:t>-</m:t>
               </m:r>
               <m:r>
                 <w:rPr>
                   <w:rFonts w:ascii="Cambria Math" w:hAnsi="Cambria Math"/>
+                  <w:sz w:val="28"/>
+                  <w:szCs w:val="24"/>
                 </w:rPr>
                 <m:t>j</m:t>
               </m:r>
               <m:r>
                 <w:rPr>
                   <w:rFonts w:ascii="Cambria Math" w:eastAsiaTheme="minorEastAsia" w:hAnsi="Cambria Math"/>
+                  <w:sz w:val="28"/>
+                  <w:szCs w:val="24"/>
                 </w:rPr>
                 <m:t>B(</m:t>
               </m:r>
               <m:r>
                 <w:rPr>
                   <w:rFonts w:ascii="Cambria Math" w:hAnsi="Cambria Math"/>
+                  <w:sz w:val="28"/>
+                  <w:szCs w:val="24"/>
                 </w:rPr>
                 <m:t>ω)</m:t>
               </m:r>
@@ -4070,6 +5767,8 @@
                     <w:rPr>
                       <w:rFonts w:ascii="Cambria Math" w:eastAsiaTheme="minorEastAsia" w:hAnsi="Cambria Math"/>
                       <w:i/>
+                      <w:sz w:val="28"/>
+                      <w:szCs w:val="24"/>
                       <w:lang w:val="en-US"/>
                     </w:rPr>
                   </m:ctrlPr>
@@ -4078,6 +5777,8 @@
                   <m:r>
                     <w:rPr>
                       <w:rFonts w:ascii="Cambria Math" w:eastAsiaTheme="minorEastAsia" w:hAnsi="Cambria Math"/>
+                      <w:sz w:val="28"/>
+                      <w:szCs w:val="24"/>
                       <w:lang w:val="en-US"/>
                     </w:rPr>
                     <m:t>A</m:t>
@@ -4087,6 +5788,8 @@
                   <m:r>
                     <w:rPr>
                       <w:rFonts w:ascii="Cambria Math" w:eastAsiaTheme="minorEastAsia" w:hAnsi="Cambria Math"/>
+                      <w:sz w:val="28"/>
+                      <w:szCs w:val="24"/>
                       <w:lang w:val="en-US"/>
                     </w:rPr>
                     <m:t>2</m:t>
@@ -4099,12 +5802,16 @@
                 </m:rPr>
                 <w:rPr>
                   <w:rFonts w:ascii="Cambria Math" w:eastAsiaTheme="minorEastAsia" w:hAnsi="Cambria Math"/>
+                  <w:sz w:val="28"/>
+                  <w:szCs w:val="24"/>
                 </w:rPr>
                 <m:t>(</m:t>
               </m:r>
               <m:r>
                 <w:rPr>
                   <w:rFonts w:ascii="Cambria Math" w:hAnsi="Cambria Math"/>
+                  <w:sz w:val="28"/>
+                  <w:szCs w:val="24"/>
                 </w:rPr>
                 <m:t>ω)+</m:t>
               </m:r>
@@ -4114,6 +5821,8 @@
                     <w:rPr>
                       <w:rFonts w:ascii="Cambria Math" w:eastAsiaTheme="minorEastAsia" w:hAnsi="Cambria Math"/>
                       <w:i/>
+                      <w:sz w:val="28"/>
+                      <w:szCs w:val="24"/>
                     </w:rPr>
                   </m:ctrlPr>
                 </m:sSupPr>
@@ -4121,6 +5830,8 @@
                   <m:r>
                     <w:rPr>
                       <w:rFonts w:ascii="Cambria Math" w:eastAsiaTheme="minorEastAsia" w:hAnsi="Cambria Math"/>
+                      <w:sz w:val="28"/>
+                      <w:szCs w:val="24"/>
                     </w:rPr>
                     <m:t>B</m:t>
                   </m:r>
@@ -4129,6 +5840,8 @@
                   <m:r>
                     <w:rPr>
                       <w:rFonts w:ascii="Cambria Math" w:eastAsiaTheme="minorEastAsia" w:hAnsi="Cambria Math"/>
+                      <w:sz w:val="28"/>
+                      <w:szCs w:val="24"/>
                     </w:rPr>
                     <m:t>2</m:t>
                   </m:r>
@@ -4137,12 +5850,16 @@
               <m:r>
                 <w:rPr>
                   <w:rFonts w:ascii="Cambria Math" w:eastAsiaTheme="minorEastAsia" w:hAnsi="Cambria Math"/>
+                  <w:sz w:val="28"/>
+                  <w:szCs w:val="24"/>
                 </w:rPr>
                 <m:t>(</m:t>
               </m:r>
               <m:r>
                 <w:rPr>
                   <w:rFonts w:ascii="Cambria Math" w:hAnsi="Cambria Math"/>
+                  <w:sz w:val="28"/>
+                  <w:szCs w:val="24"/>
                 </w:rPr>
                 <m:t>ω)</m:t>
               </m:r>
@@ -4151,6 +5868,80 @@
           <m:r>
             <w:rPr>
               <w:rFonts w:ascii="Cambria Math" w:hAnsi="Cambria Math"/>
+              <w:sz w:val="28"/>
+              <w:szCs w:val="24"/>
+            </w:rPr>
+            <m:t>=</m:t>
+          </m:r>
+          <m:r>
+            <w:rPr>
+              <w:rFonts w:ascii="Cambria Math" w:hAnsi="Cambria Math"/>
+              <w:sz w:val="28"/>
+              <w:szCs w:val="24"/>
+              <w:lang w:val="en-US"/>
+            </w:rPr>
+            <m:t>P</m:t>
+          </m:r>
+          <m:d>
+            <m:dPr>
+              <m:ctrlPr>
+                <w:rPr>
+                  <w:rFonts w:ascii="Cambria Math" w:hAnsi="Cambria Math"/>
+                  <w:i/>
+                  <w:sz w:val="28"/>
+                  <w:szCs w:val="24"/>
+                  <w:lang w:val="en-US"/>
+                </w:rPr>
+              </m:ctrlPr>
+            </m:dPr>
+            <m:e>
+              <m:r>
+                <w:rPr>
+                  <w:rFonts w:ascii="Cambria Math" w:hAnsi="Cambria Math"/>
+                  <w:sz w:val="28"/>
+                  <w:szCs w:val="24"/>
+                </w:rPr>
+                <m:t>ω</m:t>
+              </m:r>
+              <m:ctrlPr>
+                <w:rPr>
+                  <w:rFonts w:ascii="Cambria Math" w:hAnsi="Cambria Math"/>
+                  <w:i/>
+                  <w:sz w:val="28"/>
+                  <w:szCs w:val="24"/>
+                </w:rPr>
+              </m:ctrlPr>
+            </m:e>
+          </m:d>
+          <m:r>
+            <w:rPr>
+              <w:rFonts w:ascii="Cambria Math" w:hAnsi="Cambria Math"/>
+              <w:sz w:val="28"/>
+              <w:szCs w:val="24"/>
+            </w:rPr>
+            <m:t>+jQ(</m:t>
+          </m:r>
+          <m:r>
+            <w:rPr>
+              <w:rFonts w:ascii="Cambria Math" w:hAnsi="Cambria Math"/>
+              <w:sz w:val="28"/>
+              <w:szCs w:val="24"/>
+            </w:rPr>
+            <m:t>ω</m:t>
+          </m:r>
+          <m:r>
+            <w:rPr>
+              <w:rFonts w:ascii="Cambria Math" w:hAnsi="Cambria Math"/>
+              <w:sz w:val="28"/>
+              <w:szCs w:val="24"/>
+            </w:rPr>
+            <m:t>)</m:t>
+          </m:r>
+          <m:r>
+            <w:rPr>
+              <w:rFonts w:ascii="Cambria Math" w:hAnsi="Cambria Math"/>
+              <w:sz w:val="28"/>
+              <w:szCs w:val="24"/>
             </w:rPr>
             <m:t>.</m:t>
           </m:r>
@@ -4160,9 +5951,24 @@
     <w:p>
       <w:pPr>
         <w:pStyle w:val="a3"/>
-      </w:pPr>
-      <w:r>
-        <w:t>Отсюда вещественная и мнимая части:</w:t>
+        <w:rPr>
+          <w:sz w:val="28"/>
+          <w:szCs w:val="24"/>
+        </w:rPr>
+      </w:pPr>
+      <w:r>
+        <w:rPr>
+          <w:sz w:val="28"/>
+          <w:szCs w:val="24"/>
+        </w:rPr>
+        <w:t>Тогда</w:t>
+      </w:r>
+      <w:r>
+        <w:rPr>
+          <w:sz w:val="28"/>
+          <w:szCs w:val="24"/>
+        </w:rPr>
+        <w:t xml:space="preserve"> вещественная и мнимая части:</w:t>
       </w:r>
     </w:p>
     <w:p>
@@ -4170,7 +5976,8 @@
         <w:pStyle w:val="a3"/>
         <w:rPr>
           <w:rFonts w:eastAsiaTheme="minorEastAsia"/>
-          <w:i/>
+          <w:sz w:val="28"/>
+          <w:szCs w:val="24"/>
         </w:rPr>
       </w:pPr>
       <m:oMathPara>
@@ -4178,24 +5985,48 @@
           <m:r>
             <w:rPr>
               <w:rFonts w:ascii="Cambria Math" w:eastAsiaTheme="minorEastAsia" w:hAnsi="Cambria Math"/>
+              <w:sz w:val="28"/>
+              <w:szCs w:val="24"/>
               <w:lang w:val="en-US"/>
             </w:rPr>
             <m:t>P</m:t>
           </m:r>
-          <m:r>
-            <m:rPr>
-              <m:sty m:val="p"/>
-            </m:rPr>
-            <w:rPr>
-              <w:rFonts w:ascii="Cambria Math" w:eastAsiaTheme="minorEastAsia" w:hAnsi="Cambria Math"/>
-            </w:rPr>
-            <m:t>(</m:t>
-          </m:r>
+          <m:d>
+            <m:dPr>
+              <m:ctrlPr>
+                <w:rPr>
+                  <w:rFonts w:ascii="Cambria Math" w:eastAsiaTheme="minorEastAsia" w:hAnsi="Cambria Math"/>
+                  <w:sz w:val="28"/>
+                  <w:szCs w:val="24"/>
+                </w:rPr>
+              </m:ctrlPr>
+            </m:dPr>
+            <m:e>
+              <m:r>
+                <w:rPr>
+                  <w:rFonts w:ascii="Cambria Math" w:hAnsi="Cambria Math"/>
+                  <w:sz w:val="28"/>
+                  <w:szCs w:val="24"/>
+                </w:rPr>
+                <m:t>ω</m:t>
+              </m:r>
+              <m:ctrlPr>
+                <w:rPr>
+                  <w:rFonts w:ascii="Cambria Math" w:hAnsi="Cambria Math"/>
+                  <w:i/>
+                  <w:sz w:val="28"/>
+                  <w:szCs w:val="24"/>
+                </w:rPr>
+              </m:ctrlPr>
+            </m:e>
+          </m:d>
           <m:r>
             <w:rPr>
               <w:rFonts w:ascii="Cambria Math" w:hAnsi="Cambria Math"/>
+              <w:sz w:val="28"/>
+              <w:szCs w:val="24"/>
             </w:rPr>
-            <m:t>ω)=</m:t>
+            <m:t>=</m:t>
           </m:r>
           <m:f>
             <m:fPr>
@@ -4203,6 +6034,8 @@
                 <w:rPr>
                   <w:rFonts w:ascii="Cambria Math" w:hAnsi="Cambria Math"/>
                   <w:i/>
+                  <w:sz w:val="28"/>
+                  <w:szCs w:val="24"/>
                 </w:rPr>
               </m:ctrlPr>
             </m:fPr>
@@ -4210,25 +6043,41 @@
               <m:r>
                 <w:rPr>
                   <w:rFonts w:ascii="Cambria Math" w:eastAsiaTheme="minorEastAsia" w:hAnsi="Cambria Math"/>
+                  <w:sz w:val="28"/>
+                  <w:szCs w:val="24"/>
                   <w:lang w:val="en-US"/>
                 </w:rPr>
                 <m:t>A</m:t>
               </m:r>
-              <m:r>
-                <m:rPr>
-                  <m:sty m:val="p"/>
-                </m:rPr>
-                <w:rPr>
-                  <w:rFonts w:ascii="Cambria Math" w:eastAsiaTheme="minorEastAsia" w:hAnsi="Cambria Math"/>
-                </w:rPr>
-                <m:t>(</m:t>
-              </m:r>
-              <m:r>
-                <w:rPr>
-                  <w:rFonts w:ascii="Cambria Math" w:hAnsi="Cambria Math"/>
-                </w:rPr>
-                <m:t>ω)</m:t>
-              </m:r>
+              <m:d>
+                <m:dPr>
+                  <m:ctrlPr>
+                    <w:rPr>
+                      <w:rFonts w:ascii="Cambria Math" w:eastAsiaTheme="minorEastAsia" w:hAnsi="Cambria Math"/>
+                      <w:sz w:val="28"/>
+                      <w:szCs w:val="24"/>
+                    </w:rPr>
+                  </m:ctrlPr>
+                </m:dPr>
+                <m:e>
+                  <m:r>
+                    <w:rPr>
+                      <w:rFonts w:ascii="Cambria Math" w:hAnsi="Cambria Math"/>
+                      <w:sz w:val="28"/>
+                      <w:szCs w:val="24"/>
+                    </w:rPr>
+                    <m:t>ω</m:t>
+                  </m:r>
+                  <m:ctrlPr>
+                    <w:rPr>
+                      <w:rFonts w:ascii="Cambria Math" w:hAnsi="Cambria Math"/>
+                      <w:i/>
+                      <w:sz w:val="28"/>
+                      <w:szCs w:val="24"/>
+                    </w:rPr>
+                  </m:ctrlPr>
+                </m:e>
+              </m:d>
             </m:num>
             <m:den>
               <m:sSup>
@@ -4237,6 +6086,8 @@
                     <w:rPr>
                       <w:rFonts w:ascii="Cambria Math" w:eastAsiaTheme="minorEastAsia" w:hAnsi="Cambria Math"/>
                       <w:i/>
+                      <w:sz w:val="28"/>
+                      <w:szCs w:val="24"/>
                       <w:lang w:val="en-US"/>
                     </w:rPr>
                   </m:ctrlPr>
@@ -4245,6 +6096,8 @@
                   <m:r>
                     <w:rPr>
                       <w:rFonts w:ascii="Cambria Math" w:eastAsiaTheme="minorEastAsia" w:hAnsi="Cambria Math"/>
+                      <w:sz w:val="28"/>
+                      <w:szCs w:val="24"/>
                       <w:lang w:val="en-US"/>
                     </w:rPr>
                     <m:t>A</m:t>
@@ -4254,26 +6107,50 @@
                   <m:r>
                     <w:rPr>
                       <w:rFonts w:ascii="Cambria Math" w:eastAsiaTheme="minorEastAsia" w:hAnsi="Cambria Math"/>
+                      <w:sz w:val="28"/>
+                      <w:szCs w:val="24"/>
                       <w:lang w:val="en-US"/>
                     </w:rPr>
                     <m:t>2</m:t>
                   </m:r>
                 </m:sup>
               </m:sSup>
-              <m:r>
-                <m:rPr>
-                  <m:sty m:val="p"/>
-                </m:rPr>
-                <w:rPr>
-                  <w:rFonts w:ascii="Cambria Math" w:eastAsiaTheme="minorEastAsia" w:hAnsi="Cambria Math"/>
-                </w:rPr>
-                <m:t>(</m:t>
-              </m:r>
+              <m:d>
+                <m:dPr>
+                  <m:ctrlPr>
+                    <w:rPr>
+                      <w:rFonts w:ascii="Cambria Math" w:eastAsiaTheme="minorEastAsia" w:hAnsi="Cambria Math"/>
+                      <w:sz w:val="28"/>
+                      <w:szCs w:val="24"/>
+                    </w:rPr>
+                  </m:ctrlPr>
+                </m:dPr>
+                <m:e>
+                  <m:r>
+                    <w:rPr>
+                      <w:rFonts w:ascii="Cambria Math" w:hAnsi="Cambria Math"/>
+                      <w:sz w:val="28"/>
+                      <w:szCs w:val="24"/>
+                    </w:rPr>
+                    <m:t>ω</m:t>
+                  </m:r>
+                  <m:ctrlPr>
+                    <w:rPr>
+                      <w:rFonts w:ascii="Cambria Math" w:hAnsi="Cambria Math"/>
+                      <w:i/>
+                      <w:sz w:val="28"/>
+                      <w:szCs w:val="24"/>
+                    </w:rPr>
+                  </m:ctrlPr>
+                </m:e>
+              </m:d>
               <m:r>
                 <w:rPr>
                   <w:rFonts w:ascii="Cambria Math" w:hAnsi="Cambria Math"/>
+                  <w:sz w:val="28"/>
+                  <w:szCs w:val="24"/>
                 </w:rPr>
-                <m:t>ω)+</m:t>
+                <m:t>+</m:t>
               </m:r>
               <m:sSup>
                 <m:sSupPr>
@@ -4281,6 +6158,8 @@
                     <w:rPr>
                       <w:rFonts w:ascii="Cambria Math" w:eastAsiaTheme="minorEastAsia" w:hAnsi="Cambria Math"/>
                       <w:i/>
+                      <w:sz w:val="28"/>
+                      <w:szCs w:val="24"/>
                     </w:rPr>
                   </m:ctrlPr>
                 </m:sSupPr>
@@ -4288,6 +6167,8 @@
                   <m:r>
                     <w:rPr>
                       <w:rFonts w:ascii="Cambria Math" w:eastAsiaTheme="minorEastAsia" w:hAnsi="Cambria Math"/>
+                      <w:sz w:val="28"/>
+                      <w:szCs w:val="24"/>
                     </w:rPr>
                     <m:t>B</m:t>
                   </m:r>
@@ -4296,52 +6177,98 @@
                   <m:r>
                     <w:rPr>
                       <w:rFonts w:ascii="Cambria Math" w:eastAsiaTheme="minorEastAsia" w:hAnsi="Cambria Math"/>
+                      <w:sz w:val="28"/>
+                      <w:szCs w:val="24"/>
                     </w:rPr>
                     <m:t>2</m:t>
                   </m:r>
                 </m:sup>
               </m:sSup>
-              <m:r>
-                <w:rPr>
-                  <w:rFonts w:ascii="Cambria Math" w:eastAsiaTheme="minorEastAsia" w:hAnsi="Cambria Math"/>
-                </w:rPr>
-                <m:t>(</m:t>
-              </m:r>
-              <m:r>
-                <w:rPr>
-                  <w:rFonts w:ascii="Cambria Math" w:hAnsi="Cambria Math"/>
-                </w:rPr>
-                <m:t>ω)</m:t>
-              </m:r>
+              <m:d>
+                <m:dPr>
+                  <m:ctrlPr>
+                    <w:rPr>
+                      <w:rFonts w:ascii="Cambria Math" w:eastAsiaTheme="minorEastAsia" w:hAnsi="Cambria Math"/>
+                      <w:i/>
+                      <w:sz w:val="28"/>
+                      <w:szCs w:val="24"/>
+                    </w:rPr>
+                  </m:ctrlPr>
+                </m:dPr>
+                <m:e>
+                  <m:r>
+                    <w:rPr>
+                      <w:rFonts w:ascii="Cambria Math" w:hAnsi="Cambria Math"/>
+                      <w:sz w:val="28"/>
+                      <w:szCs w:val="24"/>
+                    </w:rPr>
+                    <m:t>ω</m:t>
+                  </m:r>
+                  <m:ctrlPr>
+                    <w:rPr>
+                      <w:rFonts w:ascii="Cambria Math" w:hAnsi="Cambria Math"/>
+                      <w:i/>
+                      <w:sz w:val="28"/>
+                      <w:szCs w:val="24"/>
+                    </w:rPr>
+                  </m:ctrlPr>
+                </m:e>
+              </m:d>
             </m:den>
           </m:f>
           <m:r>
             <w:rPr>
               <w:rFonts w:ascii="Cambria Math" w:hAnsi="Cambria Math"/>
+              <w:sz w:val="28"/>
+              <w:szCs w:val="24"/>
             </w:rPr>
             <m:t xml:space="preserve">; </m:t>
           </m:r>
           <m:r>
             <w:rPr>
               <w:rFonts w:ascii="Cambria Math" w:eastAsiaTheme="minorEastAsia" w:hAnsi="Cambria Math"/>
+              <w:sz w:val="28"/>
+              <w:szCs w:val="24"/>
               <w:lang w:val="en-US"/>
             </w:rPr>
             <m:t>Q</m:t>
           </m:r>
-          <m:r>
-            <m:rPr>
-              <m:sty m:val="p"/>
-            </m:rPr>
-            <w:rPr>
-              <w:rFonts w:ascii="Cambria Math" w:eastAsiaTheme="minorEastAsia" w:hAnsi="Cambria Math"/>
-            </w:rPr>
-            <m:t>(</m:t>
-          </m:r>
+          <m:d>
+            <m:dPr>
+              <m:ctrlPr>
+                <w:rPr>
+                  <w:rFonts w:ascii="Cambria Math" w:eastAsiaTheme="minorEastAsia" w:hAnsi="Cambria Math"/>
+                  <w:sz w:val="28"/>
+                  <w:szCs w:val="24"/>
+                </w:rPr>
+              </m:ctrlPr>
+            </m:dPr>
+            <m:e>
+              <m:r>
+                <w:rPr>
+                  <w:rFonts w:ascii="Cambria Math" w:hAnsi="Cambria Math"/>
+                  <w:sz w:val="28"/>
+                  <w:szCs w:val="24"/>
+                </w:rPr>
+                <m:t>ω</m:t>
+              </m:r>
+              <m:ctrlPr>
+                <w:rPr>
+                  <w:rFonts w:ascii="Cambria Math" w:hAnsi="Cambria Math"/>
+                  <w:i/>
+                  <w:sz w:val="28"/>
+                  <w:szCs w:val="24"/>
+                </w:rPr>
+              </m:ctrlPr>
+            </m:e>
+          </m:d>
           <m:r>
             <w:rPr>
               <w:rFonts w:ascii="Cambria Math" w:hAnsi="Cambria Math"/>
+              <w:sz w:val="28"/>
+              <w:szCs w:val="24"/>
             </w:rPr>
-            <m:t>ω)=</m:t>
+            <m:t>=</m:t>
           </m:r>
           <m:f>
             <m:fPr>
@@ -4349,6 +6276,8 @@
                 <w:rPr>
                   <w:rFonts w:ascii="Cambria Math" w:hAnsi="Cambria Math"/>
                   <w:i/>
+                  <w:sz w:val="28"/>
+                  <w:szCs w:val="24"/>
                 </w:rPr>
               </m:ctrlPr>
             </m:fPr>
@@ -4359,21 +6288,49 @@
                 </m:rPr>
                 <w:rPr>
                   <w:rFonts w:ascii="Cambria Math" w:hAnsi="Cambria Math"/>
+                  <w:sz w:val="28"/>
+                  <w:szCs w:val="24"/>
                 </w:rPr>
                 <m:t>-</m:t>
               </m:r>
               <m:r>
                 <w:rPr>
                   <w:rFonts w:ascii="Cambria Math" w:eastAsiaTheme="minorEastAsia" w:hAnsi="Cambria Math"/>
+                  <w:sz w:val="28"/>
+                  <w:szCs w:val="24"/>
                 </w:rPr>
-                <m:t>B(</m:t>
+                <m:t>B</m:t>
               </m:r>
-              <m:r>
-                <w:rPr>
-                  <w:rFonts w:ascii="Cambria Math" w:hAnsi="Cambria Math"/>
-                </w:rPr>
-                <m:t>ω)</m:t>
-              </m:r>
+              <m:d>
+                <m:dPr>
+                  <m:ctrlPr>
+                    <w:rPr>
+                      <w:rFonts w:ascii="Cambria Math" w:eastAsiaTheme="minorEastAsia" w:hAnsi="Cambria Math"/>
+                      <w:i/>
+                      <w:sz w:val="28"/>
+                      <w:szCs w:val="24"/>
+                    </w:rPr>
+                  </m:ctrlPr>
+                </m:dPr>
+                <m:e>
+                  <m:r>
+                    <w:rPr>
+                      <w:rFonts w:ascii="Cambria Math" w:hAnsi="Cambria Math"/>
+                      <w:sz w:val="28"/>
+                      <w:szCs w:val="24"/>
+                    </w:rPr>
+                    <m:t>ω</m:t>
+                  </m:r>
+                  <m:ctrlPr>
+                    <w:rPr>
+                      <w:rFonts w:ascii="Cambria Math" w:hAnsi="Cambria Math"/>
+                      <w:i/>
+                      <w:sz w:val="28"/>
+                      <w:szCs w:val="24"/>
+                    </w:rPr>
+                  </m:ctrlPr>
+                </m:e>
+              </m:d>
             </m:num>
             <m:den>
               <m:sSup>
@@ -4382,6 +6339,8 @@
                     <w:rPr>
                       <w:rFonts w:ascii="Cambria Math" w:eastAsiaTheme="minorEastAsia" w:hAnsi="Cambria Math"/>
                       <w:i/>
+                      <w:sz w:val="28"/>
+                      <w:szCs w:val="24"/>
                       <w:lang w:val="en-US"/>
                     </w:rPr>
                   </m:ctrlPr>
@@ -4390,6 +6349,8 @@
                   <m:r>
                     <w:rPr>
                       <w:rFonts w:ascii="Cambria Math" w:eastAsiaTheme="minorEastAsia" w:hAnsi="Cambria Math"/>
+                      <w:sz w:val="28"/>
+                      <w:szCs w:val="24"/>
                       <w:lang w:val="en-US"/>
                     </w:rPr>
                     <m:t>A</m:t>
@@ -4399,26 +6360,50 @@
                   <m:r>
                     <w:rPr>
                       <w:rFonts w:ascii="Cambria Math" w:eastAsiaTheme="minorEastAsia" w:hAnsi="Cambria Math"/>
+                      <w:sz w:val="28"/>
+                      <w:szCs w:val="24"/>
                       <w:lang w:val="en-US"/>
                     </w:rPr>
                     <m:t>2</m:t>
                   </m:r>
                 </m:sup>
               </m:sSup>
-              <m:r>
-                <m:rPr>
-                  <m:sty m:val="p"/>
-                </m:rPr>
-                <w:rPr>
-                  <w:rFonts w:ascii="Cambria Math" w:eastAsiaTheme="minorEastAsia" w:hAnsi="Cambria Math"/>
-                </w:rPr>
-                <m:t>(</m:t>
-              </m:r>
+              <m:d>
+                <m:dPr>
+                  <m:ctrlPr>
+                    <w:rPr>
+                      <w:rFonts w:ascii="Cambria Math" w:eastAsiaTheme="minorEastAsia" w:hAnsi="Cambria Math"/>
+                      <w:sz w:val="28"/>
+                      <w:szCs w:val="24"/>
+                    </w:rPr>
+                  </m:ctrlPr>
+                </m:dPr>
+                <m:e>
+                  <m:r>
+                    <w:rPr>
+                      <w:rFonts w:ascii="Cambria Math" w:hAnsi="Cambria Math"/>
+                      <w:sz w:val="28"/>
+                      <w:szCs w:val="24"/>
+                    </w:rPr>
+                    <m:t>ω</m:t>
+                  </m:r>
+                  <m:ctrlPr>
+                    <w:rPr>
+                      <w:rFonts w:ascii="Cambria Math" w:hAnsi="Cambria Math"/>
+                      <w:i/>
+                      <w:sz w:val="28"/>
+                      <w:szCs w:val="24"/>
+                    </w:rPr>
+                  </m:ctrlPr>
+                </m:e>
+              </m:d>
               <m:r>
                 <w:rPr>
                   <w:rFonts w:ascii="Cambria Math" w:hAnsi="Cambria Math"/>
+                  <w:sz w:val="28"/>
+                  <w:szCs w:val="24"/>
                 </w:rPr>
-                <m:t>ω)+</m:t>
+                <m:t>+</m:t>
               </m:r>
               <m:sSup>
                 <m:sSupPr>
@@ -4426,6 +6411,8 @@
                     <w:rPr>
                       <w:rFonts w:ascii="Cambria Math" w:eastAsiaTheme="minorEastAsia" w:hAnsi="Cambria Math"/>
                       <w:i/>
+                      <w:sz w:val="28"/>
+                      <w:szCs w:val="24"/>
                     </w:rPr>
                   </m:ctrlPr>
                 </m:sSupPr>
@@ -4433,6 +6420,8 @@
                   <m:r>
                     <w:rPr>
                       <w:rFonts w:ascii="Cambria Math" w:eastAsiaTheme="minorEastAsia" w:hAnsi="Cambria Math"/>
+                      <w:sz w:val="28"/>
+                      <w:szCs w:val="24"/>
                     </w:rPr>
                     <m:t>B</m:t>
                   </m:r>
@@ -4441,23 +6430,43 @@
                   <m:r>
                     <w:rPr>
                       <w:rFonts w:ascii="Cambria Math" w:eastAsiaTheme="minorEastAsia" w:hAnsi="Cambria Math"/>
+                      <w:sz w:val="28"/>
+                      <w:szCs w:val="24"/>
                     </w:rPr>
                     <m:t>2</m:t>
                   </m:r>
                 </m:sup>
               </m:sSup>
-              <m:r>
-                <w:rPr>
-                  <w:rFonts w:ascii="Cambria Math" w:eastAsiaTheme="minorEastAsia" w:hAnsi="Cambria Math"/>
-                </w:rPr>
-                <m:t>(</m:t>
-              </m:r>
-              <m:r>
-                <w:rPr>
-                  <w:rFonts w:ascii="Cambria Math" w:hAnsi="Cambria Math"/>
-                </w:rPr>
-                <m:t>ω)</m:t>
-              </m:r>
+              <m:d>
+                <m:dPr>
+                  <m:ctrlPr>
+                    <w:rPr>
+                      <w:rFonts w:ascii="Cambria Math" w:eastAsiaTheme="minorEastAsia" w:hAnsi="Cambria Math"/>
+                      <w:i/>
+                      <w:sz w:val="28"/>
+                      <w:szCs w:val="24"/>
+                    </w:rPr>
+                  </m:ctrlPr>
+                </m:dPr>
+                <m:e>
+                  <m:r>
+                    <w:rPr>
+                      <w:rFonts w:ascii="Cambria Math" w:hAnsi="Cambria Math"/>
+                      <w:sz w:val="28"/>
+                      <w:szCs w:val="24"/>
+                    </w:rPr>
+                    <m:t>ω</m:t>
+                  </m:r>
+                  <m:ctrlPr>
+                    <w:rPr>
+                      <w:rFonts w:ascii="Cambria Math" w:hAnsi="Cambria Math"/>
+                      <w:i/>
+                      <w:sz w:val="28"/>
+                      <w:szCs w:val="24"/>
+                    </w:rPr>
+                  </m:ctrlPr>
+                </m:e>
+              </m:d>
             </m:den>
           </m:f>
         </m:oMath>
@@ -4470,14 +6479,22 @@
           <w:rFonts w:ascii="SchoolBookC-Italic" w:hAnsi="SchoolBookC-Italic" w:cs="SchoolBookC-Italic"/>
           <w:i/>
           <w:iCs/>
-        </w:rPr>
-      </w:pPr>
-      <w:r>
+          <w:sz w:val="28"/>
+          <w:szCs w:val="24"/>
+        </w:rPr>
+      </w:pPr>
+      <w:r>
+        <w:rPr>
+          <w:sz w:val="28"/>
+          <w:szCs w:val="24"/>
+        </w:rPr>
         <w:t xml:space="preserve">АФЧХ разомкнутой системы, не имеющей интегрирующих звеньев, при </w:t>
       </w:r>
       <w:r>
         <w:rPr>
           <w:rFonts w:hint="eastAsia"/>
+          <w:sz w:val="28"/>
+          <w:szCs w:val="24"/>
         </w:rPr>
         <w:t xml:space="preserve"> </w:t>
       </w:r>
@@ -4485,17 +6502,25 @@
         <m:r>
           <w:rPr>
             <w:rFonts w:ascii="Cambria Math" w:hAnsi="Cambria Math"/>
+            <w:sz w:val="28"/>
+            <w:szCs w:val="24"/>
           </w:rPr>
           <m:t>ω</m:t>
         </m:r>
       </m:oMath>
       <w:r>
+        <w:rPr>
+          <w:sz w:val="28"/>
+          <w:szCs w:val="24"/>
+        </w:rPr>
         <w:t xml:space="preserve">  = 0 начинается на вещественной оси в точке </w:t>
       </w:r>
       <m:oMath>
         <m:r>
           <w:rPr>
             <w:rFonts w:ascii="Cambria Math" w:hAnsi="Cambria Math"/>
+            <w:sz w:val="28"/>
+            <w:szCs w:val="24"/>
           </w:rPr>
           <m:t>P</m:t>
         </m:r>
@@ -4505,36 +6530,41 @@
           </m:rPr>
           <w:rPr>
             <w:rFonts w:ascii="Cambria Math" w:hAnsi="Cambria Math"/>
+            <w:sz w:val="28"/>
+            <w:szCs w:val="24"/>
           </w:rPr>
           <m:t>(</m:t>
         </m:r>
         <m:r>
           <w:rPr>
             <w:rFonts w:ascii="Cambria Math" w:hAnsi="Cambria Math"/>
+            <w:sz w:val="28"/>
+            <w:szCs w:val="24"/>
           </w:rPr>
           <m:t>ω)=K</m:t>
         </m:r>
       </m:oMath>
       <w:r>
+        <w:rPr>
+          <w:sz w:val="28"/>
+          <w:szCs w:val="24"/>
+        </w:rPr>
         <w:t xml:space="preserve"> (где K – коэффициент усиления разомкнутой системы). Заканчивается АФЧХ в начале координат при</w:t>
       </w:r>
       <w:r>
         <w:rPr>
           <w:rFonts w:ascii="SchoolBookC" w:cs="SchoolBookC"/>
+          <w:sz w:val="28"/>
+          <w:szCs w:val="24"/>
         </w:rPr>
         <w:t xml:space="preserve"> </w:t>
-      </w:r>
-      <w:r>
-        <w:rPr>
-          <w:rFonts w:ascii="Cambria Math" w:hAnsi="Cambria Math"/>
-          <w:i/>
-        </w:rPr>
-        <w:br/>
       </w:r>
       <m:oMath>
         <m:r>
           <w:rPr>
             <w:rFonts w:ascii="Cambria Math" w:hAnsi="Cambria Math"/>
+            <w:sz w:val="28"/>
+            <w:szCs w:val="24"/>
           </w:rPr>
           <m:t>ω→∞</m:t>
         </m:r>
@@ -4542,10 +6572,16 @@
       <w:r>
         <w:rPr>
           <w:rFonts w:hint="eastAsia"/>
+          <w:sz w:val="28"/>
+          <w:szCs w:val="24"/>
         </w:rPr>
         <w:t xml:space="preserve"> </w:t>
       </w:r>
       <w:r>
+        <w:rPr>
+          <w:sz w:val="28"/>
+          <w:szCs w:val="24"/>
+        </w:rPr>
         <w:t>.</w:t>
       </w:r>
     </w:p>
@@ -4557,6 +6593,8 @@
           <w:rFonts w:ascii="SchoolBookC-Italic" w:hAnsi="SchoolBookC-Italic" w:cs="SchoolBookC-Italic"/>
           <w:i/>
           <w:iCs/>
+          <w:sz w:val="28"/>
+          <w:szCs w:val="24"/>
         </w:rPr>
       </w:pPr>
     </w:p>
@@ -4566,21 +6604,61 @@
         <w:ind w:firstLine="0"/>
         <w:rPr>
           <w:rFonts w:asciiTheme="minorHAnsi" w:hAnsiTheme="minorHAnsi" w:cs="SchoolBookC"/>
+          <w:sz w:val="28"/>
+          <w:szCs w:val="24"/>
         </w:rPr>
       </w:pPr>
     </w:p>
     <w:p>
       <w:pPr>
         <w:pStyle w:val="a3"/>
-      </w:pPr>
-      <w:r>
+        <w:ind w:firstLine="0"/>
+        <w:rPr>
+          <w:rFonts w:asciiTheme="minorHAnsi" w:hAnsiTheme="minorHAnsi" w:cs="SchoolBookC"/>
+          <w:sz w:val="28"/>
+          <w:szCs w:val="24"/>
+        </w:rPr>
+      </w:pPr>
+    </w:p>
+    <w:p>
+      <w:pPr>
+        <w:pStyle w:val="a3"/>
+        <w:ind w:firstLine="0"/>
+        <w:rPr>
+          <w:rFonts w:asciiTheme="minorHAnsi" w:hAnsiTheme="minorHAnsi" w:cs="SchoolBookC"/>
+          <w:sz w:val="28"/>
+          <w:szCs w:val="24"/>
+        </w:rPr>
+      </w:pPr>
+    </w:p>
+    <w:p>
+      <w:pPr>
+        <w:pStyle w:val="a3"/>
+        <w:rPr>
+          <w:sz w:val="28"/>
+          <w:szCs w:val="24"/>
+        </w:rPr>
+      </w:pPr>
+      <w:r>
+        <w:rPr>
+          <w:sz w:val="28"/>
+          <w:szCs w:val="24"/>
+        </w:rPr>
         <w:lastRenderedPageBreak/>
         <w:t>Для проверки устойчивости САУ по Найквисту сначала нужно</w:t>
       </w:r>
       <w:r>
+        <w:rPr>
+          <w:sz w:val="28"/>
+          <w:szCs w:val="24"/>
+        </w:rPr>
         <w:t xml:space="preserve"> </w:t>
       </w:r>
       <w:r>
+        <w:rPr>
+          <w:sz w:val="28"/>
+          <w:szCs w:val="24"/>
+        </w:rPr>
         <w:t>выяснить, является ли устойчивой разомкнутая система.</w:t>
       </w:r>
     </w:p>
@@ -4590,6 +6668,8 @@
         <w:jc w:val="center"/>
         <w:rPr>
           <w:rFonts w:asciiTheme="minorHAnsi" w:hAnsiTheme="minorHAnsi"/>
+          <w:sz w:val="28"/>
+          <w:szCs w:val="24"/>
         </w:rPr>
       </w:pPr>
     </w:p>
@@ -4597,80 +6677,228 @@
       <w:pPr>
         <w:spacing w:after="0" w:line="240" w:lineRule="auto"/>
         <w:rPr>
-          <w:rFonts w:ascii="Consolas" w:eastAsia="Times New Roman" w:hAnsi="Consolas" w:cs="Times New Roman"/>
-          <w:sz w:val="20"/>
-          <w:szCs w:val="20"/>
+          <w:rFonts w:ascii="Times New Roman" w:eastAsia="Times New Roman" w:hAnsi="Times New Roman" w:cs="Times New Roman"/>
+          <w:sz w:val="28"/>
+          <w:szCs w:val="28"/>
           <w:lang w:eastAsia="ru-RU"/>
         </w:rPr>
       </w:pPr>
       <w:r>
         <w:rPr>
-          <w:rFonts w:ascii="Consolas" w:eastAsia="Times New Roman" w:hAnsi="Consolas" w:cs="Times New Roman"/>
-          <w:sz w:val="20"/>
-          <w:szCs w:val="20"/>
+          <w:rFonts w:ascii="Times New Roman" w:eastAsia="Times New Roman" w:hAnsi="Times New Roman" w:cs="Times New Roman"/>
+          <w:sz w:val="28"/>
+          <w:szCs w:val="28"/>
           <w:lang w:eastAsia="ru-RU"/>
         </w:rPr>
-        <w:t>MAT = [ 0.1     1       0       0</w:t>
+        <w:t xml:space="preserve">MAT = </w:t>
+      </w:r>
+      <w:proofErr w:type="gramStart"/>
+      <w:r>
+        <w:rPr>
+          <w:rFonts w:ascii="Times New Roman" w:eastAsia="Times New Roman" w:hAnsi="Times New Roman" w:cs="Times New Roman"/>
+          <w:sz w:val="28"/>
+          <w:szCs w:val="28"/>
+          <w:lang w:eastAsia="ru-RU"/>
+        </w:rPr>
+        <w:t>[</w:t>
+      </w:r>
+      <w:r>
+        <w:rPr>
+          <w:rFonts w:ascii="Times New Roman" w:eastAsia="Times New Roman" w:hAnsi="Times New Roman" w:cs="Times New Roman"/>
+          <w:sz w:val="28"/>
+          <w:szCs w:val="28"/>
+          <w:lang w:eastAsia="ru-RU"/>
+        </w:rPr>
+        <w:t xml:space="preserve"> </w:t>
+      </w:r>
+      <w:r>
+        <w:rPr>
+          <w:rFonts w:ascii="Times New Roman" w:eastAsia="Times New Roman" w:hAnsi="Times New Roman" w:cs="Times New Roman"/>
+          <w:sz w:val="28"/>
+          <w:szCs w:val="28"/>
+          <w:lang w:eastAsia="ru-RU"/>
+        </w:rPr>
+        <w:t>0.1</w:t>
+      </w:r>
+      <w:proofErr w:type="gramEnd"/>
+      <w:r>
+        <w:rPr>
+          <w:rFonts w:ascii="Times New Roman" w:eastAsia="Times New Roman" w:hAnsi="Times New Roman" w:cs="Times New Roman"/>
+          <w:sz w:val="28"/>
+          <w:szCs w:val="28"/>
+          <w:lang w:eastAsia="ru-RU"/>
+        </w:rPr>
+        <w:t xml:space="preserve">     1       0       0</w:t>
       </w:r>
     </w:p>
     <w:p>
       <w:pPr>
         <w:spacing w:after="0" w:line="240" w:lineRule="auto"/>
         <w:rPr>
-          <w:rFonts w:ascii="Consolas" w:eastAsia="Times New Roman" w:hAnsi="Consolas" w:cs="Times New Roman"/>
-          <w:sz w:val="20"/>
-          <w:szCs w:val="20"/>
+          <w:rFonts w:ascii="Times New Roman" w:eastAsia="Times New Roman" w:hAnsi="Times New Roman" w:cs="Times New Roman"/>
+          <w:sz w:val="28"/>
+          <w:szCs w:val="28"/>
           <w:lang w:eastAsia="ru-RU"/>
         </w:rPr>
       </w:pPr>
       <w:r>
         <w:rPr>
-          <w:rFonts w:ascii="Consolas" w:eastAsia="Times New Roman" w:hAnsi="Consolas" w:cs="Times New Roman"/>
-          <w:sz w:val="20"/>
-          <w:szCs w:val="20"/>
+          <w:rFonts w:ascii="Times New Roman" w:eastAsia="Times New Roman" w:hAnsi="Times New Roman" w:cs="Times New Roman"/>
+          <w:sz w:val="28"/>
+          <w:szCs w:val="28"/>
           <w:lang w:eastAsia="ru-RU"/>
         </w:rPr>
-        <w:t xml:space="preserve">        0.05    1       0       0</w:t>
+        <w:t xml:space="preserve">        </w:t>
+      </w:r>
+      <w:r>
+        <w:rPr>
+          <w:rFonts w:ascii="Times New Roman" w:eastAsia="Times New Roman" w:hAnsi="Times New Roman" w:cs="Times New Roman"/>
+          <w:sz w:val="28"/>
+          <w:szCs w:val="28"/>
+          <w:lang w:eastAsia="ru-RU"/>
+        </w:rPr>
+        <w:t xml:space="preserve">       </w:t>
+      </w:r>
+      <w:r>
+        <w:rPr>
+          <w:rFonts w:ascii="Times New Roman" w:eastAsia="Times New Roman" w:hAnsi="Times New Roman" w:cs="Times New Roman"/>
+          <w:sz w:val="28"/>
+          <w:szCs w:val="28"/>
+          <w:lang w:eastAsia="ru-RU"/>
+        </w:rPr>
+        <w:t>0.05    1       0       0</w:t>
       </w:r>
     </w:p>
     <w:p>
       <w:pPr>
         <w:spacing w:after="0" w:line="240" w:lineRule="auto"/>
         <w:rPr>
-          <w:rFonts w:ascii="Consolas" w:eastAsia="Times New Roman" w:hAnsi="Consolas" w:cs="Times New Roman"/>
-          <w:sz w:val="20"/>
-          <w:szCs w:val="20"/>
+          <w:rFonts w:ascii="Times New Roman" w:eastAsia="Times New Roman" w:hAnsi="Times New Roman" w:cs="Times New Roman"/>
+          <w:sz w:val="28"/>
+          <w:szCs w:val="28"/>
           <w:lang w:eastAsia="ru-RU"/>
         </w:rPr>
       </w:pPr>
       <w:r>
         <w:rPr>
-          <w:rFonts w:ascii="Consolas" w:eastAsia="Times New Roman" w:hAnsi="Consolas" w:cs="Times New Roman"/>
-          <w:sz w:val="20"/>
-          <w:szCs w:val="20"/>
+          <w:rFonts w:ascii="Times New Roman" w:eastAsia="Times New Roman" w:hAnsi="Times New Roman" w:cs="Times New Roman"/>
+          <w:sz w:val="28"/>
+          <w:szCs w:val="28"/>
           <w:lang w:eastAsia="ru-RU"/>
         </w:rPr>
-        <w:t xml:space="preserve">        0       0.1     1       0</w:t>
+        <w:t xml:space="preserve">        </w:t>
+      </w:r>
+      <w:r>
+        <w:rPr>
+          <w:rFonts w:ascii="Times New Roman" w:eastAsia="Times New Roman" w:hAnsi="Times New Roman" w:cs="Times New Roman"/>
+          <w:sz w:val="28"/>
+          <w:szCs w:val="28"/>
+          <w:lang w:eastAsia="ru-RU"/>
+        </w:rPr>
+        <w:t xml:space="preserve">       </w:t>
+      </w:r>
+      <w:r>
+        <w:rPr>
+          <w:rFonts w:ascii="Times New Roman" w:eastAsia="Times New Roman" w:hAnsi="Times New Roman" w:cs="Times New Roman"/>
+          <w:sz w:val="28"/>
+          <w:szCs w:val="28"/>
+          <w:lang w:eastAsia="ru-RU"/>
+        </w:rPr>
+        <w:t xml:space="preserve">0       </w:t>
+      </w:r>
+      <w:r>
+        <w:rPr>
+          <w:rFonts w:ascii="Times New Roman" w:eastAsia="Times New Roman" w:hAnsi="Times New Roman" w:cs="Times New Roman"/>
+          <w:sz w:val="28"/>
+          <w:szCs w:val="28"/>
+          <w:lang w:eastAsia="ru-RU"/>
+        </w:rPr>
+        <w:t xml:space="preserve">  </w:t>
+      </w:r>
+      <w:r>
+        <w:rPr>
+          <w:rFonts w:ascii="Times New Roman" w:eastAsia="Times New Roman" w:hAnsi="Times New Roman" w:cs="Times New Roman"/>
+          <w:sz w:val="28"/>
+          <w:szCs w:val="28"/>
+          <w:lang w:eastAsia="ru-RU"/>
+        </w:rPr>
+        <w:t>0.1    1       0</w:t>
       </w:r>
     </w:p>
     <w:p>
       <w:pPr>
         <w:spacing w:after="0" w:line="240" w:lineRule="auto"/>
         <w:rPr>
-          <w:rFonts w:ascii="Consolas" w:eastAsia="Times New Roman" w:hAnsi="Consolas" w:cs="Times New Roman"/>
-          <w:sz w:val="20"/>
-          <w:szCs w:val="20"/>
+          <w:rFonts w:ascii="Times New Roman" w:eastAsia="Times New Roman" w:hAnsi="Times New Roman" w:cs="Times New Roman"/>
+          <w:sz w:val="28"/>
+          <w:szCs w:val="28"/>
           <w:lang w:eastAsia="ru-RU"/>
         </w:rPr>
       </w:pPr>
       <w:r>
         <w:rPr>
-          <w:rFonts w:ascii="Consolas" w:eastAsia="Times New Roman" w:hAnsi="Consolas" w:cs="Times New Roman"/>
-          <w:sz w:val="20"/>
-          <w:szCs w:val="20"/>
+          <w:rFonts w:ascii="Times New Roman" w:eastAsia="Times New Roman" w:hAnsi="Times New Roman" w:cs="Times New Roman"/>
+          <w:sz w:val="28"/>
+          <w:szCs w:val="28"/>
           <w:lang w:eastAsia="ru-RU"/>
         </w:rPr>
-        <w:t xml:space="preserve">        0       0.05    1       0 ];</w:t>
+        <w:t xml:space="preserve">       </w:t>
+      </w:r>
+      <w:r>
+        <w:rPr>
+          <w:rFonts w:ascii="Times New Roman" w:eastAsia="Times New Roman" w:hAnsi="Times New Roman" w:cs="Times New Roman"/>
+          <w:sz w:val="28"/>
+          <w:szCs w:val="28"/>
+          <w:lang w:eastAsia="ru-RU"/>
+        </w:rPr>
+        <w:t xml:space="preserve">       </w:t>
+      </w:r>
+      <w:r>
+        <w:rPr>
+          <w:rFonts w:ascii="Times New Roman" w:eastAsia="Times New Roman" w:hAnsi="Times New Roman" w:cs="Times New Roman"/>
+          <w:sz w:val="28"/>
+          <w:szCs w:val="28"/>
+          <w:lang w:eastAsia="ru-RU"/>
+        </w:rPr>
+        <w:t xml:space="preserve"> 0      </w:t>
+      </w:r>
+      <w:r>
+        <w:rPr>
+          <w:rFonts w:ascii="Times New Roman" w:eastAsia="Times New Roman" w:hAnsi="Times New Roman" w:cs="Times New Roman"/>
+          <w:sz w:val="28"/>
+          <w:szCs w:val="28"/>
+          <w:lang w:eastAsia="ru-RU"/>
+        </w:rPr>
+        <w:t xml:space="preserve">  </w:t>
+      </w:r>
+      <w:r>
+        <w:rPr>
+          <w:rFonts w:ascii="Times New Roman" w:eastAsia="Times New Roman" w:hAnsi="Times New Roman" w:cs="Times New Roman"/>
+          <w:sz w:val="28"/>
+          <w:szCs w:val="28"/>
+          <w:lang w:eastAsia="ru-RU"/>
+        </w:rPr>
+        <w:t xml:space="preserve"> 0.05   1      </w:t>
+      </w:r>
+      <w:proofErr w:type="gramStart"/>
+      <w:r>
+        <w:rPr>
+          <w:rFonts w:ascii="Times New Roman" w:eastAsia="Times New Roman" w:hAnsi="Times New Roman" w:cs="Times New Roman"/>
+          <w:sz w:val="28"/>
+          <w:szCs w:val="28"/>
+          <w:lang w:eastAsia="ru-RU"/>
+        </w:rPr>
+        <w:t>0 ]</w:t>
+      </w:r>
+      <w:proofErr w:type="gramEnd"/>
+      <w:r>
+        <w:rPr>
+          <w:rFonts w:ascii="Times New Roman" w:eastAsia="Times New Roman" w:hAnsi="Times New Roman" w:cs="Times New Roman"/>
+          <w:sz w:val="28"/>
+          <w:szCs w:val="28"/>
+          <w:lang w:eastAsia="ru-RU"/>
+        </w:rPr>
+        <w:t>;</w:t>
       </w:r>
     </w:p>
     <w:p>
@@ -4678,8 +6906,6 @@
         <w:spacing w:after="0" w:line="240" w:lineRule="auto"/>
         <w:rPr>
           <w:rFonts w:ascii="Consolas" w:eastAsia="Times New Roman" w:hAnsi="Consolas" w:cs="Times New Roman"/>
-          <w:sz w:val="20"/>
-          <w:szCs w:val="20"/>
           <w:lang w:eastAsia="ru-RU"/>
         </w:rPr>
       </w:pPr>
@@ -4687,86 +6913,131 @@
     <w:p>
       <w:pPr>
         <w:pStyle w:val="a3"/>
-      </w:pPr>
-      <w:r>
-        <w:rPr>
+        <w:rPr>
+          <w:sz w:val="28"/>
+          <w:szCs w:val="24"/>
+        </w:rPr>
+      </w:pPr>
+      <w:r>
+        <w:rPr>
+          <w:sz w:val="28"/>
+          <w:szCs w:val="24"/>
           <w:lang w:val="en-US"/>
         </w:rPr>
         <w:t>Det</w:t>
       </w:r>
       <w:r>
+        <w:rPr>
+          <w:sz w:val="28"/>
+          <w:szCs w:val="24"/>
+        </w:rPr>
         <w:t xml:space="preserve">1 = </w:t>
       </w:r>
       <w:r>
+        <w:rPr>
+          <w:sz w:val="28"/>
+          <w:szCs w:val="24"/>
+        </w:rPr>
         <w:t xml:space="preserve">0.1 &gt; 0; </w:t>
       </w:r>
       <w:r>
         <w:rPr>
+          <w:sz w:val="28"/>
+          <w:szCs w:val="24"/>
           <w:lang w:val="en-US"/>
         </w:rPr>
         <w:t>det</w:t>
       </w:r>
       <w:r>
+        <w:rPr>
+          <w:sz w:val="28"/>
+          <w:szCs w:val="24"/>
+        </w:rPr>
         <w:t xml:space="preserve">2 = </w:t>
       </w:r>
       <w:r>
         <w:rPr>
+          <w:sz w:val="28"/>
+          <w:szCs w:val="24"/>
           <w:lang w:val="en-US"/>
         </w:rPr>
         <w:t>det</w:t>
       </w:r>
       <w:r>
+        <w:rPr>
+          <w:sz w:val="28"/>
+          <w:szCs w:val="24"/>
+        </w:rPr>
         <w:t xml:space="preserve">3 = </w:t>
       </w:r>
       <w:r>
+        <w:rPr>
+          <w:sz w:val="28"/>
+          <w:szCs w:val="24"/>
+        </w:rPr>
         <w:t xml:space="preserve">0.0500 &gt; 0; </w:t>
       </w:r>
-      <w:r>
-        <w:rPr>
+      <w:proofErr w:type="gramStart"/>
+      <w:r>
+        <w:rPr>
+          <w:sz w:val="28"/>
+          <w:szCs w:val="24"/>
           <w:lang w:val="en-US"/>
         </w:rPr>
         <w:t>det</w:t>
       </w:r>
       <w:r>
+        <w:rPr>
+          <w:sz w:val="28"/>
+          <w:szCs w:val="24"/>
+        </w:rPr>
         <w:t>(</w:t>
       </w:r>
-      <w:r>
-        <w:rPr>
+      <w:proofErr w:type="gramEnd"/>
+      <w:r>
+        <w:rPr>
+          <w:sz w:val="28"/>
+          <w:szCs w:val="24"/>
           <w:lang w:val="en-US"/>
         </w:rPr>
         <w:t>MAT</w:t>
       </w:r>
       <w:r>
-        <w:t xml:space="preserve">) = 0 – </w:t>
-      </w:r>
-      <w:r>
-        <w:t>разомкнутая</w:t>
-      </w:r>
-      <w:r>
-        <w:t xml:space="preserve"> </w:t>
-      </w:r>
-      <w:r>
-        <w:t>система на границе устойчивости.</w:t>
+        <w:rPr>
+          <w:sz w:val="28"/>
+          <w:szCs w:val="24"/>
+        </w:rPr>
+        <w:t>) = 0 – разомкнутая система на границе устойчивости.</w:t>
       </w:r>
     </w:p>
     <w:p>
       <w:pPr>
         <w:pStyle w:val="a3"/>
-      </w:pPr>
-      <w:r>
+        <w:rPr>
+          <w:sz w:val="28"/>
+          <w:szCs w:val="24"/>
+        </w:rPr>
+      </w:pPr>
+      <w:r>
+        <w:rPr>
+          <w:sz w:val="28"/>
+          <w:szCs w:val="24"/>
+        </w:rPr>
         <w:t>Точки для построения г</w:t>
       </w:r>
       <w:r>
+        <w:rPr>
+          <w:sz w:val="28"/>
+          <w:szCs w:val="24"/>
+        </w:rPr>
         <w:t>о</w:t>
       </w:r>
       <w:r>
-        <w:t>д</w:t>
-      </w:r>
-      <w:r>
-        <w:t>о</w:t>
-      </w:r>
-      <w:r>
-        <w:t>графа</w:t>
+        <w:rPr>
+          <w:sz w:val="28"/>
+          <w:szCs w:val="24"/>
+        </w:rPr>
+        <w:t>дографа</w:t>
       </w:r>
     </w:p>
     <w:tbl>
@@ -4791,12 +7062,18 @@
             <w:pPr>
               <w:pStyle w:val="a3"/>
               <w:ind w:firstLine="0"/>
+              <w:rPr>
+                <w:sz w:val="28"/>
+                <w:szCs w:val="24"/>
+              </w:rPr>
             </w:pPr>
             <m:oMathPara>
               <m:oMath>
                 <m:r>
                   <w:rPr>
                     <w:rFonts w:ascii="Cambria Math" w:hAnsi="Cambria Math"/>
+                    <w:sz w:val="28"/>
+                    <w:szCs w:val="24"/>
                   </w:rPr>
                   <m:t>ω</m:t>
                 </m:r>
@@ -4813,258 +7090,18 @@
               <w:pStyle w:val="a3"/>
               <w:ind w:firstLine="0"/>
               <w:jc w:val="center"/>
+              <w:rPr>
+                <w:sz w:val="28"/>
+                <w:szCs w:val="24"/>
+              </w:rPr>
             </w:pPr>
             <m:oMathPara>
               <m:oMath>
                 <m:r>
                   <w:rPr>
                     <w:rFonts w:ascii="Cambria Math" w:hAnsi="Cambria Math"/>
-                  </w:rPr>
-                  <m:t>0</m:t>
-                </m:r>
-              </m:oMath>
-            </m:oMathPara>
-          </w:p>
-        </w:tc>
-        <w:tc>
-          <w:tcPr>
-            <w:tcW w:w="1812" w:type="dxa"/>
-          </w:tcPr>
-          <w:p>
-            <w:pPr>
-              <w:pStyle w:val="a3"/>
-              <w:ind w:firstLine="0"/>
-              <w:jc w:val="center"/>
-            </w:pPr>
-            <m:oMathPara>
-              <m:oMath>
-                <m:r>
-                  <w:rPr>
-                    <w:rFonts w:ascii="Cambria Math" w:hAnsi="Cambria Math"/>
-                  </w:rPr>
-                  <m:t>∞</m:t>
-                </m:r>
-              </m:oMath>
-            </m:oMathPara>
-          </w:p>
-        </w:tc>
-        <w:tc>
-          <w:tcPr>
-            <w:tcW w:w="1812" w:type="dxa"/>
-          </w:tcPr>
-          <w:p>
-            <w:pPr>
-              <w:pStyle w:val="a3"/>
-              <w:ind w:firstLine="0"/>
-            </w:pPr>
-            <w:r>
-              <w:t xml:space="preserve">1.03  </w:t>
-            </w:r>
-          </w:p>
-          <w:p>
-            <w:pPr>
-              <w:pStyle w:val="a3"/>
-              <w:ind w:firstLine="0"/>
-            </w:pPr>
-            <w:r>
-              <w:t>4.35</w:t>
-            </w:r>
-          </w:p>
-        </w:tc>
-        <w:tc>
-          <w:tcPr>
-            <w:tcW w:w="1813" w:type="dxa"/>
-          </w:tcPr>
-          <w:p>
-            <w:pPr>
-              <w:pStyle w:val="a3"/>
-              <w:ind w:firstLine="0"/>
-            </w:pPr>
-            <w:r>
-              <w:t>0</w:t>
-            </w:r>
-          </w:p>
-          <w:p>
-            <w:pPr>
-              <w:pStyle w:val="a3"/>
-              <w:ind w:firstLine="0"/>
-            </w:pPr>
-            <w:r>
-              <w:t>3.1600</w:t>
-            </w:r>
-          </w:p>
-        </w:tc>
-      </w:tr>
-      <w:tr>
-        <w:tc>
-          <w:tcPr>
-            <w:tcW w:w="1812" w:type="dxa"/>
-          </w:tcPr>
-          <w:p>
-            <w:pPr>
-              <w:pStyle w:val="a3"/>
-              <w:ind w:firstLine="0"/>
-            </w:pPr>
-            <m:oMathPara>
-              <m:oMath>
-                <m:r>
-                  <w:rPr>
-                    <w:rFonts w:ascii="Cambria Math" w:eastAsiaTheme="minorEastAsia" w:hAnsi="Cambria Math"/>
-                    <w:lang w:val="en-US"/>
-                  </w:rPr>
-                  <m:t>P</m:t>
-                </m:r>
-                <m:r>
-                  <m:rPr>
-                    <m:sty m:val="p"/>
-                  </m:rPr>
-                  <w:rPr>
-                    <w:rFonts w:ascii="Cambria Math" w:eastAsiaTheme="minorEastAsia" w:hAnsi="Cambria Math"/>
-                  </w:rPr>
-                  <m:t>(</m:t>
-                </m:r>
-                <m:r>
-                  <w:rPr>
-                    <w:rFonts w:ascii="Cambria Math" w:hAnsi="Cambria Math"/>
-                  </w:rPr>
-                  <m:t>ω)</m:t>
-                </m:r>
-              </m:oMath>
-            </m:oMathPara>
-          </w:p>
-        </w:tc>
-        <w:tc>
-          <w:tcPr>
-            <w:tcW w:w="1812" w:type="dxa"/>
-          </w:tcPr>
-          <w:p>
-            <w:pPr>
-              <w:pStyle w:val="a3"/>
-              <w:ind w:firstLine="0"/>
-              <w:jc w:val="center"/>
-            </w:pPr>
-            <m:oMathPara>
-              <m:oMath>
-                <m:r>
-                  <w:rPr>
-                    <w:rFonts w:ascii="Cambria Math" w:hAnsi="Cambria Math"/>
-                  </w:rPr>
-                  <m:t>1</m:t>
-                </m:r>
-              </m:oMath>
-            </m:oMathPara>
-          </w:p>
-        </w:tc>
-        <w:tc>
-          <w:tcPr>
-            <w:tcW w:w="1812" w:type="dxa"/>
-          </w:tcPr>
-          <w:p>
-            <w:pPr>
-              <w:pStyle w:val="a3"/>
-              <w:ind w:firstLine="0"/>
-              <w:jc w:val="center"/>
-            </w:pPr>
-            <w:r>
-              <w:t>0</w:t>
-            </w:r>
-          </w:p>
-        </w:tc>
-        <w:tc>
-          <w:tcPr>
-            <w:tcW w:w="1812" w:type="dxa"/>
-          </w:tcPr>
-          <w:p>
-            <w:pPr>
-              <w:pStyle w:val="a3"/>
-              <w:ind w:firstLine="0"/>
-              <w:jc w:val="center"/>
-            </w:pPr>
-            <w:r>
-              <w:t>0</w:t>
-            </w:r>
-          </w:p>
-        </w:tc>
-        <w:tc>
-          <w:tcPr>
-            <w:tcW w:w="1813" w:type="dxa"/>
-          </w:tcPr>
-          <w:p>
-            <w:pPr>
-              <w:pStyle w:val="a3"/>
-              <w:ind w:firstLine="0"/>
-            </w:pPr>
-            <w:r>
-              <w:t>1.0000</w:t>
-            </w:r>
-          </w:p>
-          <w:p>
-            <w:pPr>
-              <w:pStyle w:val="a3"/>
-              <w:ind w:firstLine="0"/>
-              <w:rPr>
-                <w:lang w:val="en-US"/>
-              </w:rPr>
-            </w:pPr>
-            <w:r>
-              <w:t xml:space="preserve"> -0.2500</w:t>
-            </w:r>
-          </w:p>
-        </w:tc>
-      </w:tr>
-      <w:tr>
-        <w:tc>
-          <w:tcPr>
-            <w:tcW w:w="1812" w:type="dxa"/>
-          </w:tcPr>
-          <w:p>
-            <w:pPr>
-              <w:pStyle w:val="a3"/>
-              <w:ind w:firstLine="0"/>
-            </w:pPr>
-            <m:oMathPara>
-              <m:oMath>
-                <m:r>
-                  <w:rPr>
-                    <w:rFonts w:ascii="Cambria Math" w:eastAsiaTheme="minorEastAsia" w:hAnsi="Cambria Math"/>
-                    <w:lang w:val="en-US"/>
-                  </w:rPr>
-                  <m:t>Q</m:t>
-                </m:r>
-                <m:r>
-                  <m:rPr>
-                    <m:sty m:val="p"/>
-                  </m:rPr>
-                  <w:rPr>
-                    <w:rFonts w:ascii="Cambria Math" w:eastAsiaTheme="minorEastAsia" w:hAnsi="Cambria Math"/>
-                  </w:rPr>
-                  <m:t>(</m:t>
-                </m:r>
-                <m:r>
-                  <w:rPr>
-                    <w:rFonts w:ascii="Cambria Math" w:hAnsi="Cambria Math"/>
-                  </w:rPr>
-                  <m:t>ω)</m:t>
-                </m:r>
-              </m:oMath>
-            </m:oMathPara>
-          </w:p>
-        </w:tc>
-        <w:tc>
-          <w:tcPr>
-            <w:tcW w:w="1812" w:type="dxa"/>
-          </w:tcPr>
-          <w:p>
-            <w:pPr>
-              <w:pStyle w:val="a3"/>
-              <w:ind w:firstLine="0"/>
-              <w:jc w:val="center"/>
-            </w:pPr>
-            <m:oMathPara>
-              <m:oMath>
-                <m:r>
-                  <w:rPr>
-                    <w:rFonts w:ascii="Cambria Math" w:hAnsi="Cambria Math"/>
+                    <w:sz w:val="28"/>
+                    <w:szCs w:val="24"/>
                   </w:rPr>
                   <m:t>0</m:t>
                 </m:r>
@@ -5082,10 +7119,198 @@
               <w:ind w:firstLine="0"/>
               <w:jc w:val="center"/>
               <w:rPr>
-                <w:lang w:val="en-US"/>
+                <w:sz w:val="28"/>
+                <w:szCs w:val="24"/>
+              </w:rPr>
+            </w:pPr>
+            <m:oMathPara>
+              <m:oMath>
+                <m:r>
+                  <w:rPr>
+                    <w:rFonts w:ascii="Cambria Math" w:hAnsi="Cambria Math"/>
+                    <w:sz w:val="28"/>
+                    <w:szCs w:val="24"/>
+                  </w:rPr>
+                  <m:t>∞</m:t>
+                </m:r>
+              </m:oMath>
+            </m:oMathPara>
+          </w:p>
+        </w:tc>
+        <w:tc>
+          <w:tcPr>
+            <w:tcW w:w="1812" w:type="dxa"/>
+          </w:tcPr>
+          <w:p>
+            <w:pPr>
+              <w:pStyle w:val="a3"/>
+              <w:ind w:firstLine="0"/>
+              <w:rPr>
+                <w:sz w:val="28"/>
+                <w:szCs w:val="24"/>
               </w:rPr>
             </w:pPr>
             <w:r>
+              <w:rPr>
+                <w:sz w:val="28"/>
+                <w:szCs w:val="24"/>
+              </w:rPr>
+              <w:t xml:space="preserve">1.03  </w:t>
+            </w:r>
+          </w:p>
+          <w:p>
+            <w:pPr>
+              <w:pStyle w:val="a3"/>
+              <w:ind w:firstLine="0"/>
+              <w:rPr>
+                <w:sz w:val="28"/>
+                <w:szCs w:val="24"/>
+              </w:rPr>
+            </w:pPr>
+            <w:r>
+              <w:rPr>
+                <w:sz w:val="28"/>
+                <w:szCs w:val="24"/>
+              </w:rPr>
+              <w:t>4.35</w:t>
+            </w:r>
+          </w:p>
+        </w:tc>
+        <w:tc>
+          <w:tcPr>
+            <w:tcW w:w="1813" w:type="dxa"/>
+          </w:tcPr>
+          <w:p>
+            <w:pPr>
+              <w:pStyle w:val="a3"/>
+              <w:ind w:firstLine="0"/>
+              <w:rPr>
+                <w:sz w:val="28"/>
+                <w:szCs w:val="24"/>
+              </w:rPr>
+            </w:pPr>
+            <w:r>
+              <w:rPr>
+                <w:sz w:val="28"/>
+                <w:szCs w:val="24"/>
+              </w:rPr>
+              <w:t>0</w:t>
+            </w:r>
+          </w:p>
+          <w:p>
+            <w:pPr>
+              <w:pStyle w:val="a3"/>
+              <w:ind w:firstLine="0"/>
+              <w:rPr>
+                <w:sz w:val="28"/>
+                <w:szCs w:val="24"/>
+              </w:rPr>
+            </w:pPr>
+            <w:r>
+              <w:rPr>
+                <w:sz w:val="28"/>
+                <w:szCs w:val="24"/>
+              </w:rPr>
+              <w:t>3.1600</w:t>
+            </w:r>
+          </w:p>
+        </w:tc>
+      </w:tr>
+      <w:tr>
+        <w:tc>
+          <w:tcPr>
+            <w:tcW w:w="1812" w:type="dxa"/>
+          </w:tcPr>
+          <w:p>
+            <w:pPr>
+              <w:pStyle w:val="a3"/>
+              <w:ind w:firstLine="0"/>
+              <w:rPr>
+                <w:sz w:val="28"/>
+                <w:szCs w:val="24"/>
+              </w:rPr>
+            </w:pPr>
+            <m:oMathPara>
+              <m:oMath>
+                <m:r>
+                  <w:rPr>
+                    <w:rFonts w:ascii="Cambria Math" w:eastAsiaTheme="minorEastAsia" w:hAnsi="Cambria Math"/>
+                    <w:sz w:val="28"/>
+                    <w:szCs w:val="24"/>
+                    <w:lang w:val="en-US"/>
+                  </w:rPr>
+                  <m:t>P</m:t>
+                </m:r>
+                <m:r>
+                  <m:rPr>
+                    <m:sty m:val="p"/>
+                  </m:rPr>
+                  <w:rPr>
+                    <w:rFonts w:ascii="Cambria Math" w:eastAsiaTheme="minorEastAsia" w:hAnsi="Cambria Math"/>
+                    <w:sz w:val="28"/>
+                    <w:szCs w:val="24"/>
+                  </w:rPr>
+                  <m:t>(</m:t>
+                </m:r>
+                <m:r>
+                  <w:rPr>
+                    <w:rFonts w:ascii="Cambria Math" w:hAnsi="Cambria Math"/>
+                    <w:sz w:val="28"/>
+                    <w:szCs w:val="24"/>
+                  </w:rPr>
+                  <m:t>ω)</m:t>
+                </m:r>
+              </m:oMath>
+            </m:oMathPara>
+          </w:p>
+        </w:tc>
+        <w:tc>
+          <w:tcPr>
+            <w:tcW w:w="1812" w:type="dxa"/>
+          </w:tcPr>
+          <w:p>
+            <w:pPr>
+              <w:pStyle w:val="a3"/>
+              <w:ind w:firstLine="0"/>
+              <w:jc w:val="center"/>
+              <w:rPr>
+                <w:sz w:val="28"/>
+                <w:szCs w:val="24"/>
+              </w:rPr>
+            </w:pPr>
+            <m:oMathPara>
+              <m:oMath>
+                <m:r>
+                  <w:rPr>
+                    <w:rFonts w:ascii="Cambria Math" w:hAnsi="Cambria Math"/>
+                    <w:sz w:val="28"/>
+                    <w:szCs w:val="24"/>
+                  </w:rPr>
+                  <m:t>1</m:t>
+                </m:r>
+              </m:oMath>
+            </m:oMathPara>
+          </w:p>
+        </w:tc>
+        <w:tc>
+          <w:tcPr>
+            <w:tcW w:w="1812" w:type="dxa"/>
+          </w:tcPr>
+          <w:p>
+            <w:pPr>
+              <w:pStyle w:val="a3"/>
+              <w:ind w:firstLine="0"/>
+              <w:jc w:val="center"/>
+              <w:rPr>
+                <w:sz w:val="28"/>
+                <w:szCs w:val="24"/>
+              </w:rPr>
+            </w:pPr>
+            <w:r>
+              <w:rPr>
+                <w:sz w:val="28"/>
+                <w:szCs w:val="24"/>
+              </w:rPr>
               <w:t>0</w:t>
             </w:r>
           </w:p>
@@ -5098,8 +7323,180 @@
             <w:pPr>
               <w:pStyle w:val="a3"/>
               <w:ind w:firstLine="0"/>
+              <w:jc w:val="center"/>
+              <w:rPr>
+                <w:sz w:val="28"/>
+                <w:szCs w:val="24"/>
+              </w:rPr>
             </w:pPr>
             <w:r>
+              <w:rPr>
+                <w:sz w:val="28"/>
+                <w:szCs w:val="24"/>
+              </w:rPr>
+              <w:t>0</w:t>
+            </w:r>
+          </w:p>
+        </w:tc>
+        <w:tc>
+          <w:tcPr>
+            <w:tcW w:w="1813" w:type="dxa"/>
+          </w:tcPr>
+          <w:p>
+            <w:pPr>
+              <w:pStyle w:val="a3"/>
+              <w:ind w:firstLine="0"/>
+              <w:rPr>
+                <w:sz w:val="28"/>
+                <w:szCs w:val="24"/>
+              </w:rPr>
+            </w:pPr>
+            <w:r>
+              <w:rPr>
+                <w:sz w:val="28"/>
+                <w:szCs w:val="24"/>
+              </w:rPr>
+              <w:t>1.0000</w:t>
+            </w:r>
+          </w:p>
+          <w:p>
+            <w:pPr>
+              <w:pStyle w:val="a3"/>
+              <w:ind w:firstLine="0"/>
+              <w:rPr>
+                <w:sz w:val="28"/>
+                <w:szCs w:val="24"/>
+                <w:lang w:val="en-US"/>
+              </w:rPr>
+            </w:pPr>
+            <w:r>
+              <w:rPr>
+                <w:sz w:val="28"/>
+                <w:szCs w:val="24"/>
+              </w:rPr>
+              <w:t xml:space="preserve"> -0.2500</w:t>
+            </w:r>
+          </w:p>
+        </w:tc>
+      </w:tr>
+      <w:tr>
+        <w:tc>
+          <w:tcPr>
+            <w:tcW w:w="1812" w:type="dxa"/>
+          </w:tcPr>
+          <w:p>
+            <w:pPr>
+              <w:pStyle w:val="a3"/>
+              <w:ind w:firstLine="0"/>
+              <w:rPr>
+                <w:sz w:val="28"/>
+                <w:szCs w:val="24"/>
+              </w:rPr>
+            </w:pPr>
+            <m:oMathPara>
+              <m:oMath>
+                <m:r>
+                  <w:rPr>
+                    <w:rFonts w:ascii="Cambria Math" w:eastAsiaTheme="minorEastAsia" w:hAnsi="Cambria Math"/>
+                    <w:sz w:val="28"/>
+                    <w:szCs w:val="24"/>
+                    <w:lang w:val="en-US"/>
+                  </w:rPr>
+                  <m:t>Q</m:t>
+                </m:r>
+                <m:r>
+                  <m:rPr>
+                    <m:sty m:val="p"/>
+                  </m:rPr>
+                  <w:rPr>
+                    <w:rFonts w:ascii="Cambria Math" w:eastAsiaTheme="minorEastAsia" w:hAnsi="Cambria Math"/>
+                    <w:sz w:val="28"/>
+                    <w:szCs w:val="24"/>
+                  </w:rPr>
+                  <m:t>(</m:t>
+                </m:r>
+                <m:r>
+                  <w:rPr>
+                    <w:rFonts w:ascii="Cambria Math" w:hAnsi="Cambria Math"/>
+                    <w:sz w:val="28"/>
+                    <w:szCs w:val="24"/>
+                  </w:rPr>
+                  <m:t>ω)</m:t>
+                </m:r>
+              </m:oMath>
+            </m:oMathPara>
+          </w:p>
+        </w:tc>
+        <w:tc>
+          <w:tcPr>
+            <w:tcW w:w="1812" w:type="dxa"/>
+          </w:tcPr>
+          <w:p>
+            <w:pPr>
+              <w:pStyle w:val="a3"/>
+              <w:ind w:firstLine="0"/>
+              <w:jc w:val="center"/>
+              <w:rPr>
+                <w:sz w:val="28"/>
+                <w:szCs w:val="24"/>
+              </w:rPr>
+            </w:pPr>
+            <m:oMathPara>
+              <m:oMath>
+                <m:r>
+                  <w:rPr>
+                    <w:rFonts w:ascii="Cambria Math" w:hAnsi="Cambria Math"/>
+                    <w:sz w:val="28"/>
+                    <w:szCs w:val="24"/>
+                  </w:rPr>
+                  <m:t>0</m:t>
+                </m:r>
+              </m:oMath>
+            </m:oMathPara>
+          </w:p>
+        </w:tc>
+        <w:tc>
+          <w:tcPr>
+            <w:tcW w:w="1812" w:type="dxa"/>
+          </w:tcPr>
+          <w:p>
+            <w:pPr>
+              <w:pStyle w:val="a3"/>
+              <w:ind w:firstLine="0"/>
+              <w:jc w:val="center"/>
+              <w:rPr>
+                <w:sz w:val="28"/>
+                <w:szCs w:val="24"/>
+                <w:lang w:val="en-US"/>
+              </w:rPr>
+            </w:pPr>
+            <w:r>
+              <w:rPr>
+                <w:sz w:val="28"/>
+                <w:szCs w:val="24"/>
+              </w:rPr>
+              <w:t>0</w:t>
+            </w:r>
+          </w:p>
+        </w:tc>
+        <w:tc>
+          <w:tcPr>
+            <w:tcW w:w="1812" w:type="dxa"/>
+          </w:tcPr>
+          <w:p>
+            <w:pPr>
+              <w:pStyle w:val="a3"/>
+              <w:ind w:firstLine="0"/>
+              <w:rPr>
+                <w:sz w:val="28"/>
+                <w:szCs w:val="24"/>
+              </w:rPr>
+            </w:pPr>
+            <w:r>
+              <w:rPr>
+                <w:sz w:val="28"/>
+                <w:szCs w:val="24"/>
+              </w:rPr>
               <w:t>-1.0861</w:t>
             </w:r>
           </w:p>
@@ -5107,8 +7504,16 @@
             <w:pPr>
               <w:pStyle w:val="a3"/>
               <w:ind w:firstLine="0"/>
+              <w:rPr>
+                <w:sz w:val="28"/>
+                <w:szCs w:val="24"/>
+              </w:rPr>
             </w:pPr>
             <w:r>
+              <w:rPr>
+                <w:sz w:val="28"/>
+                <w:szCs w:val="24"/>
+              </w:rPr>
               <w:t>0.2576</w:t>
             </w:r>
           </w:p>
@@ -5122,8 +7527,16 @@
               <w:pStyle w:val="a3"/>
               <w:ind w:firstLine="0"/>
               <w:jc w:val="center"/>
+              <w:rPr>
+                <w:sz w:val="28"/>
+                <w:szCs w:val="24"/>
+              </w:rPr>
             </w:pPr>
             <w:r>
+              <w:rPr>
+                <w:sz w:val="28"/>
+                <w:szCs w:val="24"/>
+              </w:rPr>
               <w:t>0</w:t>
             </w:r>
           </w:p>
@@ -5133,6 +7546,10 @@
     <w:p>
       <w:pPr>
         <w:pStyle w:val="a3"/>
+        <w:rPr>
+          <w:sz w:val="28"/>
+          <w:szCs w:val="24"/>
+        </w:rPr>
       </w:pPr>
     </w:p>
     <w:p>
@@ -5141,12 +7558,16 @@
         <w:ind w:firstLine="0"/>
         <w:jc w:val="center"/>
         <w:rPr>
+          <w:sz w:val="28"/>
+          <w:szCs w:val="24"/>
           <w:lang w:val="en-US"/>
         </w:rPr>
       </w:pPr>
       <w:r>
         <w:rPr>
           <w:noProof/>
+          <w:sz w:val="28"/>
+          <w:szCs w:val="24"/>
           <w:lang w:val="en-US"/>
         </w:rPr>
         <w:drawing>
@@ -5154,746 +7575,6 @@
             <wp:extent cx="4013200" cy="3158885"/>
             <wp:effectExtent l="0" t="0" r="6350" b="3810"/>
             <wp:docPr id="2" name="Рисунок 2"/>
-            <wp:cNvGraphicFramePr>
-              <a:graphicFrameLocks xmlns:a="http://schemas.openxmlformats.org/drawingml/2006/main" noChangeAspect="1"/>
-            </wp:cNvGraphicFramePr>
-            <a:graphic xmlns:a="http://schemas.openxmlformats.org/drawingml/2006/main">
-              <a:graphicData uri="http://schemas.openxmlformats.org/drawingml/2006/picture">
-                <pic:pic xmlns:pic="http://schemas.openxmlformats.org/drawingml/2006/picture">
-                  <pic:nvPicPr>
-                    <pic:cNvPr id="1" name=""/>
-                    <pic:cNvPicPr/>
-                  </pic:nvPicPr>
-                  <pic:blipFill>
-                    <a:blip r:embed="rId7"/>
-                    <a:stretch>
-                      <a:fillRect/>
-                    </a:stretch>
-                  </pic:blipFill>
-                  <pic:spPr>
-                    <a:xfrm>
-                      <a:off x="0" y="0"/>
-                      <a:ext cx="4020491" cy="3164624"/>
-                    </a:xfrm>
-                    <a:prstGeom prst="rect">
-                      <a:avLst/>
-                    </a:prstGeom>
-                  </pic:spPr>
-                </pic:pic>
-              </a:graphicData>
-            </a:graphic>
-          </wp:inline>
-        </w:drawing>
-      </w:r>
-    </w:p>
-    <w:p>
-      <w:pPr>
-        <w:pStyle w:val="a3"/>
-      </w:pPr>
-      <w:r>
-        <w:t>Годограф не охватывает точку (</w:t>
-      </w:r>
-      <w:r>
-        <w:t>-1,</w:t>
-      </w:r>
-      <w:r>
-        <w:rPr>
-          <w:lang w:val="en-US"/>
-        </w:rPr>
-        <w:t>j</w:t>
-      </w:r>
-      <w:r>
-        <w:t>0</w:t>
-      </w:r>
-      <w:r>
-        <w:t>)</w:t>
-      </w:r>
-      <w:r>
-        <w:t xml:space="preserve">, </w:t>
-      </w:r>
-      <w:r>
-        <w:t>а значит так как разомкнутая система находится на границе устойчивости, замкнутая система будет устойчива.</w:t>
-      </w:r>
-    </w:p>
-    <w:p>
-      <w:pPr>
-        <w:pStyle w:val="a3"/>
-      </w:pPr>
-    </w:p>
-    <w:p>
-      <w:pPr>
-        <w:pStyle w:val="a3"/>
-        <w:numPr>
-          <w:ilvl w:val="0"/>
-          <w:numId w:val="45"/>
-        </w:numPr>
-        <w:rPr>
-          <w:b/>
-          <w:bCs/>
-          <w:lang w:val="en-US"/>
-        </w:rPr>
-      </w:pPr>
-      <w:r>
-        <w:rPr>
-          <w:b/>
-          <w:bCs/>
-        </w:rPr>
-        <w:t xml:space="preserve">Проверка в </w:t>
-      </w:r>
-      <w:r>
-        <w:rPr>
-          <w:b/>
-          <w:bCs/>
-          <w:lang w:val="en-US"/>
-        </w:rPr>
-        <w:t>Matlab</w:t>
-      </w:r>
-    </w:p>
-    <w:p>
-      <w:pPr>
-        <w:pStyle w:val="a3"/>
-      </w:pPr>
-      <w:r>
-        <w:t>Результат выпол</w:t>
-      </w:r>
-      <w:r>
-        <w:t>н</w:t>
-      </w:r>
-      <w:r>
-        <w:t>ения кода:</w:t>
-      </w:r>
-    </w:p>
-    <w:p>
-      <w:pPr>
-        <w:pStyle w:val="a3"/>
-      </w:pPr>
-      <w:r>
-        <w:t>Характеристический полином замкнутой системы:</w:t>
-      </w:r>
-    </w:p>
-    <w:p>
-      <w:pPr>
-        <w:pStyle w:val="a3"/>
-      </w:pPr>
-      <w:r>
-        <w:t xml:space="preserve">0.05 </w:t>
-      </w:r>
-      <w:r>
-        <w:rPr>
-          <w:lang w:val="en-US"/>
-        </w:rPr>
-        <w:t>s</w:t>
-      </w:r>
-      <w:r>
-        <w:t xml:space="preserve">^4 + 0.10 </w:t>
-      </w:r>
-      <w:r>
-        <w:rPr>
-          <w:lang w:val="en-US"/>
-        </w:rPr>
-        <w:t>s</w:t>
-      </w:r>
-      <w:r>
-        <w:t xml:space="preserve">^3 + 1.00 </w:t>
-      </w:r>
-      <w:r>
-        <w:rPr>
-          <w:lang w:val="en-US"/>
-        </w:rPr>
-        <w:t>s</w:t>
-      </w:r>
-      <w:r>
-        <w:t xml:space="preserve">^2 + 1.00 </w:t>
-      </w:r>
-      <w:r>
-        <w:rPr>
-          <w:lang w:val="en-US"/>
-        </w:rPr>
-        <w:t>s</w:t>
-      </w:r>
-      <w:r>
-        <w:t xml:space="preserve"> + 2.00</w:t>
-      </w:r>
-    </w:p>
-    <w:p>
-      <w:pPr>
-        <w:pStyle w:val="a3"/>
-      </w:pPr>
-    </w:p>
-    <w:p>
-      <w:pPr>
-        <w:pStyle w:val="a3"/>
-      </w:pPr>
-      <w:r>
-        <w:t xml:space="preserve">Матрица Гурвица </w:t>
-      </w:r>
-      <w:r>
-        <w:rPr>
-          <w:lang w:val="en-US"/>
-        </w:rPr>
-        <w:t>H</w:t>
-      </w:r>
-      <w:r>
-        <w:t xml:space="preserve"> (4</w:t>
-      </w:r>
-      <w:r>
-        <w:rPr>
-          <w:lang w:val="en-US"/>
-        </w:rPr>
-        <w:t>x</w:t>
-      </w:r>
-      <w:r>
-        <w:t>4):</w:t>
-      </w:r>
-    </w:p>
-    <w:p>
-      <w:pPr>
-        <w:pStyle w:val="a3"/>
-      </w:pPr>
-      <w:r>
-        <w:t xml:space="preserve">    0.1000    0.0500         0         0</w:t>
-      </w:r>
-    </w:p>
-    <w:p>
-      <w:pPr>
-        <w:pStyle w:val="a3"/>
-      </w:pPr>
-      <w:r>
-        <w:lastRenderedPageBreak/>
-        <w:t xml:space="preserve">    1.0000    1.0000    0.1000    0.0500</w:t>
-      </w:r>
-    </w:p>
-    <w:p>
-      <w:pPr>
-        <w:pStyle w:val="a3"/>
-      </w:pPr>
-      <w:r>
-        <w:t xml:space="preserve">         0    2.0000    1.0000    1.0000</w:t>
-      </w:r>
-    </w:p>
-    <w:p>
-      <w:pPr>
-        <w:pStyle w:val="a3"/>
-      </w:pPr>
-      <w:r>
-        <w:t xml:space="preserve">         0         0         0    2.0000</w:t>
-      </w:r>
-    </w:p>
-    <w:p>
-      <w:pPr>
-        <w:pStyle w:val="a3"/>
-      </w:pPr>
-    </w:p>
-    <w:p>
-      <w:pPr>
-        <w:pStyle w:val="a3"/>
-      </w:pPr>
-      <w:r>
-        <w:rPr>
-          <w:lang w:val="en-US"/>
-        </w:rPr>
-        <w:t>Δ</w:t>
-      </w:r>
-      <w:r>
-        <w:t>1 = 0.1000</w:t>
-      </w:r>
-    </w:p>
-    <w:p>
-      <w:pPr>
-        <w:pStyle w:val="a3"/>
-      </w:pPr>
-      <w:r>
-        <w:rPr>
-          <w:lang w:val="en-US"/>
-        </w:rPr>
-        <w:t>Δ</w:t>
-      </w:r>
-      <w:r>
-        <w:t>2 = 0.0500</w:t>
-      </w:r>
-    </w:p>
-    <w:p>
-      <w:pPr>
-        <w:pStyle w:val="a3"/>
-      </w:pPr>
-      <w:r>
-        <w:rPr>
-          <w:lang w:val="en-US"/>
-        </w:rPr>
-        <w:t>Δ</w:t>
-      </w:r>
-      <w:r>
-        <w:t>3 = 0.0300</w:t>
-      </w:r>
-    </w:p>
-    <w:p>
-      <w:pPr>
-        <w:pStyle w:val="a3"/>
-      </w:pPr>
-      <w:r>
-        <w:rPr>
-          <w:lang w:val="en-US"/>
-        </w:rPr>
-        <w:t>Δ</w:t>
-      </w:r>
-      <w:r>
-        <w:t>4 = 0.0600</w:t>
-      </w:r>
-    </w:p>
-    <w:p>
-      <w:pPr>
-        <w:pStyle w:val="a3"/>
-      </w:pPr>
-    </w:p>
-    <w:p>
-      <w:pPr>
-        <w:pStyle w:val="a3"/>
-      </w:pPr>
-      <w:r>
-        <w:t>Необходимое условие выполняется: все коэффициенты &gt; 0</w:t>
-      </w:r>
-    </w:p>
-    <w:p>
-      <w:pPr>
-        <w:pStyle w:val="a3"/>
-      </w:pPr>
-      <w:r>
-        <w:t>Все миноры Гурвица положительны.</w:t>
-      </w:r>
-    </w:p>
-    <w:p>
-      <w:pPr>
-        <w:pStyle w:val="a3"/>
-      </w:pPr>
-      <w:r>
-        <w:t xml:space="preserve">ВЫВОД: Замкнутая система УСТОЙЧИВА по критерию </w:t>
-      </w:r>
-      <w:r>
-        <w:t>Гурвица.</w:t>
-      </w:r>
-    </w:p>
-    <w:p>
-      <w:pPr>
-        <w:pStyle w:val="a3"/>
-      </w:pPr>
-    </w:p>
-    <w:p>
-      <w:pPr>
-        <w:pStyle w:val="a3"/>
-      </w:pPr>
-      <w:r>
-        <w:t>Критерий Найквиста:</w:t>
-      </w:r>
-    </w:p>
-    <w:p>
-      <w:pPr>
-        <w:spacing w:after="0" w:line="240" w:lineRule="auto"/>
-        <w:rPr>
-          <w:rFonts w:ascii="Consolas" w:eastAsia="Times New Roman" w:hAnsi="Consolas" w:cs="Times New Roman"/>
-          <w:sz w:val="20"/>
-          <w:szCs w:val="20"/>
-          <w:lang w:eastAsia="ru-RU"/>
-        </w:rPr>
-      </w:pPr>
-      <w:r>
-        <w:rPr>
-          <w:rFonts w:ascii="Consolas" w:eastAsia="Times New Roman" w:hAnsi="Consolas" w:cs="Times New Roman"/>
-          <w:color w:val="008013"/>
-          <w:sz w:val="20"/>
-          <w:szCs w:val="20"/>
-          <w:lang w:eastAsia="ru-RU"/>
-        </w:rPr>
-        <w:t>% Передаточная функция разомкнутой системы</w:t>
-      </w:r>
-    </w:p>
-    <w:p>
-      <w:pPr>
-        <w:spacing w:after="0" w:line="240" w:lineRule="auto"/>
-        <w:rPr>
-          <w:rFonts w:ascii="Consolas" w:eastAsia="Times New Roman" w:hAnsi="Consolas" w:cs="Times New Roman"/>
-          <w:sz w:val="20"/>
-          <w:szCs w:val="20"/>
-          <w:lang w:eastAsia="ru-RU"/>
-        </w:rPr>
-      </w:pPr>
-      <w:r>
-        <w:rPr>
-          <w:rFonts w:ascii="Consolas" w:eastAsia="Times New Roman" w:hAnsi="Consolas" w:cs="Times New Roman"/>
-          <w:sz w:val="20"/>
-          <w:szCs w:val="20"/>
-          <w:lang w:eastAsia="ru-RU"/>
-        </w:rPr>
-        <w:t>w = tf([1], [0.05, 0.1, 1, 1, 1]);</w:t>
-      </w:r>
-    </w:p>
-    <w:p>
-      <w:pPr>
-        <w:spacing w:after="0" w:line="240" w:lineRule="auto"/>
-        <w:rPr>
-          <w:rFonts w:ascii="Consolas" w:eastAsia="Times New Roman" w:hAnsi="Consolas" w:cs="Times New Roman"/>
-          <w:sz w:val="20"/>
-          <w:szCs w:val="20"/>
-          <w:lang w:eastAsia="ru-RU"/>
-        </w:rPr>
-      </w:pPr>
-    </w:p>
-    <w:p>
-      <w:pPr>
-        <w:spacing w:after="0" w:line="240" w:lineRule="auto"/>
-        <w:rPr>
-          <w:rFonts w:ascii="Consolas" w:eastAsia="Times New Roman" w:hAnsi="Consolas" w:cs="Times New Roman"/>
-          <w:sz w:val="20"/>
-          <w:szCs w:val="20"/>
-          <w:lang w:eastAsia="ru-RU"/>
-        </w:rPr>
-      </w:pPr>
-      <w:r>
-        <w:rPr>
-          <w:rFonts w:ascii="Consolas" w:eastAsia="Times New Roman" w:hAnsi="Consolas" w:cs="Times New Roman"/>
-          <w:sz w:val="20"/>
-          <w:szCs w:val="20"/>
-          <w:lang w:eastAsia="ru-RU"/>
-        </w:rPr>
-        <w:t xml:space="preserve">T = feedback(w, 1);   </w:t>
-      </w:r>
-      <w:r>
-        <w:rPr>
-          <w:rFonts w:ascii="Consolas" w:eastAsia="Times New Roman" w:hAnsi="Consolas" w:cs="Times New Roman"/>
-          <w:color w:val="008013"/>
-          <w:sz w:val="20"/>
-          <w:szCs w:val="20"/>
-          <w:lang w:eastAsia="ru-RU"/>
-        </w:rPr>
-        <w:t>% замкнутая система (единичная ОС)</w:t>
-      </w:r>
-    </w:p>
-    <w:p>
-      <w:pPr>
-        <w:spacing w:after="0" w:line="240" w:lineRule="auto"/>
-        <w:rPr>
-          <w:rFonts w:ascii="Consolas" w:eastAsia="Times New Roman" w:hAnsi="Consolas" w:cs="Times New Roman"/>
-          <w:sz w:val="20"/>
-          <w:szCs w:val="20"/>
-          <w:lang w:eastAsia="ru-RU"/>
-        </w:rPr>
-      </w:pPr>
-    </w:p>
-    <w:p>
-      <w:pPr>
-        <w:spacing w:after="0" w:line="240" w:lineRule="auto"/>
-        <w:rPr>
-          <w:rFonts w:ascii="Consolas" w:eastAsia="Times New Roman" w:hAnsi="Consolas" w:cs="Times New Roman"/>
-          <w:sz w:val="20"/>
-          <w:szCs w:val="20"/>
-          <w:lang w:eastAsia="ru-RU"/>
-        </w:rPr>
-      </w:pPr>
-      <w:r>
-        <w:rPr>
-          <w:rFonts w:ascii="Consolas" w:eastAsia="Times New Roman" w:hAnsi="Consolas" w:cs="Times New Roman"/>
-          <w:color w:val="0E00FF"/>
-          <w:sz w:val="20"/>
-          <w:szCs w:val="20"/>
-          <w:lang w:eastAsia="ru-RU"/>
-        </w:rPr>
-        <w:t xml:space="preserve">if </w:t>
-      </w:r>
-      <w:r>
-        <w:rPr>
-          <w:rFonts w:ascii="Consolas" w:eastAsia="Times New Roman" w:hAnsi="Consolas" w:cs="Times New Roman"/>
-          <w:sz w:val="20"/>
-          <w:szCs w:val="20"/>
-          <w:lang w:eastAsia="ru-RU"/>
-        </w:rPr>
-        <w:t>isstable(T)</w:t>
-      </w:r>
-    </w:p>
-    <w:p>
-      <w:pPr>
-        <w:spacing w:after="0" w:line="240" w:lineRule="auto"/>
-        <w:rPr>
-          <w:rFonts w:ascii="Consolas" w:eastAsia="Times New Roman" w:hAnsi="Consolas" w:cs="Times New Roman"/>
-          <w:sz w:val="20"/>
-          <w:szCs w:val="20"/>
-          <w:lang w:eastAsia="ru-RU"/>
-        </w:rPr>
-      </w:pPr>
-      <w:r>
-        <w:rPr>
-          <w:rFonts w:ascii="Consolas" w:eastAsia="Times New Roman" w:hAnsi="Consolas" w:cs="Times New Roman"/>
-          <w:sz w:val="20"/>
-          <w:szCs w:val="20"/>
-          <w:lang w:eastAsia="ru-RU"/>
-        </w:rPr>
-        <w:t xml:space="preserve">    fprintf(</w:t>
-      </w:r>
-      <w:r>
-        <w:rPr>
-          <w:rFonts w:ascii="Consolas" w:eastAsia="Times New Roman" w:hAnsi="Consolas" w:cs="Times New Roman"/>
-          <w:color w:val="A709F5"/>
-          <w:sz w:val="20"/>
-          <w:szCs w:val="20"/>
-          <w:lang w:eastAsia="ru-RU"/>
-        </w:rPr>
-        <w:t>'Замкнутая система УСТОЙЧИВА\n'</w:t>
-      </w:r>
-      <w:r>
-        <w:rPr>
-          <w:rFonts w:ascii="Consolas" w:eastAsia="Times New Roman" w:hAnsi="Consolas" w:cs="Times New Roman"/>
-          <w:sz w:val="20"/>
-          <w:szCs w:val="20"/>
-          <w:lang w:eastAsia="ru-RU"/>
-        </w:rPr>
-        <w:t>);</w:t>
-      </w:r>
-    </w:p>
-    <w:p>
-      <w:pPr>
-        <w:spacing w:after="0" w:line="240" w:lineRule="auto"/>
-        <w:rPr>
-          <w:rFonts w:ascii="Consolas" w:eastAsia="Times New Roman" w:hAnsi="Consolas" w:cs="Times New Roman"/>
-          <w:sz w:val="20"/>
-          <w:szCs w:val="20"/>
-          <w:lang w:eastAsia="ru-RU"/>
-        </w:rPr>
-      </w:pPr>
-      <w:r>
-        <w:rPr>
-          <w:rFonts w:ascii="Consolas" w:eastAsia="Times New Roman" w:hAnsi="Consolas" w:cs="Times New Roman"/>
-          <w:color w:val="0E00FF"/>
-          <w:sz w:val="20"/>
-          <w:szCs w:val="20"/>
-          <w:lang w:eastAsia="ru-RU"/>
-        </w:rPr>
-        <w:t>else</w:t>
-      </w:r>
-    </w:p>
-    <w:p>
-      <w:pPr>
-        <w:spacing w:after="0" w:line="240" w:lineRule="auto"/>
-        <w:rPr>
-          <w:rFonts w:ascii="Consolas" w:eastAsia="Times New Roman" w:hAnsi="Consolas" w:cs="Times New Roman"/>
-          <w:sz w:val="20"/>
-          <w:szCs w:val="20"/>
-          <w:lang w:eastAsia="ru-RU"/>
-        </w:rPr>
-      </w:pPr>
-      <w:r>
-        <w:rPr>
-          <w:rFonts w:ascii="Consolas" w:eastAsia="Times New Roman" w:hAnsi="Consolas" w:cs="Times New Roman"/>
-          <w:sz w:val="20"/>
-          <w:szCs w:val="20"/>
-          <w:lang w:eastAsia="ru-RU"/>
-        </w:rPr>
-        <w:t xml:space="preserve">    fprintf(</w:t>
-      </w:r>
-      <w:r>
-        <w:rPr>
-          <w:rFonts w:ascii="Consolas" w:eastAsia="Times New Roman" w:hAnsi="Consolas" w:cs="Times New Roman"/>
-          <w:color w:val="A709F5"/>
-          <w:sz w:val="20"/>
-          <w:szCs w:val="20"/>
-          <w:lang w:eastAsia="ru-RU"/>
-        </w:rPr>
-        <w:t>'Замкнутая система НЕУСТОЙЧИВА\n'</w:t>
-      </w:r>
-      <w:r>
-        <w:rPr>
-          <w:rFonts w:ascii="Consolas" w:eastAsia="Times New Roman" w:hAnsi="Consolas" w:cs="Times New Roman"/>
-          <w:sz w:val="20"/>
-          <w:szCs w:val="20"/>
-          <w:lang w:eastAsia="ru-RU"/>
-        </w:rPr>
-        <w:t>);</w:t>
-      </w:r>
-    </w:p>
-    <w:p>
-      <w:pPr>
-        <w:spacing w:after="0" w:line="240" w:lineRule="auto"/>
-        <w:rPr>
-          <w:rFonts w:ascii="Consolas" w:eastAsia="Times New Roman" w:hAnsi="Consolas" w:cs="Times New Roman"/>
-          <w:color w:val="0E00FF"/>
-          <w:sz w:val="20"/>
-          <w:szCs w:val="20"/>
-          <w:lang w:eastAsia="ru-RU"/>
-        </w:rPr>
-      </w:pPr>
-      <w:r>
-        <w:rPr>
-          <w:rFonts w:ascii="Consolas" w:eastAsia="Times New Roman" w:hAnsi="Consolas" w:cs="Times New Roman"/>
-          <w:color w:val="0E00FF"/>
-          <w:sz w:val="20"/>
-          <w:szCs w:val="20"/>
-          <w:lang w:eastAsia="ru-RU"/>
-        </w:rPr>
-        <w:t>end</w:t>
-      </w:r>
-    </w:p>
-    <w:p>
-      <w:pPr>
-        <w:spacing w:after="0" w:line="240" w:lineRule="auto"/>
-        <w:rPr>
-          <w:rFonts w:ascii="Consolas" w:eastAsia="Times New Roman" w:hAnsi="Consolas" w:cs="Times New Roman"/>
-          <w:sz w:val="20"/>
-          <w:szCs w:val="20"/>
-          <w:lang w:eastAsia="ru-RU"/>
-        </w:rPr>
-      </w:pPr>
-    </w:p>
-    <w:p>
-      <w:pPr>
-        <w:spacing w:after="0" w:line="240" w:lineRule="auto"/>
-        <w:rPr>
-          <w:rFonts w:ascii="Consolas" w:eastAsia="Times New Roman" w:hAnsi="Consolas" w:cs="Times New Roman"/>
-          <w:sz w:val="20"/>
-          <w:szCs w:val="20"/>
-          <w:lang w:eastAsia="ru-RU"/>
-        </w:rPr>
-      </w:pPr>
-      <w:r>
-        <w:rPr>
-          <w:rFonts w:ascii="Consolas" w:eastAsia="Times New Roman" w:hAnsi="Consolas" w:cs="Times New Roman"/>
-          <w:sz w:val="20"/>
-          <w:szCs w:val="20"/>
-          <w:lang w:eastAsia="ru-RU"/>
-        </w:rPr>
-        <w:t>figure;</w:t>
-      </w:r>
-    </w:p>
-    <w:p>
-      <w:pPr>
-        <w:spacing w:after="0" w:line="240" w:lineRule="auto"/>
-        <w:rPr>
-          <w:rFonts w:ascii="Consolas" w:eastAsia="Times New Roman" w:hAnsi="Consolas" w:cs="Times New Roman"/>
-          <w:sz w:val="20"/>
-          <w:szCs w:val="20"/>
-          <w:lang w:eastAsia="ru-RU"/>
-        </w:rPr>
-      </w:pPr>
-      <w:r>
-        <w:rPr>
-          <w:rFonts w:ascii="Consolas" w:eastAsia="Times New Roman" w:hAnsi="Consolas" w:cs="Times New Roman"/>
-          <w:sz w:val="20"/>
-          <w:szCs w:val="20"/>
-          <w:lang w:eastAsia="ru-RU"/>
-        </w:rPr>
-        <w:t>step(w);</w:t>
-      </w:r>
-    </w:p>
-    <w:p>
-      <w:pPr>
-        <w:spacing w:after="0" w:line="240" w:lineRule="auto"/>
-        <w:rPr>
-          <w:rFonts w:ascii="Consolas" w:eastAsia="Times New Roman" w:hAnsi="Consolas" w:cs="Times New Roman"/>
-          <w:sz w:val="20"/>
-          <w:szCs w:val="20"/>
-          <w:lang w:eastAsia="ru-RU"/>
-        </w:rPr>
-      </w:pPr>
-      <w:r>
-        <w:rPr>
-          <w:rFonts w:ascii="Consolas" w:eastAsia="Times New Roman" w:hAnsi="Consolas" w:cs="Times New Roman"/>
-          <w:sz w:val="20"/>
-          <w:szCs w:val="20"/>
-          <w:lang w:eastAsia="ru-RU"/>
-        </w:rPr>
-        <w:t>title(</w:t>
-      </w:r>
-      <w:r>
-        <w:rPr>
-          <w:rFonts w:ascii="Consolas" w:eastAsia="Times New Roman" w:hAnsi="Consolas" w:cs="Times New Roman"/>
-          <w:color w:val="A709F5"/>
-          <w:sz w:val="20"/>
-          <w:szCs w:val="20"/>
-          <w:lang w:eastAsia="ru-RU"/>
-        </w:rPr>
-        <w:t>'Переходная функция разомкнутой системы'</w:t>
-      </w:r>
-      <w:r>
-        <w:rPr>
-          <w:rFonts w:ascii="Consolas" w:eastAsia="Times New Roman" w:hAnsi="Consolas" w:cs="Times New Roman"/>
-          <w:sz w:val="20"/>
-          <w:szCs w:val="20"/>
-          <w:lang w:eastAsia="ru-RU"/>
-        </w:rPr>
-        <w:t>);</w:t>
-      </w:r>
-    </w:p>
-    <w:p>
-      <w:pPr>
-        <w:spacing w:after="0" w:line="240" w:lineRule="auto"/>
-        <w:rPr>
-          <w:rFonts w:ascii="Consolas" w:eastAsia="Times New Roman" w:hAnsi="Consolas" w:cs="Times New Roman"/>
-          <w:sz w:val="20"/>
-          <w:szCs w:val="20"/>
-          <w:lang w:eastAsia="ru-RU"/>
-        </w:rPr>
-      </w:pPr>
-      <w:r>
-        <w:rPr>
-          <w:rFonts w:ascii="Consolas" w:eastAsia="Times New Roman" w:hAnsi="Consolas" w:cs="Times New Roman"/>
-          <w:sz w:val="20"/>
-          <w:szCs w:val="20"/>
-          <w:lang w:eastAsia="ru-RU"/>
-        </w:rPr>
-        <w:t xml:space="preserve">grid </w:t>
-      </w:r>
-      <w:r>
-        <w:rPr>
-          <w:rFonts w:ascii="Consolas" w:eastAsia="Times New Roman" w:hAnsi="Consolas" w:cs="Times New Roman"/>
-          <w:color w:val="A709F5"/>
-          <w:sz w:val="20"/>
-          <w:szCs w:val="20"/>
-          <w:lang w:eastAsia="ru-RU"/>
-        </w:rPr>
-        <w:t>on</w:t>
-      </w:r>
-      <w:r>
-        <w:rPr>
-          <w:rFonts w:ascii="Consolas" w:eastAsia="Times New Roman" w:hAnsi="Consolas" w:cs="Times New Roman"/>
-          <w:sz w:val="20"/>
-          <w:szCs w:val="20"/>
-          <w:lang w:eastAsia="ru-RU"/>
-        </w:rPr>
-        <w:t>;</w:t>
-      </w:r>
-    </w:p>
-    <w:p>
-      <w:pPr>
-        <w:spacing w:after="0" w:line="240" w:lineRule="auto"/>
-        <w:rPr>
-          <w:rFonts w:ascii="Consolas" w:eastAsia="Times New Roman" w:hAnsi="Consolas" w:cs="Times New Roman"/>
-          <w:color w:val="0E00FF"/>
-          <w:sz w:val="20"/>
-          <w:szCs w:val="20"/>
-          <w:lang w:eastAsia="ru-RU"/>
-        </w:rPr>
-      </w:pPr>
-    </w:p>
-    <w:p>
-      <w:pPr>
-        <w:spacing w:after="0" w:line="240" w:lineRule="auto"/>
-        <w:jc w:val="center"/>
-        <w:rPr>
-          <w:rFonts w:ascii="Consolas" w:eastAsia="Times New Roman" w:hAnsi="Consolas" w:cs="Times New Roman"/>
-          <w:sz w:val="20"/>
-          <w:szCs w:val="20"/>
-          <w:lang w:eastAsia="ru-RU"/>
-        </w:rPr>
-      </w:pPr>
-      <w:r>
-        <w:rPr>
-          <w:rFonts w:ascii="Consolas" w:eastAsia="Times New Roman" w:hAnsi="Consolas" w:cs="Times New Roman"/>
-          <w:noProof/>
-          <w:sz w:val="20"/>
-          <w:szCs w:val="20"/>
-          <w:lang w:eastAsia="ru-RU"/>
-        </w:rPr>
-        <w:drawing>
-          <wp:inline distT="0" distB="0" distL="0" distR="0" wp14:anchorId="2830762D" wp14:editId="091BCCA3">
-            <wp:extent cx="3854450" cy="3189450"/>
-            <wp:effectExtent l="0" t="0" r="0" b="0"/>
-            <wp:docPr id="1" name="Рисунок 1"/>
             <wp:cNvGraphicFramePr>
               <a:graphicFrameLocks xmlns:a="http://schemas.openxmlformats.org/drawingml/2006/main" noChangeAspect="1"/>
             </wp:cNvGraphicFramePr>
@@ -5913,6 +7594,1134 @@
                   <pic:spPr>
                     <a:xfrm>
                       <a:off x="0" y="0"/>
+                      <a:ext cx="4020491" cy="3164624"/>
+                    </a:xfrm>
+                    <a:prstGeom prst="rect">
+                      <a:avLst/>
+                    </a:prstGeom>
+                  </pic:spPr>
+                </pic:pic>
+              </a:graphicData>
+            </a:graphic>
+          </wp:inline>
+        </w:drawing>
+      </w:r>
+    </w:p>
+    <w:p>
+      <w:pPr>
+        <w:pStyle w:val="a3"/>
+        <w:rPr>
+          <w:sz w:val="28"/>
+          <w:szCs w:val="24"/>
+        </w:rPr>
+      </w:pPr>
+      <w:r>
+        <w:rPr>
+          <w:sz w:val="28"/>
+          <w:szCs w:val="24"/>
+        </w:rPr>
+        <w:t>Годограф не охватывает точку (-</w:t>
+      </w:r>
+      <w:proofErr w:type="gramStart"/>
+      <w:r>
+        <w:rPr>
+          <w:sz w:val="28"/>
+          <w:szCs w:val="24"/>
+        </w:rPr>
+        <w:t>1,</w:t>
+      </w:r>
+      <w:r>
+        <w:rPr>
+          <w:sz w:val="28"/>
+          <w:szCs w:val="24"/>
+          <w:lang w:val="en-US"/>
+        </w:rPr>
+        <w:t>j</w:t>
+      </w:r>
+      <w:proofErr w:type="gramEnd"/>
+      <w:r>
+        <w:rPr>
+          <w:sz w:val="28"/>
+          <w:szCs w:val="24"/>
+        </w:rPr>
+        <w:t>0), а значит так как разомкнутая система находится на границе устойчивости, замкнутая система будет устойчива.</w:t>
+      </w:r>
+    </w:p>
+    <w:p>
+      <w:pPr>
+        <w:pStyle w:val="a3"/>
+        <w:rPr>
+          <w:sz w:val="28"/>
+          <w:szCs w:val="24"/>
+        </w:rPr>
+      </w:pPr>
+    </w:p>
+    <w:p>
+      <w:pPr>
+        <w:pStyle w:val="a3"/>
+        <w:numPr>
+          <w:ilvl w:val="0"/>
+          <w:numId w:val="45"/>
+        </w:numPr>
+        <w:rPr>
+          <w:b/>
+          <w:bCs/>
+          <w:sz w:val="28"/>
+          <w:szCs w:val="24"/>
+          <w:lang w:val="en-US"/>
+        </w:rPr>
+      </w:pPr>
+      <w:r>
+        <w:rPr>
+          <w:b/>
+          <w:bCs/>
+          <w:sz w:val="28"/>
+          <w:szCs w:val="24"/>
+        </w:rPr>
+        <w:t xml:space="preserve">Проверка в </w:t>
+      </w:r>
+      <w:proofErr w:type="spellStart"/>
+      <w:r>
+        <w:rPr>
+          <w:b/>
+          <w:bCs/>
+          <w:sz w:val="28"/>
+          <w:szCs w:val="24"/>
+          <w:lang w:val="en-US"/>
+        </w:rPr>
+        <w:t>Matlab</w:t>
+      </w:r>
+      <w:proofErr w:type="spellEnd"/>
+    </w:p>
+    <w:p>
+      <w:pPr>
+        <w:pStyle w:val="a3"/>
+        <w:rPr>
+          <w:sz w:val="28"/>
+          <w:szCs w:val="24"/>
+        </w:rPr>
+      </w:pPr>
+      <w:r>
+        <w:rPr>
+          <w:sz w:val="28"/>
+          <w:szCs w:val="24"/>
+        </w:rPr>
+        <w:t>Результат выполнения кода:</w:t>
+      </w:r>
+    </w:p>
+    <w:p>
+      <w:pPr>
+        <w:pStyle w:val="a3"/>
+        <w:rPr>
+          <w:sz w:val="28"/>
+          <w:szCs w:val="24"/>
+        </w:rPr>
+      </w:pPr>
+      <w:r>
+        <w:rPr>
+          <w:sz w:val="28"/>
+          <w:szCs w:val="24"/>
+        </w:rPr>
+        <w:t>Характеристический полином замкнутой системы:</w:t>
+      </w:r>
+    </w:p>
+    <w:p>
+      <w:pPr>
+        <w:pStyle w:val="a3"/>
+        <w:rPr>
+          <w:sz w:val="28"/>
+          <w:szCs w:val="24"/>
+        </w:rPr>
+      </w:pPr>
+      <w:r>
+        <w:rPr>
+          <w:sz w:val="28"/>
+          <w:szCs w:val="24"/>
+        </w:rPr>
+        <w:t xml:space="preserve">0.05 </w:t>
+      </w:r>
+      <w:r>
+        <w:rPr>
+          <w:sz w:val="28"/>
+          <w:szCs w:val="24"/>
+          <w:lang w:val="en-US"/>
+        </w:rPr>
+        <w:t>s</w:t>
+      </w:r>
+      <w:r>
+        <w:rPr>
+          <w:sz w:val="28"/>
+          <w:szCs w:val="24"/>
+        </w:rPr>
+        <w:t xml:space="preserve">^4 + 0.10 </w:t>
+      </w:r>
+      <w:r>
+        <w:rPr>
+          <w:sz w:val="28"/>
+          <w:szCs w:val="24"/>
+          <w:lang w:val="en-US"/>
+        </w:rPr>
+        <w:t>s</w:t>
+      </w:r>
+      <w:r>
+        <w:rPr>
+          <w:sz w:val="28"/>
+          <w:szCs w:val="24"/>
+        </w:rPr>
+        <w:t xml:space="preserve">^3 + 1.00 </w:t>
+      </w:r>
+      <w:r>
+        <w:rPr>
+          <w:sz w:val="28"/>
+          <w:szCs w:val="24"/>
+          <w:lang w:val="en-US"/>
+        </w:rPr>
+        <w:t>s</w:t>
+      </w:r>
+      <w:r>
+        <w:rPr>
+          <w:sz w:val="28"/>
+          <w:szCs w:val="24"/>
+        </w:rPr>
+        <w:t xml:space="preserve">^2 + 1.00 </w:t>
+      </w:r>
+      <w:r>
+        <w:rPr>
+          <w:sz w:val="28"/>
+          <w:szCs w:val="24"/>
+          <w:lang w:val="en-US"/>
+        </w:rPr>
+        <w:t>s</w:t>
+      </w:r>
+      <w:r>
+        <w:rPr>
+          <w:sz w:val="28"/>
+          <w:szCs w:val="24"/>
+        </w:rPr>
+        <w:t xml:space="preserve"> + 2.00</w:t>
+      </w:r>
+    </w:p>
+    <w:p>
+      <w:pPr>
+        <w:pStyle w:val="a3"/>
+        <w:rPr>
+          <w:sz w:val="28"/>
+          <w:szCs w:val="24"/>
+        </w:rPr>
+      </w:pPr>
+      <w:r>
+        <w:rPr>
+          <w:sz w:val="28"/>
+          <w:szCs w:val="24"/>
+        </w:rPr>
+        <w:lastRenderedPageBreak/>
+        <w:t xml:space="preserve">Матрица Гурвица </w:t>
+      </w:r>
+      <w:r>
+        <w:rPr>
+          <w:sz w:val="28"/>
+          <w:szCs w:val="24"/>
+          <w:lang w:val="en-US"/>
+        </w:rPr>
+        <w:t>H</w:t>
+      </w:r>
+      <w:r>
+        <w:rPr>
+          <w:sz w:val="28"/>
+          <w:szCs w:val="24"/>
+        </w:rPr>
+        <w:t xml:space="preserve"> (4</w:t>
+      </w:r>
+      <w:r>
+        <w:rPr>
+          <w:sz w:val="28"/>
+          <w:szCs w:val="24"/>
+          <w:lang w:val="en-US"/>
+        </w:rPr>
+        <w:t>x</w:t>
+      </w:r>
+      <w:r>
+        <w:rPr>
+          <w:sz w:val="28"/>
+          <w:szCs w:val="24"/>
+        </w:rPr>
+        <w:t>4):</w:t>
+      </w:r>
+    </w:p>
+    <w:p>
+      <w:pPr>
+        <w:pStyle w:val="a3"/>
+        <w:rPr>
+          <w:sz w:val="28"/>
+          <w:szCs w:val="24"/>
+        </w:rPr>
+      </w:pPr>
+      <w:r>
+        <w:rPr>
+          <w:sz w:val="28"/>
+          <w:szCs w:val="24"/>
+        </w:rPr>
+        <w:t xml:space="preserve">    0.1000    0.0500         0         </w:t>
+      </w:r>
+      <w:r>
+        <w:rPr>
+          <w:sz w:val="28"/>
+          <w:szCs w:val="24"/>
+        </w:rPr>
+        <w:t xml:space="preserve">  </w:t>
+      </w:r>
+      <w:r>
+        <w:rPr>
+          <w:sz w:val="28"/>
+          <w:szCs w:val="24"/>
+        </w:rPr>
+        <w:t>0</w:t>
+      </w:r>
+    </w:p>
+    <w:p>
+      <w:pPr>
+        <w:pStyle w:val="a3"/>
+        <w:rPr>
+          <w:sz w:val="28"/>
+          <w:szCs w:val="24"/>
+        </w:rPr>
+      </w:pPr>
+      <w:r>
+        <w:rPr>
+          <w:sz w:val="28"/>
+          <w:szCs w:val="24"/>
+        </w:rPr>
+        <w:t xml:space="preserve">    1.0000    1.0000    </w:t>
+      </w:r>
+      <w:r>
+        <w:rPr>
+          <w:sz w:val="28"/>
+          <w:szCs w:val="24"/>
+        </w:rPr>
+        <w:t xml:space="preserve">     </w:t>
+      </w:r>
+      <w:proofErr w:type="gramStart"/>
+      <w:r>
+        <w:rPr>
+          <w:sz w:val="28"/>
+          <w:szCs w:val="24"/>
+        </w:rPr>
+        <w:t xml:space="preserve">0.1000 </w:t>
+      </w:r>
+      <w:r>
+        <w:rPr>
+          <w:sz w:val="28"/>
+          <w:szCs w:val="24"/>
+        </w:rPr>
+        <w:t xml:space="preserve"> </w:t>
+      </w:r>
+      <w:r>
+        <w:rPr>
+          <w:sz w:val="28"/>
+          <w:szCs w:val="24"/>
+        </w:rPr>
+        <w:t>0.0500</w:t>
+      </w:r>
+      <w:proofErr w:type="gramEnd"/>
+    </w:p>
+    <w:p>
+      <w:pPr>
+        <w:pStyle w:val="a3"/>
+        <w:rPr>
+          <w:sz w:val="28"/>
+          <w:szCs w:val="24"/>
+        </w:rPr>
+      </w:pPr>
+      <w:r>
+        <w:rPr>
+          <w:sz w:val="28"/>
+          <w:szCs w:val="24"/>
+        </w:rPr>
+        <w:t xml:space="preserve">    0    </w:t>
+      </w:r>
+      <w:r>
+        <w:rPr>
+          <w:sz w:val="28"/>
+          <w:szCs w:val="24"/>
+        </w:rPr>
+        <w:t xml:space="preserve">         </w:t>
+      </w:r>
+      <w:r>
+        <w:rPr>
+          <w:sz w:val="28"/>
+          <w:szCs w:val="24"/>
+        </w:rPr>
+        <w:t xml:space="preserve">2.0000   </w:t>
+      </w:r>
+      <w:r>
+        <w:rPr>
+          <w:sz w:val="28"/>
+          <w:szCs w:val="24"/>
+        </w:rPr>
+        <w:t xml:space="preserve">     </w:t>
+      </w:r>
+      <w:r>
+        <w:rPr>
+          <w:sz w:val="28"/>
+          <w:szCs w:val="24"/>
+        </w:rPr>
+        <w:t xml:space="preserve"> </w:t>
+      </w:r>
+      <w:proofErr w:type="gramStart"/>
+      <w:r>
+        <w:rPr>
+          <w:sz w:val="28"/>
+          <w:szCs w:val="24"/>
+        </w:rPr>
+        <w:t>1.0000  1.0000</w:t>
+      </w:r>
+      <w:proofErr w:type="gramEnd"/>
+    </w:p>
+    <w:p>
+      <w:pPr>
+        <w:pStyle w:val="a3"/>
+        <w:rPr>
+          <w:sz w:val="28"/>
+          <w:szCs w:val="24"/>
+        </w:rPr>
+      </w:pPr>
+      <w:r>
+        <w:rPr>
+          <w:sz w:val="28"/>
+          <w:szCs w:val="24"/>
+        </w:rPr>
+        <w:t xml:space="preserve">    0         </w:t>
+      </w:r>
+      <w:r>
+        <w:rPr>
+          <w:sz w:val="28"/>
+          <w:szCs w:val="24"/>
+        </w:rPr>
+        <w:t xml:space="preserve">    </w:t>
+      </w:r>
+      <w:r>
+        <w:rPr>
+          <w:sz w:val="28"/>
+          <w:szCs w:val="24"/>
+        </w:rPr>
+        <w:t xml:space="preserve">0         </w:t>
+      </w:r>
+      <w:r>
+        <w:rPr>
+          <w:sz w:val="28"/>
+          <w:szCs w:val="24"/>
+        </w:rPr>
+        <w:t xml:space="preserve">         </w:t>
+      </w:r>
+      <w:r>
+        <w:rPr>
+          <w:sz w:val="28"/>
+          <w:szCs w:val="24"/>
+        </w:rPr>
+        <w:t xml:space="preserve">0   </w:t>
+      </w:r>
+      <w:r>
+        <w:rPr>
+          <w:sz w:val="28"/>
+          <w:szCs w:val="24"/>
+        </w:rPr>
+        <w:t xml:space="preserve">       </w:t>
+      </w:r>
+      <w:r>
+        <w:rPr>
+          <w:sz w:val="28"/>
+          <w:szCs w:val="24"/>
+        </w:rPr>
+        <w:t xml:space="preserve"> 2.0000</w:t>
+      </w:r>
+    </w:p>
+    <w:p>
+      <w:pPr>
+        <w:pStyle w:val="a3"/>
+        <w:rPr>
+          <w:sz w:val="28"/>
+          <w:szCs w:val="24"/>
+        </w:rPr>
+      </w:pPr>
+      <w:r>
+        <w:rPr>
+          <w:sz w:val="28"/>
+          <w:szCs w:val="24"/>
+          <w:lang w:val="en-US"/>
+        </w:rPr>
+        <w:t>Δ</w:t>
+      </w:r>
+      <w:r>
+        <w:rPr>
+          <w:sz w:val="28"/>
+          <w:szCs w:val="24"/>
+        </w:rPr>
+        <w:t>1 = 0.1000</w:t>
+      </w:r>
+    </w:p>
+    <w:p>
+      <w:pPr>
+        <w:pStyle w:val="a3"/>
+        <w:rPr>
+          <w:sz w:val="28"/>
+          <w:szCs w:val="24"/>
+        </w:rPr>
+      </w:pPr>
+      <w:r>
+        <w:rPr>
+          <w:sz w:val="28"/>
+          <w:szCs w:val="24"/>
+          <w:lang w:val="en-US"/>
+        </w:rPr>
+        <w:t>Δ</w:t>
+      </w:r>
+      <w:r>
+        <w:rPr>
+          <w:sz w:val="28"/>
+          <w:szCs w:val="24"/>
+        </w:rPr>
+        <w:t>2 = 0.0500</w:t>
+      </w:r>
+    </w:p>
+    <w:p>
+      <w:pPr>
+        <w:pStyle w:val="a3"/>
+        <w:rPr>
+          <w:sz w:val="28"/>
+          <w:szCs w:val="24"/>
+        </w:rPr>
+      </w:pPr>
+      <w:r>
+        <w:rPr>
+          <w:sz w:val="28"/>
+          <w:szCs w:val="24"/>
+          <w:lang w:val="en-US"/>
+        </w:rPr>
+        <w:t>Δ</w:t>
+      </w:r>
+      <w:r>
+        <w:rPr>
+          <w:sz w:val="28"/>
+          <w:szCs w:val="24"/>
+        </w:rPr>
+        <w:t>3 = 0.0300</w:t>
+      </w:r>
+    </w:p>
+    <w:p>
+      <w:pPr>
+        <w:pStyle w:val="a3"/>
+        <w:rPr>
+          <w:sz w:val="28"/>
+          <w:szCs w:val="24"/>
+        </w:rPr>
+      </w:pPr>
+      <w:r>
+        <w:rPr>
+          <w:sz w:val="28"/>
+          <w:szCs w:val="24"/>
+          <w:lang w:val="en-US"/>
+        </w:rPr>
+        <w:t>Δ</w:t>
+      </w:r>
+      <w:r>
+        <w:rPr>
+          <w:sz w:val="28"/>
+          <w:szCs w:val="24"/>
+        </w:rPr>
+        <w:t>4 = 0.0600</w:t>
+      </w:r>
+    </w:p>
+    <w:p>
+      <w:pPr>
+        <w:pStyle w:val="a3"/>
+        <w:rPr>
+          <w:sz w:val="28"/>
+          <w:szCs w:val="24"/>
+        </w:rPr>
+      </w:pPr>
+      <w:r>
+        <w:rPr>
+          <w:sz w:val="28"/>
+          <w:szCs w:val="24"/>
+        </w:rPr>
+        <w:t xml:space="preserve">Необходимое условие выполняется: все </w:t>
+      </w:r>
+      <w:proofErr w:type="gramStart"/>
+      <w:r>
+        <w:rPr>
+          <w:sz w:val="28"/>
+          <w:szCs w:val="24"/>
+        </w:rPr>
+        <w:t>коэффициенты &gt;</w:t>
+      </w:r>
+      <w:proofErr w:type="gramEnd"/>
+      <w:r>
+        <w:rPr>
+          <w:sz w:val="28"/>
+          <w:szCs w:val="24"/>
+        </w:rPr>
+        <w:t xml:space="preserve"> 0</w:t>
+      </w:r>
+    </w:p>
+    <w:p>
+      <w:pPr>
+        <w:pStyle w:val="a3"/>
+        <w:rPr>
+          <w:sz w:val="28"/>
+          <w:szCs w:val="24"/>
+        </w:rPr>
+      </w:pPr>
+      <w:r>
+        <w:rPr>
+          <w:sz w:val="28"/>
+          <w:szCs w:val="24"/>
+        </w:rPr>
+        <w:t>Все миноры Гурвица положительны.</w:t>
+      </w:r>
+    </w:p>
+    <w:p>
+      <w:pPr>
+        <w:pStyle w:val="a3"/>
+        <w:rPr>
+          <w:sz w:val="28"/>
+          <w:szCs w:val="24"/>
+        </w:rPr>
+      </w:pPr>
+      <w:r>
+        <w:rPr>
+          <w:sz w:val="28"/>
+          <w:szCs w:val="24"/>
+        </w:rPr>
+        <w:t>ВЫВОД: Замкнутая система УСТОЙЧИВА по критерию Гурвица.</w:t>
+      </w:r>
+    </w:p>
+    <w:p>
+      <w:pPr>
+        <w:pStyle w:val="a3"/>
+        <w:rPr>
+          <w:sz w:val="28"/>
+          <w:szCs w:val="24"/>
+        </w:rPr>
+      </w:pPr>
+    </w:p>
+    <w:p>
+      <w:pPr>
+        <w:pStyle w:val="a3"/>
+        <w:rPr>
+          <w:sz w:val="28"/>
+          <w:szCs w:val="24"/>
+        </w:rPr>
+      </w:pPr>
+      <w:r>
+        <w:rPr>
+          <w:sz w:val="28"/>
+          <w:szCs w:val="24"/>
+        </w:rPr>
+        <w:t>Критерий Найквиста:</w:t>
+      </w:r>
+    </w:p>
+    <w:p>
+      <w:pPr>
+        <w:spacing w:after="0" w:line="240" w:lineRule="auto"/>
+        <w:ind w:left="708"/>
+        <w:rPr>
+          <w:rFonts w:ascii="Consolas" w:eastAsia="Times New Roman" w:hAnsi="Consolas" w:cs="Times New Roman"/>
+          <w:lang w:eastAsia="ru-RU"/>
+        </w:rPr>
+      </w:pPr>
+      <w:r>
+        <w:rPr>
+          <w:rFonts w:ascii="Consolas" w:eastAsia="Times New Roman" w:hAnsi="Consolas" w:cs="Times New Roman"/>
+          <w:color w:val="008013"/>
+          <w:lang w:eastAsia="ru-RU"/>
+        </w:rPr>
+        <w:t>% Передаточная функция разомкнутой системы</w:t>
+      </w:r>
+    </w:p>
+    <w:p>
+      <w:pPr>
+        <w:spacing w:after="0" w:line="240" w:lineRule="auto"/>
+        <w:ind w:left="708"/>
+        <w:rPr>
+          <w:rFonts w:ascii="Consolas" w:eastAsia="Times New Roman" w:hAnsi="Consolas" w:cs="Times New Roman"/>
+          <w:lang w:eastAsia="ru-RU"/>
+        </w:rPr>
+      </w:pPr>
+      <w:r>
+        <w:rPr>
+          <w:rFonts w:ascii="Consolas" w:eastAsia="Times New Roman" w:hAnsi="Consolas" w:cs="Times New Roman"/>
+          <w:lang w:eastAsia="ru-RU"/>
+        </w:rPr>
+        <w:t xml:space="preserve">w = </w:t>
+      </w:r>
+      <w:proofErr w:type="spellStart"/>
+      <w:proofErr w:type="gramStart"/>
+      <w:r>
+        <w:rPr>
+          <w:rFonts w:ascii="Consolas" w:eastAsia="Times New Roman" w:hAnsi="Consolas" w:cs="Times New Roman"/>
+          <w:lang w:eastAsia="ru-RU"/>
+        </w:rPr>
+        <w:t>tf</w:t>
+      </w:r>
+      <w:proofErr w:type="spellEnd"/>
+      <w:r>
+        <w:rPr>
+          <w:rFonts w:ascii="Consolas" w:eastAsia="Times New Roman" w:hAnsi="Consolas" w:cs="Times New Roman"/>
+          <w:lang w:eastAsia="ru-RU"/>
+        </w:rPr>
+        <w:t>(</w:t>
+      </w:r>
+      <w:proofErr w:type="gramEnd"/>
+      <w:r>
+        <w:rPr>
+          <w:rFonts w:ascii="Consolas" w:eastAsia="Times New Roman" w:hAnsi="Consolas" w:cs="Times New Roman"/>
+          <w:lang w:eastAsia="ru-RU"/>
+        </w:rPr>
+        <w:t>[1], [0.05, 0.1, 1, 1, 1]);</w:t>
+      </w:r>
+    </w:p>
+    <w:p>
+      <w:pPr>
+        <w:spacing w:after="0" w:line="240" w:lineRule="auto"/>
+        <w:ind w:left="708"/>
+        <w:rPr>
+          <w:rFonts w:ascii="Consolas" w:eastAsia="Times New Roman" w:hAnsi="Consolas" w:cs="Times New Roman"/>
+          <w:lang w:eastAsia="ru-RU"/>
+        </w:rPr>
+      </w:pPr>
+    </w:p>
+    <w:p>
+      <w:pPr>
+        <w:spacing w:after="0" w:line="240" w:lineRule="auto"/>
+        <w:ind w:left="708"/>
+        <w:rPr>
+          <w:rFonts w:ascii="Consolas" w:eastAsia="Times New Roman" w:hAnsi="Consolas" w:cs="Times New Roman"/>
+          <w:lang w:eastAsia="ru-RU"/>
+        </w:rPr>
+      </w:pPr>
+      <w:r>
+        <w:rPr>
+          <w:rFonts w:ascii="Consolas" w:eastAsia="Times New Roman" w:hAnsi="Consolas" w:cs="Times New Roman"/>
+          <w:lang w:eastAsia="ru-RU"/>
+        </w:rPr>
+        <w:t xml:space="preserve">T = </w:t>
+      </w:r>
+      <w:proofErr w:type="spellStart"/>
+      <w:proofErr w:type="gramStart"/>
+      <w:r>
+        <w:rPr>
+          <w:rFonts w:ascii="Consolas" w:eastAsia="Times New Roman" w:hAnsi="Consolas" w:cs="Times New Roman"/>
+          <w:lang w:eastAsia="ru-RU"/>
+        </w:rPr>
+        <w:t>feedback</w:t>
+      </w:r>
+      <w:proofErr w:type="spellEnd"/>
+      <w:r>
+        <w:rPr>
+          <w:rFonts w:ascii="Consolas" w:eastAsia="Times New Roman" w:hAnsi="Consolas" w:cs="Times New Roman"/>
+          <w:lang w:eastAsia="ru-RU"/>
+        </w:rPr>
+        <w:t>(</w:t>
+      </w:r>
+      <w:proofErr w:type="gramEnd"/>
+      <w:r>
+        <w:rPr>
+          <w:rFonts w:ascii="Consolas" w:eastAsia="Times New Roman" w:hAnsi="Consolas" w:cs="Times New Roman"/>
+          <w:lang w:eastAsia="ru-RU"/>
+        </w:rPr>
+        <w:t xml:space="preserve">w, 1);   </w:t>
+      </w:r>
+      <w:r>
+        <w:rPr>
+          <w:rFonts w:ascii="Consolas" w:eastAsia="Times New Roman" w:hAnsi="Consolas" w:cs="Times New Roman"/>
+          <w:color w:val="008013"/>
+          <w:lang w:eastAsia="ru-RU"/>
+        </w:rPr>
+        <w:t>% замкнутая система (единичная ОС)</w:t>
+      </w:r>
+    </w:p>
+    <w:p>
+      <w:pPr>
+        <w:spacing w:after="0" w:line="240" w:lineRule="auto"/>
+        <w:ind w:left="708"/>
+        <w:rPr>
+          <w:rFonts w:ascii="Consolas" w:eastAsia="Times New Roman" w:hAnsi="Consolas" w:cs="Times New Roman"/>
+          <w:lang w:eastAsia="ru-RU"/>
+        </w:rPr>
+      </w:pPr>
+    </w:p>
+    <w:p>
+      <w:pPr>
+        <w:spacing w:after="0" w:line="240" w:lineRule="auto"/>
+        <w:ind w:left="708"/>
+        <w:rPr>
+          <w:rFonts w:ascii="Consolas" w:eastAsia="Times New Roman" w:hAnsi="Consolas" w:cs="Times New Roman"/>
+          <w:lang w:eastAsia="ru-RU"/>
+        </w:rPr>
+      </w:pPr>
+      <w:proofErr w:type="spellStart"/>
+      <w:r>
+        <w:rPr>
+          <w:rFonts w:ascii="Consolas" w:eastAsia="Times New Roman" w:hAnsi="Consolas" w:cs="Times New Roman"/>
+          <w:color w:val="0E00FF"/>
+          <w:lang w:eastAsia="ru-RU"/>
+        </w:rPr>
+        <w:t>if</w:t>
+      </w:r>
+      <w:proofErr w:type="spellEnd"/>
+      <w:r>
+        <w:rPr>
+          <w:rFonts w:ascii="Consolas" w:eastAsia="Times New Roman" w:hAnsi="Consolas" w:cs="Times New Roman"/>
+          <w:color w:val="0E00FF"/>
+          <w:lang w:eastAsia="ru-RU"/>
+        </w:rPr>
+        <w:t xml:space="preserve"> </w:t>
+      </w:r>
+      <w:proofErr w:type="spellStart"/>
+      <w:r>
+        <w:rPr>
+          <w:rFonts w:ascii="Consolas" w:eastAsia="Times New Roman" w:hAnsi="Consolas" w:cs="Times New Roman"/>
+          <w:lang w:eastAsia="ru-RU"/>
+        </w:rPr>
+        <w:t>isstable</w:t>
+      </w:r>
+      <w:proofErr w:type="spellEnd"/>
+      <w:r>
+        <w:rPr>
+          <w:rFonts w:ascii="Consolas" w:eastAsia="Times New Roman" w:hAnsi="Consolas" w:cs="Times New Roman"/>
+          <w:lang w:eastAsia="ru-RU"/>
+        </w:rPr>
+        <w:t>(T)</w:t>
+      </w:r>
+    </w:p>
+    <w:p>
+      <w:pPr>
+        <w:spacing w:after="0" w:line="240" w:lineRule="auto"/>
+        <w:ind w:left="708"/>
+        <w:rPr>
+          <w:rFonts w:ascii="Consolas" w:eastAsia="Times New Roman" w:hAnsi="Consolas" w:cs="Times New Roman"/>
+          <w:lang w:eastAsia="ru-RU"/>
+        </w:rPr>
+      </w:pPr>
+      <w:r>
+        <w:rPr>
+          <w:rFonts w:ascii="Consolas" w:eastAsia="Times New Roman" w:hAnsi="Consolas" w:cs="Times New Roman"/>
+          <w:lang w:eastAsia="ru-RU"/>
+        </w:rPr>
+        <w:t xml:space="preserve">    </w:t>
+      </w:r>
+      <w:proofErr w:type="spellStart"/>
+      <w:proofErr w:type="gramStart"/>
+      <w:r>
+        <w:rPr>
+          <w:rFonts w:ascii="Consolas" w:eastAsia="Times New Roman" w:hAnsi="Consolas" w:cs="Times New Roman"/>
+          <w:lang w:eastAsia="ru-RU"/>
+        </w:rPr>
+        <w:t>fprintf</w:t>
+      </w:r>
+      <w:proofErr w:type="spellEnd"/>
+      <w:r>
+        <w:rPr>
+          <w:rFonts w:ascii="Consolas" w:eastAsia="Times New Roman" w:hAnsi="Consolas" w:cs="Times New Roman"/>
+          <w:lang w:eastAsia="ru-RU"/>
+        </w:rPr>
+        <w:t>(</w:t>
+      </w:r>
+      <w:proofErr w:type="gramEnd"/>
+      <w:r>
+        <w:rPr>
+          <w:rFonts w:ascii="Consolas" w:eastAsia="Times New Roman" w:hAnsi="Consolas" w:cs="Times New Roman"/>
+          <w:color w:val="A709F5"/>
+          <w:lang w:eastAsia="ru-RU"/>
+        </w:rPr>
+        <w:t>'Замкнутая система УСТОЙЧИВА\n'</w:t>
+      </w:r>
+      <w:r>
+        <w:rPr>
+          <w:rFonts w:ascii="Consolas" w:eastAsia="Times New Roman" w:hAnsi="Consolas" w:cs="Times New Roman"/>
+          <w:lang w:eastAsia="ru-RU"/>
+        </w:rPr>
+        <w:t>);</w:t>
+      </w:r>
+    </w:p>
+    <w:p>
+      <w:pPr>
+        <w:spacing w:after="0" w:line="240" w:lineRule="auto"/>
+        <w:ind w:left="708"/>
+        <w:rPr>
+          <w:rFonts w:ascii="Consolas" w:eastAsia="Times New Roman" w:hAnsi="Consolas" w:cs="Times New Roman"/>
+          <w:lang w:eastAsia="ru-RU"/>
+        </w:rPr>
+      </w:pPr>
+      <w:proofErr w:type="spellStart"/>
+      <w:r>
+        <w:rPr>
+          <w:rFonts w:ascii="Consolas" w:eastAsia="Times New Roman" w:hAnsi="Consolas" w:cs="Times New Roman"/>
+          <w:color w:val="0E00FF"/>
+          <w:lang w:eastAsia="ru-RU"/>
+        </w:rPr>
+        <w:t>else</w:t>
+      </w:r>
+      <w:proofErr w:type="spellEnd"/>
+    </w:p>
+    <w:p>
+      <w:pPr>
+        <w:spacing w:after="0" w:line="240" w:lineRule="auto"/>
+        <w:ind w:left="708"/>
+        <w:rPr>
+          <w:rFonts w:ascii="Consolas" w:eastAsia="Times New Roman" w:hAnsi="Consolas" w:cs="Times New Roman"/>
+          <w:lang w:eastAsia="ru-RU"/>
+        </w:rPr>
+      </w:pPr>
+      <w:r>
+        <w:rPr>
+          <w:rFonts w:ascii="Consolas" w:eastAsia="Times New Roman" w:hAnsi="Consolas" w:cs="Times New Roman"/>
+          <w:lang w:eastAsia="ru-RU"/>
+        </w:rPr>
+        <w:t xml:space="preserve">    </w:t>
+      </w:r>
+      <w:proofErr w:type="spellStart"/>
+      <w:proofErr w:type="gramStart"/>
+      <w:r>
+        <w:rPr>
+          <w:rFonts w:ascii="Consolas" w:eastAsia="Times New Roman" w:hAnsi="Consolas" w:cs="Times New Roman"/>
+          <w:lang w:eastAsia="ru-RU"/>
+        </w:rPr>
+        <w:t>fprintf</w:t>
+      </w:r>
+      <w:proofErr w:type="spellEnd"/>
+      <w:r>
+        <w:rPr>
+          <w:rFonts w:ascii="Consolas" w:eastAsia="Times New Roman" w:hAnsi="Consolas" w:cs="Times New Roman"/>
+          <w:lang w:eastAsia="ru-RU"/>
+        </w:rPr>
+        <w:t>(</w:t>
+      </w:r>
+      <w:proofErr w:type="gramEnd"/>
+      <w:r>
+        <w:rPr>
+          <w:rFonts w:ascii="Consolas" w:eastAsia="Times New Roman" w:hAnsi="Consolas" w:cs="Times New Roman"/>
+          <w:color w:val="A709F5"/>
+          <w:lang w:eastAsia="ru-RU"/>
+        </w:rPr>
+        <w:t>'Замкнутая система НЕУСТОЙЧИВА\n'</w:t>
+      </w:r>
+      <w:r>
+        <w:rPr>
+          <w:rFonts w:ascii="Consolas" w:eastAsia="Times New Roman" w:hAnsi="Consolas" w:cs="Times New Roman"/>
+          <w:lang w:eastAsia="ru-RU"/>
+        </w:rPr>
+        <w:t>);</w:t>
+      </w:r>
+    </w:p>
+    <w:p>
+      <w:pPr>
+        <w:spacing w:after="0" w:line="240" w:lineRule="auto"/>
+        <w:ind w:left="708"/>
+        <w:rPr>
+          <w:rFonts w:ascii="Consolas" w:eastAsia="Times New Roman" w:hAnsi="Consolas" w:cs="Times New Roman"/>
+          <w:color w:val="0E00FF"/>
+          <w:lang w:eastAsia="ru-RU"/>
+        </w:rPr>
+      </w:pPr>
+      <w:proofErr w:type="spellStart"/>
+      <w:r>
+        <w:rPr>
+          <w:rFonts w:ascii="Consolas" w:eastAsia="Times New Roman" w:hAnsi="Consolas" w:cs="Times New Roman"/>
+          <w:color w:val="0E00FF"/>
+          <w:lang w:eastAsia="ru-RU"/>
+        </w:rPr>
+        <w:t>end</w:t>
+      </w:r>
+      <w:proofErr w:type="spellEnd"/>
+    </w:p>
+    <w:p>
+      <w:pPr>
+        <w:spacing w:after="0" w:line="240" w:lineRule="auto"/>
+        <w:ind w:left="708"/>
+        <w:rPr>
+          <w:rFonts w:ascii="Consolas" w:eastAsia="Times New Roman" w:hAnsi="Consolas" w:cs="Times New Roman"/>
+          <w:lang w:eastAsia="ru-RU"/>
+        </w:rPr>
+      </w:pPr>
+    </w:p>
+    <w:p>
+      <w:pPr>
+        <w:spacing w:after="0" w:line="240" w:lineRule="auto"/>
+        <w:ind w:left="708"/>
+        <w:rPr>
+          <w:rFonts w:ascii="Consolas" w:eastAsia="Times New Roman" w:hAnsi="Consolas" w:cs="Times New Roman"/>
+          <w:lang w:eastAsia="ru-RU"/>
+        </w:rPr>
+      </w:pPr>
+      <w:proofErr w:type="spellStart"/>
+      <w:r>
+        <w:rPr>
+          <w:rFonts w:ascii="Consolas" w:eastAsia="Times New Roman" w:hAnsi="Consolas" w:cs="Times New Roman"/>
+          <w:lang w:eastAsia="ru-RU"/>
+        </w:rPr>
+        <w:t>figure</w:t>
+      </w:r>
+      <w:proofErr w:type="spellEnd"/>
+      <w:r>
+        <w:rPr>
+          <w:rFonts w:ascii="Consolas" w:eastAsia="Times New Roman" w:hAnsi="Consolas" w:cs="Times New Roman"/>
+          <w:lang w:eastAsia="ru-RU"/>
+        </w:rPr>
+        <w:t>;</w:t>
+      </w:r>
+    </w:p>
+    <w:p>
+      <w:pPr>
+        <w:spacing w:after="0" w:line="240" w:lineRule="auto"/>
+        <w:ind w:left="708"/>
+        <w:rPr>
+          <w:rFonts w:ascii="Consolas" w:eastAsia="Times New Roman" w:hAnsi="Consolas" w:cs="Times New Roman"/>
+          <w:lang w:eastAsia="ru-RU"/>
+        </w:rPr>
+      </w:pPr>
+      <w:proofErr w:type="spellStart"/>
+      <w:r>
+        <w:rPr>
+          <w:rFonts w:ascii="Consolas" w:eastAsia="Times New Roman" w:hAnsi="Consolas" w:cs="Times New Roman"/>
+          <w:lang w:eastAsia="ru-RU"/>
+        </w:rPr>
+        <w:t>step</w:t>
+      </w:r>
+      <w:proofErr w:type="spellEnd"/>
+      <w:r>
+        <w:rPr>
+          <w:rFonts w:ascii="Consolas" w:eastAsia="Times New Roman" w:hAnsi="Consolas" w:cs="Times New Roman"/>
+          <w:lang w:eastAsia="ru-RU"/>
+        </w:rPr>
+        <w:t>(w);</w:t>
+      </w:r>
+    </w:p>
+    <w:p>
+      <w:pPr>
+        <w:spacing w:after="0" w:line="240" w:lineRule="auto"/>
+        <w:ind w:left="708"/>
+        <w:rPr>
+          <w:rFonts w:ascii="Consolas" w:eastAsia="Times New Roman" w:hAnsi="Consolas" w:cs="Times New Roman"/>
+          <w:lang w:eastAsia="ru-RU"/>
+        </w:rPr>
+      </w:pPr>
+      <w:proofErr w:type="spellStart"/>
+      <w:proofErr w:type="gramStart"/>
+      <w:r>
+        <w:rPr>
+          <w:rFonts w:ascii="Consolas" w:eastAsia="Times New Roman" w:hAnsi="Consolas" w:cs="Times New Roman"/>
+          <w:lang w:eastAsia="ru-RU"/>
+        </w:rPr>
+        <w:t>title</w:t>
+      </w:r>
+      <w:proofErr w:type="spellEnd"/>
+      <w:r>
+        <w:rPr>
+          <w:rFonts w:ascii="Consolas" w:eastAsia="Times New Roman" w:hAnsi="Consolas" w:cs="Times New Roman"/>
+          <w:lang w:eastAsia="ru-RU"/>
+        </w:rPr>
+        <w:t>(</w:t>
+      </w:r>
+      <w:proofErr w:type="gramEnd"/>
+      <w:r>
+        <w:rPr>
+          <w:rFonts w:ascii="Consolas" w:eastAsia="Times New Roman" w:hAnsi="Consolas" w:cs="Times New Roman"/>
+          <w:color w:val="A709F5"/>
+          <w:lang w:eastAsia="ru-RU"/>
+        </w:rPr>
+        <w:t>'Переходная функция разомкнутой системы'</w:t>
+      </w:r>
+      <w:r>
+        <w:rPr>
+          <w:rFonts w:ascii="Consolas" w:eastAsia="Times New Roman" w:hAnsi="Consolas" w:cs="Times New Roman"/>
+          <w:lang w:eastAsia="ru-RU"/>
+        </w:rPr>
+        <w:t>);</w:t>
+      </w:r>
+    </w:p>
+    <w:p>
+      <w:pPr>
+        <w:spacing w:after="0" w:line="240" w:lineRule="auto"/>
+        <w:ind w:left="708"/>
+        <w:rPr>
+          <w:rFonts w:ascii="Consolas" w:eastAsia="Times New Roman" w:hAnsi="Consolas" w:cs="Times New Roman"/>
+          <w:lang w:eastAsia="ru-RU"/>
+        </w:rPr>
+      </w:pPr>
+      <w:proofErr w:type="spellStart"/>
+      <w:r>
+        <w:rPr>
+          <w:rFonts w:ascii="Consolas" w:eastAsia="Times New Roman" w:hAnsi="Consolas" w:cs="Times New Roman"/>
+          <w:lang w:eastAsia="ru-RU"/>
+        </w:rPr>
+        <w:t>grid</w:t>
+      </w:r>
+      <w:proofErr w:type="spellEnd"/>
+      <w:r>
+        <w:rPr>
+          <w:rFonts w:ascii="Consolas" w:eastAsia="Times New Roman" w:hAnsi="Consolas" w:cs="Times New Roman"/>
+          <w:lang w:eastAsia="ru-RU"/>
+        </w:rPr>
+        <w:t xml:space="preserve"> </w:t>
+      </w:r>
+      <w:proofErr w:type="spellStart"/>
+      <w:r>
+        <w:rPr>
+          <w:rFonts w:ascii="Consolas" w:eastAsia="Times New Roman" w:hAnsi="Consolas" w:cs="Times New Roman"/>
+          <w:color w:val="A709F5"/>
+          <w:lang w:eastAsia="ru-RU"/>
+        </w:rPr>
+        <w:t>on</w:t>
+      </w:r>
+      <w:proofErr w:type="spellEnd"/>
+      <w:r>
+        <w:rPr>
+          <w:rFonts w:ascii="Consolas" w:eastAsia="Times New Roman" w:hAnsi="Consolas" w:cs="Times New Roman"/>
+          <w:lang w:eastAsia="ru-RU"/>
+        </w:rPr>
+        <w:t>;</w:t>
+      </w:r>
+    </w:p>
+    <w:p>
+      <w:pPr>
+        <w:spacing w:after="0" w:line="240" w:lineRule="auto"/>
+        <w:jc w:val="center"/>
+        <w:rPr>
+          <w:rFonts w:ascii="Consolas" w:eastAsia="Times New Roman" w:hAnsi="Consolas" w:cs="Times New Roman"/>
+          <w:lang w:eastAsia="ru-RU"/>
+        </w:rPr>
+      </w:pPr>
+      <w:r>
+        <w:rPr>
+          <w:rFonts w:ascii="Consolas" w:eastAsia="Times New Roman" w:hAnsi="Consolas" w:cs="Times New Roman"/>
+          <w:noProof/>
+          <w:lang w:eastAsia="ru-RU"/>
+        </w:rPr>
+        <w:drawing>
+          <wp:inline distT="0" distB="0" distL="0" distR="0" wp14:anchorId="2830762D" wp14:editId="091BCCA3">
+            <wp:extent cx="3854450" cy="3189450"/>
+            <wp:effectExtent l="0" t="0" r="0" b="0"/>
+            <wp:docPr id="1" name="Рисунок 1"/>
+            <wp:cNvGraphicFramePr>
+              <a:graphicFrameLocks xmlns:a="http://schemas.openxmlformats.org/drawingml/2006/main" noChangeAspect="1"/>
+            </wp:cNvGraphicFramePr>
+            <a:graphic xmlns:a="http://schemas.openxmlformats.org/drawingml/2006/main">
+              <a:graphicData uri="http://schemas.openxmlformats.org/drawingml/2006/picture">
+                <pic:pic xmlns:pic="http://schemas.openxmlformats.org/drawingml/2006/picture">
+                  <pic:nvPicPr>
+                    <pic:cNvPr id="1" name=""/>
+                    <pic:cNvPicPr/>
+                  </pic:nvPicPr>
+                  <pic:blipFill>
+                    <a:blip r:embed="rId9"/>
+                    <a:stretch>
+                      <a:fillRect/>
+                    </a:stretch>
+                  </pic:blipFill>
+                  <pic:spPr>
+                    <a:xfrm>
+                      <a:off x="0" y="0"/>
                       <a:ext cx="3866267" cy="3199228"/>
                     </a:xfrm>
                     <a:prstGeom prst="rect">
@@ -5929,39 +8738,67 @@
     <w:p>
       <w:pPr>
         <w:pStyle w:val="a3"/>
-      </w:pPr>
-      <w:r>
+        <w:rPr>
+          <w:sz w:val="28"/>
+          <w:szCs w:val="24"/>
+        </w:rPr>
+      </w:pPr>
+      <w:r>
+        <w:rPr>
+          <w:sz w:val="28"/>
+          <w:szCs w:val="24"/>
+        </w:rPr>
         <w:lastRenderedPageBreak/>
         <w:t xml:space="preserve">Функция </w:t>
       </w:r>
+      <w:proofErr w:type="spellStart"/>
+      <w:proofErr w:type="gramStart"/>
       <w:r>
         <w:rPr>
           <w:rFonts w:ascii="Consolas" w:eastAsia="Times New Roman" w:hAnsi="Consolas" w:cs="Times New Roman"/>
-          <w:sz w:val="20"/>
-          <w:szCs w:val="20"/>
+          <w:sz w:val="22"/>
           <w:lang w:eastAsia="ru-RU"/>
         </w:rPr>
         <w:t>isstable</w:t>
       </w:r>
-      <w:r>
-        <w:t>() в</w:t>
-      </w:r>
-      <w:r>
-        <w:t>ернула «</w:t>
-      </w:r>
-      <w:r>
-        <w:t>Замкнутая система УСТОЙЧИВА</w:t>
-      </w:r>
-      <w:r>
-        <w:t>», что совпадает с результатами расчетов.</w:t>
-      </w:r>
-      <w:r>
+      <w:proofErr w:type="spellEnd"/>
+      <w:r>
+        <w:rPr>
+          <w:sz w:val="28"/>
+          <w:szCs w:val="24"/>
+        </w:rPr>
+        <w:t>(</w:t>
+      </w:r>
+      <w:proofErr w:type="gramEnd"/>
+      <w:r>
+        <w:rPr>
+          <w:sz w:val="28"/>
+          <w:szCs w:val="24"/>
+        </w:rPr>
+        <w:t>) в</w:t>
+      </w:r>
+      <w:r>
+        <w:rPr>
+          <w:sz w:val="28"/>
+          <w:szCs w:val="24"/>
+        </w:rPr>
+        <w:t>ернула «Замкнутая система УСТОЙЧИВА», что совпадает с результатами расчетов.</w:t>
+      </w:r>
+      <w:r>
+        <w:rPr>
+          <w:sz w:val="28"/>
+          <w:szCs w:val="24"/>
+        </w:rPr>
         <w:t xml:space="preserve"> Об этом также свидетельствует внешний вид переходной функции, которая имеет затухающий колебательный характер.</w:t>
       </w:r>
     </w:p>
     <w:p>
       <w:pPr>
         <w:pStyle w:val="a3"/>
+        <w:rPr>
+          <w:sz w:val="28"/>
+          <w:szCs w:val="24"/>
+        </w:rPr>
       </w:pPr>
     </w:p>
     <w:p>
@@ -5974,12 +8811,16 @@
         <w:rPr>
           <w:b/>
           <w:bCs/>
+          <w:sz w:val="28"/>
+          <w:szCs w:val="24"/>
         </w:rPr>
       </w:pPr>
       <w:r>
         <w:rPr>
           <w:b/>
           <w:bCs/>
+          <w:sz w:val="28"/>
+          <w:szCs w:val="24"/>
         </w:rPr>
         <w:t>Выводы по лабораторной работе</w:t>
       </w:r>
@@ -5987,79 +8828,180 @@
     <w:p>
       <w:pPr>
         <w:pStyle w:val="a3"/>
-      </w:pPr>
-      <w:r>
+        <w:rPr>
+          <w:sz w:val="28"/>
+          <w:szCs w:val="24"/>
+        </w:rPr>
+      </w:pPr>
+      <w:r>
+        <w:rPr>
+          <w:sz w:val="28"/>
+          <w:szCs w:val="24"/>
+        </w:rPr>
         <w:t>В ходе выполнения работы проведено исследование устойчивости замкнутой САУ с единичной обратной связью. По результатам расчетов и моделирования установлено следующее:</w:t>
       </w:r>
     </w:p>
     <w:p>
       <w:pPr>
         <w:pStyle w:val="a3"/>
-      </w:pPr>
-      <w:r>
+        <w:rPr>
+          <w:sz w:val="28"/>
+          <w:szCs w:val="24"/>
+        </w:rPr>
+      </w:pPr>
+      <w:r>
+        <w:rPr>
+          <w:sz w:val="28"/>
+          <w:szCs w:val="24"/>
+        </w:rPr>
         <w:t>Критерий Гурвица. Для характеристического полинома замкнутой системы</w:t>
       </w:r>
     </w:p>
     <w:p>
       <w:pPr>
         <w:pStyle w:val="a3"/>
-      </w:pPr>
-      <w:r>
-        <w:rPr>
+        <w:rPr>
+          <w:sz w:val="28"/>
+          <w:szCs w:val="24"/>
+        </w:rPr>
+      </w:pPr>
+      <w:r>
+        <w:rPr>
+          <w:sz w:val="28"/>
+          <w:szCs w:val="24"/>
           <w:lang w:val="en-US"/>
         </w:rPr>
         <w:t>D</w:t>
       </w:r>
       <w:r>
-        <w:t xml:space="preserve">(s) = 0,05s^4 + 0,1s^3 + s^2 + s + </w:t>
-      </w:r>
-      <w:r>
-        <w:t>1</w:t>
+        <w:rPr>
+          <w:sz w:val="28"/>
+          <w:szCs w:val="24"/>
+        </w:rPr>
+        <w:t>(s) = 0,05s^4 + 0,1s^3 + s^2 + s + 1</w:t>
       </w:r>
     </w:p>
     <w:p>
       <w:pPr>
         <w:pStyle w:val="a3"/>
-      </w:pPr>
-      <w:r>
-        <w:t>составлена матрица Гурвица 4×4. Вычислены диагональные миноры</w:t>
-      </w:r>
-      <w:r>
-        <w:t xml:space="preserve">. </w:t>
-      </w:r>
-      <w:r>
-        <w:t>Все миноры положительны, следовательно, по алгебраическому критерию Гурвица замкнутая система устойчива.</w:t>
+        <w:rPr>
+          <w:sz w:val="28"/>
+          <w:szCs w:val="24"/>
+        </w:rPr>
+      </w:pPr>
+      <w:r>
+        <w:rPr>
+          <w:sz w:val="28"/>
+          <w:szCs w:val="24"/>
+        </w:rPr>
+        <w:t>составлена матрица Гурвица 4×4. Вычислены диагональные миноры. Все миноры положительны, следовательно, по алгебраическому критерию Гурвица замкнутая система устойчива.</w:t>
       </w:r>
     </w:p>
     <w:p>
       <w:pPr>
         <w:pStyle w:val="a3"/>
-      </w:pPr>
-      <w:r>
+        <w:rPr>
+          <w:sz w:val="28"/>
+          <w:szCs w:val="24"/>
+        </w:rPr>
+      </w:pPr>
+      <w:r>
+        <w:rPr>
+          <w:sz w:val="28"/>
+          <w:szCs w:val="24"/>
+        </w:rPr>
         <w:t>Критерий Найквиста. Разомкнутая система находится на границе устойчивости. Построенный годограф Найквиста не охватывает критическую точку (-1; j0). Согласно первой формулировке частотного критерия, замкнутая система устойчива.</w:t>
       </w:r>
     </w:p>
     <w:p>
       <w:pPr>
         <w:pStyle w:val="a3"/>
-      </w:pPr>
-      <w:r>
-        <w:t>Проверка в MatLab. Результаты ручного расчета полностью подтверждены компьютерным моделированием. Функция isstable определила систему как устойчивую. Переходная характеристика замкнутой системы имеет затухающий колебательный характер и сходится к установившемуся значению.</w:t>
+        <w:rPr>
+          <w:sz w:val="28"/>
+          <w:szCs w:val="24"/>
+        </w:rPr>
+      </w:pPr>
+      <w:r>
+        <w:rPr>
+          <w:sz w:val="28"/>
+          <w:szCs w:val="24"/>
+        </w:rPr>
+        <w:t xml:space="preserve">Проверка в </w:t>
+      </w:r>
+      <w:proofErr w:type="spellStart"/>
+      <w:r>
+        <w:rPr>
+          <w:sz w:val="28"/>
+          <w:szCs w:val="24"/>
+        </w:rPr>
+        <w:t>MatLab</w:t>
+      </w:r>
+      <w:proofErr w:type="spellEnd"/>
+      <w:r>
+        <w:rPr>
+          <w:sz w:val="28"/>
+          <w:szCs w:val="24"/>
+        </w:rPr>
+        <w:t xml:space="preserve">. Результаты ручного расчета полностью подтверждены компьютерным моделированием. Функция </w:t>
+      </w:r>
+      <w:proofErr w:type="spellStart"/>
+      <w:r>
+        <w:rPr>
+          <w:sz w:val="28"/>
+          <w:szCs w:val="24"/>
+        </w:rPr>
+        <w:t>isstable</w:t>
+      </w:r>
+      <w:proofErr w:type="spellEnd"/>
+      <w:r>
+        <w:rPr>
+          <w:sz w:val="28"/>
+          <w:szCs w:val="24"/>
+        </w:rPr>
+        <w:t xml:space="preserve"> определила систему как устойчивую. Переходная характеристика замкнутой системы имеет затухающий колебательный характер и сходится к установившемуся значению.</w:t>
       </w:r>
     </w:p>
     <w:p>
       <w:pPr>
         <w:pStyle w:val="a3"/>
-      </w:pPr>
-      <w:r>
-        <w:t>Заключение. Замкнутая система автоматического управления удовлетворяет условиям устойчивости как по алгебраическому критерию Гурвица, так и по частотному критерию Найквиста. Результаты теоретического анализа и численного эксперимента в MatLab полностью совпадают</w:t>
-      </w:r>
-      <w:r>
+        <w:rPr>
+          <w:sz w:val="28"/>
+          <w:szCs w:val="24"/>
+        </w:rPr>
+      </w:pPr>
+      <w:r>
+        <w:rPr>
+          <w:sz w:val="28"/>
+          <w:szCs w:val="24"/>
+        </w:rPr>
+        <w:t xml:space="preserve">Заключение. Замкнутая система автоматического управления удовлетворяет условиям устойчивости как по алгебраическому критерию Гурвица, так и по частотному критерию Найквиста. Результаты теоретического анализа и численного эксперимента в </w:t>
+      </w:r>
+      <w:proofErr w:type="spellStart"/>
+      <w:r>
+        <w:rPr>
+          <w:sz w:val="28"/>
+          <w:szCs w:val="24"/>
+        </w:rPr>
+        <w:t>MatLab</w:t>
+      </w:r>
+      <w:proofErr w:type="spellEnd"/>
+      <w:r>
+        <w:rPr>
+          <w:sz w:val="28"/>
+          <w:szCs w:val="24"/>
+        </w:rPr>
+        <w:t xml:space="preserve"> полностью совпадают</w:t>
+      </w:r>
+      <w:r>
+        <w:rPr>
+          <w:sz w:val="28"/>
+          <w:szCs w:val="24"/>
+        </w:rPr>
         <w:t>.</w:t>
       </w:r>
     </w:p>
     <w:sectPr>
-      <w:footerReference w:type="default" r:id="rId9"/>
+      <w:footerReference w:type="default" r:id="rId10"/>
       <w:pgSz w:w="11906" w:h="16838"/>
       <w:pgMar w:top="1134" w:right="1134" w:bottom="1134" w:left="1701" w:header="709" w:footer="709" w:gutter="0"/>
       <w:cols w:space="708"/>
